--- a/laporan/P01 laporan 25430120 · MD.docx
+++ b/laporan/P01 laporan 25430120 · MD.docx
@@ -1659,7 +1659,7 @@
                     <pic:cNvPicPr/>
                   </pic:nvPicPr>
                   <pic:blipFill>
-                    <a:blip r:embed="rId5" cstate="print">
+                    <a:blip r:embed="rId7" cstate="print">
                       <a:extLst>
                         <a:ext uri="{28A0092B-C50C-407E-A947-70E740481C1C}">
                           <a14:useLocalDpi xmlns:a14="http://schemas.microsoft.com/office/drawing/2010/main" val="0"/>
@@ -2053,831 +2053,6 @@
                 <pic:pic xmlns:pic="http://schemas.openxmlformats.org/drawingml/2006/picture">
                   <pic:nvPicPr>
                     <pic:cNvPr id="348053648" name=""/>
-                    <pic:cNvPicPr/>
-                  </pic:nvPicPr>
-                  <pic:blipFill>
-                    <a:blip r:embed="rId6" cstate="print">
-                      <a:extLst>
-                        <a:ext uri="{28A0092B-C50C-407E-A947-70E740481C1C}">
-                          <a14:useLocalDpi xmlns:a14="http://schemas.microsoft.com/office/drawing/2010/main" val="0"/>
-                        </a:ext>
-                      </a:extLst>
-                    </a:blip>
-                    <a:stretch>
-                      <a:fillRect/>
-                    </a:stretch>
-                  </pic:blipFill>
-                  <pic:spPr>
-                    <a:xfrm>
-                      <a:off x="0" y="0"/>
-                      <a:ext cx="4159592" cy="2340000"/>
-                    </a:xfrm>
-                    <a:prstGeom prst="rect">
-                      <a:avLst/>
-                    </a:prstGeom>
-                  </pic:spPr>
-                </pic:pic>
-              </a:graphicData>
-            </a:graphic>
-            <wp14:sizeRelH relativeFrom="margin">
-              <wp14:pctWidth>0</wp14:pctWidth>
-            </wp14:sizeRelH>
-            <wp14:sizeRelV relativeFrom="margin">
-              <wp14:pctHeight>0</wp14:pctHeight>
-            </wp14:sizeRelV>
-          </wp:anchor>
-        </w:drawing>
-      </w:r>
-    </w:p>
-    <w:p>
-      <w:pPr>
-        <w:pStyle w:val="ListParagraph"/>
-        <w:spacing w:line="360" w:lineRule="auto"/>
-        <w:ind w:left="284"/>
-        <w:jc w:val="both"/>
-        <w:rPr>
-          <w:rFonts w:ascii="Times New Roman" w:hAnsi="Times New Roman" w:cs="Times New Roman"/>
-          <w:sz w:val="24"/>
-          <w:szCs w:val="24"/>
-        </w:rPr>
-      </w:pPr>
-    </w:p>
-    <w:p>
-      <w:pPr>
-        <w:pStyle w:val="ListParagraph"/>
-        <w:spacing w:line="360" w:lineRule="auto"/>
-        <w:ind w:left="284"/>
-        <w:jc w:val="both"/>
-        <w:rPr>
-          <w:rFonts w:ascii="Times New Roman" w:hAnsi="Times New Roman" w:cs="Times New Roman"/>
-          <w:sz w:val="24"/>
-          <w:szCs w:val="24"/>
-        </w:rPr>
-      </w:pPr>
-    </w:p>
-    <w:p>
-      <w:pPr>
-        <w:pStyle w:val="ListParagraph"/>
-        <w:spacing w:line="360" w:lineRule="auto"/>
-        <w:ind w:left="284"/>
-        <w:jc w:val="both"/>
-        <w:rPr>
-          <w:rFonts w:ascii="Times New Roman" w:hAnsi="Times New Roman" w:cs="Times New Roman"/>
-          <w:sz w:val="24"/>
-          <w:szCs w:val="24"/>
-        </w:rPr>
-      </w:pPr>
-    </w:p>
-    <w:p>
-      <w:pPr>
-        <w:pStyle w:val="ListParagraph"/>
-        <w:spacing w:line="360" w:lineRule="auto"/>
-        <w:ind w:left="284"/>
-        <w:jc w:val="both"/>
-        <w:rPr>
-          <w:rFonts w:ascii="Times New Roman" w:hAnsi="Times New Roman" w:cs="Times New Roman"/>
-          <w:sz w:val="24"/>
-          <w:szCs w:val="24"/>
-        </w:rPr>
-      </w:pPr>
-    </w:p>
-    <w:p>
-      <w:pPr>
-        <w:pStyle w:val="ListParagraph"/>
-        <w:spacing w:line="360" w:lineRule="auto"/>
-        <w:ind w:left="284"/>
-        <w:jc w:val="both"/>
-        <w:rPr>
-          <w:rFonts w:ascii="Times New Roman" w:hAnsi="Times New Roman" w:cs="Times New Roman"/>
-          <w:sz w:val="24"/>
-          <w:szCs w:val="24"/>
-        </w:rPr>
-      </w:pPr>
-    </w:p>
-    <w:p>
-      <w:pPr>
-        <w:pStyle w:val="ListParagraph"/>
-        <w:spacing w:line="360" w:lineRule="auto"/>
-        <w:ind w:left="284"/>
-        <w:jc w:val="both"/>
-        <w:rPr>
-          <w:rFonts w:ascii="Times New Roman" w:hAnsi="Times New Roman" w:cs="Times New Roman"/>
-          <w:sz w:val="24"/>
-          <w:szCs w:val="24"/>
-        </w:rPr>
-      </w:pPr>
-    </w:p>
-    <w:p>
-      <w:pPr>
-        <w:pStyle w:val="ListParagraph"/>
-        <w:spacing w:line="360" w:lineRule="auto"/>
-        <w:ind w:left="284"/>
-        <w:jc w:val="both"/>
-        <w:rPr>
-          <w:rFonts w:ascii="Times New Roman" w:hAnsi="Times New Roman" w:cs="Times New Roman"/>
-          <w:sz w:val="24"/>
-          <w:szCs w:val="24"/>
-        </w:rPr>
-      </w:pPr>
-    </w:p>
-    <w:p>
-      <w:pPr>
-        <w:pStyle w:val="ListParagraph"/>
-        <w:spacing w:line="360" w:lineRule="auto"/>
-        <w:ind w:left="284"/>
-        <w:jc w:val="both"/>
-        <w:rPr>
-          <w:rFonts w:ascii="Times New Roman" w:hAnsi="Times New Roman" w:cs="Times New Roman"/>
-          <w:sz w:val="24"/>
-          <w:szCs w:val="24"/>
-        </w:rPr>
-      </w:pPr>
-    </w:p>
-    <w:p>
-      <w:pPr>
-        <w:pStyle w:val="ListParagraph"/>
-        <w:spacing w:line="360" w:lineRule="auto"/>
-        <w:ind w:left="284"/>
-        <w:jc w:val="both"/>
-        <w:rPr>
-          <w:rFonts w:ascii="Times New Roman" w:hAnsi="Times New Roman" w:cs="Times New Roman"/>
-          <w:sz w:val="24"/>
-          <w:szCs w:val="24"/>
-        </w:rPr>
-      </w:pPr>
-    </w:p>
-    <w:p>
-      <w:pPr>
-        <w:pStyle w:val="ListParagraph"/>
-        <w:spacing w:line="360" w:lineRule="auto"/>
-        <w:ind w:left="284"/>
-        <w:jc w:val="both"/>
-        <w:rPr>
-          <w:rFonts w:ascii="Times New Roman" w:hAnsi="Times New Roman" w:cs="Times New Roman"/>
-          <w:sz w:val="24"/>
-          <w:szCs w:val="24"/>
-        </w:rPr>
-      </w:pPr>
-      <w:r>
-        <w:rPr>
-          <w:rFonts w:ascii="Times New Roman" w:hAnsi="Times New Roman" w:cs="Times New Roman"/>
-          <w:sz w:val="24"/>
-          <w:szCs w:val="24"/>
-        </w:rPr>
-        <w:t xml:space="preserve">Hasil USE </w:t>
-      </w:r>
-      <w:proofErr w:type="spellStart"/>
-      <w:r>
-        <w:rPr>
-          <w:rFonts w:ascii="Times New Roman" w:hAnsi="Times New Roman" w:cs="Times New Roman"/>
-          <w:sz w:val="24"/>
-          <w:szCs w:val="24"/>
-        </w:rPr>
-        <w:t>mysql</w:t>
-      </w:r>
-      <w:proofErr w:type="spellEnd"/>
-      <w:r>
-        <w:rPr>
-          <w:rFonts w:ascii="Times New Roman" w:hAnsi="Times New Roman" w:cs="Times New Roman"/>
-          <w:sz w:val="24"/>
-          <w:szCs w:val="24"/>
-        </w:rPr>
-        <w:t xml:space="preserve">; </w:t>
-      </w:r>
-      <w:proofErr w:type="spellStart"/>
-      <w:r>
-        <w:rPr>
-          <w:rFonts w:ascii="Times New Roman" w:hAnsi="Times New Roman" w:cs="Times New Roman"/>
-          <w:sz w:val="24"/>
-          <w:szCs w:val="24"/>
-        </w:rPr>
-        <w:t>adalah</w:t>
-      </w:r>
-      <w:proofErr w:type="spellEnd"/>
-      <w:r>
-        <w:rPr>
-          <w:rFonts w:ascii="Times New Roman" w:hAnsi="Times New Roman" w:cs="Times New Roman"/>
-          <w:sz w:val="24"/>
-          <w:szCs w:val="24"/>
-        </w:rPr>
-        <w:t xml:space="preserve"> ERROR 1044 </w:t>
-      </w:r>
-      <w:proofErr w:type="spellStart"/>
-      <w:r>
-        <w:rPr>
-          <w:rFonts w:ascii="Times New Roman" w:hAnsi="Times New Roman" w:cs="Times New Roman"/>
-          <w:sz w:val="24"/>
-          <w:szCs w:val="24"/>
-        </w:rPr>
-        <w:t>karena</w:t>
-      </w:r>
-      <w:proofErr w:type="spellEnd"/>
-      <w:r>
-        <w:rPr>
-          <w:rFonts w:ascii="Times New Roman" w:hAnsi="Times New Roman" w:cs="Times New Roman"/>
-          <w:sz w:val="24"/>
-          <w:szCs w:val="24"/>
-        </w:rPr>
-        <w:t xml:space="preserve"> </w:t>
-      </w:r>
-      <w:proofErr w:type="spellStart"/>
-      <w:r>
-        <w:rPr>
-          <w:rFonts w:ascii="Times New Roman" w:hAnsi="Times New Roman" w:cs="Times New Roman"/>
-          <w:sz w:val="24"/>
-          <w:szCs w:val="24"/>
-        </w:rPr>
-        <w:t>akun</w:t>
-      </w:r>
-      <w:proofErr w:type="spellEnd"/>
-      <w:r>
-        <w:rPr>
-          <w:rFonts w:ascii="Times New Roman" w:hAnsi="Times New Roman" w:cs="Times New Roman"/>
-          <w:sz w:val="24"/>
-          <w:szCs w:val="24"/>
-        </w:rPr>
-        <w:t xml:space="preserve"> </w:t>
-      </w:r>
-      <w:proofErr w:type="spellStart"/>
-      <w:r>
-        <w:rPr>
-          <w:rFonts w:ascii="Times New Roman" w:hAnsi="Times New Roman" w:cs="Times New Roman"/>
-          <w:sz w:val="24"/>
-          <w:szCs w:val="24"/>
-        </w:rPr>
-        <w:t>kerja</w:t>
-      </w:r>
-      <w:proofErr w:type="spellEnd"/>
-      <w:r>
-        <w:rPr>
-          <w:rFonts w:ascii="Times New Roman" w:hAnsi="Times New Roman" w:cs="Times New Roman"/>
-          <w:sz w:val="24"/>
-          <w:szCs w:val="24"/>
-        </w:rPr>
-        <w:t xml:space="preserve"> </w:t>
-      </w:r>
-      <w:proofErr w:type="spellStart"/>
-      <w:r>
-        <w:rPr>
-          <w:rFonts w:ascii="Times New Roman" w:hAnsi="Times New Roman" w:cs="Times New Roman"/>
-          <w:sz w:val="24"/>
-          <w:szCs w:val="24"/>
-        </w:rPr>
-        <w:t>tidak</w:t>
-      </w:r>
-      <w:proofErr w:type="spellEnd"/>
-      <w:r>
-        <w:rPr>
-          <w:rFonts w:ascii="Times New Roman" w:hAnsi="Times New Roman" w:cs="Times New Roman"/>
-          <w:sz w:val="24"/>
-          <w:szCs w:val="24"/>
-        </w:rPr>
-        <w:t xml:space="preserve"> </w:t>
-      </w:r>
-      <w:proofErr w:type="spellStart"/>
-      <w:r>
-        <w:rPr>
-          <w:rFonts w:ascii="Times New Roman" w:hAnsi="Times New Roman" w:cs="Times New Roman"/>
-          <w:sz w:val="24"/>
-          <w:szCs w:val="24"/>
-        </w:rPr>
-        <w:t>berhak</w:t>
-      </w:r>
-      <w:proofErr w:type="spellEnd"/>
-      <w:r>
-        <w:rPr>
-          <w:rFonts w:ascii="Times New Roman" w:hAnsi="Times New Roman" w:cs="Times New Roman"/>
-          <w:sz w:val="24"/>
-          <w:szCs w:val="24"/>
-        </w:rPr>
-        <w:t xml:space="preserve"> pada basis data </w:t>
-      </w:r>
-      <w:proofErr w:type="spellStart"/>
-      <w:r>
-        <w:rPr>
-          <w:rFonts w:ascii="Times New Roman" w:hAnsi="Times New Roman" w:cs="Times New Roman"/>
-          <w:sz w:val="24"/>
-          <w:szCs w:val="24"/>
-        </w:rPr>
-        <w:t>tersebut</w:t>
-      </w:r>
-      <w:proofErr w:type="spellEnd"/>
-      <w:r>
-        <w:rPr>
-          <w:rFonts w:ascii="Times New Roman" w:hAnsi="Times New Roman" w:cs="Times New Roman"/>
-          <w:sz w:val="24"/>
-          <w:szCs w:val="24"/>
-        </w:rPr>
-        <w:t>.</w:t>
-      </w:r>
-    </w:p>
-    <w:p>
-      <w:pPr>
-        <w:spacing w:line="360" w:lineRule="auto"/>
-        <w:jc w:val="both"/>
-        <w:rPr>
-          <w:rFonts w:ascii="Times New Roman" w:hAnsi="Times New Roman" w:cs="Times New Roman"/>
-          <w:sz w:val="24"/>
-          <w:szCs w:val="24"/>
-        </w:rPr>
-      </w:pPr>
-    </w:p>
-    <w:p>
-      <w:pPr>
-        <w:pStyle w:val="ListParagraph"/>
-        <w:spacing w:line="360" w:lineRule="auto"/>
-        <w:ind w:left="284"/>
-        <w:jc w:val="both"/>
-        <w:rPr>
-          <w:rFonts w:ascii="Times New Roman" w:hAnsi="Times New Roman" w:cs="Times New Roman"/>
-          <w:b/>
-          <w:bCs/>
-          <w:sz w:val="24"/>
-          <w:szCs w:val="24"/>
-        </w:rPr>
-      </w:pPr>
-      <w:r>
-        <w:rPr>
-          <w:rFonts w:ascii="Times New Roman" w:hAnsi="Times New Roman" w:cs="Times New Roman"/>
-          <w:b/>
-          <w:bCs/>
-          <w:sz w:val="24"/>
-          <w:szCs w:val="24"/>
-        </w:rPr>
-        <w:t xml:space="preserve">3.3 </w:t>
-      </w:r>
-      <w:proofErr w:type="spellStart"/>
-      <w:r>
-        <w:rPr>
-          <w:rFonts w:ascii="Times New Roman" w:hAnsi="Times New Roman" w:cs="Times New Roman"/>
-          <w:b/>
-          <w:bCs/>
-          <w:sz w:val="24"/>
-          <w:szCs w:val="24"/>
-        </w:rPr>
-        <w:t>Mengamankan</w:t>
-      </w:r>
-      <w:proofErr w:type="spellEnd"/>
-      <w:r>
-        <w:rPr>
-          <w:rFonts w:ascii="Times New Roman" w:hAnsi="Times New Roman" w:cs="Times New Roman"/>
-          <w:b/>
-          <w:bCs/>
-          <w:sz w:val="24"/>
-          <w:szCs w:val="24"/>
-        </w:rPr>
-        <w:t xml:space="preserve"> </w:t>
-      </w:r>
-      <w:proofErr w:type="spellStart"/>
-      <w:r>
-        <w:rPr>
-          <w:rFonts w:ascii="Times New Roman" w:hAnsi="Times New Roman" w:cs="Times New Roman"/>
-          <w:b/>
-          <w:bCs/>
-          <w:sz w:val="24"/>
-          <w:szCs w:val="24"/>
-        </w:rPr>
-        <w:t>akun</w:t>
-      </w:r>
-      <w:proofErr w:type="spellEnd"/>
-      <w:r>
-        <w:rPr>
-          <w:rFonts w:ascii="Times New Roman" w:hAnsi="Times New Roman" w:cs="Times New Roman"/>
-          <w:b/>
-          <w:bCs/>
-          <w:sz w:val="24"/>
-          <w:szCs w:val="24"/>
-        </w:rPr>
-        <w:t xml:space="preserve"> root</w:t>
-      </w:r>
-    </w:p>
-    <w:p>
-      <w:pPr>
-        <w:pStyle w:val="ListParagraph"/>
-        <w:spacing w:line="360" w:lineRule="auto"/>
-        <w:ind w:left="284"/>
-        <w:jc w:val="both"/>
-        <w:rPr>
-          <w:rFonts w:ascii="Times New Roman" w:hAnsi="Times New Roman" w:cs="Times New Roman"/>
-          <w:sz w:val="24"/>
-          <w:szCs w:val="24"/>
-        </w:rPr>
-      </w:pPr>
-      <w:r>
-        <w:rPr>
-          <w:rFonts w:ascii="Times New Roman" w:hAnsi="Times New Roman" w:cs="Times New Roman"/>
-          <w:sz w:val="24"/>
-          <w:szCs w:val="24"/>
-        </w:rPr>
-        <w:lastRenderedPageBreak/>
-        <w:t xml:space="preserve">Password </w:t>
-      </w:r>
-      <w:proofErr w:type="spellStart"/>
-      <w:r>
-        <w:rPr>
-          <w:rFonts w:ascii="Times New Roman" w:hAnsi="Times New Roman" w:cs="Times New Roman"/>
-          <w:sz w:val="24"/>
-          <w:szCs w:val="24"/>
-        </w:rPr>
-        <w:t>diberikan</w:t>
-      </w:r>
-      <w:proofErr w:type="spellEnd"/>
-      <w:r>
-        <w:rPr>
-          <w:rFonts w:ascii="Times New Roman" w:hAnsi="Times New Roman" w:cs="Times New Roman"/>
-          <w:sz w:val="24"/>
-          <w:szCs w:val="24"/>
-        </w:rPr>
-        <w:t xml:space="preserve"> pada </w:t>
-      </w:r>
-      <w:proofErr w:type="spellStart"/>
-      <w:r>
-        <w:rPr>
-          <w:rFonts w:ascii="Times New Roman" w:hAnsi="Times New Roman" w:cs="Times New Roman"/>
-          <w:sz w:val="24"/>
-          <w:szCs w:val="24"/>
-        </w:rPr>
-        <w:t>akun</w:t>
-      </w:r>
-      <w:proofErr w:type="spellEnd"/>
-      <w:r>
-        <w:rPr>
-          <w:rFonts w:ascii="Times New Roman" w:hAnsi="Times New Roman" w:cs="Times New Roman"/>
-          <w:sz w:val="24"/>
-          <w:szCs w:val="24"/>
-        </w:rPr>
-        <w:t xml:space="preserve"> root localhost, 127.0.0.1, </w:t>
-      </w:r>
-      <w:proofErr w:type="gramStart"/>
-      <w:r>
-        <w:rPr>
-          <w:rFonts w:ascii="Times New Roman" w:hAnsi="Times New Roman" w:cs="Times New Roman"/>
-          <w:sz w:val="24"/>
-          <w:szCs w:val="24"/>
-        </w:rPr>
-        <w:t>dan :</w:t>
-      </w:r>
-      <w:proofErr w:type="gramEnd"/>
-      <w:r>
-        <w:rPr>
-          <w:rFonts w:ascii="Times New Roman" w:hAnsi="Times New Roman" w:cs="Times New Roman"/>
-          <w:sz w:val="24"/>
-          <w:szCs w:val="24"/>
-        </w:rPr>
-        <w:t xml:space="preserve">:1. Masuk </w:t>
-      </w:r>
-      <w:proofErr w:type="spellStart"/>
-      <w:r>
-        <w:rPr>
-          <w:rFonts w:ascii="Times New Roman" w:hAnsi="Times New Roman" w:cs="Times New Roman"/>
-          <w:sz w:val="24"/>
-          <w:szCs w:val="24"/>
-        </w:rPr>
-        <w:t>ulang</w:t>
-      </w:r>
-      <w:proofErr w:type="spellEnd"/>
-      <w:r>
-        <w:rPr>
-          <w:rFonts w:ascii="Times New Roman" w:hAnsi="Times New Roman" w:cs="Times New Roman"/>
-          <w:sz w:val="24"/>
-          <w:szCs w:val="24"/>
-        </w:rPr>
-        <w:t xml:space="preserve"> </w:t>
-      </w:r>
-      <w:proofErr w:type="spellStart"/>
-      <w:r>
-        <w:rPr>
-          <w:rFonts w:ascii="Times New Roman" w:hAnsi="Times New Roman" w:cs="Times New Roman"/>
-          <w:sz w:val="24"/>
-          <w:szCs w:val="24"/>
-        </w:rPr>
-        <w:t>memerlukan</w:t>
-      </w:r>
-      <w:proofErr w:type="spellEnd"/>
-      <w:r>
-        <w:rPr>
-          <w:rFonts w:ascii="Times New Roman" w:hAnsi="Times New Roman" w:cs="Times New Roman"/>
-          <w:sz w:val="24"/>
-          <w:szCs w:val="24"/>
-        </w:rPr>
-        <w:t xml:space="preserve"> </w:t>
-      </w:r>
-      <w:proofErr w:type="spellStart"/>
-      <w:r>
-        <w:rPr>
-          <w:rFonts w:ascii="Times New Roman" w:hAnsi="Times New Roman" w:cs="Times New Roman"/>
-          <w:sz w:val="24"/>
-          <w:szCs w:val="24"/>
-        </w:rPr>
-        <w:t>opsi</w:t>
-      </w:r>
-      <w:proofErr w:type="spellEnd"/>
-      <w:r>
-        <w:rPr>
-          <w:rFonts w:ascii="Times New Roman" w:hAnsi="Times New Roman" w:cs="Times New Roman"/>
-          <w:sz w:val="24"/>
-          <w:szCs w:val="24"/>
-        </w:rPr>
-        <w:t xml:space="preserve"> -p.</w:t>
-      </w:r>
-    </w:p>
-    <w:p>
-      <w:pPr>
-        <w:pStyle w:val="ListParagraph"/>
-        <w:spacing w:line="360" w:lineRule="auto"/>
-        <w:ind w:left="284"/>
-        <w:jc w:val="both"/>
-        <w:rPr>
-          <w:rFonts w:ascii="Times New Roman" w:hAnsi="Times New Roman" w:cs="Times New Roman"/>
-          <w:sz w:val="24"/>
-          <w:szCs w:val="24"/>
-        </w:rPr>
-      </w:pPr>
-      <w:r>
-        <w:rPr>
-          <w:rFonts w:ascii="Times New Roman" w:hAnsi="Times New Roman" w:cs="Times New Roman"/>
-          <w:sz w:val="24"/>
-          <w:szCs w:val="24"/>
-        </w:rPr>
-        <w:drawing>
-          <wp:anchor distT="0" distB="0" distL="114300" distR="114300" simplePos="0" relativeHeight="251659264" behindDoc="0" locked="0" layoutInCell="1" allowOverlap="1" wp14:anchorId="0CA0C06D" wp14:editId="3A1B3215">
-            <wp:simplePos x="0" y="0"/>
-            <wp:positionH relativeFrom="margin">
-              <wp:align>center</wp:align>
-            </wp:positionH>
-            <wp:positionV relativeFrom="paragraph">
-              <wp:posOffset>166</wp:posOffset>
-            </wp:positionV>
-            <wp:extent cx="4159592" cy="2340000"/>
-            <wp:effectExtent l="0" t="0" r="0" b="3175"/>
-            <wp:wrapSquare wrapText="bothSides"/>
-            <wp:docPr id="801768184" name="Picture 1"/>
-            <wp:cNvGraphicFramePr>
-              <a:graphicFrameLocks xmlns:a="http://schemas.openxmlformats.org/drawingml/2006/main" noChangeAspect="1"/>
-            </wp:cNvGraphicFramePr>
-            <a:graphic xmlns:a="http://schemas.openxmlformats.org/drawingml/2006/main">
-              <a:graphicData uri="http://schemas.openxmlformats.org/drawingml/2006/picture">
-                <pic:pic xmlns:pic="http://schemas.openxmlformats.org/drawingml/2006/picture">
-                  <pic:nvPicPr>
-                    <pic:cNvPr id="801768184" name=""/>
-                    <pic:cNvPicPr/>
-                  </pic:nvPicPr>
-                  <pic:blipFill>
-                    <a:blip r:embed="rId7" cstate="print">
-                      <a:extLst>
-                        <a:ext uri="{28A0092B-C50C-407E-A947-70E740481C1C}">
-                          <a14:useLocalDpi xmlns:a14="http://schemas.microsoft.com/office/drawing/2010/main" val="0"/>
-                        </a:ext>
-                      </a:extLst>
-                    </a:blip>
-                    <a:stretch>
-                      <a:fillRect/>
-                    </a:stretch>
-                  </pic:blipFill>
-                  <pic:spPr>
-                    <a:xfrm>
-                      <a:off x="0" y="0"/>
-                      <a:ext cx="4159592" cy="2340000"/>
-                    </a:xfrm>
-                    <a:prstGeom prst="rect">
-                      <a:avLst/>
-                    </a:prstGeom>
-                  </pic:spPr>
-                </pic:pic>
-              </a:graphicData>
-            </a:graphic>
-          </wp:anchor>
-        </w:drawing>
-      </w:r>
-    </w:p>
-    <w:p>
-      <w:pPr>
-        <w:pStyle w:val="ListParagraph"/>
-        <w:spacing w:line="360" w:lineRule="auto"/>
-        <w:ind w:left="284"/>
-        <w:jc w:val="both"/>
-        <w:rPr>
-          <w:rFonts w:ascii="Times New Roman" w:hAnsi="Times New Roman" w:cs="Times New Roman"/>
-          <w:sz w:val="24"/>
-          <w:szCs w:val="24"/>
-        </w:rPr>
-      </w:pPr>
-    </w:p>
-    <w:p>
-      <w:pPr>
-        <w:pStyle w:val="ListParagraph"/>
-        <w:spacing w:line="360" w:lineRule="auto"/>
-        <w:ind w:left="284"/>
-        <w:jc w:val="both"/>
-        <w:rPr>
-          <w:rFonts w:ascii="Times New Roman" w:hAnsi="Times New Roman" w:cs="Times New Roman"/>
-          <w:sz w:val="24"/>
-          <w:szCs w:val="24"/>
-        </w:rPr>
-      </w:pPr>
-    </w:p>
-    <w:p>
-      <w:pPr>
-        <w:pStyle w:val="ListParagraph"/>
-        <w:spacing w:line="360" w:lineRule="auto"/>
-        <w:ind w:left="0"/>
-        <w:jc w:val="both"/>
-        <w:rPr>
-          <w:rFonts w:ascii="Times New Roman" w:hAnsi="Times New Roman" w:cs="Times New Roman"/>
-          <w:sz w:val="24"/>
-          <w:szCs w:val="24"/>
-        </w:rPr>
-      </w:pPr>
-    </w:p>
-    <w:p>
-      <w:pPr>
-        <w:pStyle w:val="ListParagraph"/>
-        <w:spacing w:line="360" w:lineRule="auto"/>
-        <w:ind w:left="0"/>
-        <w:jc w:val="both"/>
-        <w:rPr>
-          <w:rFonts w:ascii="Times New Roman" w:hAnsi="Times New Roman" w:cs="Times New Roman"/>
-          <w:sz w:val="24"/>
-          <w:szCs w:val="24"/>
-        </w:rPr>
-      </w:pPr>
-    </w:p>
-    <w:p>
-      <w:pPr>
-        <w:pStyle w:val="ListParagraph"/>
-        <w:spacing w:line="360" w:lineRule="auto"/>
-        <w:ind w:left="0"/>
-        <w:jc w:val="both"/>
-        <w:rPr>
-          <w:rFonts w:ascii="Times New Roman" w:hAnsi="Times New Roman" w:cs="Times New Roman"/>
-          <w:sz w:val="24"/>
-          <w:szCs w:val="24"/>
-        </w:rPr>
-      </w:pPr>
-    </w:p>
-    <w:p>
-      <w:pPr>
-        <w:pStyle w:val="ListParagraph"/>
-        <w:spacing w:line="360" w:lineRule="auto"/>
-        <w:ind w:left="0"/>
-        <w:jc w:val="both"/>
-        <w:rPr>
-          <w:rFonts w:ascii="Times New Roman" w:hAnsi="Times New Roman" w:cs="Times New Roman"/>
-          <w:sz w:val="24"/>
-          <w:szCs w:val="24"/>
-        </w:rPr>
-      </w:pPr>
-    </w:p>
-    <w:p>
-      <w:pPr>
-        <w:pStyle w:val="ListParagraph"/>
-        <w:spacing w:line="360" w:lineRule="auto"/>
-        <w:ind w:left="0"/>
-        <w:jc w:val="both"/>
-        <w:rPr>
-          <w:rFonts w:ascii="Times New Roman" w:hAnsi="Times New Roman" w:cs="Times New Roman"/>
-          <w:sz w:val="24"/>
-          <w:szCs w:val="24"/>
-        </w:rPr>
-      </w:pPr>
-    </w:p>
-    <w:p>
-      <w:pPr>
-        <w:pStyle w:val="ListParagraph"/>
-        <w:spacing w:line="360" w:lineRule="auto"/>
-        <w:ind w:left="0"/>
-        <w:jc w:val="both"/>
-        <w:rPr>
-          <w:rFonts w:ascii="Times New Roman" w:hAnsi="Times New Roman" w:cs="Times New Roman"/>
-          <w:sz w:val="24"/>
-          <w:szCs w:val="24"/>
-        </w:rPr>
-      </w:pPr>
-    </w:p>
-    <w:p>
-      <w:pPr>
-        <w:pStyle w:val="ListParagraph"/>
-        <w:spacing w:line="360" w:lineRule="auto"/>
-        <w:ind w:left="0"/>
-        <w:jc w:val="both"/>
-        <w:rPr>
-          <w:rFonts w:ascii="Times New Roman" w:hAnsi="Times New Roman" w:cs="Times New Roman"/>
-          <w:sz w:val="24"/>
-          <w:szCs w:val="24"/>
-        </w:rPr>
-      </w:pPr>
-    </w:p>
-    <w:p>
-      <w:pPr>
-        <w:pStyle w:val="ListParagraph"/>
-        <w:spacing w:line="360" w:lineRule="auto"/>
-        <w:ind w:left="0"/>
-        <w:jc w:val="both"/>
-        <w:rPr>
-          <w:rFonts w:ascii="Times New Roman" w:hAnsi="Times New Roman" w:cs="Times New Roman"/>
-          <w:sz w:val="24"/>
-          <w:szCs w:val="24"/>
-        </w:rPr>
-      </w:pPr>
-    </w:p>
-    <w:p>
-      <w:pPr>
-        <w:pStyle w:val="ListParagraph"/>
-        <w:spacing w:line="360" w:lineRule="auto"/>
-        <w:ind w:left="0" w:firstLine="284"/>
-        <w:jc w:val="both"/>
-        <w:rPr>
-          <w:rFonts w:ascii="Times New Roman" w:hAnsi="Times New Roman" w:cs="Times New Roman"/>
-          <w:b/>
-          <w:bCs/>
-          <w:sz w:val="24"/>
-          <w:szCs w:val="24"/>
-        </w:rPr>
-      </w:pPr>
-      <w:r>
-        <w:rPr>
-          <w:rFonts w:ascii="Times New Roman" w:hAnsi="Times New Roman" w:cs="Times New Roman"/>
-          <w:b/>
-          <w:bCs/>
-          <w:sz w:val="24"/>
-          <w:szCs w:val="24"/>
-        </w:rPr>
-        <w:t xml:space="preserve">3.4 Basis data dan </w:t>
-      </w:r>
-      <w:proofErr w:type="spellStart"/>
-      <w:r>
-        <w:rPr>
-          <w:rFonts w:ascii="Times New Roman" w:hAnsi="Times New Roman" w:cs="Times New Roman"/>
-          <w:b/>
-          <w:bCs/>
-          <w:sz w:val="24"/>
-          <w:szCs w:val="24"/>
-        </w:rPr>
-        <w:t>akun</w:t>
-      </w:r>
-      <w:proofErr w:type="spellEnd"/>
-      <w:r>
-        <w:rPr>
-          <w:rFonts w:ascii="Times New Roman" w:hAnsi="Times New Roman" w:cs="Times New Roman"/>
-          <w:b/>
-          <w:bCs/>
-          <w:sz w:val="24"/>
-          <w:szCs w:val="24"/>
-        </w:rPr>
-        <w:t xml:space="preserve"> </w:t>
-      </w:r>
-      <w:proofErr w:type="spellStart"/>
-      <w:r>
-        <w:rPr>
-          <w:rFonts w:ascii="Times New Roman" w:hAnsi="Times New Roman" w:cs="Times New Roman"/>
-          <w:b/>
-          <w:bCs/>
-          <w:sz w:val="24"/>
-          <w:szCs w:val="24"/>
-        </w:rPr>
-        <w:t>praktik</w:t>
-      </w:r>
-      <w:proofErr w:type="spellEnd"/>
-    </w:p>
-    <w:p>
-      <w:pPr>
-        <w:pStyle w:val="ListParagraph"/>
-        <w:spacing w:line="360" w:lineRule="auto"/>
-        <w:ind w:left="0" w:firstLine="284"/>
-        <w:jc w:val="both"/>
-        <w:rPr>
-          <w:rFonts w:ascii="Times New Roman" w:hAnsi="Times New Roman" w:cs="Times New Roman"/>
-          <w:sz w:val="24"/>
-          <w:szCs w:val="24"/>
-        </w:rPr>
-      </w:pPr>
-      <w:r>
-        <w:rPr>
-          <w:rFonts w:ascii="Times New Roman" w:hAnsi="Times New Roman" w:cs="Times New Roman"/>
-          <w:sz w:val="24"/>
-          <w:szCs w:val="24"/>
-        </w:rPr>
-        <w:drawing>
-          <wp:anchor distT="0" distB="0" distL="114300" distR="114300" simplePos="0" relativeHeight="251661312" behindDoc="0" locked="0" layoutInCell="1" allowOverlap="1" wp14:anchorId="147E26E3" wp14:editId="4DF3A370">
-            <wp:simplePos x="0" y="0"/>
-            <wp:positionH relativeFrom="margin">
-              <wp:align>center</wp:align>
-            </wp:positionH>
-            <wp:positionV relativeFrom="paragraph">
-              <wp:posOffset>7131</wp:posOffset>
-            </wp:positionV>
-            <wp:extent cx="4159592" cy="2340000"/>
-            <wp:effectExtent l="0" t="0" r="0" b="3175"/>
-            <wp:wrapSquare wrapText="bothSides"/>
-            <wp:docPr id="1810165720" name="Picture 1"/>
-            <wp:cNvGraphicFramePr>
-              <a:graphicFrameLocks xmlns:a="http://schemas.openxmlformats.org/drawingml/2006/main" noChangeAspect="1"/>
-            </wp:cNvGraphicFramePr>
-            <a:graphic xmlns:a="http://schemas.openxmlformats.org/drawingml/2006/main">
-              <a:graphicData uri="http://schemas.openxmlformats.org/drawingml/2006/picture">
-                <pic:pic xmlns:pic="http://schemas.openxmlformats.org/drawingml/2006/picture">
-                  <pic:nvPicPr>
-                    <pic:cNvPr id="1810165720" name=""/>
                     <pic:cNvPicPr/>
                   </pic:nvPicPr>
                   <pic:blipFill>
@@ -2918,7 +2093,7 @@
       <w:pPr>
         <w:pStyle w:val="ListParagraph"/>
         <w:spacing w:line="360" w:lineRule="auto"/>
-        <w:ind w:left="0" w:firstLine="284"/>
+        <w:ind w:left="284"/>
         <w:jc w:val="both"/>
         <w:rPr>
           <w:rFonts w:ascii="Times New Roman" w:hAnsi="Times New Roman" w:cs="Times New Roman"/>
@@ -2931,7 +2106,7 @@
       <w:pPr>
         <w:pStyle w:val="ListParagraph"/>
         <w:spacing w:line="360" w:lineRule="auto"/>
-        <w:ind w:left="0" w:firstLine="284"/>
+        <w:ind w:left="284"/>
         <w:jc w:val="both"/>
         <w:rPr>
           <w:rFonts w:ascii="Times New Roman" w:hAnsi="Times New Roman" w:cs="Times New Roman"/>
@@ -2944,7 +2119,7 @@
       <w:pPr>
         <w:pStyle w:val="ListParagraph"/>
         <w:spacing w:line="360" w:lineRule="auto"/>
-        <w:ind w:left="0" w:firstLine="284"/>
+        <w:ind w:left="284"/>
         <w:jc w:val="both"/>
         <w:rPr>
           <w:rFonts w:ascii="Times New Roman" w:hAnsi="Times New Roman" w:cs="Times New Roman"/>
@@ -2957,7 +2132,7 @@
       <w:pPr>
         <w:pStyle w:val="ListParagraph"/>
         <w:spacing w:line="360" w:lineRule="auto"/>
-        <w:ind w:left="0" w:firstLine="284"/>
+        <w:ind w:left="284"/>
         <w:jc w:val="both"/>
         <w:rPr>
           <w:rFonts w:ascii="Times New Roman" w:hAnsi="Times New Roman" w:cs="Times New Roman"/>
@@ -2970,7 +2145,7 @@
       <w:pPr>
         <w:pStyle w:val="ListParagraph"/>
         <w:spacing w:line="360" w:lineRule="auto"/>
-        <w:ind w:left="0" w:firstLine="284"/>
+        <w:ind w:left="284"/>
         <w:jc w:val="both"/>
         <w:rPr>
           <w:rFonts w:ascii="Times New Roman" w:hAnsi="Times New Roman" w:cs="Times New Roman"/>
@@ -2983,7 +2158,7 @@
       <w:pPr>
         <w:pStyle w:val="ListParagraph"/>
         <w:spacing w:line="360" w:lineRule="auto"/>
-        <w:ind w:left="0" w:firstLine="284"/>
+        <w:ind w:left="284"/>
         <w:jc w:val="both"/>
         <w:rPr>
           <w:rFonts w:ascii="Times New Roman" w:hAnsi="Times New Roman" w:cs="Times New Roman"/>
@@ -2996,7 +2171,7 @@
       <w:pPr>
         <w:pStyle w:val="ListParagraph"/>
         <w:spacing w:line="360" w:lineRule="auto"/>
-        <w:ind w:left="0" w:firstLine="284"/>
+        <w:ind w:left="284"/>
         <w:jc w:val="both"/>
         <w:rPr>
           <w:rFonts w:ascii="Times New Roman" w:hAnsi="Times New Roman" w:cs="Times New Roman"/>
@@ -3009,7 +2184,7 @@
       <w:pPr>
         <w:pStyle w:val="ListParagraph"/>
         <w:spacing w:line="360" w:lineRule="auto"/>
-        <w:ind w:left="0" w:firstLine="284"/>
+        <w:ind w:left="284"/>
         <w:jc w:val="both"/>
         <w:rPr>
           <w:rFonts w:ascii="Times New Roman" w:hAnsi="Times New Roman" w:cs="Times New Roman"/>
@@ -3022,7 +2197,7 @@
       <w:pPr>
         <w:pStyle w:val="ListParagraph"/>
         <w:spacing w:line="360" w:lineRule="auto"/>
-        <w:ind w:left="0" w:firstLine="284"/>
+        <w:ind w:left="284"/>
         <w:jc w:val="both"/>
         <w:rPr>
           <w:rFonts w:ascii="Times New Roman" w:hAnsi="Times New Roman" w:cs="Times New Roman"/>
@@ -3035,7 +2210,170 @@
       <w:pPr>
         <w:pStyle w:val="ListParagraph"/>
         <w:spacing w:line="360" w:lineRule="auto"/>
-        <w:ind w:left="0" w:firstLine="284"/>
+        <w:ind w:left="284"/>
+        <w:jc w:val="both"/>
+        <w:rPr>
+          <w:rFonts w:ascii="Times New Roman" w:hAnsi="Times New Roman" w:cs="Times New Roman"/>
+          <w:sz w:val="24"/>
+          <w:szCs w:val="24"/>
+        </w:rPr>
+      </w:pPr>
+      <w:r>
+        <w:rPr>
+          <w:rFonts w:ascii="Times New Roman" w:hAnsi="Times New Roman" w:cs="Times New Roman"/>
+          <w:sz w:val="24"/>
+          <w:szCs w:val="24"/>
+        </w:rPr>
+        <w:t xml:space="preserve">Hasil USE </w:t>
+      </w:r>
+      <w:proofErr w:type="spellStart"/>
+      <w:r>
+        <w:rPr>
+          <w:rFonts w:ascii="Times New Roman" w:hAnsi="Times New Roman" w:cs="Times New Roman"/>
+          <w:sz w:val="24"/>
+          <w:szCs w:val="24"/>
+        </w:rPr>
+        <w:t>mysql</w:t>
+      </w:r>
+      <w:proofErr w:type="spellEnd"/>
+      <w:r>
+        <w:rPr>
+          <w:rFonts w:ascii="Times New Roman" w:hAnsi="Times New Roman" w:cs="Times New Roman"/>
+          <w:sz w:val="24"/>
+          <w:szCs w:val="24"/>
+        </w:rPr>
+        <w:t xml:space="preserve">; </w:t>
+      </w:r>
+      <w:proofErr w:type="spellStart"/>
+      <w:r>
+        <w:rPr>
+          <w:rFonts w:ascii="Times New Roman" w:hAnsi="Times New Roman" w:cs="Times New Roman"/>
+          <w:sz w:val="24"/>
+          <w:szCs w:val="24"/>
+        </w:rPr>
+        <w:t>adalah</w:t>
+      </w:r>
+      <w:proofErr w:type="spellEnd"/>
+      <w:r>
+        <w:rPr>
+          <w:rFonts w:ascii="Times New Roman" w:hAnsi="Times New Roman" w:cs="Times New Roman"/>
+          <w:sz w:val="24"/>
+          <w:szCs w:val="24"/>
+        </w:rPr>
+        <w:t xml:space="preserve"> ERROR 1044 </w:t>
+      </w:r>
+      <w:proofErr w:type="spellStart"/>
+      <w:r>
+        <w:rPr>
+          <w:rFonts w:ascii="Times New Roman" w:hAnsi="Times New Roman" w:cs="Times New Roman"/>
+          <w:sz w:val="24"/>
+          <w:szCs w:val="24"/>
+        </w:rPr>
+        <w:t>karena</w:t>
+      </w:r>
+      <w:proofErr w:type="spellEnd"/>
+      <w:r>
+        <w:rPr>
+          <w:rFonts w:ascii="Times New Roman" w:hAnsi="Times New Roman" w:cs="Times New Roman"/>
+          <w:sz w:val="24"/>
+          <w:szCs w:val="24"/>
+        </w:rPr>
+        <w:t xml:space="preserve"> </w:t>
+      </w:r>
+      <w:proofErr w:type="spellStart"/>
+      <w:r>
+        <w:rPr>
+          <w:rFonts w:ascii="Times New Roman" w:hAnsi="Times New Roman" w:cs="Times New Roman"/>
+          <w:sz w:val="24"/>
+          <w:szCs w:val="24"/>
+        </w:rPr>
+        <w:t>akun</w:t>
+      </w:r>
+      <w:proofErr w:type="spellEnd"/>
+      <w:r>
+        <w:rPr>
+          <w:rFonts w:ascii="Times New Roman" w:hAnsi="Times New Roman" w:cs="Times New Roman"/>
+          <w:sz w:val="24"/>
+          <w:szCs w:val="24"/>
+        </w:rPr>
+        <w:t xml:space="preserve"> </w:t>
+      </w:r>
+      <w:proofErr w:type="spellStart"/>
+      <w:r>
+        <w:rPr>
+          <w:rFonts w:ascii="Times New Roman" w:hAnsi="Times New Roman" w:cs="Times New Roman"/>
+          <w:sz w:val="24"/>
+          <w:szCs w:val="24"/>
+        </w:rPr>
+        <w:t>kerja</w:t>
+      </w:r>
+      <w:proofErr w:type="spellEnd"/>
+      <w:r>
+        <w:rPr>
+          <w:rFonts w:ascii="Times New Roman" w:hAnsi="Times New Roman" w:cs="Times New Roman"/>
+          <w:sz w:val="24"/>
+          <w:szCs w:val="24"/>
+        </w:rPr>
+        <w:t xml:space="preserve"> </w:t>
+      </w:r>
+      <w:proofErr w:type="spellStart"/>
+      <w:r>
+        <w:rPr>
+          <w:rFonts w:ascii="Times New Roman" w:hAnsi="Times New Roman" w:cs="Times New Roman"/>
+          <w:sz w:val="24"/>
+          <w:szCs w:val="24"/>
+        </w:rPr>
+        <w:t>tidak</w:t>
+      </w:r>
+      <w:proofErr w:type="spellEnd"/>
+      <w:r>
+        <w:rPr>
+          <w:rFonts w:ascii="Times New Roman" w:hAnsi="Times New Roman" w:cs="Times New Roman"/>
+          <w:sz w:val="24"/>
+          <w:szCs w:val="24"/>
+        </w:rPr>
+        <w:t xml:space="preserve"> </w:t>
+      </w:r>
+      <w:proofErr w:type="spellStart"/>
+      <w:r>
+        <w:rPr>
+          <w:rFonts w:ascii="Times New Roman" w:hAnsi="Times New Roman" w:cs="Times New Roman"/>
+          <w:sz w:val="24"/>
+          <w:szCs w:val="24"/>
+        </w:rPr>
+        <w:t>berhak</w:t>
+      </w:r>
+      <w:proofErr w:type="spellEnd"/>
+      <w:r>
+        <w:rPr>
+          <w:rFonts w:ascii="Times New Roman" w:hAnsi="Times New Roman" w:cs="Times New Roman"/>
+          <w:sz w:val="24"/>
+          <w:szCs w:val="24"/>
+        </w:rPr>
+        <w:t xml:space="preserve"> pada basis data </w:t>
+      </w:r>
+      <w:proofErr w:type="spellStart"/>
+      <w:r>
+        <w:rPr>
+          <w:rFonts w:ascii="Times New Roman" w:hAnsi="Times New Roman" w:cs="Times New Roman"/>
+          <w:sz w:val="24"/>
+          <w:szCs w:val="24"/>
+        </w:rPr>
+        <w:t>tersebut</w:t>
+      </w:r>
+      <w:proofErr w:type="spellEnd"/>
+      <w:r>
+        <w:rPr>
+          <w:rFonts w:ascii="Times New Roman" w:hAnsi="Times New Roman" w:cs="Times New Roman"/>
+          <w:sz w:val="24"/>
+          <w:szCs w:val="24"/>
+        </w:rPr>
+        <w:t>.</w:t>
+      </w:r>
+    </w:p>
+    <w:p>
+      <w:pPr>
+        <w:spacing w:line="360" w:lineRule="auto"/>
         <w:jc w:val="both"/>
         <w:rPr>
           <w:rFonts w:ascii="Times New Roman" w:hAnsi="Times New Roman" w:cs="Times New Roman"/>
@@ -3066,7 +2404,51 @@
           <w:sz w:val="24"/>
           <w:szCs w:val="24"/>
         </w:rPr>
-        <w:t>3.5 phpMyAdmin mode cookie</w:t>
+        <w:t xml:space="preserve">3.3 </w:t>
+      </w:r>
+      <w:proofErr w:type="spellStart"/>
+      <w:r>
+        <w:rPr>
+          <w:rFonts w:ascii="Times New Roman" w:hAnsi="Times New Roman" w:cs="Times New Roman"/>
+          <w:b/>
+          <w:bCs/>
+          <w:sz w:val="24"/>
+          <w:szCs w:val="24"/>
+        </w:rPr>
+        <w:t>Mengamankan</w:t>
+      </w:r>
+      <w:proofErr w:type="spellEnd"/>
+      <w:r>
+        <w:rPr>
+          <w:rFonts w:ascii="Times New Roman" w:hAnsi="Times New Roman" w:cs="Times New Roman"/>
+          <w:b/>
+          <w:bCs/>
+          <w:sz w:val="24"/>
+          <w:szCs w:val="24"/>
+        </w:rPr>
+        <w:t xml:space="preserve"> </w:t>
+      </w:r>
+      <w:proofErr w:type="spellStart"/>
+      <w:r>
+        <w:rPr>
+          <w:rFonts w:ascii="Times New Roman" w:hAnsi="Times New Roman" w:cs="Times New Roman"/>
+          <w:b/>
+          <w:bCs/>
+          <w:sz w:val="24"/>
+          <w:szCs w:val="24"/>
+        </w:rPr>
+        <w:t>akun</w:t>
+      </w:r>
+      <w:proofErr w:type="spellEnd"/>
+      <w:r>
+        <w:rPr>
+          <w:rFonts w:ascii="Times New Roman" w:hAnsi="Times New Roman" w:cs="Times New Roman"/>
+          <w:b/>
+          <w:bCs/>
+          <w:sz w:val="24"/>
+          <w:szCs w:val="24"/>
+        </w:rPr>
+        <w:t xml:space="preserve"> root</w:t>
       </w:r>
     </w:p>
     <w:p>
@@ -3087,16 +2469,17 @@
           <w:sz w:val="24"/>
           <w:szCs w:val="24"/>
         </w:rPr>
-        <w:t xml:space="preserve">Nilai </w:t>
-      </w:r>
-      <w:proofErr w:type="spellStart"/>
-      <w:r>
-        <w:rPr>
-          <w:rFonts w:ascii="Times New Roman" w:hAnsi="Times New Roman" w:cs="Times New Roman"/>
-          <w:sz w:val="24"/>
-          <w:szCs w:val="24"/>
-        </w:rPr>
-        <w:t>auth_type</w:t>
+        <w:lastRenderedPageBreak/>
+        <w:t xml:space="preserve">Password </w:t>
+      </w:r>
+      <w:proofErr w:type="spellStart"/>
+      <w:r>
+        <w:rPr>
+          <w:rFonts w:ascii="Times New Roman" w:hAnsi="Times New Roman" w:cs="Times New Roman"/>
+          <w:sz w:val="24"/>
+          <w:szCs w:val="24"/>
+        </w:rPr>
+        <w:t>diberikan</w:t>
       </w:r>
       <w:proofErr w:type="spellEnd"/>
       <w:r>
@@ -3114,153 +2497,121 @@
           <w:sz w:val="24"/>
           <w:szCs w:val="24"/>
         </w:rPr>
-        <w:t>config.inc.php</w:t>
-      </w:r>
-      <w:proofErr w:type="spellEnd"/>
-      <w:r>
-        <w:rPr>
-          <w:rFonts w:ascii="Times New Roman" w:hAnsi="Times New Roman" w:cs="Times New Roman"/>
-          <w:sz w:val="24"/>
-          <w:szCs w:val="24"/>
-        </w:rPr>
-        <w:t xml:space="preserve"> </w:t>
-      </w:r>
-      <w:proofErr w:type="spellStart"/>
-      <w:r>
-        <w:rPr>
-          <w:rFonts w:ascii="Times New Roman" w:hAnsi="Times New Roman" w:cs="Times New Roman"/>
-          <w:sz w:val="24"/>
-          <w:szCs w:val="24"/>
-        </w:rPr>
-        <w:t>diubah</w:t>
-      </w:r>
-      <w:proofErr w:type="spellEnd"/>
-      <w:r>
-        <w:rPr>
-          <w:rFonts w:ascii="Times New Roman" w:hAnsi="Times New Roman" w:cs="Times New Roman"/>
-          <w:sz w:val="24"/>
-          <w:szCs w:val="24"/>
-        </w:rPr>
-        <w:t xml:space="preserve"> </w:t>
-      </w:r>
-      <w:proofErr w:type="spellStart"/>
-      <w:r>
-        <w:rPr>
-          <w:rFonts w:ascii="Times New Roman" w:hAnsi="Times New Roman" w:cs="Times New Roman"/>
-          <w:sz w:val="24"/>
-          <w:szCs w:val="24"/>
-        </w:rPr>
-        <w:t>menjadi</w:t>
-      </w:r>
-      <w:proofErr w:type="spellEnd"/>
-      <w:r>
-        <w:rPr>
-          <w:rFonts w:ascii="Times New Roman" w:hAnsi="Times New Roman" w:cs="Times New Roman"/>
-          <w:sz w:val="24"/>
-          <w:szCs w:val="24"/>
-        </w:rPr>
-        <w:t xml:space="preserve"> 'cookie', </w:t>
-      </w:r>
-      <w:proofErr w:type="spellStart"/>
-      <w:r>
-        <w:rPr>
-          <w:rFonts w:ascii="Times New Roman" w:hAnsi="Times New Roman" w:cs="Times New Roman"/>
-          <w:sz w:val="24"/>
-          <w:szCs w:val="24"/>
-        </w:rPr>
-        <w:t>sehingga</w:t>
-      </w:r>
-      <w:proofErr w:type="spellEnd"/>
-      <w:r>
-        <w:rPr>
-          <w:rFonts w:ascii="Times New Roman" w:hAnsi="Times New Roman" w:cs="Times New Roman"/>
-          <w:sz w:val="24"/>
-          <w:szCs w:val="24"/>
-        </w:rPr>
-        <w:t xml:space="preserve"> phpMyAdmin </w:t>
-      </w:r>
-      <w:proofErr w:type="spellStart"/>
-      <w:r>
-        <w:rPr>
-          <w:rFonts w:ascii="Times New Roman" w:hAnsi="Times New Roman" w:cs="Times New Roman"/>
-          <w:sz w:val="24"/>
-          <w:szCs w:val="24"/>
-        </w:rPr>
-        <w:t>menampilkan</w:t>
-      </w:r>
-      <w:proofErr w:type="spellEnd"/>
-      <w:r>
-        <w:rPr>
-          <w:rFonts w:ascii="Times New Roman" w:hAnsi="Times New Roman" w:cs="Times New Roman"/>
-          <w:sz w:val="24"/>
-          <w:szCs w:val="24"/>
-        </w:rPr>
-        <w:t xml:space="preserve"> </w:t>
-      </w:r>
-      <w:proofErr w:type="spellStart"/>
-      <w:r>
-        <w:rPr>
-          <w:rFonts w:ascii="Times New Roman" w:hAnsi="Times New Roman" w:cs="Times New Roman"/>
-          <w:sz w:val="24"/>
-          <w:szCs w:val="24"/>
-        </w:rPr>
-        <w:t>halaman</w:t>
-      </w:r>
-      <w:proofErr w:type="spellEnd"/>
-      <w:r>
-        <w:rPr>
-          <w:rFonts w:ascii="Times New Roman" w:hAnsi="Times New Roman" w:cs="Times New Roman"/>
-          <w:sz w:val="24"/>
-          <w:szCs w:val="24"/>
-        </w:rPr>
-        <w:t xml:space="preserve"> </w:t>
-      </w:r>
-      <w:proofErr w:type="spellStart"/>
-      <w:r>
-        <w:rPr>
-          <w:rFonts w:ascii="Times New Roman" w:hAnsi="Times New Roman" w:cs="Times New Roman"/>
-          <w:sz w:val="24"/>
-          <w:szCs w:val="24"/>
-        </w:rPr>
-        <w:t>masuk</w:t>
-      </w:r>
-      <w:proofErr w:type="spellEnd"/>
-      <w:r>
-        <w:rPr>
-          <w:rFonts w:ascii="Times New Roman" w:hAnsi="Times New Roman" w:cs="Times New Roman"/>
-          <w:sz w:val="24"/>
-          <w:szCs w:val="24"/>
-        </w:rPr>
-        <w:t>.</w:t>
-      </w:r>
-    </w:p>
-    <w:p>
-      <w:pPr>
-        <w:spacing w:line="360" w:lineRule="auto"/>
-        <w:jc w:val="both"/>
-        <w:rPr>
-          <w:rFonts w:ascii="Times New Roman" w:hAnsi="Times New Roman" w:cs="Times New Roman"/>
-          <w:b/>
-          <w:bCs/>
-          <w:sz w:val="24"/>
-          <w:szCs w:val="24"/>
-        </w:rPr>
-      </w:pPr>
-      <w:r>
-        <w:lastRenderedPageBreak/>
+        <w:t>akun</w:t>
+      </w:r>
+      <w:proofErr w:type="spellEnd"/>
+      <w:r>
+        <w:rPr>
+          <w:rFonts w:ascii="Times New Roman" w:hAnsi="Times New Roman" w:cs="Times New Roman"/>
+          <w:sz w:val="24"/>
+          <w:szCs w:val="24"/>
+        </w:rPr>
+        <w:t xml:space="preserve"> root localhost, 127.0.0.1, </w:t>
+      </w:r>
+      <w:proofErr w:type="gramStart"/>
+      <w:r>
+        <w:rPr>
+          <w:rFonts w:ascii="Times New Roman" w:hAnsi="Times New Roman" w:cs="Times New Roman"/>
+          <w:sz w:val="24"/>
+          <w:szCs w:val="24"/>
+        </w:rPr>
+        <w:t>dan :</w:t>
+      </w:r>
+      <w:proofErr w:type="gramEnd"/>
+      <w:r>
+        <w:rPr>
+          <w:rFonts w:ascii="Times New Roman" w:hAnsi="Times New Roman" w:cs="Times New Roman"/>
+          <w:sz w:val="24"/>
+          <w:szCs w:val="24"/>
+        </w:rPr>
+        <w:t xml:space="preserve">:1. Masuk </w:t>
+      </w:r>
+      <w:proofErr w:type="spellStart"/>
+      <w:r>
+        <w:rPr>
+          <w:rFonts w:ascii="Times New Roman" w:hAnsi="Times New Roman" w:cs="Times New Roman"/>
+          <w:sz w:val="24"/>
+          <w:szCs w:val="24"/>
+        </w:rPr>
+        <w:t>ulang</w:t>
+      </w:r>
+      <w:proofErr w:type="spellEnd"/>
+      <w:r>
+        <w:rPr>
+          <w:rFonts w:ascii="Times New Roman" w:hAnsi="Times New Roman" w:cs="Times New Roman"/>
+          <w:sz w:val="24"/>
+          <w:szCs w:val="24"/>
+        </w:rPr>
+        <w:t xml:space="preserve"> </w:t>
+      </w:r>
+      <w:proofErr w:type="spellStart"/>
+      <w:r>
+        <w:rPr>
+          <w:rFonts w:ascii="Times New Roman" w:hAnsi="Times New Roman" w:cs="Times New Roman"/>
+          <w:sz w:val="24"/>
+          <w:szCs w:val="24"/>
+        </w:rPr>
+        <w:t>memerlukan</w:t>
+      </w:r>
+      <w:proofErr w:type="spellEnd"/>
+      <w:r>
+        <w:rPr>
+          <w:rFonts w:ascii="Times New Roman" w:hAnsi="Times New Roman" w:cs="Times New Roman"/>
+          <w:sz w:val="24"/>
+          <w:szCs w:val="24"/>
+        </w:rPr>
+        <w:t xml:space="preserve"> </w:t>
+      </w:r>
+      <w:proofErr w:type="spellStart"/>
+      <w:r>
+        <w:rPr>
+          <w:rFonts w:ascii="Times New Roman" w:hAnsi="Times New Roman" w:cs="Times New Roman"/>
+          <w:sz w:val="24"/>
+          <w:szCs w:val="24"/>
+        </w:rPr>
+        <w:t>opsi</w:t>
+      </w:r>
+      <w:proofErr w:type="spellEnd"/>
+      <w:r>
+        <w:rPr>
+          <w:rFonts w:ascii="Times New Roman" w:hAnsi="Times New Roman" w:cs="Times New Roman"/>
+          <w:sz w:val="24"/>
+          <w:szCs w:val="24"/>
+        </w:rPr>
+        <w:t xml:space="preserve"> -p.</w:t>
+      </w:r>
+    </w:p>
+    <w:p>
+      <w:pPr>
+        <w:pStyle w:val="ListParagraph"/>
+        <w:spacing w:line="360" w:lineRule="auto"/>
+        <w:ind w:left="284"/>
+        <w:jc w:val="both"/>
+        <w:rPr>
+          <w:rFonts w:ascii="Times New Roman" w:hAnsi="Times New Roman" w:cs="Times New Roman"/>
+          <w:sz w:val="24"/>
+          <w:szCs w:val="24"/>
+        </w:rPr>
+      </w:pPr>
+      <w:r>
+        <w:rPr>
+          <w:rFonts w:ascii="Times New Roman" w:hAnsi="Times New Roman" w:cs="Times New Roman"/>
+          <w:sz w:val="24"/>
+          <w:szCs w:val="24"/>
+        </w:rPr>
         <w:drawing>
-          <wp:anchor distT="0" distB="0" distL="114300" distR="114300" simplePos="0" relativeHeight="251662336" behindDoc="0" locked="0" layoutInCell="1" allowOverlap="1" wp14:anchorId="0C5A8F3C" wp14:editId="1EB70F9C">
+          <wp:anchor distT="0" distB="0" distL="114300" distR="114300" simplePos="0" relativeHeight="251659264" behindDoc="0" locked="0" layoutInCell="1" allowOverlap="1" wp14:anchorId="0CA0C06D" wp14:editId="3A1B3215">
             <wp:simplePos x="0" y="0"/>
             <wp:positionH relativeFrom="margin">
               <wp:align>center</wp:align>
             </wp:positionH>
             <wp:positionV relativeFrom="paragraph">
-              <wp:posOffset>293</wp:posOffset>
+              <wp:posOffset>166</wp:posOffset>
             </wp:positionV>
             <wp:extent cx="4159592" cy="2340000"/>
             <wp:effectExtent l="0" t="0" r="0" b="3175"/>
             <wp:wrapSquare wrapText="bothSides"/>
-            <wp:docPr id="806138196" name="Picture 1"/>
+            <wp:docPr id="801768184" name="Picture 1"/>
             <wp:cNvGraphicFramePr>
               <a:graphicFrameLocks xmlns:a="http://schemas.openxmlformats.org/drawingml/2006/main" noChangeAspect="1"/>
             </wp:cNvGraphicFramePr>
@@ -3268,7 +2619,7 @@
               <a:graphicData uri="http://schemas.openxmlformats.org/drawingml/2006/picture">
                 <pic:pic xmlns:pic="http://schemas.openxmlformats.org/drawingml/2006/picture">
                   <pic:nvPicPr>
-                    <pic:cNvPr id="806138196" name=""/>
+                    <pic:cNvPr id="801768184" name=""/>
                     <pic:cNvPicPr/>
                   </pic:nvPicPr>
                   <pic:blipFill>
@@ -3299,6 +2650,6837 @@
         </w:drawing>
       </w:r>
     </w:p>
+    <w:p>
+      <w:pPr>
+        <w:pStyle w:val="ListParagraph"/>
+        <w:spacing w:line="360" w:lineRule="auto"/>
+        <w:ind w:left="284"/>
+        <w:jc w:val="both"/>
+        <w:rPr>
+          <w:rFonts w:ascii="Times New Roman" w:hAnsi="Times New Roman" w:cs="Times New Roman"/>
+          <w:sz w:val="24"/>
+          <w:szCs w:val="24"/>
+        </w:rPr>
+      </w:pPr>
+    </w:p>
+    <w:p>
+      <w:pPr>
+        <w:pStyle w:val="ListParagraph"/>
+        <w:spacing w:line="360" w:lineRule="auto"/>
+        <w:ind w:left="284"/>
+        <w:jc w:val="both"/>
+        <w:rPr>
+          <w:rFonts w:ascii="Times New Roman" w:hAnsi="Times New Roman" w:cs="Times New Roman"/>
+          <w:sz w:val="24"/>
+          <w:szCs w:val="24"/>
+        </w:rPr>
+      </w:pPr>
+    </w:p>
+    <w:p>
+      <w:pPr>
+        <w:pStyle w:val="ListParagraph"/>
+        <w:spacing w:line="360" w:lineRule="auto"/>
+        <w:ind w:left="0"/>
+        <w:jc w:val="both"/>
+        <w:rPr>
+          <w:rFonts w:ascii="Times New Roman" w:hAnsi="Times New Roman" w:cs="Times New Roman"/>
+          <w:sz w:val="24"/>
+          <w:szCs w:val="24"/>
+        </w:rPr>
+      </w:pPr>
+    </w:p>
+    <w:p>
+      <w:pPr>
+        <w:pStyle w:val="ListParagraph"/>
+        <w:spacing w:line="360" w:lineRule="auto"/>
+        <w:ind w:left="0"/>
+        <w:jc w:val="both"/>
+        <w:rPr>
+          <w:rFonts w:ascii="Times New Roman" w:hAnsi="Times New Roman" w:cs="Times New Roman"/>
+          <w:sz w:val="24"/>
+          <w:szCs w:val="24"/>
+        </w:rPr>
+      </w:pPr>
+    </w:p>
+    <w:p>
+      <w:pPr>
+        <w:pStyle w:val="ListParagraph"/>
+        <w:spacing w:line="360" w:lineRule="auto"/>
+        <w:ind w:left="0"/>
+        <w:jc w:val="both"/>
+        <w:rPr>
+          <w:rFonts w:ascii="Times New Roman" w:hAnsi="Times New Roman" w:cs="Times New Roman"/>
+          <w:sz w:val="24"/>
+          <w:szCs w:val="24"/>
+        </w:rPr>
+      </w:pPr>
+    </w:p>
+    <w:p>
+      <w:pPr>
+        <w:pStyle w:val="ListParagraph"/>
+        <w:spacing w:line="360" w:lineRule="auto"/>
+        <w:ind w:left="0"/>
+        <w:jc w:val="both"/>
+        <w:rPr>
+          <w:rFonts w:ascii="Times New Roman" w:hAnsi="Times New Roman" w:cs="Times New Roman"/>
+          <w:sz w:val="24"/>
+          <w:szCs w:val="24"/>
+        </w:rPr>
+      </w:pPr>
+    </w:p>
+    <w:p>
+      <w:pPr>
+        <w:pStyle w:val="ListParagraph"/>
+        <w:spacing w:line="360" w:lineRule="auto"/>
+        <w:ind w:left="0"/>
+        <w:jc w:val="both"/>
+        <w:rPr>
+          <w:rFonts w:ascii="Times New Roman" w:hAnsi="Times New Roman" w:cs="Times New Roman"/>
+          <w:sz w:val="24"/>
+          <w:szCs w:val="24"/>
+        </w:rPr>
+      </w:pPr>
+    </w:p>
+    <w:p>
+      <w:pPr>
+        <w:pStyle w:val="ListParagraph"/>
+        <w:spacing w:line="360" w:lineRule="auto"/>
+        <w:ind w:left="0"/>
+        <w:jc w:val="both"/>
+        <w:rPr>
+          <w:rFonts w:ascii="Times New Roman" w:hAnsi="Times New Roman" w:cs="Times New Roman"/>
+          <w:sz w:val="24"/>
+          <w:szCs w:val="24"/>
+        </w:rPr>
+      </w:pPr>
+    </w:p>
+    <w:p>
+      <w:pPr>
+        <w:pStyle w:val="ListParagraph"/>
+        <w:spacing w:line="360" w:lineRule="auto"/>
+        <w:ind w:left="0"/>
+        <w:jc w:val="both"/>
+        <w:rPr>
+          <w:rFonts w:ascii="Times New Roman" w:hAnsi="Times New Roman" w:cs="Times New Roman"/>
+          <w:sz w:val="24"/>
+          <w:szCs w:val="24"/>
+        </w:rPr>
+      </w:pPr>
+    </w:p>
+    <w:p>
+      <w:pPr>
+        <w:pStyle w:val="ListParagraph"/>
+        <w:spacing w:line="360" w:lineRule="auto"/>
+        <w:ind w:left="0"/>
+        <w:jc w:val="both"/>
+        <w:rPr>
+          <w:rFonts w:ascii="Times New Roman" w:hAnsi="Times New Roman" w:cs="Times New Roman"/>
+          <w:sz w:val="24"/>
+          <w:szCs w:val="24"/>
+        </w:rPr>
+      </w:pPr>
+    </w:p>
+    <w:p>
+      <w:pPr>
+        <w:pStyle w:val="ListParagraph"/>
+        <w:spacing w:line="360" w:lineRule="auto"/>
+        <w:ind w:left="0" w:firstLine="284"/>
+        <w:jc w:val="both"/>
+        <w:rPr>
+          <w:rFonts w:ascii="Times New Roman" w:hAnsi="Times New Roman" w:cs="Times New Roman"/>
+          <w:b/>
+          <w:bCs/>
+          <w:sz w:val="24"/>
+          <w:szCs w:val="24"/>
+        </w:rPr>
+      </w:pPr>
+      <w:r>
+        <w:rPr>
+          <w:rFonts w:ascii="Times New Roman" w:hAnsi="Times New Roman" w:cs="Times New Roman"/>
+          <w:b/>
+          <w:bCs/>
+          <w:sz w:val="24"/>
+          <w:szCs w:val="24"/>
+        </w:rPr>
+        <w:t xml:space="preserve">3.4 Basis data dan </w:t>
+      </w:r>
+      <w:proofErr w:type="spellStart"/>
+      <w:r>
+        <w:rPr>
+          <w:rFonts w:ascii="Times New Roman" w:hAnsi="Times New Roman" w:cs="Times New Roman"/>
+          <w:b/>
+          <w:bCs/>
+          <w:sz w:val="24"/>
+          <w:szCs w:val="24"/>
+        </w:rPr>
+        <w:t>akun</w:t>
+      </w:r>
+      <w:proofErr w:type="spellEnd"/>
+      <w:r>
+        <w:rPr>
+          <w:rFonts w:ascii="Times New Roman" w:hAnsi="Times New Roman" w:cs="Times New Roman"/>
+          <w:b/>
+          <w:bCs/>
+          <w:sz w:val="24"/>
+          <w:szCs w:val="24"/>
+        </w:rPr>
+        <w:t xml:space="preserve"> </w:t>
+      </w:r>
+      <w:proofErr w:type="spellStart"/>
+      <w:r>
+        <w:rPr>
+          <w:rFonts w:ascii="Times New Roman" w:hAnsi="Times New Roman" w:cs="Times New Roman"/>
+          <w:b/>
+          <w:bCs/>
+          <w:sz w:val="24"/>
+          <w:szCs w:val="24"/>
+        </w:rPr>
+        <w:t>praktik</w:t>
+      </w:r>
+      <w:proofErr w:type="spellEnd"/>
+    </w:p>
+    <w:p>
+      <w:pPr>
+        <w:pStyle w:val="ListParagraph"/>
+        <w:spacing w:line="360" w:lineRule="auto"/>
+        <w:ind w:left="0" w:firstLine="284"/>
+        <w:jc w:val="both"/>
+        <w:rPr>
+          <w:rFonts w:ascii="Times New Roman" w:hAnsi="Times New Roman" w:cs="Times New Roman"/>
+          <w:sz w:val="24"/>
+          <w:szCs w:val="24"/>
+        </w:rPr>
+      </w:pPr>
+      <w:r>
+        <w:rPr>
+          <w:rFonts w:ascii="Times New Roman" w:hAnsi="Times New Roman" w:cs="Times New Roman"/>
+          <w:sz w:val="24"/>
+          <w:szCs w:val="24"/>
+        </w:rPr>
+        <w:drawing>
+          <wp:anchor distT="0" distB="0" distL="114300" distR="114300" simplePos="0" relativeHeight="251661312" behindDoc="0" locked="0" layoutInCell="1" allowOverlap="1" wp14:anchorId="147E26E3" wp14:editId="4DF3A370">
+            <wp:simplePos x="0" y="0"/>
+            <wp:positionH relativeFrom="margin">
+              <wp:align>center</wp:align>
+            </wp:positionH>
+            <wp:positionV relativeFrom="paragraph">
+              <wp:posOffset>7131</wp:posOffset>
+            </wp:positionV>
+            <wp:extent cx="4159592" cy="2340000"/>
+            <wp:effectExtent l="0" t="0" r="0" b="3175"/>
+            <wp:wrapSquare wrapText="bothSides"/>
+            <wp:docPr id="1810165720" name="Picture 1"/>
+            <wp:cNvGraphicFramePr>
+              <a:graphicFrameLocks xmlns:a="http://schemas.openxmlformats.org/drawingml/2006/main" noChangeAspect="1"/>
+            </wp:cNvGraphicFramePr>
+            <a:graphic xmlns:a="http://schemas.openxmlformats.org/drawingml/2006/main">
+              <a:graphicData uri="http://schemas.openxmlformats.org/drawingml/2006/picture">
+                <pic:pic xmlns:pic="http://schemas.openxmlformats.org/drawingml/2006/picture">
+                  <pic:nvPicPr>
+                    <pic:cNvPr id="1810165720" name=""/>
+                    <pic:cNvPicPr/>
+                  </pic:nvPicPr>
+                  <pic:blipFill>
+                    <a:blip r:embed="rId10" cstate="print">
+                      <a:extLst>
+                        <a:ext uri="{28A0092B-C50C-407E-A947-70E740481C1C}">
+                          <a14:useLocalDpi xmlns:a14="http://schemas.microsoft.com/office/drawing/2010/main" val="0"/>
+                        </a:ext>
+                      </a:extLst>
+                    </a:blip>
+                    <a:stretch>
+                      <a:fillRect/>
+                    </a:stretch>
+                  </pic:blipFill>
+                  <pic:spPr>
+                    <a:xfrm>
+                      <a:off x="0" y="0"/>
+                      <a:ext cx="4159592" cy="2340000"/>
+                    </a:xfrm>
+                    <a:prstGeom prst="rect">
+                      <a:avLst/>
+                    </a:prstGeom>
+                  </pic:spPr>
+                </pic:pic>
+              </a:graphicData>
+            </a:graphic>
+            <wp14:sizeRelH relativeFrom="margin">
+              <wp14:pctWidth>0</wp14:pctWidth>
+            </wp14:sizeRelH>
+            <wp14:sizeRelV relativeFrom="margin">
+              <wp14:pctHeight>0</wp14:pctHeight>
+            </wp14:sizeRelV>
+          </wp:anchor>
+        </w:drawing>
+      </w:r>
+    </w:p>
+    <w:p>
+      <w:pPr>
+        <w:pStyle w:val="ListParagraph"/>
+        <w:spacing w:line="360" w:lineRule="auto"/>
+        <w:ind w:left="0" w:firstLine="284"/>
+        <w:jc w:val="both"/>
+        <w:rPr>
+          <w:rFonts w:ascii="Times New Roman" w:hAnsi="Times New Roman" w:cs="Times New Roman"/>
+          <w:sz w:val="24"/>
+          <w:szCs w:val="24"/>
+        </w:rPr>
+      </w:pPr>
+    </w:p>
+    <w:p>
+      <w:pPr>
+        <w:pStyle w:val="ListParagraph"/>
+        <w:spacing w:line="360" w:lineRule="auto"/>
+        <w:ind w:left="0" w:firstLine="284"/>
+        <w:jc w:val="both"/>
+        <w:rPr>
+          <w:rFonts w:ascii="Times New Roman" w:hAnsi="Times New Roman" w:cs="Times New Roman"/>
+          <w:sz w:val="24"/>
+          <w:szCs w:val="24"/>
+        </w:rPr>
+      </w:pPr>
+    </w:p>
+    <w:p>
+      <w:pPr>
+        <w:pStyle w:val="ListParagraph"/>
+        <w:spacing w:line="360" w:lineRule="auto"/>
+        <w:ind w:left="0" w:firstLine="284"/>
+        <w:jc w:val="both"/>
+        <w:rPr>
+          <w:rFonts w:ascii="Times New Roman" w:hAnsi="Times New Roman" w:cs="Times New Roman"/>
+          <w:sz w:val="24"/>
+          <w:szCs w:val="24"/>
+        </w:rPr>
+      </w:pPr>
+    </w:p>
+    <w:p>
+      <w:pPr>
+        <w:pStyle w:val="ListParagraph"/>
+        <w:spacing w:line="360" w:lineRule="auto"/>
+        <w:ind w:left="0" w:firstLine="284"/>
+        <w:jc w:val="both"/>
+        <w:rPr>
+          <w:rFonts w:ascii="Times New Roman" w:hAnsi="Times New Roman" w:cs="Times New Roman"/>
+          <w:sz w:val="24"/>
+          <w:szCs w:val="24"/>
+        </w:rPr>
+      </w:pPr>
+    </w:p>
+    <w:p>
+      <w:pPr>
+        <w:pStyle w:val="ListParagraph"/>
+        <w:spacing w:line="360" w:lineRule="auto"/>
+        <w:ind w:left="0" w:firstLine="284"/>
+        <w:jc w:val="both"/>
+        <w:rPr>
+          <w:rFonts w:ascii="Times New Roman" w:hAnsi="Times New Roman" w:cs="Times New Roman"/>
+          <w:sz w:val="24"/>
+          <w:szCs w:val="24"/>
+        </w:rPr>
+      </w:pPr>
+    </w:p>
+    <w:p>
+      <w:pPr>
+        <w:pStyle w:val="ListParagraph"/>
+        <w:spacing w:line="360" w:lineRule="auto"/>
+        <w:ind w:left="0" w:firstLine="284"/>
+        <w:jc w:val="both"/>
+        <w:rPr>
+          <w:rFonts w:ascii="Times New Roman" w:hAnsi="Times New Roman" w:cs="Times New Roman"/>
+          <w:sz w:val="24"/>
+          <w:szCs w:val="24"/>
+        </w:rPr>
+      </w:pPr>
+    </w:p>
+    <w:p>
+      <w:pPr>
+        <w:pStyle w:val="ListParagraph"/>
+        <w:spacing w:line="360" w:lineRule="auto"/>
+        <w:ind w:left="0" w:firstLine="284"/>
+        <w:jc w:val="both"/>
+        <w:rPr>
+          <w:rFonts w:ascii="Times New Roman" w:hAnsi="Times New Roman" w:cs="Times New Roman"/>
+          <w:sz w:val="24"/>
+          <w:szCs w:val="24"/>
+        </w:rPr>
+      </w:pPr>
+    </w:p>
+    <w:p>
+      <w:pPr>
+        <w:pStyle w:val="ListParagraph"/>
+        <w:spacing w:line="360" w:lineRule="auto"/>
+        <w:ind w:left="0" w:firstLine="284"/>
+        <w:jc w:val="both"/>
+        <w:rPr>
+          <w:rFonts w:ascii="Times New Roman" w:hAnsi="Times New Roman" w:cs="Times New Roman"/>
+          <w:sz w:val="24"/>
+          <w:szCs w:val="24"/>
+        </w:rPr>
+      </w:pPr>
+    </w:p>
+    <w:p>
+      <w:pPr>
+        <w:pStyle w:val="ListParagraph"/>
+        <w:spacing w:line="360" w:lineRule="auto"/>
+        <w:ind w:left="0" w:firstLine="284"/>
+        <w:jc w:val="both"/>
+        <w:rPr>
+          <w:rFonts w:ascii="Times New Roman" w:hAnsi="Times New Roman" w:cs="Times New Roman"/>
+          <w:sz w:val="24"/>
+          <w:szCs w:val="24"/>
+        </w:rPr>
+      </w:pPr>
+    </w:p>
+    <w:p>
+      <w:pPr>
+        <w:pStyle w:val="ListParagraph"/>
+        <w:spacing w:line="360" w:lineRule="auto"/>
+        <w:ind w:left="0" w:firstLine="284"/>
+        <w:jc w:val="both"/>
+        <w:rPr>
+          <w:rFonts w:ascii="Times New Roman" w:hAnsi="Times New Roman" w:cs="Times New Roman"/>
+          <w:sz w:val="24"/>
+          <w:szCs w:val="24"/>
+        </w:rPr>
+      </w:pPr>
+    </w:p>
+    <w:p>
+      <w:pPr>
+        <w:pStyle w:val="ListParagraph"/>
+        <w:spacing w:line="360" w:lineRule="auto"/>
+        <w:ind w:left="284"/>
+        <w:jc w:val="both"/>
+        <w:rPr>
+          <w:rFonts w:ascii="Times New Roman" w:hAnsi="Times New Roman" w:cs="Times New Roman"/>
+          <w:b/>
+          <w:bCs/>
+          <w:sz w:val="24"/>
+          <w:szCs w:val="24"/>
+        </w:rPr>
+      </w:pPr>
+      <w:r>
+        <w:rPr>
+          <w:rFonts w:ascii="Times New Roman" w:hAnsi="Times New Roman" w:cs="Times New Roman"/>
+          <w:b/>
+          <w:bCs/>
+          <w:sz w:val="24"/>
+          <w:szCs w:val="24"/>
+        </w:rPr>
+        <w:t>3.5 phpMyAdmin mode cookie</w:t>
+      </w:r>
+    </w:p>
+    <w:p>
+      <w:pPr>
+        <w:pStyle w:val="ListParagraph"/>
+        <w:spacing w:line="360" w:lineRule="auto"/>
+        <w:ind w:left="284"/>
+        <w:jc w:val="both"/>
+        <w:rPr>
+          <w:rFonts w:ascii="Times New Roman" w:hAnsi="Times New Roman" w:cs="Times New Roman"/>
+          <w:sz w:val="24"/>
+          <w:szCs w:val="24"/>
+        </w:rPr>
+      </w:pPr>
+      <w:r>
+        <w:rPr>
+          <w:rFonts w:ascii="Times New Roman" w:hAnsi="Times New Roman" w:cs="Times New Roman"/>
+          <w:sz w:val="24"/>
+          <w:szCs w:val="24"/>
+        </w:rPr>
+        <w:t xml:space="preserve">Nilai </w:t>
+      </w:r>
+      <w:proofErr w:type="spellStart"/>
+      <w:r>
+        <w:rPr>
+          <w:rFonts w:ascii="Times New Roman" w:hAnsi="Times New Roman" w:cs="Times New Roman"/>
+          <w:sz w:val="24"/>
+          <w:szCs w:val="24"/>
+        </w:rPr>
+        <w:t>auth_type</w:t>
+      </w:r>
+      <w:proofErr w:type="spellEnd"/>
+      <w:r>
+        <w:rPr>
+          <w:rFonts w:ascii="Times New Roman" w:hAnsi="Times New Roman" w:cs="Times New Roman"/>
+          <w:sz w:val="24"/>
+          <w:szCs w:val="24"/>
+        </w:rPr>
+        <w:t xml:space="preserve"> pada </w:t>
+      </w:r>
+      <w:proofErr w:type="spellStart"/>
+      <w:r>
+        <w:rPr>
+          <w:rFonts w:ascii="Times New Roman" w:hAnsi="Times New Roman" w:cs="Times New Roman"/>
+          <w:sz w:val="24"/>
+          <w:szCs w:val="24"/>
+        </w:rPr>
+        <w:t>config.inc.php</w:t>
+      </w:r>
+      <w:proofErr w:type="spellEnd"/>
+      <w:r>
+        <w:rPr>
+          <w:rFonts w:ascii="Times New Roman" w:hAnsi="Times New Roman" w:cs="Times New Roman"/>
+          <w:sz w:val="24"/>
+          <w:szCs w:val="24"/>
+        </w:rPr>
+        <w:t xml:space="preserve"> </w:t>
+      </w:r>
+      <w:proofErr w:type="spellStart"/>
+      <w:r>
+        <w:rPr>
+          <w:rFonts w:ascii="Times New Roman" w:hAnsi="Times New Roman" w:cs="Times New Roman"/>
+          <w:sz w:val="24"/>
+          <w:szCs w:val="24"/>
+        </w:rPr>
+        <w:t>diubah</w:t>
+      </w:r>
+      <w:proofErr w:type="spellEnd"/>
+      <w:r>
+        <w:rPr>
+          <w:rFonts w:ascii="Times New Roman" w:hAnsi="Times New Roman" w:cs="Times New Roman"/>
+          <w:sz w:val="24"/>
+          <w:szCs w:val="24"/>
+        </w:rPr>
+        <w:t xml:space="preserve"> </w:t>
+      </w:r>
+      <w:proofErr w:type="spellStart"/>
+      <w:r>
+        <w:rPr>
+          <w:rFonts w:ascii="Times New Roman" w:hAnsi="Times New Roman" w:cs="Times New Roman"/>
+          <w:sz w:val="24"/>
+          <w:szCs w:val="24"/>
+        </w:rPr>
+        <w:t>menjadi</w:t>
+      </w:r>
+      <w:proofErr w:type="spellEnd"/>
+      <w:r>
+        <w:rPr>
+          <w:rFonts w:ascii="Times New Roman" w:hAnsi="Times New Roman" w:cs="Times New Roman"/>
+          <w:sz w:val="24"/>
+          <w:szCs w:val="24"/>
+        </w:rPr>
+        <w:t xml:space="preserve"> 'cookie', </w:t>
+      </w:r>
+      <w:proofErr w:type="spellStart"/>
+      <w:r>
+        <w:rPr>
+          <w:rFonts w:ascii="Times New Roman" w:hAnsi="Times New Roman" w:cs="Times New Roman"/>
+          <w:sz w:val="24"/>
+          <w:szCs w:val="24"/>
+        </w:rPr>
+        <w:t>sehingga</w:t>
+      </w:r>
+      <w:proofErr w:type="spellEnd"/>
+      <w:r>
+        <w:rPr>
+          <w:rFonts w:ascii="Times New Roman" w:hAnsi="Times New Roman" w:cs="Times New Roman"/>
+          <w:sz w:val="24"/>
+          <w:szCs w:val="24"/>
+        </w:rPr>
+        <w:t xml:space="preserve"> phpMyAdmin </w:t>
+      </w:r>
+      <w:proofErr w:type="spellStart"/>
+      <w:r>
+        <w:rPr>
+          <w:rFonts w:ascii="Times New Roman" w:hAnsi="Times New Roman" w:cs="Times New Roman"/>
+          <w:sz w:val="24"/>
+          <w:szCs w:val="24"/>
+        </w:rPr>
+        <w:t>menampilkan</w:t>
+      </w:r>
+      <w:proofErr w:type="spellEnd"/>
+      <w:r>
+        <w:rPr>
+          <w:rFonts w:ascii="Times New Roman" w:hAnsi="Times New Roman" w:cs="Times New Roman"/>
+          <w:sz w:val="24"/>
+          <w:szCs w:val="24"/>
+        </w:rPr>
+        <w:t xml:space="preserve"> </w:t>
+      </w:r>
+      <w:proofErr w:type="spellStart"/>
+      <w:r>
+        <w:rPr>
+          <w:rFonts w:ascii="Times New Roman" w:hAnsi="Times New Roman" w:cs="Times New Roman"/>
+          <w:sz w:val="24"/>
+          <w:szCs w:val="24"/>
+        </w:rPr>
+        <w:t>halaman</w:t>
+      </w:r>
+      <w:proofErr w:type="spellEnd"/>
+      <w:r>
+        <w:rPr>
+          <w:rFonts w:ascii="Times New Roman" w:hAnsi="Times New Roman" w:cs="Times New Roman"/>
+          <w:sz w:val="24"/>
+          <w:szCs w:val="24"/>
+        </w:rPr>
+        <w:t xml:space="preserve"> </w:t>
+      </w:r>
+      <w:proofErr w:type="spellStart"/>
+      <w:r>
+        <w:rPr>
+          <w:rFonts w:ascii="Times New Roman" w:hAnsi="Times New Roman" w:cs="Times New Roman"/>
+          <w:sz w:val="24"/>
+          <w:szCs w:val="24"/>
+        </w:rPr>
+        <w:t>masuk</w:t>
+      </w:r>
+      <w:proofErr w:type="spellEnd"/>
+      <w:r>
+        <w:rPr>
+          <w:rFonts w:ascii="Times New Roman" w:hAnsi="Times New Roman" w:cs="Times New Roman"/>
+          <w:sz w:val="24"/>
+          <w:szCs w:val="24"/>
+        </w:rPr>
+        <w:t>.</w:t>
+      </w:r>
+    </w:p>
+    <w:p>
+      <w:pPr>
+        <w:spacing w:line="360" w:lineRule="auto"/>
+        <w:jc w:val="both"/>
+        <w:rPr>
+          <w:rFonts w:ascii="Times New Roman" w:hAnsi="Times New Roman" w:cs="Times New Roman"/>
+          <w:b/>
+          <w:bCs/>
+          <w:sz w:val="24"/>
+          <w:szCs w:val="24"/>
+        </w:rPr>
+      </w:pPr>
+    </w:p>
+    <w:p>
+      <w:pPr>
+        <w:spacing w:line="360" w:lineRule="auto"/>
+        <w:jc w:val="both"/>
+        <w:rPr>
+          <w:rFonts w:ascii="Times New Roman" w:hAnsi="Times New Roman" w:cs="Times New Roman"/>
+          <w:b/>
+          <w:bCs/>
+          <w:sz w:val="24"/>
+          <w:szCs w:val="24"/>
+        </w:rPr>
+      </w:pPr>
+    </w:p>
+    <w:p>
+      <w:pPr>
+        <w:spacing w:line="360" w:lineRule="auto"/>
+        <w:jc w:val="both"/>
+        <w:rPr>
+          <w:rFonts w:ascii="Times New Roman" w:hAnsi="Times New Roman" w:cs="Times New Roman"/>
+          <w:b/>
+          <w:bCs/>
+          <w:sz w:val="24"/>
+          <w:szCs w:val="24"/>
+        </w:rPr>
+      </w:pPr>
+    </w:p>
+    <w:p>
+      <w:pPr>
+        <w:spacing w:line="360" w:lineRule="auto"/>
+        <w:jc w:val="both"/>
+        <w:rPr>
+          <w:rFonts w:ascii="Times New Roman" w:hAnsi="Times New Roman" w:cs="Times New Roman"/>
+          <w:b/>
+          <w:bCs/>
+          <w:sz w:val="24"/>
+          <w:szCs w:val="24"/>
+        </w:rPr>
+      </w:pPr>
+      <w:r>
+        <w:lastRenderedPageBreak/>
+        <w:drawing>
+          <wp:anchor distT="0" distB="0" distL="114300" distR="114300" simplePos="0" relativeHeight="251662336" behindDoc="0" locked="0" layoutInCell="1" allowOverlap="1" wp14:anchorId="0C5A8F3C" wp14:editId="5327A31A">
+            <wp:simplePos x="0" y="0"/>
+            <wp:positionH relativeFrom="margin">
+              <wp:align>center</wp:align>
+            </wp:positionH>
+            <wp:positionV relativeFrom="paragraph">
+              <wp:posOffset>12798</wp:posOffset>
+            </wp:positionV>
+            <wp:extent cx="4159592" cy="2340000"/>
+            <wp:effectExtent l="0" t="0" r="0" b="3175"/>
+            <wp:wrapSquare wrapText="bothSides"/>
+            <wp:docPr id="806138196" name="Picture 1"/>
+            <wp:cNvGraphicFramePr>
+              <a:graphicFrameLocks xmlns:a="http://schemas.openxmlformats.org/drawingml/2006/main" noChangeAspect="1"/>
+            </wp:cNvGraphicFramePr>
+            <a:graphic xmlns:a="http://schemas.openxmlformats.org/drawingml/2006/main">
+              <a:graphicData uri="http://schemas.openxmlformats.org/drawingml/2006/picture">
+                <pic:pic xmlns:pic="http://schemas.openxmlformats.org/drawingml/2006/picture">
+                  <pic:nvPicPr>
+                    <pic:cNvPr id="806138196" name=""/>
+                    <pic:cNvPicPr/>
+                  </pic:nvPicPr>
+                  <pic:blipFill>
+                    <a:blip r:embed="rId11" cstate="print">
+                      <a:extLst>
+                        <a:ext uri="{28A0092B-C50C-407E-A947-70E740481C1C}">
+                          <a14:useLocalDpi xmlns:a14="http://schemas.microsoft.com/office/drawing/2010/main" val="0"/>
+                        </a:ext>
+                      </a:extLst>
+                    </a:blip>
+                    <a:stretch>
+                      <a:fillRect/>
+                    </a:stretch>
+                  </pic:blipFill>
+                  <pic:spPr>
+                    <a:xfrm>
+                      <a:off x="0" y="0"/>
+                      <a:ext cx="4159592" cy="2340000"/>
+                    </a:xfrm>
+                    <a:prstGeom prst="rect">
+                      <a:avLst/>
+                    </a:prstGeom>
+                  </pic:spPr>
+                </pic:pic>
+              </a:graphicData>
+            </a:graphic>
+          </wp:anchor>
+        </w:drawing>
+      </w:r>
+    </w:p>
+    <w:p>
+      <w:pPr>
+        <w:spacing w:line="360" w:lineRule="auto"/>
+        <w:jc w:val="both"/>
+        <w:rPr>
+          <w:rFonts w:ascii="Times New Roman" w:hAnsi="Times New Roman" w:cs="Times New Roman"/>
+          <w:b/>
+          <w:bCs/>
+          <w:sz w:val="24"/>
+          <w:szCs w:val="24"/>
+        </w:rPr>
+      </w:pPr>
+    </w:p>
+    <w:p>
+      <w:pPr>
+        <w:spacing w:line="360" w:lineRule="auto"/>
+        <w:jc w:val="both"/>
+        <w:rPr>
+          <w:rFonts w:ascii="Times New Roman" w:hAnsi="Times New Roman" w:cs="Times New Roman"/>
+          <w:b/>
+          <w:bCs/>
+          <w:sz w:val="24"/>
+          <w:szCs w:val="24"/>
+        </w:rPr>
+      </w:pPr>
+    </w:p>
+    <w:p>
+      <w:pPr>
+        <w:spacing w:line="360" w:lineRule="auto"/>
+        <w:jc w:val="both"/>
+        <w:rPr>
+          <w:rFonts w:ascii="Times New Roman" w:hAnsi="Times New Roman" w:cs="Times New Roman"/>
+          <w:b/>
+          <w:bCs/>
+          <w:sz w:val="24"/>
+          <w:szCs w:val="24"/>
+        </w:rPr>
+      </w:pPr>
+    </w:p>
+    <w:p>
+      <w:pPr>
+        <w:spacing w:line="360" w:lineRule="auto"/>
+        <w:jc w:val="both"/>
+        <w:rPr>
+          <w:rFonts w:ascii="Times New Roman" w:hAnsi="Times New Roman" w:cs="Times New Roman"/>
+          <w:b/>
+          <w:bCs/>
+          <w:sz w:val="24"/>
+          <w:szCs w:val="24"/>
+        </w:rPr>
+      </w:pPr>
+    </w:p>
+    <w:p>
+      <w:pPr>
+        <w:spacing w:line="360" w:lineRule="auto"/>
+        <w:jc w:val="both"/>
+        <w:rPr>
+          <w:rFonts w:ascii="Times New Roman" w:hAnsi="Times New Roman" w:cs="Times New Roman"/>
+          <w:b/>
+          <w:bCs/>
+          <w:sz w:val="24"/>
+          <w:szCs w:val="24"/>
+        </w:rPr>
+      </w:pPr>
+    </w:p>
+    <w:p>
+      <w:pPr>
+        <w:spacing w:line="360" w:lineRule="auto"/>
+        <w:jc w:val="both"/>
+        <w:rPr>
+          <w:rFonts w:ascii="Times New Roman" w:hAnsi="Times New Roman" w:cs="Times New Roman"/>
+          <w:b/>
+          <w:bCs/>
+          <w:sz w:val="24"/>
+          <w:szCs w:val="24"/>
+        </w:rPr>
+      </w:pPr>
+    </w:p>
+    <w:p>
+      <w:pPr>
+        <w:spacing w:line="360" w:lineRule="auto"/>
+        <w:jc w:val="both"/>
+        <w:rPr>
+          <w:rFonts w:ascii="Times New Roman" w:hAnsi="Times New Roman" w:cs="Times New Roman"/>
+          <w:b/>
+          <w:bCs/>
+          <w:sz w:val="24"/>
+          <w:szCs w:val="24"/>
+        </w:rPr>
+      </w:pPr>
+      <w:r>
+        <w:rPr>
+          <w:rFonts w:ascii="Times New Roman" w:hAnsi="Times New Roman" w:cs="Times New Roman"/>
+          <w:b/>
+          <w:bCs/>
+          <w:sz w:val="24"/>
+          <w:szCs w:val="24"/>
+        </w:rPr>
+        <w:drawing>
+          <wp:anchor distT="0" distB="0" distL="114300" distR="114300" simplePos="0" relativeHeight="251663360" behindDoc="0" locked="0" layoutInCell="1" allowOverlap="1" wp14:anchorId="5A3FA572" wp14:editId="6C9CD80C">
+            <wp:simplePos x="0" y="0"/>
+            <wp:positionH relativeFrom="margin">
+              <wp:align>center</wp:align>
+            </wp:positionH>
+            <wp:positionV relativeFrom="paragraph">
+              <wp:posOffset>12065</wp:posOffset>
+            </wp:positionV>
+            <wp:extent cx="4159250" cy="2339975"/>
+            <wp:effectExtent l="0" t="0" r="0" b="3175"/>
+            <wp:wrapSquare wrapText="bothSides"/>
+            <wp:docPr id="1735226289" name="Picture 1"/>
+            <wp:cNvGraphicFramePr>
+              <a:graphicFrameLocks xmlns:a="http://schemas.openxmlformats.org/drawingml/2006/main" noChangeAspect="1"/>
+            </wp:cNvGraphicFramePr>
+            <a:graphic xmlns:a="http://schemas.openxmlformats.org/drawingml/2006/main">
+              <a:graphicData uri="http://schemas.openxmlformats.org/drawingml/2006/picture">
+                <pic:pic xmlns:pic="http://schemas.openxmlformats.org/drawingml/2006/picture">
+                  <pic:nvPicPr>
+                    <pic:cNvPr id="1735226289" name=""/>
+                    <pic:cNvPicPr/>
+                  </pic:nvPicPr>
+                  <pic:blipFill>
+                    <a:blip r:embed="rId12" cstate="print">
+                      <a:extLst>
+                        <a:ext uri="{28A0092B-C50C-407E-A947-70E740481C1C}">
+                          <a14:useLocalDpi xmlns:a14="http://schemas.microsoft.com/office/drawing/2010/main" val="0"/>
+                        </a:ext>
+                      </a:extLst>
+                    </a:blip>
+                    <a:stretch>
+                      <a:fillRect/>
+                    </a:stretch>
+                  </pic:blipFill>
+                  <pic:spPr>
+                    <a:xfrm>
+                      <a:off x="0" y="0"/>
+                      <a:ext cx="4159250" cy="2339975"/>
+                    </a:xfrm>
+                    <a:prstGeom prst="rect">
+                      <a:avLst/>
+                    </a:prstGeom>
+                  </pic:spPr>
+                </pic:pic>
+              </a:graphicData>
+            </a:graphic>
+            <wp14:sizeRelH relativeFrom="margin">
+              <wp14:pctWidth>0</wp14:pctWidth>
+            </wp14:sizeRelH>
+            <wp14:sizeRelV relativeFrom="margin">
+              <wp14:pctHeight>0</wp14:pctHeight>
+            </wp14:sizeRelV>
+          </wp:anchor>
+        </w:drawing>
+      </w:r>
+    </w:p>
+    <w:p>
+      <w:pPr>
+        <w:spacing w:line="360" w:lineRule="auto"/>
+        <w:jc w:val="both"/>
+        <w:rPr>
+          <w:rFonts w:ascii="Times New Roman" w:hAnsi="Times New Roman" w:cs="Times New Roman"/>
+          <w:b/>
+          <w:bCs/>
+          <w:sz w:val="24"/>
+          <w:szCs w:val="24"/>
+        </w:rPr>
+      </w:pPr>
+    </w:p>
+    <w:p>
+      <w:pPr>
+        <w:spacing w:line="360" w:lineRule="auto"/>
+        <w:jc w:val="both"/>
+        <w:rPr>
+          <w:rFonts w:ascii="Times New Roman" w:hAnsi="Times New Roman" w:cs="Times New Roman"/>
+          <w:b/>
+          <w:bCs/>
+          <w:sz w:val="24"/>
+          <w:szCs w:val="24"/>
+        </w:rPr>
+      </w:pPr>
+    </w:p>
+    <w:p>
+      <w:pPr>
+        <w:spacing w:line="360" w:lineRule="auto"/>
+        <w:jc w:val="both"/>
+        <w:rPr>
+          <w:rFonts w:ascii="Times New Roman" w:hAnsi="Times New Roman" w:cs="Times New Roman"/>
+          <w:b/>
+          <w:bCs/>
+          <w:sz w:val="24"/>
+          <w:szCs w:val="24"/>
+        </w:rPr>
+      </w:pPr>
+    </w:p>
+    <w:p>
+      <w:pPr>
+        <w:spacing w:line="360" w:lineRule="auto"/>
+        <w:jc w:val="both"/>
+        <w:rPr>
+          <w:rFonts w:ascii="Times New Roman" w:hAnsi="Times New Roman" w:cs="Times New Roman"/>
+          <w:b/>
+          <w:bCs/>
+          <w:sz w:val="24"/>
+          <w:szCs w:val="24"/>
+        </w:rPr>
+      </w:pPr>
+    </w:p>
+    <w:p>
+      <w:pPr>
+        <w:spacing w:line="360" w:lineRule="auto"/>
+        <w:jc w:val="both"/>
+        <w:rPr>
+          <w:rFonts w:ascii="Times New Roman" w:hAnsi="Times New Roman" w:cs="Times New Roman"/>
+          <w:b/>
+          <w:bCs/>
+          <w:sz w:val="24"/>
+          <w:szCs w:val="24"/>
+        </w:rPr>
+      </w:pPr>
+    </w:p>
+    <w:p>
+      <w:pPr>
+        <w:spacing w:line="360" w:lineRule="auto"/>
+        <w:jc w:val="both"/>
+        <w:rPr>
+          <w:rFonts w:ascii="Times New Roman" w:hAnsi="Times New Roman" w:cs="Times New Roman"/>
+          <w:b/>
+          <w:bCs/>
+          <w:sz w:val="24"/>
+          <w:szCs w:val="24"/>
+        </w:rPr>
+      </w:pPr>
+      <w:r>
+        <w:rPr>
+          <w:rFonts w:ascii="Times New Roman" w:hAnsi="Times New Roman" w:cs="Times New Roman"/>
+          <w:b/>
+          <w:bCs/>
+          <w:sz w:val="24"/>
+          <w:szCs w:val="24"/>
+        </w:rPr>
+        <w:drawing>
+          <wp:anchor distT="0" distB="0" distL="114300" distR="114300" simplePos="0" relativeHeight="251664384" behindDoc="0" locked="0" layoutInCell="1" allowOverlap="1" wp14:anchorId="23BE0AD2" wp14:editId="607A0116">
+            <wp:simplePos x="0" y="0"/>
+            <wp:positionH relativeFrom="margin">
+              <wp:align>center</wp:align>
+            </wp:positionH>
+            <wp:positionV relativeFrom="paragraph">
+              <wp:posOffset>329321</wp:posOffset>
+            </wp:positionV>
+            <wp:extent cx="4159592" cy="2340000"/>
+            <wp:effectExtent l="0" t="0" r="0" b="3175"/>
+            <wp:wrapSquare wrapText="bothSides"/>
+            <wp:docPr id="125446477" name="Picture 1"/>
+            <wp:cNvGraphicFramePr>
+              <a:graphicFrameLocks xmlns:a="http://schemas.openxmlformats.org/drawingml/2006/main" noChangeAspect="1"/>
+            </wp:cNvGraphicFramePr>
+            <a:graphic xmlns:a="http://schemas.openxmlformats.org/drawingml/2006/main">
+              <a:graphicData uri="http://schemas.openxmlformats.org/drawingml/2006/picture">
+                <pic:pic xmlns:pic="http://schemas.openxmlformats.org/drawingml/2006/picture">
+                  <pic:nvPicPr>
+                    <pic:cNvPr id="125446477" name=""/>
+                    <pic:cNvPicPr/>
+                  </pic:nvPicPr>
+                  <pic:blipFill>
+                    <a:blip r:embed="rId13" cstate="print">
+                      <a:extLst>
+                        <a:ext uri="{28A0092B-C50C-407E-A947-70E740481C1C}">
+                          <a14:useLocalDpi xmlns:a14="http://schemas.microsoft.com/office/drawing/2010/main" val="0"/>
+                        </a:ext>
+                      </a:extLst>
+                    </a:blip>
+                    <a:stretch>
+                      <a:fillRect/>
+                    </a:stretch>
+                  </pic:blipFill>
+                  <pic:spPr>
+                    <a:xfrm>
+                      <a:off x="0" y="0"/>
+                      <a:ext cx="4159592" cy="2340000"/>
+                    </a:xfrm>
+                    <a:prstGeom prst="rect">
+                      <a:avLst/>
+                    </a:prstGeom>
+                  </pic:spPr>
+                </pic:pic>
+              </a:graphicData>
+            </a:graphic>
+            <wp14:sizeRelH relativeFrom="margin">
+              <wp14:pctWidth>0</wp14:pctWidth>
+            </wp14:sizeRelH>
+            <wp14:sizeRelV relativeFrom="margin">
+              <wp14:pctHeight>0</wp14:pctHeight>
+            </wp14:sizeRelV>
+          </wp:anchor>
+        </w:drawing>
+      </w:r>
+    </w:p>
+    <w:p>
+      <w:pPr>
+        <w:spacing w:line="360" w:lineRule="auto"/>
+        <w:jc w:val="both"/>
+        <w:rPr>
+          <w:rFonts w:ascii="Times New Roman" w:hAnsi="Times New Roman" w:cs="Times New Roman"/>
+          <w:b/>
+          <w:bCs/>
+          <w:sz w:val="24"/>
+          <w:szCs w:val="24"/>
+        </w:rPr>
+      </w:pPr>
+    </w:p>
+    <w:p>
+      <w:pPr>
+        <w:spacing w:line="360" w:lineRule="auto"/>
+        <w:jc w:val="both"/>
+        <w:rPr>
+          <w:rFonts w:ascii="Times New Roman" w:hAnsi="Times New Roman" w:cs="Times New Roman"/>
+          <w:b/>
+          <w:bCs/>
+          <w:sz w:val="24"/>
+          <w:szCs w:val="24"/>
+        </w:rPr>
+      </w:pPr>
+    </w:p>
+    <w:p>
+      <w:pPr>
+        <w:spacing w:line="360" w:lineRule="auto"/>
+        <w:jc w:val="both"/>
+        <w:rPr>
+          <w:rFonts w:ascii="Times New Roman" w:hAnsi="Times New Roman" w:cs="Times New Roman"/>
+          <w:b/>
+          <w:bCs/>
+          <w:sz w:val="24"/>
+          <w:szCs w:val="24"/>
+        </w:rPr>
+      </w:pPr>
+    </w:p>
+    <w:p>
+      <w:pPr>
+        <w:spacing w:line="360" w:lineRule="auto"/>
+        <w:jc w:val="both"/>
+        <w:rPr>
+          <w:rFonts w:ascii="Times New Roman" w:hAnsi="Times New Roman" w:cs="Times New Roman"/>
+          <w:b/>
+          <w:bCs/>
+          <w:sz w:val="24"/>
+          <w:szCs w:val="24"/>
+        </w:rPr>
+      </w:pPr>
+    </w:p>
+    <w:p>
+      <w:pPr>
+        <w:spacing w:line="360" w:lineRule="auto"/>
+        <w:jc w:val="both"/>
+        <w:rPr>
+          <w:rFonts w:ascii="Times New Roman" w:hAnsi="Times New Roman" w:cs="Times New Roman"/>
+          <w:b/>
+          <w:bCs/>
+          <w:sz w:val="24"/>
+          <w:szCs w:val="24"/>
+        </w:rPr>
+      </w:pPr>
+    </w:p>
+    <w:p>
+      <w:pPr>
+        <w:spacing w:line="360" w:lineRule="auto"/>
+        <w:jc w:val="both"/>
+        <w:rPr>
+          <w:rFonts w:ascii="Times New Roman" w:hAnsi="Times New Roman" w:cs="Times New Roman"/>
+          <w:b/>
+          <w:bCs/>
+          <w:sz w:val="24"/>
+          <w:szCs w:val="24"/>
+        </w:rPr>
+      </w:pPr>
+    </w:p>
+    <w:p>
+      <w:pPr>
+        <w:spacing w:line="360" w:lineRule="auto"/>
+        <w:jc w:val="both"/>
+        <w:rPr>
+          <w:rFonts w:ascii="Times New Roman" w:hAnsi="Times New Roman" w:cs="Times New Roman"/>
+          <w:b/>
+          <w:bCs/>
+          <w:sz w:val="24"/>
+          <w:szCs w:val="24"/>
+        </w:rPr>
+      </w:pPr>
+    </w:p>
+    <w:p>
+      <w:pPr>
+        <w:spacing w:line="360" w:lineRule="auto"/>
+        <w:jc w:val="both"/>
+        <w:rPr>
+          <w:rFonts w:ascii="Times New Roman" w:hAnsi="Times New Roman" w:cs="Times New Roman"/>
+          <w:b/>
+          <w:bCs/>
+          <w:sz w:val="24"/>
+          <w:szCs w:val="24"/>
+        </w:rPr>
+      </w:pPr>
+    </w:p>
+    <w:p>
+      <w:pPr>
+        <w:spacing w:line="360" w:lineRule="auto"/>
+        <w:ind w:firstLine="142"/>
+        <w:jc w:val="both"/>
+        <w:rPr>
+          <w:rFonts w:ascii="Times New Roman" w:hAnsi="Times New Roman" w:cs="Times New Roman"/>
+          <w:b/>
+          <w:bCs/>
+          <w:sz w:val="24"/>
+          <w:szCs w:val="24"/>
+        </w:rPr>
+      </w:pPr>
+      <w:r>
+        <w:rPr>
+          <w:rFonts w:ascii="Times New Roman" w:hAnsi="Times New Roman" w:cs="Times New Roman"/>
+          <w:b/>
+          <w:bCs/>
+          <w:sz w:val="24"/>
+          <w:szCs w:val="24"/>
+        </w:rPr>
+        <w:t xml:space="preserve">3.6 </w:t>
+      </w:r>
+      <w:proofErr w:type="spellStart"/>
+      <w:r>
+        <w:rPr>
+          <w:rFonts w:ascii="Times New Roman" w:hAnsi="Times New Roman" w:cs="Times New Roman"/>
+          <w:b/>
+          <w:bCs/>
+          <w:sz w:val="24"/>
+          <w:szCs w:val="24"/>
+        </w:rPr>
+        <w:t>Proyek</w:t>
+      </w:r>
+      <w:proofErr w:type="spellEnd"/>
+      <w:r>
+        <w:rPr>
+          <w:rFonts w:ascii="Times New Roman" w:hAnsi="Times New Roman" w:cs="Times New Roman"/>
+          <w:b/>
+          <w:bCs/>
+          <w:sz w:val="24"/>
+          <w:szCs w:val="24"/>
+        </w:rPr>
+        <w:t xml:space="preserve"> </w:t>
+      </w:r>
+      <w:proofErr w:type="spellStart"/>
+      <w:r>
+        <w:rPr>
+          <w:rFonts w:ascii="Times New Roman" w:hAnsi="Times New Roman" w:cs="Times New Roman"/>
+          <w:b/>
+          <w:bCs/>
+          <w:sz w:val="24"/>
+          <w:szCs w:val="24"/>
+        </w:rPr>
+        <w:t>Perpustakaan</w:t>
+      </w:r>
+      <w:proofErr w:type="spellEnd"/>
+      <w:r>
+        <w:rPr>
+          <w:rFonts w:ascii="Times New Roman" w:hAnsi="Times New Roman" w:cs="Times New Roman"/>
+          <w:b/>
+          <w:bCs/>
+          <w:sz w:val="24"/>
+          <w:szCs w:val="24"/>
+        </w:rPr>
+        <w:t xml:space="preserve"> (Milestone 1)</w:t>
+      </w:r>
+    </w:p>
+    <w:p>
+      <w:pPr>
+        <w:spacing w:line="360" w:lineRule="auto"/>
+        <w:ind w:left="142"/>
+        <w:jc w:val="both"/>
+        <w:rPr>
+          <w:rFonts w:ascii="Times New Roman" w:hAnsi="Times New Roman" w:cs="Times New Roman"/>
+          <w:sz w:val="24"/>
+          <w:szCs w:val="24"/>
+        </w:rPr>
+      </w:pPr>
+      <w:r>
+        <w:rPr>
+          <w:rFonts w:ascii="Times New Roman" w:hAnsi="Times New Roman" w:cs="Times New Roman"/>
+          <w:noProof/>
+          <w:sz w:val="24"/>
+          <w:szCs w:val="24"/>
+        </w:rPr>
+        <w:lastRenderedPageBreak/>
+        <w:drawing>
+          <wp:anchor distT="0" distB="0" distL="114300" distR="114300" simplePos="0" relativeHeight="251665408" behindDoc="0" locked="0" layoutInCell="1" allowOverlap="1" wp14:anchorId="6A0103CC" wp14:editId="4A274B21">
+            <wp:simplePos x="0" y="0"/>
+            <wp:positionH relativeFrom="margin">
+              <wp:align>center</wp:align>
+            </wp:positionH>
+            <wp:positionV relativeFrom="paragraph">
+              <wp:posOffset>557872</wp:posOffset>
+            </wp:positionV>
+            <wp:extent cx="4159592" cy="2340000"/>
+            <wp:effectExtent l="0" t="0" r="0" b="3175"/>
+            <wp:wrapSquare wrapText="bothSides"/>
+            <wp:docPr id="555438180" name="Picture 1"/>
+            <wp:cNvGraphicFramePr>
+              <a:graphicFrameLocks xmlns:a="http://schemas.openxmlformats.org/drawingml/2006/main" noChangeAspect="1"/>
+            </wp:cNvGraphicFramePr>
+            <a:graphic xmlns:a="http://schemas.openxmlformats.org/drawingml/2006/main">
+              <a:graphicData uri="http://schemas.openxmlformats.org/drawingml/2006/picture">
+                <pic:pic xmlns:pic="http://schemas.openxmlformats.org/drawingml/2006/picture">
+                  <pic:nvPicPr>
+                    <pic:cNvPr id="555438180" name="Picture 555438180"/>
+                    <pic:cNvPicPr/>
+                  </pic:nvPicPr>
+                  <pic:blipFill>
+                    <a:blip r:embed="rId14" cstate="print">
+                      <a:extLst>
+                        <a:ext uri="{28A0092B-C50C-407E-A947-70E740481C1C}">
+                          <a14:useLocalDpi xmlns:a14="http://schemas.microsoft.com/office/drawing/2010/main" val="0"/>
+                        </a:ext>
+                      </a:extLst>
+                    </a:blip>
+                    <a:stretch>
+                      <a:fillRect/>
+                    </a:stretch>
+                  </pic:blipFill>
+                  <pic:spPr>
+                    <a:xfrm>
+                      <a:off x="0" y="0"/>
+                      <a:ext cx="4159592" cy="2340000"/>
+                    </a:xfrm>
+                    <a:prstGeom prst="rect">
+                      <a:avLst/>
+                    </a:prstGeom>
+                  </pic:spPr>
+                </pic:pic>
+              </a:graphicData>
+            </a:graphic>
+            <wp14:sizeRelH relativeFrom="margin">
+              <wp14:pctWidth>0</wp14:pctWidth>
+            </wp14:sizeRelH>
+            <wp14:sizeRelV relativeFrom="margin">
+              <wp14:pctHeight>0</wp14:pctHeight>
+            </wp14:sizeRelV>
+          </wp:anchor>
+        </w:drawing>
+      </w:r>
+      <w:r>
+        <w:rPr>
+          <w:rFonts w:ascii="Times New Roman" w:hAnsi="Times New Roman" w:cs="Times New Roman"/>
+          <w:sz w:val="24"/>
+          <w:szCs w:val="24"/>
+        </w:rPr>
+        <w:t xml:space="preserve">Akun dev_120 </w:t>
+      </w:r>
+      <w:proofErr w:type="spellStart"/>
+      <w:r>
+        <w:rPr>
+          <w:rFonts w:ascii="Times New Roman" w:hAnsi="Times New Roman" w:cs="Times New Roman"/>
+          <w:sz w:val="24"/>
+          <w:szCs w:val="24"/>
+        </w:rPr>
+        <w:t>dapat</w:t>
+      </w:r>
+      <w:proofErr w:type="spellEnd"/>
+      <w:r>
+        <w:rPr>
+          <w:rFonts w:ascii="Times New Roman" w:hAnsi="Times New Roman" w:cs="Times New Roman"/>
+          <w:sz w:val="24"/>
+          <w:szCs w:val="24"/>
+        </w:rPr>
+        <w:t xml:space="preserve"> </w:t>
+      </w:r>
+      <w:proofErr w:type="spellStart"/>
+      <w:r>
+        <w:rPr>
+          <w:rFonts w:ascii="Times New Roman" w:hAnsi="Times New Roman" w:cs="Times New Roman"/>
+          <w:sz w:val="24"/>
+          <w:szCs w:val="24"/>
+        </w:rPr>
+        <w:t>membuka</w:t>
+      </w:r>
+      <w:proofErr w:type="spellEnd"/>
+      <w:r>
+        <w:rPr>
+          <w:rFonts w:ascii="Times New Roman" w:hAnsi="Times New Roman" w:cs="Times New Roman"/>
+          <w:sz w:val="24"/>
+          <w:szCs w:val="24"/>
+        </w:rPr>
+        <w:t xml:space="preserve"> perpus_120, </w:t>
+      </w:r>
+      <w:proofErr w:type="spellStart"/>
+      <w:r>
+        <w:rPr>
+          <w:rFonts w:ascii="Times New Roman" w:hAnsi="Times New Roman" w:cs="Times New Roman"/>
+          <w:sz w:val="24"/>
+          <w:szCs w:val="24"/>
+        </w:rPr>
+        <w:t>tetapi</w:t>
+      </w:r>
+      <w:proofErr w:type="spellEnd"/>
+      <w:r>
+        <w:rPr>
+          <w:rFonts w:ascii="Times New Roman" w:hAnsi="Times New Roman" w:cs="Times New Roman"/>
+          <w:sz w:val="24"/>
+          <w:szCs w:val="24"/>
+        </w:rPr>
+        <w:t xml:space="preserve"> </w:t>
+      </w:r>
+      <w:proofErr w:type="spellStart"/>
+      <w:r>
+        <w:rPr>
+          <w:rFonts w:ascii="Times New Roman" w:hAnsi="Times New Roman" w:cs="Times New Roman"/>
+          <w:sz w:val="24"/>
+          <w:szCs w:val="24"/>
+        </w:rPr>
+        <w:t>ditolak</w:t>
+      </w:r>
+      <w:proofErr w:type="spellEnd"/>
+      <w:r>
+        <w:rPr>
+          <w:rFonts w:ascii="Times New Roman" w:hAnsi="Times New Roman" w:cs="Times New Roman"/>
+          <w:sz w:val="24"/>
+          <w:szCs w:val="24"/>
+        </w:rPr>
+        <w:t xml:space="preserve"> </w:t>
+      </w:r>
+      <w:proofErr w:type="spellStart"/>
+      <w:r>
+        <w:rPr>
+          <w:rFonts w:ascii="Times New Roman" w:hAnsi="Times New Roman" w:cs="Times New Roman"/>
+          <w:sz w:val="24"/>
+          <w:szCs w:val="24"/>
+        </w:rPr>
+        <w:t>saat</w:t>
+      </w:r>
+      <w:proofErr w:type="spellEnd"/>
+      <w:r>
+        <w:rPr>
+          <w:rFonts w:ascii="Times New Roman" w:hAnsi="Times New Roman" w:cs="Times New Roman"/>
+          <w:sz w:val="24"/>
+          <w:szCs w:val="24"/>
+        </w:rPr>
+        <w:t xml:space="preserve"> </w:t>
+      </w:r>
+      <w:proofErr w:type="spellStart"/>
+      <w:r>
+        <w:rPr>
+          <w:rFonts w:ascii="Times New Roman" w:hAnsi="Times New Roman" w:cs="Times New Roman"/>
+          <w:sz w:val="24"/>
+          <w:szCs w:val="24"/>
+        </w:rPr>
+        <w:t>membuka</w:t>
+      </w:r>
+      <w:proofErr w:type="spellEnd"/>
+      <w:r>
+        <w:rPr>
+          <w:rFonts w:ascii="Times New Roman" w:hAnsi="Times New Roman" w:cs="Times New Roman"/>
+          <w:sz w:val="24"/>
+          <w:szCs w:val="24"/>
+        </w:rPr>
+        <w:t xml:space="preserve"> kopma_120 (ERROR 1044).</w:t>
+      </w:r>
+    </w:p>
+    <w:p>
+      <w:pPr>
+        <w:spacing w:line="360" w:lineRule="auto"/>
+        <w:ind w:left="142"/>
+        <w:jc w:val="both"/>
+        <w:rPr>
+          <w:rFonts w:ascii="Times New Roman" w:hAnsi="Times New Roman" w:cs="Times New Roman"/>
+          <w:sz w:val="24"/>
+          <w:szCs w:val="24"/>
+        </w:rPr>
+      </w:pPr>
+    </w:p>
+    <w:p>
+      <w:pPr>
+        <w:spacing w:line="360" w:lineRule="auto"/>
+        <w:ind w:left="142"/>
+        <w:jc w:val="both"/>
+        <w:rPr>
+          <w:rFonts w:ascii="Times New Roman" w:hAnsi="Times New Roman" w:cs="Times New Roman"/>
+          <w:sz w:val="24"/>
+          <w:szCs w:val="24"/>
+        </w:rPr>
+      </w:pPr>
+    </w:p>
+    <w:p>
+      <w:pPr>
+        <w:spacing w:line="360" w:lineRule="auto"/>
+        <w:ind w:left="142"/>
+        <w:jc w:val="both"/>
+        <w:rPr>
+          <w:rFonts w:ascii="Times New Roman" w:hAnsi="Times New Roman" w:cs="Times New Roman"/>
+          <w:sz w:val="24"/>
+          <w:szCs w:val="24"/>
+        </w:rPr>
+      </w:pPr>
+    </w:p>
+    <w:p>
+      <w:pPr>
+        <w:spacing w:line="360" w:lineRule="auto"/>
+        <w:ind w:left="142"/>
+        <w:jc w:val="both"/>
+        <w:rPr>
+          <w:rFonts w:ascii="Times New Roman" w:hAnsi="Times New Roman" w:cs="Times New Roman"/>
+          <w:sz w:val="24"/>
+          <w:szCs w:val="24"/>
+        </w:rPr>
+      </w:pPr>
+    </w:p>
+    <w:p>
+      <w:pPr>
+        <w:spacing w:line="360" w:lineRule="auto"/>
+        <w:ind w:left="142"/>
+        <w:jc w:val="both"/>
+        <w:rPr>
+          <w:rFonts w:ascii="Times New Roman" w:hAnsi="Times New Roman" w:cs="Times New Roman"/>
+          <w:sz w:val="24"/>
+          <w:szCs w:val="24"/>
+        </w:rPr>
+      </w:pPr>
+    </w:p>
+    <w:p>
+      <w:pPr>
+        <w:spacing w:line="360" w:lineRule="auto"/>
+        <w:ind w:left="142"/>
+        <w:jc w:val="both"/>
+        <w:rPr>
+          <w:rFonts w:ascii="Times New Roman" w:hAnsi="Times New Roman" w:cs="Times New Roman"/>
+          <w:sz w:val="24"/>
+          <w:szCs w:val="24"/>
+        </w:rPr>
+      </w:pPr>
+    </w:p>
+    <w:p>
+      <w:pPr>
+        <w:spacing w:line="360" w:lineRule="auto"/>
+        <w:ind w:left="142"/>
+        <w:jc w:val="both"/>
+        <w:rPr>
+          <w:rFonts w:ascii="Times New Roman" w:hAnsi="Times New Roman" w:cs="Times New Roman"/>
+          <w:sz w:val="24"/>
+          <w:szCs w:val="24"/>
+        </w:rPr>
+      </w:pPr>
+    </w:p>
+    <w:p>
+      <w:pPr>
+        <w:spacing w:line="360" w:lineRule="auto"/>
+        <w:ind w:left="142"/>
+        <w:jc w:val="both"/>
+        <w:rPr>
+          <w:rFonts w:ascii="Times New Roman" w:hAnsi="Times New Roman" w:cs="Times New Roman"/>
+          <w:sz w:val="24"/>
+          <w:szCs w:val="24"/>
+        </w:rPr>
+      </w:pPr>
+    </w:p>
+    <w:p>
+      <w:pPr>
+        <w:spacing w:line="360" w:lineRule="auto"/>
+        <w:ind w:left="142"/>
+        <w:jc w:val="both"/>
+        <w:rPr>
+          <w:rFonts w:ascii="Times New Roman" w:hAnsi="Times New Roman" w:cs="Times New Roman"/>
+          <w:b/>
+          <w:bCs/>
+          <w:sz w:val="24"/>
+          <w:szCs w:val="24"/>
+        </w:rPr>
+      </w:pPr>
+      <w:r>
+        <w:rPr>
+          <w:rFonts w:ascii="Times New Roman" w:hAnsi="Times New Roman" w:cs="Times New Roman"/>
+          <w:b/>
+          <w:bCs/>
+          <w:sz w:val="24"/>
+          <w:szCs w:val="24"/>
+        </w:rPr>
+        <w:t>3.7 Git dan GitHub</w:t>
+      </w:r>
+    </w:p>
+    <w:p>
+      <w:pPr>
+        <w:spacing w:line="360" w:lineRule="auto"/>
+        <w:ind w:left="142"/>
+        <w:jc w:val="both"/>
+        <w:rPr>
+          <w:rFonts w:ascii="Times New Roman" w:hAnsi="Times New Roman" w:cs="Times New Roman"/>
+          <w:sz w:val="24"/>
+          <w:szCs w:val="24"/>
+        </w:rPr>
+      </w:pPr>
+      <w:r>
+        <w:rPr>
+          <w:rFonts w:ascii="Times New Roman" w:hAnsi="Times New Roman" w:cs="Times New Roman"/>
+          <w:sz w:val="24"/>
+          <w:szCs w:val="24"/>
+        </w:rPr>
+        <w:drawing>
+          <wp:anchor distT="0" distB="0" distL="114300" distR="114300" simplePos="0" relativeHeight="251666432" behindDoc="0" locked="0" layoutInCell="1" allowOverlap="1" wp14:anchorId="769855B6" wp14:editId="6735C3B6">
+            <wp:simplePos x="0" y="0"/>
+            <wp:positionH relativeFrom="margin">
+              <wp:align>center</wp:align>
+            </wp:positionH>
+            <wp:positionV relativeFrom="paragraph">
+              <wp:posOffset>569204</wp:posOffset>
+            </wp:positionV>
+            <wp:extent cx="4159592" cy="2340000"/>
+            <wp:effectExtent l="0" t="0" r="0" b="3175"/>
+            <wp:wrapSquare wrapText="bothSides"/>
+            <wp:docPr id="1925546796" name="Picture 1"/>
+            <wp:cNvGraphicFramePr>
+              <a:graphicFrameLocks xmlns:a="http://schemas.openxmlformats.org/drawingml/2006/main" noChangeAspect="1"/>
+            </wp:cNvGraphicFramePr>
+            <a:graphic xmlns:a="http://schemas.openxmlformats.org/drawingml/2006/main">
+              <a:graphicData uri="http://schemas.openxmlformats.org/drawingml/2006/picture">
+                <pic:pic xmlns:pic="http://schemas.openxmlformats.org/drawingml/2006/picture">
+                  <pic:nvPicPr>
+                    <pic:cNvPr id="1925546796" name=""/>
+                    <pic:cNvPicPr/>
+                  </pic:nvPicPr>
+                  <pic:blipFill>
+                    <a:blip r:embed="rId15" cstate="print">
+                      <a:extLst>
+                        <a:ext uri="{28A0092B-C50C-407E-A947-70E740481C1C}">
+                          <a14:useLocalDpi xmlns:a14="http://schemas.microsoft.com/office/drawing/2010/main" val="0"/>
+                        </a:ext>
+                      </a:extLst>
+                    </a:blip>
+                    <a:stretch>
+                      <a:fillRect/>
+                    </a:stretch>
+                  </pic:blipFill>
+                  <pic:spPr>
+                    <a:xfrm>
+                      <a:off x="0" y="0"/>
+                      <a:ext cx="4159592" cy="2340000"/>
+                    </a:xfrm>
+                    <a:prstGeom prst="rect">
+                      <a:avLst/>
+                    </a:prstGeom>
+                  </pic:spPr>
+                </pic:pic>
+              </a:graphicData>
+            </a:graphic>
+          </wp:anchor>
+        </w:drawing>
+      </w:r>
+      <w:proofErr w:type="spellStart"/>
+      <w:r>
+        <w:rPr>
+          <w:rFonts w:ascii="Times New Roman" w:hAnsi="Times New Roman" w:cs="Times New Roman"/>
+          <w:sz w:val="24"/>
+          <w:szCs w:val="24"/>
+        </w:rPr>
+        <w:t>Repositori</w:t>
+      </w:r>
+      <w:proofErr w:type="spellEnd"/>
+      <w:r>
+        <w:rPr>
+          <w:rFonts w:ascii="Times New Roman" w:hAnsi="Times New Roman" w:cs="Times New Roman"/>
+          <w:sz w:val="24"/>
+          <w:szCs w:val="24"/>
+        </w:rPr>
+        <w:t xml:space="preserve"> basisdata-25430120 </w:t>
+      </w:r>
+      <w:proofErr w:type="spellStart"/>
+      <w:r>
+        <w:rPr>
+          <w:rFonts w:ascii="Times New Roman" w:hAnsi="Times New Roman" w:cs="Times New Roman"/>
+          <w:sz w:val="24"/>
+          <w:szCs w:val="24"/>
+        </w:rPr>
+        <w:t>dibuat</w:t>
+      </w:r>
+      <w:proofErr w:type="spellEnd"/>
+      <w:r>
+        <w:rPr>
+          <w:rFonts w:ascii="Times New Roman" w:hAnsi="Times New Roman" w:cs="Times New Roman"/>
+          <w:sz w:val="24"/>
+          <w:szCs w:val="24"/>
+        </w:rPr>
+        <w:t xml:space="preserve">, </w:t>
+      </w:r>
+      <w:proofErr w:type="spellStart"/>
+      <w:r>
+        <w:rPr>
+          <w:rFonts w:ascii="Times New Roman" w:hAnsi="Times New Roman" w:cs="Times New Roman"/>
+          <w:sz w:val="24"/>
+          <w:szCs w:val="24"/>
+        </w:rPr>
+        <w:t>lalu</w:t>
+      </w:r>
+      <w:proofErr w:type="spellEnd"/>
+      <w:r>
+        <w:rPr>
+          <w:rFonts w:ascii="Times New Roman" w:hAnsi="Times New Roman" w:cs="Times New Roman"/>
+          <w:sz w:val="24"/>
+          <w:szCs w:val="24"/>
+        </w:rPr>
+        <w:t xml:space="preserve"> </w:t>
+      </w:r>
+      <w:proofErr w:type="spellStart"/>
+      <w:r>
+        <w:rPr>
+          <w:rFonts w:ascii="Times New Roman" w:hAnsi="Times New Roman" w:cs="Times New Roman"/>
+          <w:sz w:val="24"/>
+          <w:szCs w:val="24"/>
+        </w:rPr>
+        <w:t>berkas</w:t>
+      </w:r>
+      <w:proofErr w:type="spellEnd"/>
+      <w:r>
+        <w:rPr>
+          <w:rFonts w:ascii="Times New Roman" w:hAnsi="Times New Roman" w:cs="Times New Roman"/>
+          <w:sz w:val="24"/>
+          <w:szCs w:val="24"/>
+        </w:rPr>
+        <w:t xml:space="preserve"> di-commit </w:t>
+      </w:r>
+      <w:proofErr w:type="spellStart"/>
+      <w:r>
+        <w:rPr>
+          <w:rFonts w:ascii="Times New Roman" w:hAnsi="Times New Roman" w:cs="Times New Roman"/>
+          <w:sz w:val="24"/>
+          <w:szCs w:val="24"/>
+        </w:rPr>
+        <w:t>dengan</w:t>
+      </w:r>
+      <w:proofErr w:type="spellEnd"/>
+      <w:r>
+        <w:rPr>
+          <w:rFonts w:ascii="Times New Roman" w:hAnsi="Times New Roman" w:cs="Times New Roman"/>
+          <w:sz w:val="24"/>
+          <w:szCs w:val="24"/>
+        </w:rPr>
+        <w:t xml:space="preserve"> </w:t>
+      </w:r>
+      <w:proofErr w:type="spellStart"/>
+      <w:r>
+        <w:rPr>
+          <w:rFonts w:ascii="Times New Roman" w:hAnsi="Times New Roman" w:cs="Times New Roman"/>
+          <w:sz w:val="24"/>
+          <w:szCs w:val="24"/>
+        </w:rPr>
+        <w:t>pesan</w:t>
+      </w:r>
+      <w:proofErr w:type="spellEnd"/>
+      <w:r>
+        <w:rPr>
+          <w:rFonts w:ascii="Times New Roman" w:hAnsi="Times New Roman" w:cs="Times New Roman"/>
+          <w:sz w:val="24"/>
+          <w:szCs w:val="24"/>
+        </w:rPr>
+        <w:t xml:space="preserve"> p01: milestone </w:t>
+      </w:r>
+      <w:proofErr w:type="spellStart"/>
+      <w:r>
+        <w:rPr>
+          <w:rFonts w:ascii="Times New Roman" w:hAnsi="Times New Roman" w:cs="Times New Roman"/>
+          <w:sz w:val="24"/>
+          <w:szCs w:val="24"/>
+        </w:rPr>
+        <w:t>proyek</w:t>
+      </w:r>
+      <w:proofErr w:type="spellEnd"/>
+      <w:r>
+        <w:rPr>
+          <w:rFonts w:ascii="Times New Roman" w:hAnsi="Times New Roman" w:cs="Times New Roman"/>
+          <w:sz w:val="24"/>
+          <w:szCs w:val="24"/>
+        </w:rPr>
+        <w:t xml:space="preserve"> 1 dan di-push </w:t>
+      </w:r>
+      <w:proofErr w:type="spellStart"/>
+      <w:r>
+        <w:rPr>
+          <w:rFonts w:ascii="Times New Roman" w:hAnsi="Times New Roman" w:cs="Times New Roman"/>
+          <w:sz w:val="24"/>
+          <w:szCs w:val="24"/>
+        </w:rPr>
+        <w:t>ke</w:t>
+      </w:r>
+      <w:proofErr w:type="spellEnd"/>
+      <w:r>
+        <w:rPr>
+          <w:rFonts w:ascii="Times New Roman" w:hAnsi="Times New Roman" w:cs="Times New Roman"/>
+          <w:sz w:val="24"/>
+          <w:szCs w:val="24"/>
+        </w:rPr>
+        <w:t xml:space="preserve"> GitHub.</w:t>
+      </w:r>
+    </w:p>
+    <w:p>
+      <w:pPr>
+        <w:spacing w:line="360" w:lineRule="auto"/>
+        <w:ind w:left="142"/>
+        <w:jc w:val="both"/>
+        <w:rPr>
+          <w:rFonts w:ascii="Times New Roman" w:hAnsi="Times New Roman" w:cs="Times New Roman"/>
+          <w:sz w:val="24"/>
+          <w:szCs w:val="24"/>
+        </w:rPr>
+      </w:pPr>
+    </w:p>
+    <w:p>
+      <w:pPr>
+        <w:spacing w:line="360" w:lineRule="auto"/>
+        <w:ind w:left="142"/>
+        <w:jc w:val="both"/>
+        <w:rPr>
+          <w:rFonts w:ascii="Times New Roman" w:hAnsi="Times New Roman" w:cs="Times New Roman"/>
+          <w:sz w:val="24"/>
+          <w:szCs w:val="24"/>
+        </w:rPr>
+      </w:pPr>
+    </w:p>
+    <w:p>
+      <w:pPr>
+        <w:spacing w:line="360" w:lineRule="auto"/>
+        <w:ind w:left="142"/>
+        <w:jc w:val="both"/>
+        <w:rPr>
+          <w:rFonts w:ascii="Times New Roman" w:hAnsi="Times New Roman" w:cs="Times New Roman"/>
+          <w:sz w:val="24"/>
+          <w:szCs w:val="24"/>
+        </w:rPr>
+      </w:pPr>
+    </w:p>
+    <w:p>
+      <w:pPr>
+        <w:spacing w:line="360" w:lineRule="auto"/>
+        <w:ind w:left="142"/>
+        <w:jc w:val="both"/>
+        <w:rPr>
+          <w:rFonts w:ascii="Times New Roman" w:hAnsi="Times New Roman" w:cs="Times New Roman"/>
+          <w:sz w:val="24"/>
+          <w:szCs w:val="24"/>
+        </w:rPr>
+      </w:pPr>
+    </w:p>
+    <w:p>
+      <w:pPr>
+        <w:spacing w:line="360" w:lineRule="auto"/>
+        <w:ind w:left="142"/>
+        <w:jc w:val="both"/>
+        <w:rPr>
+          <w:rFonts w:ascii="Times New Roman" w:hAnsi="Times New Roman" w:cs="Times New Roman"/>
+          <w:sz w:val="24"/>
+          <w:szCs w:val="24"/>
+        </w:rPr>
+      </w:pPr>
+    </w:p>
+    <w:p>
+      <w:pPr>
+        <w:spacing w:line="360" w:lineRule="auto"/>
+        <w:ind w:left="142"/>
+        <w:jc w:val="both"/>
+        <w:rPr>
+          <w:rFonts w:ascii="Times New Roman" w:hAnsi="Times New Roman" w:cs="Times New Roman"/>
+          <w:sz w:val="24"/>
+          <w:szCs w:val="24"/>
+        </w:rPr>
+      </w:pPr>
+    </w:p>
+    <w:p>
+      <w:pPr>
+        <w:spacing w:line="360" w:lineRule="auto"/>
+        <w:ind w:left="142"/>
+        <w:jc w:val="both"/>
+        <w:rPr>
+          <w:rFonts w:ascii="Times New Roman" w:hAnsi="Times New Roman" w:cs="Times New Roman"/>
+          <w:sz w:val="24"/>
+          <w:szCs w:val="24"/>
+        </w:rPr>
+      </w:pPr>
+    </w:p>
+    <w:p>
+      <w:pPr>
+        <w:spacing w:line="360" w:lineRule="auto"/>
+        <w:ind w:left="142"/>
+        <w:jc w:val="both"/>
+        <w:rPr>
+          <w:rFonts w:ascii="Times New Roman" w:hAnsi="Times New Roman" w:cs="Times New Roman"/>
+          <w:sz w:val="24"/>
+          <w:szCs w:val="24"/>
+        </w:rPr>
+      </w:pPr>
+    </w:p>
+    <w:p>
+      <w:pPr>
+        <w:spacing w:line="360" w:lineRule="auto"/>
+        <w:ind w:left="142"/>
+        <w:jc w:val="both"/>
+        <w:rPr>
+          <w:rFonts w:ascii="Times New Roman" w:hAnsi="Times New Roman" w:cs="Times New Roman"/>
+          <w:b/>
+          <w:bCs/>
+          <w:sz w:val="24"/>
+          <w:szCs w:val="24"/>
+        </w:rPr>
+      </w:pPr>
+      <w:r>
+        <w:rPr>
+          <w:rFonts w:ascii="Times New Roman" w:hAnsi="Times New Roman" w:cs="Times New Roman"/>
+          <w:b/>
+          <w:bCs/>
+          <w:sz w:val="24"/>
+          <w:szCs w:val="24"/>
+        </w:rPr>
+        <w:t xml:space="preserve">4. </w:t>
+      </w:r>
+      <w:proofErr w:type="spellStart"/>
+      <w:r>
+        <w:rPr>
+          <w:rFonts w:ascii="Times New Roman" w:hAnsi="Times New Roman" w:cs="Times New Roman"/>
+          <w:b/>
+          <w:bCs/>
+          <w:sz w:val="24"/>
+          <w:szCs w:val="24"/>
+        </w:rPr>
+        <w:t>Jawaban</w:t>
+      </w:r>
+      <w:proofErr w:type="spellEnd"/>
+      <w:r>
+        <w:rPr>
+          <w:rFonts w:ascii="Times New Roman" w:hAnsi="Times New Roman" w:cs="Times New Roman"/>
+          <w:b/>
+          <w:bCs/>
+          <w:sz w:val="24"/>
+          <w:szCs w:val="24"/>
+        </w:rPr>
+        <w:t xml:space="preserve"> </w:t>
+      </w:r>
+      <w:proofErr w:type="spellStart"/>
+      <w:r>
+        <w:rPr>
+          <w:rFonts w:ascii="Times New Roman" w:hAnsi="Times New Roman" w:cs="Times New Roman"/>
+          <w:b/>
+          <w:bCs/>
+          <w:sz w:val="24"/>
+          <w:szCs w:val="24"/>
+        </w:rPr>
+        <w:t>Titik</w:t>
+      </w:r>
+      <w:proofErr w:type="spellEnd"/>
+      <w:r>
+        <w:rPr>
+          <w:rFonts w:ascii="Times New Roman" w:hAnsi="Times New Roman" w:cs="Times New Roman"/>
+          <w:b/>
+          <w:bCs/>
+          <w:sz w:val="24"/>
+          <w:szCs w:val="24"/>
+        </w:rPr>
+        <w:t xml:space="preserve"> </w:t>
+      </w:r>
+      <w:proofErr w:type="spellStart"/>
+      <w:r>
+        <w:rPr>
+          <w:rFonts w:ascii="Times New Roman" w:hAnsi="Times New Roman" w:cs="Times New Roman"/>
+          <w:b/>
+          <w:bCs/>
+          <w:sz w:val="24"/>
+          <w:szCs w:val="24"/>
+        </w:rPr>
+        <w:t>Analisis</w:t>
+      </w:r>
+      <w:proofErr w:type="spellEnd"/>
+    </w:p>
+    <w:p>
+      <w:pPr>
+        <w:spacing w:line="360" w:lineRule="auto"/>
+        <w:ind w:left="142"/>
+        <w:jc w:val="both"/>
+        <w:rPr>
+          <w:rFonts w:ascii="Times New Roman" w:hAnsi="Times New Roman" w:cs="Times New Roman"/>
+          <w:b/>
+          <w:bCs/>
+          <w:sz w:val="24"/>
+          <w:szCs w:val="24"/>
+        </w:rPr>
+      </w:pPr>
+      <w:proofErr w:type="spellStart"/>
+      <w:r>
+        <w:rPr>
+          <w:rFonts w:ascii="Times New Roman" w:hAnsi="Times New Roman" w:cs="Times New Roman"/>
+          <w:b/>
+          <w:bCs/>
+          <w:sz w:val="24"/>
+          <w:szCs w:val="24"/>
+        </w:rPr>
+        <w:t>Titik</w:t>
+      </w:r>
+      <w:proofErr w:type="spellEnd"/>
+      <w:r>
+        <w:rPr>
+          <w:rFonts w:ascii="Times New Roman" w:hAnsi="Times New Roman" w:cs="Times New Roman"/>
+          <w:b/>
+          <w:bCs/>
+          <w:sz w:val="24"/>
+          <w:szCs w:val="24"/>
+        </w:rPr>
+        <w:t xml:space="preserve"> </w:t>
+      </w:r>
+      <w:proofErr w:type="spellStart"/>
+      <w:r>
+        <w:rPr>
+          <w:rFonts w:ascii="Times New Roman" w:hAnsi="Times New Roman" w:cs="Times New Roman"/>
+          <w:b/>
+          <w:bCs/>
+          <w:sz w:val="24"/>
+          <w:szCs w:val="24"/>
+        </w:rPr>
+        <w:t>Analisis</w:t>
+      </w:r>
+      <w:proofErr w:type="spellEnd"/>
+      <w:r>
+        <w:rPr>
+          <w:rFonts w:ascii="Times New Roman" w:hAnsi="Times New Roman" w:cs="Times New Roman"/>
+          <w:b/>
+          <w:bCs/>
+          <w:sz w:val="24"/>
+          <w:szCs w:val="24"/>
+        </w:rPr>
+        <w:t xml:space="preserve"> 1: </w:t>
+      </w:r>
+      <w:proofErr w:type="spellStart"/>
+      <w:r>
+        <w:rPr>
+          <w:rFonts w:ascii="Times New Roman" w:hAnsi="Times New Roman" w:cs="Times New Roman"/>
+          <w:b/>
+          <w:bCs/>
+          <w:sz w:val="24"/>
+          <w:szCs w:val="24"/>
+        </w:rPr>
+        <w:t>tombol</w:t>
+      </w:r>
+      <w:proofErr w:type="spellEnd"/>
+      <w:r>
+        <w:rPr>
+          <w:rFonts w:ascii="Times New Roman" w:hAnsi="Times New Roman" w:cs="Times New Roman"/>
+          <w:b/>
+          <w:bCs/>
+          <w:sz w:val="24"/>
+          <w:szCs w:val="24"/>
+        </w:rPr>
+        <w:t xml:space="preserve"> "MySQL" </w:t>
+      </w:r>
+      <w:proofErr w:type="spellStart"/>
+      <w:r>
+        <w:rPr>
+          <w:rFonts w:ascii="Times New Roman" w:hAnsi="Times New Roman" w:cs="Times New Roman"/>
+          <w:b/>
+          <w:bCs/>
+          <w:sz w:val="24"/>
+          <w:szCs w:val="24"/>
+        </w:rPr>
+        <w:t>padahal</w:t>
+      </w:r>
+      <w:proofErr w:type="spellEnd"/>
+      <w:r>
+        <w:rPr>
+          <w:rFonts w:ascii="Times New Roman" w:hAnsi="Times New Roman" w:cs="Times New Roman"/>
+          <w:b/>
+          <w:bCs/>
+          <w:sz w:val="24"/>
+          <w:szCs w:val="24"/>
+        </w:rPr>
+        <w:t xml:space="preserve"> yang </w:t>
+      </w:r>
+      <w:proofErr w:type="spellStart"/>
+      <w:r>
+        <w:rPr>
+          <w:rFonts w:ascii="Times New Roman" w:hAnsi="Times New Roman" w:cs="Times New Roman"/>
+          <w:b/>
+          <w:bCs/>
+          <w:sz w:val="24"/>
+          <w:szCs w:val="24"/>
+        </w:rPr>
+        <w:t>berjalan</w:t>
+      </w:r>
+      <w:proofErr w:type="spellEnd"/>
+      <w:r>
+        <w:rPr>
+          <w:rFonts w:ascii="Times New Roman" w:hAnsi="Times New Roman" w:cs="Times New Roman"/>
+          <w:b/>
+          <w:bCs/>
+          <w:sz w:val="24"/>
+          <w:szCs w:val="24"/>
+        </w:rPr>
+        <w:t xml:space="preserve"> MariaDB</w:t>
+      </w:r>
+    </w:p>
+    <w:p>
+      <w:pPr>
+        <w:spacing w:line="360" w:lineRule="auto"/>
+        <w:ind w:left="142"/>
+        <w:jc w:val="both"/>
+        <w:rPr>
+          <w:rFonts w:ascii="Times New Roman" w:hAnsi="Times New Roman" w:cs="Times New Roman"/>
+          <w:sz w:val="24"/>
+          <w:szCs w:val="24"/>
+        </w:rPr>
+      </w:pPr>
+      <w:r>
+        <w:rPr>
+          <w:rFonts w:ascii="Times New Roman" w:hAnsi="Times New Roman" w:cs="Times New Roman"/>
+          <w:sz w:val="24"/>
+          <w:szCs w:val="24"/>
+        </w:rPr>
+        <w:lastRenderedPageBreak/>
+        <w:t xml:space="preserve">MariaDB </w:t>
+      </w:r>
+      <w:proofErr w:type="spellStart"/>
+      <w:r>
+        <w:rPr>
+          <w:rFonts w:ascii="Times New Roman" w:hAnsi="Times New Roman" w:cs="Times New Roman"/>
+          <w:sz w:val="24"/>
+          <w:szCs w:val="24"/>
+        </w:rPr>
+        <w:t>adalah</w:t>
+      </w:r>
+      <w:proofErr w:type="spellEnd"/>
+      <w:r>
+        <w:rPr>
+          <w:rFonts w:ascii="Times New Roman" w:hAnsi="Times New Roman" w:cs="Times New Roman"/>
+          <w:sz w:val="24"/>
+          <w:szCs w:val="24"/>
+        </w:rPr>
+        <w:t xml:space="preserve"> </w:t>
+      </w:r>
+      <w:proofErr w:type="spellStart"/>
+      <w:r>
+        <w:rPr>
+          <w:rFonts w:ascii="Times New Roman" w:hAnsi="Times New Roman" w:cs="Times New Roman"/>
+          <w:sz w:val="24"/>
+          <w:szCs w:val="24"/>
+        </w:rPr>
+        <w:t>hasil</w:t>
+      </w:r>
+      <w:proofErr w:type="spellEnd"/>
+      <w:r>
+        <w:rPr>
+          <w:rFonts w:ascii="Times New Roman" w:hAnsi="Times New Roman" w:cs="Times New Roman"/>
+          <w:sz w:val="24"/>
+          <w:szCs w:val="24"/>
+        </w:rPr>
+        <w:t xml:space="preserve"> </w:t>
+      </w:r>
+      <w:proofErr w:type="spellStart"/>
+      <w:r>
+        <w:rPr>
+          <w:rFonts w:ascii="Times New Roman" w:hAnsi="Times New Roman" w:cs="Times New Roman"/>
+          <w:sz w:val="24"/>
+          <w:szCs w:val="24"/>
+        </w:rPr>
+        <w:t>pengembangan</w:t>
+      </w:r>
+      <w:proofErr w:type="spellEnd"/>
+      <w:r>
+        <w:rPr>
+          <w:rFonts w:ascii="Times New Roman" w:hAnsi="Times New Roman" w:cs="Times New Roman"/>
+          <w:sz w:val="24"/>
+          <w:szCs w:val="24"/>
+        </w:rPr>
+        <w:t xml:space="preserve"> (fork) </w:t>
+      </w:r>
+      <w:proofErr w:type="spellStart"/>
+      <w:r>
+        <w:rPr>
+          <w:rFonts w:ascii="Times New Roman" w:hAnsi="Times New Roman" w:cs="Times New Roman"/>
+          <w:sz w:val="24"/>
+          <w:szCs w:val="24"/>
+        </w:rPr>
+        <w:t>dari</w:t>
+      </w:r>
+      <w:proofErr w:type="spellEnd"/>
+      <w:r>
+        <w:rPr>
+          <w:rFonts w:ascii="Times New Roman" w:hAnsi="Times New Roman" w:cs="Times New Roman"/>
+          <w:sz w:val="24"/>
+          <w:szCs w:val="24"/>
+        </w:rPr>
+        <w:t xml:space="preserve"> MySQL, </w:t>
+      </w:r>
+      <w:proofErr w:type="spellStart"/>
+      <w:r>
+        <w:rPr>
+          <w:rFonts w:ascii="Times New Roman" w:hAnsi="Times New Roman" w:cs="Times New Roman"/>
+          <w:sz w:val="24"/>
+          <w:szCs w:val="24"/>
+        </w:rPr>
+        <w:t>sehingga</w:t>
+      </w:r>
+      <w:proofErr w:type="spellEnd"/>
+      <w:r>
+        <w:rPr>
+          <w:rFonts w:ascii="Times New Roman" w:hAnsi="Times New Roman" w:cs="Times New Roman"/>
+          <w:sz w:val="24"/>
+          <w:szCs w:val="24"/>
+        </w:rPr>
+        <w:t xml:space="preserve"> </w:t>
+      </w:r>
+      <w:proofErr w:type="spellStart"/>
+      <w:r>
+        <w:rPr>
+          <w:rFonts w:ascii="Times New Roman" w:hAnsi="Times New Roman" w:cs="Times New Roman"/>
+          <w:sz w:val="24"/>
+          <w:szCs w:val="24"/>
+        </w:rPr>
+        <w:t>perintah</w:t>
+      </w:r>
+      <w:proofErr w:type="spellEnd"/>
+      <w:r>
+        <w:rPr>
+          <w:rFonts w:ascii="Times New Roman" w:hAnsi="Times New Roman" w:cs="Times New Roman"/>
+          <w:sz w:val="24"/>
+          <w:szCs w:val="24"/>
+        </w:rPr>
+        <w:t xml:space="preserve"> SQL </w:t>
+      </w:r>
+      <w:proofErr w:type="spellStart"/>
+      <w:r>
+        <w:rPr>
+          <w:rFonts w:ascii="Times New Roman" w:hAnsi="Times New Roman" w:cs="Times New Roman"/>
+          <w:sz w:val="24"/>
+          <w:szCs w:val="24"/>
+        </w:rPr>
+        <w:t>dasar</w:t>
+      </w:r>
+      <w:proofErr w:type="spellEnd"/>
+      <w:r>
+        <w:rPr>
+          <w:rFonts w:ascii="Times New Roman" w:hAnsi="Times New Roman" w:cs="Times New Roman"/>
+          <w:sz w:val="24"/>
+          <w:szCs w:val="24"/>
+        </w:rPr>
+        <w:t xml:space="preserve"> dan </w:t>
+      </w:r>
+      <w:proofErr w:type="spellStart"/>
+      <w:r>
+        <w:rPr>
+          <w:rFonts w:ascii="Times New Roman" w:hAnsi="Times New Roman" w:cs="Times New Roman"/>
+          <w:sz w:val="24"/>
+          <w:szCs w:val="24"/>
+        </w:rPr>
+        <w:t>banyak</w:t>
+      </w:r>
+      <w:proofErr w:type="spellEnd"/>
+      <w:r>
+        <w:rPr>
+          <w:rFonts w:ascii="Times New Roman" w:hAnsi="Times New Roman" w:cs="Times New Roman"/>
+          <w:sz w:val="24"/>
+          <w:szCs w:val="24"/>
+        </w:rPr>
+        <w:t xml:space="preserve"> </w:t>
+      </w:r>
+      <w:proofErr w:type="spellStart"/>
+      <w:r>
+        <w:rPr>
+          <w:rFonts w:ascii="Times New Roman" w:hAnsi="Times New Roman" w:cs="Times New Roman"/>
+          <w:sz w:val="24"/>
+          <w:szCs w:val="24"/>
+        </w:rPr>
+        <w:t>pesan</w:t>
+      </w:r>
+      <w:proofErr w:type="spellEnd"/>
+      <w:r>
+        <w:rPr>
+          <w:rFonts w:ascii="Times New Roman" w:hAnsi="Times New Roman" w:cs="Times New Roman"/>
+          <w:sz w:val="24"/>
+          <w:szCs w:val="24"/>
+        </w:rPr>
+        <w:t xml:space="preserve"> </w:t>
+      </w:r>
+      <w:proofErr w:type="spellStart"/>
+      <w:r>
+        <w:rPr>
+          <w:rFonts w:ascii="Times New Roman" w:hAnsi="Times New Roman" w:cs="Times New Roman"/>
+          <w:sz w:val="24"/>
+          <w:szCs w:val="24"/>
+        </w:rPr>
+        <w:t>galat</w:t>
+      </w:r>
+      <w:proofErr w:type="spellEnd"/>
+      <w:r>
+        <w:rPr>
+          <w:rFonts w:ascii="Times New Roman" w:hAnsi="Times New Roman" w:cs="Times New Roman"/>
+          <w:sz w:val="24"/>
+          <w:szCs w:val="24"/>
+        </w:rPr>
+        <w:t xml:space="preserve"> </w:t>
+      </w:r>
+      <w:proofErr w:type="spellStart"/>
+      <w:r>
+        <w:rPr>
+          <w:rFonts w:ascii="Times New Roman" w:hAnsi="Times New Roman" w:cs="Times New Roman"/>
+          <w:sz w:val="24"/>
+          <w:szCs w:val="24"/>
+        </w:rPr>
+        <w:t>sama</w:t>
+      </w:r>
+      <w:proofErr w:type="spellEnd"/>
+      <w:r>
+        <w:rPr>
+          <w:rFonts w:ascii="Times New Roman" w:hAnsi="Times New Roman" w:cs="Times New Roman"/>
+          <w:sz w:val="24"/>
+          <w:szCs w:val="24"/>
+        </w:rPr>
+        <w:t xml:space="preserve">. </w:t>
+      </w:r>
+      <w:proofErr w:type="spellStart"/>
+      <w:r>
+        <w:rPr>
+          <w:rFonts w:ascii="Times New Roman" w:hAnsi="Times New Roman" w:cs="Times New Roman"/>
+          <w:sz w:val="24"/>
+          <w:szCs w:val="24"/>
+        </w:rPr>
+        <w:t>Akibatnya</w:t>
+      </w:r>
+      <w:proofErr w:type="spellEnd"/>
+      <w:r>
+        <w:rPr>
+          <w:rFonts w:ascii="Times New Roman" w:hAnsi="Times New Roman" w:cs="Times New Roman"/>
+          <w:sz w:val="24"/>
+          <w:szCs w:val="24"/>
+        </w:rPr>
+        <w:t xml:space="preserve">, </w:t>
+      </w:r>
+      <w:proofErr w:type="spellStart"/>
+      <w:r>
+        <w:rPr>
+          <w:rFonts w:ascii="Times New Roman" w:hAnsi="Times New Roman" w:cs="Times New Roman"/>
+          <w:sz w:val="24"/>
+          <w:szCs w:val="24"/>
+        </w:rPr>
+        <w:t>dokumentasi</w:t>
+      </w:r>
+      <w:proofErr w:type="spellEnd"/>
+      <w:r>
+        <w:rPr>
+          <w:rFonts w:ascii="Times New Roman" w:hAnsi="Times New Roman" w:cs="Times New Roman"/>
+          <w:sz w:val="24"/>
+          <w:szCs w:val="24"/>
+        </w:rPr>
+        <w:t xml:space="preserve"> </w:t>
+      </w:r>
+      <w:proofErr w:type="spellStart"/>
+      <w:r>
+        <w:rPr>
+          <w:rFonts w:ascii="Times New Roman" w:hAnsi="Times New Roman" w:cs="Times New Roman"/>
+          <w:sz w:val="24"/>
+          <w:szCs w:val="24"/>
+        </w:rPr>
+        <w:t>atau</w:t>
+      </w:r>
+      <w:proofErr w:type="spellEnd"/>
+      <w:r>
+        <w:rPr>
+          <w:rFonts w:ascii="Times New Roman" w:hAnsi="Times New Roman" w:cs="Times New Roman"/>
+          <w:sz w:val="24"/>
+          <w:szCs w:val="24"/>
+        </w:rPr>
+        <w:t xml:space="preserve"> </w:t>
+      </w:r>
+      <w:proofErr w:type="spellStart"/>
+      <w:r>
+        <w:rPr>
+          <w:rFonts w:ascii="Times New Roman" w:hAnsi="Times New Roman" w:cs="Times New Roman"/>
+          <w:sz w:val="24"/>
+          <w:szCs w:val="24"/>
+        </w:rPr>
+        <w:t>solusi</w:t>
+      </w:r>
+      <w:proofErr w:type="spellEnd"/>
+      <w:r>
+        <w:rPr>
+          <w:rFonts w:ascii="Times New Roman" w:hAnsi="Times New Roman" w:cs="Times New Roman"/>
+          <w:sz w:val="24"/>
+          <w:szCs w:val="24"/>
+        </w:rPr>
+        <w:t xml:space="preserve"> MySQL di internet </w:t>
+      </w:r>
+      <w:proofErr w:type="spellStart"/>
+      <w:r>
+        <w:rPr>
+          <w:rFonts w:ascii="Times New Roman" w:hAnsi="Times New Roman" w:cs="Times New Roman"/>
+          <w:sz w:val="24"/>
+          <w:szCs w:val="24"/>
+        </w:rPr>
+        <w:t>masih</w:t>
+      </w:r>
+      <w:proofErr w:type="spellEnd"/>
+      <w:r>
+        <w:rPr>
+          <w:rFonts w:ascii="Times New Roman" w:hAnsi="Times New Roman" w:cs="Times New Roman"/>
+          <w:sz w:val="24"/>
+          <w:szCs w:val="24"/>
+        </w:rPr>
+        <w:t xml:space="preserve"> </w:t>
+      </w:r>
+      <w:proofErr w:type="spellStart"/>
+      <w:r>
+        <w:rPr>
+          <w:rFonts w:ascii="Times New Roman" w:hAnsi="Times New Roman" w:cs="Times New Roman"/>
+          <w:sz w:val="24"/>
+          <w:szCs w:val="24"/>
+        </w:rPr>
+        <w:t>relevan</w:t>
+      </w:r>
+      <w:proofErr w:type="spellEnd"/>
+      <w:r>
+        <w:rPr>
+          <w:rFonts w:ascii="Times New Roman" w:hAnsi="Times New Roman" w:cs="Times New Roman"/>
+          <w:sz w:val="24"/>
+          <w:szCs w:val="24"/>
+        </w:rPr>
+        <w:t xml:space="preserve"> </w:t>
+      </w:r>
+      <w:proofErr w:type="spellStart"/>
+      <w:r>
+        <w:rPr>
+          <w:rFonts w:ascii="Times New Roman" w:hAnsi="Times New Roman" w:cs="Times New Roman"/>
+          <w:sz w:val="24"/>
+          <w:szCs w:val="24"/>
+        </w:rPr>
+        <w:t>untuk</w:t>
+      </w:r>
+      <w:proofErr w:type="spellEnd"/>
+      <w:r>
+        <w:rPr>
+          <w:rFonts w:ascii="Times New Roman" w:hAnsi="Times New Roman" w:cs="Times New Roman"/>
+          <w:sz w:val="24"/>
+          <w:szCs w:val="24"/>
+        </w:rPr>
+        <w:t xml:space="preserve"> </w:t>
+      </w:r>
+      <w:proofErr w:type="spellStart"/>
+      <w:r>
+        <w:rPr>
+          <w:rFonts w:ascii="Times New Roman" w:hAnsi="Times New Roman" w:cs="Times New Roman"/>
+          <w:sz w:val="24"/>
+          <w:szCs w:val="24"/>
+        </w:rPr>
+        <w:t>hal</w:t>
+      </w:r>
+      <w:proofErr w:type="spellEnd"/>
+      <w:r>
+        <w:rPr>
+          <w:rFonts w:ascii="Times New Roman" w:hAnsi="Times New Roman" w:cs="Times New Roman"/>
+          <w:sz w:val="24"/>
+          <w:szCs w:val="24"/>
+        </w:rPr>
+        <w:t xml:space="preserve"> </w:t>
+      </w:r>
+      <w:proofErr w:type="spellStart"/>
+      <w:r>
+        <w:rPr>
+          <w:rFonts w:ascii="Times New Roman" w:hAnsi="Times New Roman" w:cs="Times New Roman"/>
+          <w:sz w:val="24"/>
+          <w:szCs w:val="24"/>
+        </w:rPr>
+        <w:t>dasar</w:t>
+      </w:r>
+      <w:proofErr w:type="spellEnd"/>
+      <w:r>
+        <w:rPr>
+          <w:rFonts w:ascii="Times New Roman" w:hAnsi="Times New Roman" w:cs="Times New Roman"/>
+          <w:sz w:val="24"/>
+          <w:szCs w:val="24"/>
+        </w:rPr>
+        <w:t xml:space="preserve"> </w:t>
+      </w:r>
+      <w:proofErr w:type="spellStart"/>
+      <w:r>
+        <w:rPr>
+          <w:rFonts w:ascii="Times New Roman" w:hAnsi="Times New Roman" w:cs="Times New Roman"/>
+          <w:sz w:val="24"/>
+          <w:szCs w:val="24"/>
+        </w:rPr>
+        <w:t>seperti</w:t>
+      </w:r>
+      <w:proofErr w:type="spellEnd"/>
+      <w:r>
+        <w:rPr>
+          <w:rFonts w:ascii="Times New Roman" w:hAnsi="Times New Roman" w:cs="Times New Roman"/>
+          <w:sz w:val="24"/>
+          <w:szCs w:val="24"/>
+        </w:rPr>
+        <w:t xml:space="preserve"> CREATE USER, GRANT, dan </w:t>
+      </w:r>
+      <w:proofErr w:type="spellStart"/>
+      <w:r>
+        <w:rPr>
+          <w:rFonts w:ascii="Times New Roman" w:hAnsi="Times New Roman" w:cs="Times New Roman"/>
+          <w:sz w:val="24"/>
+          <w:szCs w:val="24"/>
+        </w:rPr>
+        <w:t>sintaks</w:t>
+      </w:r>
+      <w:proofErr w:type="spellEnd"/>
+      <w:r>
+        <w:rPr>
+          <w:rFonts w:ascii="Times New Roman" w:hAnsi="Times New Roman" w:cs="Times New Roman"/>
+          <w:sz w:val="24"/>
+          <w:szCs w:val="24"/>
+        </w:rPr>
+        <w:t xml:space="preserve"> SELECT. </w:t>
+      </w:r>
+      <w:proofErr w:type="spellStart"/>
+      <w:r>
+        <w:rPr>
+          <w:rFonts w:ascii="Times New Roman" w:hAnsi="Times New Roman" w:cs="Times New Roman"/>
+          <w:sz w:val="24"/>
+          <w:szCs w:val="24"/>
+        </w:rPr>
+        <w:t>Untuk</w:t>
+      </w:r>
+      <w:proofErr w:type="spellEnd"/>
+      <w:r>
+        <w:rPr>
+          <w:rFonts w:ascii="Times New Roman" w:hAnsi="Times New Roman" w:cs="Times New Roman"/>
+          <w:sz w:val="24"/>
+          <w:szCs w:val="24"/>
+        </w:rPr>
+        <w:t xml:space="preserve"> </w:t>
+      </w:r>
+      <w:proofErr w:type="spellStart"/>
+      <w:r>
+        <w:rPr>
+          <w:rFonts w:ascii="Times New Roman" w:hAnsi="Times New Roman" w:cs="Times New Roman"/>
+          <w:sz w:val="24"/>
+          <w:szCs w:val="24"/>
+        </w:rPr>
+        <w:t>fitur</w:t>
+      </w:r>
+      <w:proofErr w:type="spellEnd"/>
+      <w:r>
+        <w:rPr>
+          <w:rFonts w:ascii="Times New Roman" w:hAnsi="Times New Roman" w:cs="Times New Roman"/>
+          <w:sz w:val="24"/>
+          <w:szCs w:val="24"/>
+        </w:rPr>
+        <w:t xml:space="preserve"> yang </w:t>
+      </w:r>
+      <w:proofErr w:type="spellStart"/>
+      <w:r>
+        <w:rPr>
+          <w:rFonts w:ascii="Times New Roman" w:hAnsi="Times New Roman" w:cs="Times New Roman"/>
+          <w:sz w:val="24"/>
+          <w:szCs w:val="24"/>
+        </w:rPr>
+        <w:t>hanya</w:t>
+      </w:r>
+      <w:proofErr w:type="spellEnd"/>
+      <w:r>
+        <w:rPr>
+          <w:rFonts w:ascii="Times New Roman" w:hAnsi="Times New Roman" w:cs="Times New Roman"/>
+          <w:sz w:val="24"/>
+          <w:szCs w:val="24"/>
+        </w:rPr>
+        <w:t xml:space="preserve"> </w:t>
+      </w:r>
+      <w:proofErr w:type="spellStart"/>
+      <w:r>
+        <w:rPr>
+          <w:rFonts w:ascii="Times New Roman" w:hAnsi="Times New Roman" w:cs="Times New Roman"/>
+          <w:sz w:val="24"/>
+          <w:szCs w:val="24"/>
+        </w:rPr>
+        <w:t>ada</w:t>
+      </w:r>
+      <w:proofErr w:type="spellEnd"/>
+      <w:r>
+        <w:rPr>
+          <w:rFonts w:ascii="Times New Roman" w:hAnsi="Times New Roman" w:cs="Times New Roman"/>
+          <w:sz w:val="24"/>
+          <w:szCs w:val="24"/>
+        </w:rPr>
+        <w:t xml:space="preserve"> di MariaDB, </w:t>
+      </w:r>
+      <w:proofErr w:type="spellStart"/>
+      <w:r>
+        <w:rPr>
+          <w:rFonts w:ascii="Times New Roman" w:hAnsi="Times New Roman" w:cs="Times New Roman"/>
+          <w:sz w:val="24"/>
+          <w:szCs w:val="24"/>
+        </w:rPr>
+        <w:t>perbedaan</w:t>
+      </w:r>
+      <w:proofErr w:type="spellEnd"/>
+      <w:r>
+        <w:rPr>
+          <w:rFonts w:ascii="Times New Roman" w:hAnsi="Times New Roman" w:cs="Times New Roman"/>
+          <w:sz w:val="24"/>
+          <w:szCs w:val="24"/>
+        </w:rPr>
+        <w:t xml:space="preserve"> </w:t>
+      </w:r>
+      <w:proofErr w:type="spellStart"/>
+      <w:r>
+        <w:rPr>
+          <w:rFonts w:ascii="Times New Roman" w:hAnsi="Times New Roman" w:cs="Times New Roman"/>
+          <w:sz w:val="24"/>
+          <w:szCs w:val="24"/>
+        </w:rPr>
+        <w:t>versi</w:t>
+      </w:r>
+      <w:proofErr w:type="spellEnd"/>
+      <w:r>
+        <w:rPr>
+          <w:rFonts w:ascii="Times New Roman" w:hAnsi="Times New Roman" w:cs="Times New Roman"/>
+          <w:sz w:val="24"/>
+          <w:szCs w:val="24"/>
+        </w:rPr>
+        <w:t xml:space="preserve">, </w:t>
+      </w:r>
+      <w:proofErr w:type="spellStart"/>
+      <w:r>
+        <w:rPr>
+          <w:rFonts w:ascii="Times New Roman" w:hAnsi="Times New Roman" w:cs="Times New Roman"/>
+          <w:sz w:val="24"/>
+          <w:szCs w:val="24"/>
+        </w:rPr>
+        <w:t>atau</w:t>
+      </w:r>
+      <w:proofErr w:type="spellEnd"/>
+      <w:r>
+        <w:rPr>
+          <w:rFonts w:ascii="Times New Roman" w:hAnsi="Times New Roman" w:cs="Times New Roman"/>
+          <w:sz w:val="24"/>
+          <w:szCs w:val="24"/>
+        </w:rPr>
+        <w:t xml:space="preserve"> </w:t>
+      </w:r>
+      <w:proofErr w:type="spellStart"/>
+      <w:r>
+        <w:rPr>
+          <w:rFonts w:ascii="Times New Roman" w:hAnsi="Times New Roman" w:cs="Times New Roman"/>
+          <w:sz w:val="24"/>
+          <w:szCs w:val="24"/>
+        </w:rPr>
+        <w:t>pesan</w:t>
+      </w:r>
+      <w:proofErr w:type="spellEnd"/>
+      <w:r>
+        <w:rPr>
+          <w:rFonts w:ascii="Times New Roman" w:hAnsi="Times New Roman" w:cs="Times New Roman"/>
+          <w:sz w:val="24"/>
+          <w:szCs w:val="24"/>
+        </w:rPr>
+        <w:t xml:space="preserve"> </w:t>
+      </w:r>
+      <w:proofErr w:type="spellStart"/>
+      <w:r>
+        <w:rPr>
+          <w:rFonts w:ascii="Times New Roman" w:hAnsi="Times New Roman" w:cs="Times New Roman"/>
+          <w:sz w:val="24"/>
+          <w:szCs w:val="24"/>
+        </w:rPr>
+        <w:t>galat</w:t>
+      </w:r>
+      <w:proofErr w:type="spellEnd"/>
+      <w:r>
+        <w:rPr>
+          <w:rFonts w:ascii="Times New Roman" w:hAnsi="Times New Roman" w:cs="Times New Roman"/>
+          <w:sz w:val="24"/>
+          <w:szCs w:val="24"/>
+        </w:rPr>
+        <w:t xml:space="preserve"> yang </w:t>
+      </w:r>
+      <w:proofErr w:type="spellStart"/>
+      <w:r>
+        <w:rPr>
+          <w:rFonts w:ascii="Times New Roman" w:hAnsi="Times New Roman" w:cs="Times New Roman"/>
+          <w:sz w:val="24"/>
+          <w:szCs w:val="24"/>
+        </w:rPr>
+        <w:t>khas</w:t>
+      </w:r>
+      <w:proofErr w:type="spellEnd"/>
+      <w:r>
+        <w:rPr>
+          <w:rFonts w:ascii="Times New Roman" w:hAnsi="Times New Roman" w:cs="Times New Roman"/>
+          <w:sz w:val="24"/>
+          <w:szCs w:val="24"/>
+        </w:rPr>
+        <w:t xml:space="preserve">, </w:t>
+      </w:r>
+      <w:proofErr w:type="spellStart"/>
+      <w:r>
+        <w:rPr>
+          <w:rFonts w:ascii="Times New Roman" w:hAnsi="Times New Roman" w:cs="Times New Roman"/>
+          <w:sz w:val="24"/>
+          <w:szCs w:val="24"/>
+        </w:rPr>
+        <w:t>rujukan</w:t>
+      </w:r>
+      <w:proofErr w:type="spellEnd"/>
+      <w:r>
+        <w:rPr>
+          <w:rFonts w:ascii="Times New Roman" w:hAnsi="Times New Roman" w:cs="Times New Roman"/>
+          <w:sz w:val="24"/>
+          <w:szCs w:val="24"/>
+        </w:rPr>
+        <w:t xml:space="preserve"> yang </w:t>
+      </w:r>
+      <w:proofErr w:type="spellStart"/>
+      <w:r>
+        <w:rPr>
+          <w:rFonts w:ascii="Times New Roman" w:hAnsi="Times New Roman" w:cs="Times New Roman"/>
+          <w:sz w:val="24"/>
+          <w:szCs w:val="24"/>
+        </w:rPr>
+        <w:t>benar</w:t>
+      </w:r>
+      <w:proofErr w:type="spellEnd"/>
+      <w:r>
+        <w:rPr>
+          <w:rFonts w:ascii="Times New Roman" w:hAnsi="Times New Roman" w:cs="Times New Roman"/>
+          <w:sz w:val="24"/>
+          <w:szCs w:val="24"/>
+        </w:rPr>
+        <w:t xml:space="preserve"> </w:t>
+      </w:r>
+      <w:proofErr w:type="spellStart"/>
+      <w:r>
+        <w:rPr>
+          <w:rFonts w:ascii="Times New Roman" w:hAnsi="Times New Roman" w:cs="Times New Roman"/>
+          <w:sz w:val="24"/>
+          <w:szCs w:val="24"/>
+        </w:rPr>
+        <w:t>adalah</w:t>
+      </w:r>
+      <w:proofErr w:type="spellEnd"/>
+      <w:r>
+        <w:rPr>
+          <w:rFonts w:ascii="Times New Roman" w:hAnsi="Times New Roman" w:cs="Times New Roman"/>
+          <w:sz w:val="24"/>
+          <w:szCs w:val="24"/>
+        </w:rPr>
+        <w:t xml:space="preserve"> </w:t>
+      </w:r>
+      <w:proofErr w:type="spellStart"/>
+      <w:r>
+        <w:rPr>
+          <w:rFonts w:ascii="Times New Roman" w:hAnsi="Times New Roman" w:cs="Times New Roman"/>
+          <w:sz w:val="24"/>
+          <w:szCs w:val="24"/>
+        </w:rPr>
+        <w:t>dokumentasi</w:t>
+      </w:r>
+      <w:proofErr w:type="spellEnd"/>
+      <w:r>
+        <w:rPr>
+          <w:rFonts w:ascii="Times New Roman" w:hAnsi="Times New Roman" w:cs="Times New Roman"/>
+          <w:sz w:val="24"/>
+          <w:szCs w:val="24"/>
+        </w:rPr>
+        <w:t xml:space="preserve"> MariaDB </w:t>
+      </w:r>
+      <w:proofErr w:type="spellStart"/>
+      <w:r>
+        <w:rPr>
+          <w:rFonts w:ascii="Times New Roman" w:hAnsi="Times New Roman" w:cs="Times New Roman"/>
+          <w:sz w:val="24"/>
+          <w:szCs w:val="24"/>
+        </w:rPr>
+        <w:t>sesuai</w:t>
+      </w:r>
+      <w:proofErr w:type="spellEnd"/>
+      <w:r>
+        <w:rPr>
+          <w:rFonts w:ascii="Times New Roman" w:hAnsi="Times New Roman" w:cs="Times New Roman"/>
+          <w:sz w:val="24"/>
+          <w:szCs w:val="24"/>
+        </w:rPr>
+        <w:t xml:space="preserve"> </w:t>
+      </w:r>
+      <w:proofErr w:type="spellStart"/>
+      <w:r>
+        <w:rPr>
+          <w:rFonts w:ascii="Times New Roman" w:hAnsi="Times New Roman" w:cs="Times New Roman"/>
+          <w:sz w:val="24"/>
+          <w:szCs w:val="24"/>
+        </w:rPr>
+        <w:t>versi</w:t>
+      </w:r>
+      <w:proofErr w:type="spellEnd"/>
+      <w:r>
+        <w:rPr>
+          <w:rFonts w:ascii="Times New Roman" w:hAnsi="Times New Roman" w:cs="Times New Roman"/>
+          <w:sz w:val="24"/>
+          <w:szCs w:val="24"/>
+        </w:rPr>
+        <w:t xml:space="preserve"> 10.4.32 yang </w:t>
+      </w:r>
+      <w:proofErr w:type="spellStart"/>
+      <w:r>
+        <w:rPr>
+          <w:rFonts w:ascii="Times New Roman" w:hAnsi="Times New Roman" w:cs="Times New Roman"/>
+          <w:sz w:val="24"/>
+          <w:szCs w:val="24"/>
+        </w:rPr>
+        <w:t>dipakai</w:t>
+      </w:r>
+      <w:proofErr w:type="spellEnd"/>
+      <w:r>
+        <w:rPr>
+          <w:rFonts w:ascii="Times New Roman" w:hAnsi="Times New Roman" w:cs="Times New Roman"/>
+          <w:sz w:val="24"/>
+          <w:szCs w:val="24"/>
+        </w:rPr>
+        <w:t>.</w:t>
+      </w:r>
+    </w:p>
+    <w:p>
+      <w:pPr>
+        <w:spacing w:line="360" w:lineRule="auto"/>
+        <w:ind w:left="142"/>
+        <w:jc w:val="both"/>
+        <w:rPr>
+          <w:rFonts w:ascii="Times New Roman" w:hAnsi="Times New Roman" w:cs="Times New Roman"/>
+          <w:b/>
+          <w:bCs/>
+          <w:sz w:val="24"/>
+          <w:szCs w:val="24"/>
+        </w:rPr>
+      </w:pPr>
+      <w:proofErr w:type="spellStart"/>
+      <w:r>
+        <w:rPr>
+          <w:rFonts w:ascii="Times New Roman" w:hAnsi="Times New Roman" w:cs="Times New Roman"/>
+          <w:b/>
+          <w:bCs/>
+          <w:sz w:val="24"/>
+          <w:szCs w:val="24"/>
+        </w:rPr>
+        <w:t>Titik</w:t>
+      </w:r>
+      <w:proofErr w:type="spellEnd"/>
+      <w:r>
+        <w:rPr>
+          <w:rFonts w:ascii="Times New Roman" w:hAnsi="Times New Roman" w:cs="Times New Roman"/>
+          <w:b/>
+          <w:bCs/>
+          <w:sz w:val="24"/>
+          <w:szCs w:val="24"/>
+        </w:rPr>
+        <w:t xml:space="preserve"> </w:t>
+      </w:r>
+      <w:proofErr w:type="spellStart"/>
+      <w:r>
+        <w:rPr>
+          <w:rFonts w:ascii="Times New Roman" w:hAnsi="Times New Roman" w:cs="Times New Roman"/>
+          <w:b/>
+          <w:bCs/>
+          <w:sz w:val="24"/>
+          <w:szCs w:val="24"/>
+        </w:rPr>
+        <w:t>Analisis</w:t>
+      </w:r>
+      <w:proofErr w:type="spellEnd"/>
+      <w:r>
+        <w:rPr>
+          <w:rFonts w:ascii="Times New Roman" w:hAnsi="Times New Roman" w:cs="Times New Roman"/>
+          <w:b/>
+          <w:bCs/>
+          <w:sz w:val="24"/>
+          <w:szCs w:val="24"/>
+        </w:rPr>
+        <w:t xml:space="preserve"> 2: </w:t>
+      </w:r>
+      <w:proofErr w:type="spellStart"/>
+      <w:r>
+        <w:rPr>
+          <w:rFonts w:ascii="Times New Roman" w:hAnsi="Times New Roman" w:cs="Times New Roman"/>
+          <w:b/>
+          <w:bCs/>
+          <w:sz w:val="24"/>
+          <w:szCs w:val="24"/>
+        </w:rPr>
+        <w:t>masuk</w:t>
+      </w:r>
+      <w:proofErr w:type="spellEnd"/>
+      <w:r>
+        <w:rPr>
+          <w:rFonts w:ascii="Times New Roman" w:hAnsi="Times New Roman" w:cs="Times New Roman"/>
+          <w:b/>
+          <w:bCs/>
+          <w:sz w:val="24"/>
+          <w:szCs w:val="24"/>
+        </w:rPr>
+        <w:t xml:space="preserve"> </w:t>
+      </w:r>
+      <w:proofErr w:type="spellStart"/>
+      <w:r>
+        <w:rPr>
+          <w:rFonts w:ascii="Times New Roman" w:hAnsi="Times New Roman" w:cs="Times New Roman"/>
+          <w:b/>
+          <w:bCs/>
+          <w:sz w:val="24"/>
+          <w:szCs w:val="24"/>
+        </w:rPr>
+        <w:t>tanpa</w:t>
+      </w:r>
+      <w:proofErr w:type="spellEnd"/>
+      <w:r>
+        <w:rPr>
+          <w:rFonts w:ascii="Times New Roman" w:hAnsi="Times New Roman" w:cs="Times New Roman"/>
+          <w:b/>
+          <w:bCs/>
+          <w:sz w:val="24"/>
+          <w:szCs w:val="24"/>
+        </w:rPr>
+        <w:t xml:space="preserve"> </w:t>
+      </w:r>
+      <w:proofErr w:type="spellStart"/>
+      <w:r>
+        <w:rPr>
+          <w:rFonts w:ascii="Times New Roman" w:hAnsi="Times New Roman" w:cs="Times New Roman"/>
+          <w:b/>
+          <w:bCs/>
+          <w:sz w:val="24"/>
+          <w:szCs w:val="24"/>
+        </w:rPr>
+        <w:t>opsi</w:t>
+      </w:r>
+      <w:proofErr w:type="spellEnd"/>
+      <w:r>
+        <w:rPr>
+          <w:rFonts w:ascii="Times New Roman" w:hAnsi="Times New Roman" w:cs="Times New Roman"/>
+          <w:b/>
+          <w:bCs/>
+          <w:sz w:val="24"/>
+          <w:szCs w:val="24"/>
+        </w:rPr>
+        <w:t xml:space="preserve"> -p</w:t>
+      </w:r>
+    </w:p>
+    <w:p>
+      <w:pPr>
+        <w:spacing w:line="360" w:lineRule="auto"/>
+        <w:ind w:left="142"/>
+        <w:jc w:val="both"/>
+        <w:rPr>
+          <w:rFonts w:ascii="Times New Roman" w:hAnsi="Times New Roman" w:cs="Times New Roman"/>
+          <w:sz w:val="24"/>
+          <w:szCs w:val="24"/>
+        </w:rPr>
+      </w:pPr>
+      <w:proofErr w:type="spellStart"/>
+      <w:r>
+        <w:rPr>
+          <w:rFonts w:ascii="Times New Roman" w:hAnsi="Times New Roman" w:cs="Times New Roman"/>
+          <w:sz w:val="24"/>
+          <w:szCs w:val="24"/>
+        </w:rPr>
+        <w:t>Pesan</w:t>
+      </w:r>
+      <w:proofErr w:type="spellEnd"/>
+      <w:r>
+        <w:rPr>
+          <w:rFonts w:ascii="Times New Roman" w:hAnsi="Times New Roman" w:cs="Times New Roman"/>
+          <w:sz w:val="24"/>
+          <w:szCs w:val="24"/>
+        </w:rPr>
+        <w:t xml:space="preserve"> yang </w:t>
+      </w:r>
+      <w:proofErr w:type="spellStart"/>
+      <w:r>
+        <w:rPr>
+          <w:rFonts w:ascii="Times New Roman" w:hAnsi="Times New Roman" w:cs="Times New Roman"/>
+          <w:sz w:val="24"/>
+          <w:szCs w:val="24"/>
+        </w:rPr>
+        <w:t>muncul</w:t>
+      </w:r>
+      <w:proofErr w:type="spellEnd"/>
+      <w:r>
+        <w:rPr>
+          <w:rFonts w:ascii="Times New Roman" w:hAnsi="Times New Roman" w:cs="Times New Roman"/>
+          <w:sz w:val="24"/>
+          <w:szCs w:val="24"/>
+        </w:rPr>
+        <w:t xml:space="preserve"> </w:t>
+      </w:r>
+      <w:proofErr w:type="spellStart"/>
+      <w:r>
+        <w:rPr>
+          <w:rFonts w:ascii="Times New Roman" w:hAnsi="Times New Roman" w:cs="Times New Roman"/>
+          <w:sz w:val="24"/>
+          <w:szCs w:val="24"/>
+        </w:rPr>
+        <w:t>adalah</w:t>
+      </w:r>
+      <w:proofErr w:type="spellEnd"/>
+      <w:r>
+        <w:rPr>
+          <w:rFonts w:ascii="Times New Roman" w:hAnsi="Times New Roman" w:cs="Times New Roman"/>
+          <w:sz w:val="24"/>
+          <w:szCs w:val="24"/>
+        </w:rPr>
+        <w:t xml:space="preserve"> ERROR 1045 (28000): Access denied for user ... (using password: NO). Bagian yang </w:t>
+      </w:r>
+      <w:proofErr w:type="spellStart"/>
+      <w:r>
+        <w:rPr>
+          <w:rFonts w:ascii="Times New Roman" w:hAnsi="Times New Roman" w:cs="Times New Roman"/>
+          <w:sz w:val="24"/>
+          <w:szCs w:val="24"/>
+        </w:rPr>
+        <w:t>menunjukkan</w:t>
+      </w:r>
+      <w:proofErr w:type="spellEnd"/>
+      <w:r>
+        <w:rPr>
+          <w:rFonts w:ascii="Times New Roman" w:hAnsi="Times New Roman" w:cs="Times New Roman"/>
+          <w:sz w:val="24"/>
+          <w:szCs w:val="24"/>
+        </w:rPr>
+        <w:t xml:space="preserve"> </w:t>
+      </w:r>
+      <w:proofErr w:type="spellStart"/>
+      <w:r>
+        <w:rPr>
+          <w:rFonts w:ascii="Times New Roman" w:hAnsi="Times New Roman" w:cs="Times New Roman"/>
+          <w:sz w:val="24"/>
+          <w:szCs w:val="24"/>
+        </w:rPr>
+        <w:t>klien</w:t>
+      </w:r>
+      <w:proofErr w:type="spellEnd"/>
+      <w:r>
+        <w:rPr>
+          <w:rFonts w:ascii="Times New Roman" w:hAnsi="Times New Roman" w:cs="Times New Roman"/>
+          <w:sz w:val="24"/>
+          <w:szCs w:val="24"/>
+        </w:rPr>
+        <w:t xml:space="preserve"> </w:t>
+      </w:r>
+      <w:proofErr w:type="spellStart"/>
+      <w:r>
+        <w:rPr>
+          <w:rFonts w:ascii="Times New Roman" w:hAnsi="Times New Roman" w:cs="Times New Roman"/>
+          <w:sz w:val="24"/>
+          <w:szCs w:val="24"/>
+        </w:rPr>
+        <w:t>tidak</w:t>
+      </w:r>
+      <w:proofErr w:type="spellEnd"/>
+      <w:r>
+        <w:rPr>
+          <w:rFonts w:ascii="Times New Roman" w:hAnsi="Times New Roman" w:cs="Times New Roman"/>
+          <w:sz w:val="24"/>
+          <w:szCs w:val="24"/>
+        </w:rPr>
+        <w:t xml:space="preserve"> </w:t>
+      </w:r>
+      <w:proofErr w:type="spellStart"/>
+      <w:r>
+        <w:rPr>
+          <w:rFonts w:ascii="Times New Roman" w:hAnsi="Times New Roman" w:cs="Times New Roman"/>
+          <w:sz w:val="24"/>
+          <w:szCs w:val="24"/>
+        </w:rPr>
+        <w:t>mengirim</w:t>
+      </w:r>
+      <w:proofErr w:type="spellEnd"/>
+      <w:r>
+        <w:rPr>
+          <w:rFonts w:ascii="Times New Roman" w:hAnsi="Times New Roman" w:cs="Times New Roman"/>
+          <w:sz w:val="24"/>
+          <w:szCs w:val="24"/>
+        </w:rPr>
+        <w:t xml:space="preserve"> password </w:t>
+      </w:r>
+      <w:proofErr w:type="spellStart"/>
+      <w:r>
+        <w:rPr>
+          <w:rFonts w:ascii="Times New Roman" w:hAnsi="Times New Roman" w:cs="Times New Roman"/>
+          <w:sz w:val="24"/>
+          <w:szCs w:val="24"/>
+        </w:rPr>
+        <w:t>adalah</w:t>
+      </w:r>
+      <w:proofErr w:type="spellEnd"/>
+      <w:r>
+        <w:rPr>
+          <w:rFonts w:ascii="Times New Roman" w:hAnsi="Times New Roman" w:cs="Times New Roman"/>
+          <w:sz w:val="24"/>
+          <w:szCs w:val="24"/>
+        </w:rPr>
+        <w:t xml:space="preserve"> </w:t>
+      </w:r>
+      <w:proofErr w:type="spellStart"/>
+      <w:r>
+        <w:rPr>
+          <w:rFonts w:ascii="Times New Roman" w:hAnsi="Times New Roman" w:cs="Times New Roman"/>
+          <w:sz w:val="24"/>
+          <w:szCs w:val="24"/>
+        </w:rPr>
+        <w:t>frasa</w:t>
+      </w:r>
+      <w:proofErr w:type="spellEnd"/>
+      <w:r>
+        <w:rPr>
+          <w:rFonts w:ascii="Times New Roman" w:hAnsi="Times New Roman" w:cs="Times New Roman"/>
+          <w:sz w:val="24"/>
+          <w:szCs w:val="24"/>
+        </w:rPr>
+        <w:t xml:space="preserve"> </w:t>
+      </w:r>
+      <w:r>
+        <w:rPr>
+          <w:rFonts w:ascii="Times New Roman" w:hAnsi="Times New Roman" w:cs="Times New Roman"/>
+          <w:b/>
+          <w:bCs/>
+          <w:sz w:val="24"/>
+          <w:szCs w:val="24"/>
+        </w:rPr>
+        <w:t>using password: NO</w:t>
+      </w:r>
+      <w:r>
+        <w:rPr>
+          <w:rFonts w:ascii="Times New Roman" w:hAnsi="Times New Roman" w:cs="Times New Roman"/>
+          <w:sz w:val="24"/>
+          <w:szCs w:val="24"/>
+        </w:rPr>
+        <w:t xml:space="preserve">. Bila YES, </w:t>
+      </w:r>
+      <w:proofErr w:type="spellStart"/>
+      <w:r>
+        <w:rPr>
+          <w:rFonts w:ascii="Times New Roman" w:hAnsi="Times New Roman" w:cs="Times New Roman"/>
+          <w:sz w:val="24"/>
+          <w:szCs w:val="24"/>
+        </w:rPr>
+        <w:t>berarti</w:t>
+      </w:r>
+      <w:proofErr w:type="spellEnd"/>
+      <w:r>
+        <w:rPr>
+          <w:rFonts w:ascii="Times New Roman" w:hAnsi="Times New Roman" w:cs="Times New Roman"/>
+          <w:sz w:val="24"/>
+          <w:szCs w:val="24"/>
+        </w:rPr>
+        <w:t xml:space="preserve"> password </w:t>
+      </w:r>
+      <w:proofErr w:type="spellStart"/>
+      <w:r>
+        <w:rPr>
+          <w:rFonts w:ascii="Times New Roman" w:hAnsi="Times New Roman" w:cs="Times New Roman"/>
+          <w:sz w:val="24"/>
+          <w:szCs w:val="24"/>
+        </w:rPr>
+        <w:t>dikirim</w:t>
+      </w:r>
+      <w:proofErr w:type="spellEnd"/>
+      <w:r>
+        <w:rPr>
+          <w:rFonts w:ascii="Times New Roman" w:hAnsi="Times New Roman" w:cs="Times New Roman"/>
+          <w:sz w:val="24"/>
+          <w:szCs w:val="24"/>
+        </w:rPr>
+        <w:t xml:space="preserve"> </w:t>
+      </w:r>
+      <w:proofErr w:type="spellStart"/>
+      <w:r>
+        <w:rPr>
+          <w:rFonts w:ascii="Times New Roman" w:hAnsi="Times New Roman" w:cs="Times New Roman"/>
+          <w:sz w:val="24"/>
+          <w:szCs w:val="24"/>
+        </w:rPr>
+        <w:t>tetapi</w:t>
+      </w:r>
+      <w:proofErr w:type="spellEnd"/>
+      <w:r>
+        <w:rPr>
+          <w:rFonts w:ascii="Times New Roman" w:hAnsi="Times New Roman" w:cs="Times New Roman"/>
+          <w:sz w:val="24"/>
+          <w:szCs w:val="24"/>
+        </w:rPr>
+        <w:t xml:space="preserve"> salah.</w:t>
+      </w:r>
+    </w:p>
+    <w:p>
+      <w:pPr>
+        <w:spacing w:line="360" w:lineRule="auto"/>
+        <w:ind w:left="142"/>
+        <w:jc w:val="both"/>
+        <w:rPr>
+          <w:rFonts w:ascii="Times New Roman" w:hAnsi="Times New Roman" w:cs="Times New Roman"/>
+          <w:b/>
+          <w:bCs/>
+          <w:sz w:val="24"/>
+          <w:szCs w:val="24"/>
+        </w:rPr>
+      </w:pPr>
+      <w:proofErr w:type="spellStart"/>
+      <w:r>
+        <w:rPr>
+          <w:rFonts w:ascii="Times New Roman" w:hAnsi="Times New Roman" w:cs="Times New Roman"/>
+          <w:b/>
+          <w:bCs/>
+          <w:sz w:val="24"/>
+          <w:szCs w:val="24"/>
+        </w:rPr>
+        <w:t>Titik</w:t>
+      </w:r>
+      <w:proofErr w:type="spellEnd"/>
+      <w:r>
+        <w:rPr>
+          <w:rFonts w:ascii="Times New Roman" w:hAnsi="Times New Roman" w:cs="Times New Roman"/>
+          <w:b/>
+          <w:bCs/>
+          <w:sz w:val="24"/>
+          <w:szCs w:val="24"/>
+        </w:rPr>
+        <w:t xml:space="preserve"> </w:t>
+      </w:r>
+      <w:proofErr w:type="spellStart"/>
+      <w:r>
+        <w:rPr>
+          <w:rFonts w:ascii="Times New Roman" w:hAnsi="Times New Roman" w:cs="Times New Roman"/>
+          <w:b/>
+          <w:bCs/>
+          <w:sz w:val="24"/>
+          <w:szCs w:val="24"/>
+        </w:rPr>
+        <w:t>Analisis</w:t>
+      </w:r>
+      <w:proofErr w:type="spellEnd"/>
+      <w:r>
+        <w:rPr>
+          <w:rFonts w:ascii="Times New Roman" w:hAnsi="Times New Roman" w:cs="Times New Roman"/>
+          <w:b/>
+          <w:bCs/>
+          <w:sz w:val="24"/>
+          <w:szCs w:val="24"/>
+        </w:rPr>
+        <w:t xml:space="preserve"> 3: </w:t>
+      </w:r>
+      <w:proofErr w:type="spellStart"/>
+      <w:r>
+        <w:rPr>
+          <w:rFonts w:ascii="Times New Roman" w:hAnsi="Times New Roman" w:cs="Times New Roman"/>
+          <w:b/>
+          <w:bCs/>
+          <w:sz w:val="24"/>
+          <w:szCs w:val="24"/>
+        </w:rPr>
+        <w:t>information_schema</w:t>
+      </w:r>
+      <w:proofErr w:type="spellEnd"/>
+      <w:r>
+        <w:rPr>
+          <w:rFonts w:ascii="Times New Roman" w:hAnsi="Times New Roman" w:cs="Times New Roman"/>
+          <w:b/>
+          <w:bCs/>
+          <w:sz w:val="24"/>
+          <w:szCs w:val="24"/>
+        </w:rPr>
+        <w:t xml:space="preserve"> </w:t>
+      </w:r>
+      <w:proofErr w:type="spellStart"/>
+      <w:r>
+        <w:rPr>
+          <w:rFonts w:ascii="Times New Roman" w:hAnsi="Times New Roman" w:cs="Times New Roman"/>
+          <w:b/>
+          <w:bCs/>
+          <w:sz w:val="24"/>
+          <w:szCs w:val="24"/>
+        </w:rPr>
+        <w:t>terlihat</w:t>
+      </w:r>
+      <w:proofErr w:type="spellEnd"/>
+      <w:r>
+        <w:rPr>
+          <w:rFonts w:ascii="Times New Roman" w:hAnsi="Times New Roman" w:cs="Times New Roman"/>
+          <w:b/>
+          <w:bCs/>
+          <w:sz w:val="24"/>
+          <w:szCs w:val="24"/>
+        </w:rPr>
+        <w:t xml:space="preserve">, </w:t>
+      </w:r>
+      <w:proofErr w:type="spellStart"/>
+      <w:r>
+        <w:rPr>
+          <w:rFonts w:ascii="Times New Roman" w:hAnsi="Times New Roman" w:cs="Times New Roman"/>
+          <w:b/>
+          <w:bCs/>
+          <w:sz w:val="24"/>
+          <w:szCs w:val="24"/>
+        </w:rPr>
+        <w:t>mysql</w:t>
+      </w:r>
+      <w:proofErr w:type="spellEnd"/>
+      <w:r>
+        <w:rPr>
+          <w:rFonts w:ascii="Times New Roman" w:hAnsi="Times New Roman" w:cs="Times New Roman"/>
+          <w:b/>
+          <w:bCs/>
+          <w:sz w:val="24"/>
+          <w:szCs w:val="24"/>
+        </w:rPr>
+        <w:t xml:space="preserve"> </w:t>
+      </w:r>
+      <w:proofErr w:type="spellStart"/>
+      <w:r>
+        <w:rPr>
+          <w:rFonts w:ascii="Times New Roman" w:hAnsi="Times New Roman" w:cs="Times New Roman"/>
+          <w:b/>
+          <w:bCs/>
+          <w:sz w:val="24"/>
+          <w:szCs w:val="24"/>
+        </w:rPr>
+        <w:t>ditolak</w:t>
+      </w:r>
+      <w:proofErr w:type="spellEnd"/>
+    </w:p>
+    <w:p>
+      <w:pPr>
+        <w:spacing w:line="360" w:lineRule="auto"/>
+        <w:ind w:left="142"/>
+        <w:jc w:val="both"/>
+        <w:rPr>
+          <w:rFonts w:ascii="Times New Roman" w:hAnsi="Times New Roman" w:cs="Times New Roman"/>
+          <w:sz w:val="24"/>
+          <w:szCs w:val="24"/>
+        </w:rPr>
+      </w:pPr>
+      <w:proofErr w:type="spellStart"/>
+      <w:r>
+        <w:rPr>
+          <w:rFonts w:ascii="Times New Roman" w:hAnsi="Times New Roman" w:cs="Times New Roman"/>
+          <w:sz w:val="24"/>
+          <w:szCs w:val="24"/>
+        </w:rPr>
+        <w:t>information_schema</w:t>
+      </w:r>
+      <w:proofErr w:type="spellEnd"/>
+      <w:r>
+        <w:rPr>
+          <w:rFonts w:ascii="Times New Roman" w:hAnsi="Times New Roman" w:cs="Times New Roman"/>
+          <w:sz w:val="24"/>
+          <w:szCs w:val="24"/>
+        </w:rPr>
+        <w:t xml:space="preserve"> </w:t>
+      </w:r>
+      <w:proofErr w:type="spellStart"/>
+      <w:r>
+        <w:rPr>
+          <w:rFonts w:ascii="Times New Roman" w:hAnsi="Times New Roman" w:cs="Times New Roman"/>
+          <w:sz w:val="24"/>
+          <w:szCs w:val="24"/>
+        </w:rPr>
+        <w:t>adalah</w:t>
+      </w:r>
+      <w:proofErr w:type="spellEnd"/>
+      <w:r>
+        <w:rPr>
+          <w:rFonts w:ascii="Times New Roman" w:hAnsi="Times New Roman" w:cs="Times New Roman"/>
+          <w:sz w:val="24"/>
+          <w:szCs w:val="24"/>
+        </w:rPr>
+        <w:t xml:space="preserve"> basis data virtual </w:t>
+      </w:r>
+      <w:proofErr w:type="spellStart"/>
+      <w:r>
+        <w:rPr>
+          <w:rFonts w:ascii="Times New Roman" w:hAnsi="Times New Roman" w:cs="Times New Roman"/>
+          <w:sz w:val="24"/>
+          <w:szCs w:val="24"/>
+        </w:rPr>
+        <w:t>berisi</w:t>
+      </w:r>
+      <w:proofErr w:type="spellEnd"/>
+      <w:r>
+        <w:rPr>
+          <w:rFonts w:ascii="Times New Roman" w:hAnsi="Times New Roman" w:cs="Times New Roman"/>
+          <w:sz w:val="24"/>
+          <w:szCs w:val="24"/>
+        </w:rPr>
+        <w:t xml:space="preserve"> metadata yang </w:t>
+      </w:r>
+      <w:proofErr w:type="spellStart"/>
+      <w:r>
+        <w:rPr>
+          <w:rFonts w:ascii="Times New Roman" w:hAnsi="Times New Roman" w:cs="Times New Roman"/>
+          <w:sz w:val="24"/>
+          <w:szCs w:val="24"/>
+        </w:rPr>
+        <w:t>boleh</w:t>
+      </w:r>
+      <w:proofErr w:type="spellEnd"/>
+      <w:r>
+        <w:rPr>
+          <w:rFonts w:ascii="Times New Roman" w:hAnsi="Times New Roman" w:cs="Times New Roman"/>
+          <w:sz w:val="24"/>
+          <w:szCs w:val="24"/>
+        </w:rPr>
+        <w:t xml:space="preserve"> </w:t>
+      </w:r>
+      <w:proofErr w:type="spellStart"/>
+      <w:r>
+        <w:rPr>
+          <w:rFonts w:ascii="Times New Roman" w:hAnsi="Times New Roman" w:cs="Times New Roman"/>
+          <w:sz w:val="24"/>
+          <w:szCs w:val="24"/>
+        </w:rPr>
+        <w:t>dilihat</w:t>
+      </w:r>
+      <w:proofErr w:type="spellEnd"/>
+      <w:r>
+        <w:rPr>
+          <w:rFonts w:ascii="Times New Roman" w:hAnsi="Times New Roman" w:cs="Times New Roman"/>
+          <w:sz w:val="24"/>
+          <w:szCs w:val="24"/>
+        </w:rPr>
+        <w:t xml:space="preserve"> </w:t>
+      </w:r>
+      <w:proofErr w:type="spellStart"/>
+      <w:r>
+        <w:rPr>
+          <w:rFonts w:ascii="Times New Roman" w:hAnsi="Times New Roman" w:cs="Times New Roman"/>
+          <w:sz w:val="24"/>
+          <w:szCs w:val="24"/>
+        </w:rPr>
+        <w:t>semua</w:t>
+      </w:r>
+      <w:proofErr w:type="spellEnd"/>
+      <w:r>
+        <w:rPr>
+          <w:rFonts w:ascii="Times New Roman" w:hAnsi="Times New Roman" w:cs="Times New Roman"/>
+          <w:sz w:val="24"/>
+          <w:szCs w:val="24"/>
+        </w:rPr>
+        <w:t xml:space="preserve"> </w:t>
+      </w:r>
+      <w:proofErr w:type="spellStart"/>
+      <w:r>
+        <w:rPr>
+          <w:rFonts w:ascii="Times New Roman" w:hAnsi="Times New Roman" w:cs="Times New Roman"/>
+          <w:sz w:val="24"/>
+          <w:szCs w:val="24"/>
+        </w:rPr>
+        <w:t>akun</w:t>
+      </w:r>
+      <w:proofErr w:type="spellEnd"/>
+      <w:r>
+        <w:rPr>
+          <w:rFonts w:ascii="Times New Roman" w:hAnsi="Times New Roman" w:cs="Times New Roman"/>
+          <w:sz w:val="24"/>
+          <w:szCs w:val="24"/>
+        </w:rPr>
+        <w:t xml:space="preserve">, dan </w:t>
+      </w:r>
+      <w:proofErr w:type="spellStart"/>
+      <w:r>
+        <w:rPr>
+          <w:rFonts w:ascii="Times New Roman" w:hAnsi="Times New Roman" w:cs="Times New Roman"/>
+          <w:sz w:val="24"/>
+          <w:szCs w:val="24"/>
+        </w:rPr>
+        <w:t>isinya</w:t>
+      </w:r>
+      <w:proofErr w:type="spellEnd"/>
+      <w:r>
+        <w:rPr>
+          <w:rFonts w:ascii="Times New Roman" w:hAnsi="Times New Roman" w:cs="Times New Roman"/>
+          <w:sz w:val="24"/>
+          <w:szCs w:val="24"/>
+        </w:rPr>
+        <w:t xml:space="preserve"> </w:t>
+      </w:r>
+      <w:proofErr w:type="spellStart"/>
+      <w:r>
+        <w:rPr>
+          <w:rFonts w:ascii="Times New Roman" w:hAnsi="Times New Roman" w:cs="Times New Roman"/>
+          <w:sz w:val="24"/>
+          <w:szCs w:val="24"/>
+        </w:rPr>
+        <w:t>disaring</w:t>
+      </w:r>
+      <w:proofErr w:type="spellEnd"/>
+      <w:r>
+        <w:rPr>
+          <w:rFonts w:ascii="Times New Roman" w:hAnsi="Times New Roman" w:cs="Times New Roman"/>
+          <w:sz w:val="24"/>
+          <w:szCs w:val="24"/>
+        </w:rPr>
+        <w:t xml:space="preserve"> </w:t>
+      </w:r>
+      <w:proofErr w:type="spellStart"/>
+      <w:r>
+        <w:rPr>
+          <w:rFonts w:ascii="Times New Roman" w:hAnsi="Times New Roman" w:cs="Times New Roman"/>
+          <w:sz w:val="24"/>
+          <w:szCs w:val="24"/>
+        </w:rPr>
+        <w:t>sesuai</w:t>
+      </w:r>
+      <w:proofErr w:type="spellEnd"/>
+      <w:r>
+        <w:rPr>
+          <w:rFonts w:ascii="Times New Roman" w:hAnsi="Times New Roman" w:cs="Times New Roman"/>
+          <w:sz w:val="24"/>
+          <w:szCs w:val="24"/>
+        </w:rPr>
+        <w:t xml:space="preserve"> </w:t>
+      </w:r>
+      <w:proofErr w:type="spellStart"/>
+      <w:r>
+        <w:rPr>
+          <w:rFonts w:ascii="Times New Roman" w:hAnsi="Times New Roman" w:cs="Times New Roman"/>
+          <w:sz w:val="24"/>
+          <w:szCs w:val="24"/>
+        </w:rPr>
+        <w:t>hak</w:t>
+      </w:r>
+      <w:proofErr w:type="spellEnd"/>
+      <w:r>
+        <w:rPr>
+          <w:rFonts w:ascii="Times New Roman" w:hAnsi="Times New Roman" w:cs="Times New Roman"/>
+          <w:sz w:val="24"/>
+          <w:szCs w:val="24"/>
+        </w:rPr>
+        <w:t xml:space="preserve"> </w:t>
+      </w:r>
+      <w:proofErr w:type="spellStart"/>
+      <w:r>
+        <w:rPr>
+          <w:rFonts w:ascii="Times New Roman" w:hAnsi="Times New Roman" w:cs="Times New Roman"/>
+          <w:sz w:val="24"/>
+          <w:szCs w:val="24"/>
+        </w:rPr>
+        <w:t>akun</w:t>
+      </w:r>
+      <w:proofErr w:type="spellEnd"/>
+      <w:r>
+        <w:rPr>
+          <w:rFonts w:ascii="Times New Roman" w:hAnsi="Times New Roman" w:cs="Times New Roman"/>
+          <w:sz w:val="24"/>
+          <w:szCs w:val="24"/>
+        </w:rPr>
+        <w:t xml:space="preserve">. Basis data </w:t>
+      </w:r>
+      <w:proofErr w:type="spellStart"/>
+      <w:r>
+        <w:rPr>
+          <w:rFonts w:ascii="Times New Roman" w:hAnsi="Times New Roman" w:cs="Times New Roman"/>
+          <w:sz w:val="24"/>
+          <w:szCs w:val="24"/>
+        </w:rPr>
+        <w:t>mysql</w:t>
+      </w:r>
+      <w:proofErr w:type="spellEnd"/>
+      <w:r>
+        <w:rPr>
+          <w:rFonts w:ascii="Times New Roman" w:hAnsi="Times New Roman" w:cs="Times New Roman"/>
+          <w:sz w:val="24"/>
+          <w:szCs w:val="24"/>
+        </w:rPr>
+        <w:t xml:space="preserve"> </w:t>
+      </w:r>
+      <w:proofErr w:type="spellStart"/>
+      <w:r>
+        <w:rPr>
+          <w:rFonts w:ascii="Times New Roman" w:hAnsi="Times New Roman" w:cs="Times New Roman"/>
+          <w:sz w:val="24"/>
+          <w:szCs w:val="24"/>
+        </w:rPr>
+        <w:t>menyimpan</w:t>
+      </w:r>
+      <w:proofErr w:type="spellEnd"/>
+      <w:r>
+        <w:rPr>
+          <w:rFonts w:ascii="Times New Roman" w:hAnsi="Times New Roman" w:cs="Times New Roman"/>
+          <w:sz w:val="24"/>
+          <w:szCs w:val="24"/>
+        </w:rPr>
+        <w:t xml:space="preserve"> data </w:t>
+      </w:r>
+      <w:proofErr w:type="spellStart"/>
+      <w:r>
+        <w:rPr>
+          <w:rFonts w:ascii="Times New Roman" w:hAnsi="Times New Roman" w:cs="Times New Roman"/>
+          <w:sz w:val="24"/>
+          <w:szCs w:val="24"/>
+        </w:rPr>
+        <w:t>akun</w:t>
+      </w:r>
+      <w:proofErr w:type="spellEnd"/>
+      <w:r>
+        <w:rPr>
+          <w:rFonts w:ascii="Times New Roman" w:hAnsi="Times New Roman" w:cs="Times New Roman"/>
+          <w:sz w:val="24"/>
+          <w:szCs w:val="24"/>
+        </w:rPr>
+        <w:t xml:space="preserve"> dan </w:t>
+      </w:r>
+      <w:proofErr w:type="spellStart"/>
+      <w:r>
+        <w:rPr>
+          <w:rFonts w:ascii="Times New Roman" w:hAnsi="Times New Roman" w:cs="Times New Roman"/>
+          <w:sz w:val="24"/>
+          <w:szCs w:val="24"/>
+        </w:rPr>
+        <w:t>hak</w:t>
+      </w:r>
+      <w:proofErr w:type="spellEnd"/>
+      <w:r>
+        <w:rPr>
+          <w:rFonts w:ascii="Times New Roman" w:hAnsi="Times New Roman" w:cs="Times New Roman"/>
+          <w:sz w:val="24"/>
+          <w:szCs w:val="24"/>
+        </w:rPr>
+        <w:t xml:space="preserve"> </w:t>
+      </w:r>
+      <w:proofErr w:type="spellStart"/>
+      <w:r>
+        <w:rPr>
+          <w:rFonts w:ascii="Times New Roman" w:hAnsi="Times New Roman" w:cs="Times New Roman"/>
+          <w:sz w:val="24"/>
+          <w:szCs w:val="24"/>
+        </w:rPr>
+        <w:t>akses</w:t>
+      </w:r>
+      <w:proofErr w:type="spellEnd"/>
+      <w:r>
+        <w:rPr>
+          <w:rFonts w:ascii="Times New Roman" w:hAnsi="Times New Roman" w:cs="Times New Roman"/>
+          <w:sz w:val="24"/>
+          <w:szCs w:val="24"/>
+        </w:rPr>
+        <w:t xml:space="preserve">, </w:t>
+      </w:r>
+      <w:proofErr w:type="spellStart"/>
+      <w:r>
+        <w:rPr>
+          <w:rFonts w:ascii="Times New Roman" w:hAnsi="Times New Roman" w:cs="Times New Roman"/>
+          <w:sz w:val="24"/>
+          <w:szCs w:val="24"/>
+        </w:rPr>
+        <w:t>sehingga</w:t>
+      </w:r>
+      <w:proofErr w:type="spellEnd"/>
+      <w:r>
+        <w:rPr>
+          <w:rFonts w:ascii="Times New Roman" w:hAnsi="Times New Roman" w:cs="Times New Roman"/>
+          <w:sz w:val="24"/>
+          <w:szCs w:val="24"/>
+        </w:rPr>
+        <w:t xml:space="preserve"> </w:t>
+      </w:r>
+      <w:proofErr w:type="spellStart"/>
+      <w:r>
+        <w:rPr>
+          <w:rFonts w:ascii="Times New Roman" w:hAnsi="Times New Roman" w:cs="Times New Roman"/>
+          <w:sz w:val="24"/>
+          <w:szCs w:val="24"/>
+        </w:rPr>
+        <w:t>hanya</w:t>
+      </w:r>
+      <w:proofErr w:type="spellEnd"/>
+      <w:r>
+        <w:rPr>
+          <w:rFonts w:ascii="Times New Roman" w:hAnsi="Times New Roman" w:cs="Times New Roman"/>
+          <w:sz w:val="24"/>
+          <w:szCs w:val="24"/>
+        </w:rPr>
+        <w:t xml:space="preserve"> </w:t>
+      </w:r>
+      <w:proofErr w:type="spellStart"/>
+      <w:r>
+        <w:rPr>
+          <w:rFonts w:ascii="Times New Roman" w:hAnsi="Times New Roman" w:cs="Times New Roman"/>
+          <w:sz w:val="24"/>
+          <w:szCs w:val="24"/>
+        </w:rPr>
+        <w:t>dapat</w:t>
+      </w:r>
+      <w:proofErr w:type="spellEnd"/>
+      <w:r>
+        <w:rPr>
+          <w:rFonts w:ascii="Times New Roman" w:hAnsi="Times New Roman" w:cs="Times New Roman"/>
+          <w:sz w:val="24"/>
+          <w:szCs w:val="24"/>
+        </w:rPr>
+        <w:t xml:space="preserve"> </w:t>
+      </w:r>
+      <w:proofErr w:type="spellStart"/>
+      <w:r>
+        <w:rPr>
+          <w:rFonts w:ascii="Times New Roman" w:hAnsi="Times New Roman" w:cs="Times New Roman"/>
+          <w:sz w:val="24"/>
+          <w:szCs w:val="24"/>
+        </w:rPr>
+        <w:t>diakses</w:t>
+      </w:r>
+      <w:proofErr w:type="spellEnd"/>
+      <w:r>
+        <w:rPr>
+          <w:rFonts w:ascii="Times New Roman" w:hAnsi="Times New Roman" w:cs="Times New Roman"/>
+          <w:sz w:val="24"/>
+          <w:szCs w:val="24"/>
+        </w:rPr>
+        <w:t xml:space="preserve"> </w:t>
+      </w:r>
+      <w:proofErr w:type="spellStart"/>
+      <w:r>
+        <w:rPr>
+          <w:rFonts w:ascii="Times New Roman" w:hAnsi="Times New Roman" w:cs="Times New Roman"/>
+          <w:sz w:val="24"/>
+          <w:szCs w:val="24"/>
+        </w:rPr>
+        <w:t>akun</w:t>
+      </w:r>
+      <w:proofErr w:type="spellEnd"/>
+      <w:r>
+        <w:rPr>
+          <w:rFonts w:ascii="Times New Roman" w:hAnsi="Times New Roman" w:cs="Times New Roman"/>
+          <w:sz w:val="24"/>
+          <w:szCs w:val="24"/>
+        </w:rPr>
+        <w:t xml:space="preserve"> yang </w:t>
+      </w:r>
+      <w:proofErr w:type="spellStart"/>
+      <w:r>
+        <w:rPr>
+          <w:rFonts w:ascii="Times New Roman" w:hAnsi="Times New Roman" w:cs="Times New Roman"/>
+          <w:sz w:val="24"/>
+          <w:szCs w:val="24"/>
+        </w:rPr>
+        <w:t>berhak</w:t>
+      </w:r>
+      <w:proofErr w:type="spellEnd"/>
+      <w:r>
+        <w:rPr>
+          <w:rFonts w:ascii="Times New Roman" w:hAnsi="Times New Roman" w:cs="Times New Roman"/>
+          <w:sz w:val="24"/>
+          <w:szCs w:val="24"/>
+        </w:rPr>
+        <w:t xml:space="preserve"> (</w:t>
+      </w:r>
+      <w:proofErr w:type="spellStart"/>
+      <w:r>
+        <w:rPr>
+          <w:rFonts w:ascii="Times New Roman" w:hAnsi="Times New Roman" w:cs="Times New Roman"/>
+          <w:sz w:val="24"/>
+          <w:szCs w:val="24"/>
+        </w:rPr>
+        <w:t>ditolak</w:t>
+      </w:r>
+      <w:proofErr w:type="spellEnd"/>
+      <w:r>
+        <w:rPr>
+          <w:rFonts w:ascii="Times New Roman" w:hAnsi="Times New Roman" w:cs="Times New Roman"/>
+          <w:sz w:val="24"/>
+          <w:szCs w:val="24"/>
+        </w:rPr>
+        <w:t xml:space="preserve"> </w:t>
+      </w:r>
+      <w:proofErr w:type="spellStart"/>
+      <w:r>
+        <w:rPr>
+          <w:rFonts w:ascii="Times New Roman" w:hAnsi="Times New Roman" w:cs="Times New Roman"/>
+          <w:sz w:val="24"/>
+          <w:szCs w:val="24"/>
+        </w:rPr>
+        <w:t>dengan</w:t>
+      </w:r>
+      <w:proofErr w:type="spellEnd"/>
+      <w:r>
+        <w:rPr>
+          <w:rFonts w:ascii="Times New Roman" w:hAnsi="Times New Roman" w:cs="Times New Roman"/>
+          <w:sz w:val="24"/>
+          <w:szCs w:val="24"/>
+        </w:rPr>
+        <w:t xml:space="preserve"> ERROR 1044).</w:t>
+      </w:r>
+    </w:p>
+    <w:p>
+      <w:pPr>
+        <w:spacing w:line="360" w:lineRule="auto"/>
+        <w:ind w:left="142"/>
+        <w:jc w:val="both"/>
+        <w:rPr>
+          <w:rFonts w:ascii="Times New Roman" w:hAnsi="Times New Roman" w:cs="Times New Roman"/>
+          <w:sz w:val="24"/>
+          <w:szCs w:val="24"/>
+        </w:rPr>
+      </w:pPr>
+      <w:proofErr w:type="spellStart"/>
+      <w:r>
+        <w:rPr>
+          <w:rFonts w:ascii="Times New Roman" w:hAnsi="Times New Roman" w:cs="Times New Roman"/>
+          <w:sz w:val="24"/>
+          <w:szCs w:val="24"/>
+        </w:rPr>
+        <w:t>Perbedaan</w:t>
+      </w:r>
+      <w:proofErr w:type="spellEnd"/>
+      <w:r>
+        <w:rPr>
+          <w:rFonts w:ascii="Times New Roman" w:hAnsi="Times New Roman" w:cs="Times New Roman"/>
+          <w:sz w:val="24"/>
+          <w:szCs w:val="24"/>
+        </w:rPr>
+        <w:t xml:space="preserve"> </w:t>
+      </w:r>
+      <w:proofErr w:type="spellStart"/>
+      <w:r>
+        <w:rPr>
+          <w:rFonts w:ascii="Times New Roman" w:hAnsi="Times New Roman" w:cs="Times New Roman"/>
+          <w:sz w:val="24"/>
+          <w:szCs w:val="24"/>
+        </w:rPr>
+        <w:t>kode</w:t>
+      </w:r>
+      <w:proofErr w:type="spellEnd"/>
+      <w:r>
+        <w:rPr>
+          <w:rFonts w:ascii="Times New Roman" w:hAnsi="Times New Roman" w:cs="Times New Roman"/>
+          <w:sz w:val="24"/>
+          <w:szCs w:val="24"/>
+        </w:rPr>
+        <w:t xml:space="preserve"> </w:t>
+      </w:r>
+      <w:proofErr w:type="spellStart"/>
+      <w:r>
+        <w:rPr>
+          <w:rFonts w:ascii="Times New Roman" w:hAnsi="Times New Roman" w:cs="Times New Roman"/>
+          <w:sz w:val="24"/>
+          <w:szCs w:val="24"/>
+        </w:rPr>
+        <w:t>galat</w:t>
+      </w:r>
+      <w:proofErr w:type="spellEnd"/>
+      <w:r>
+        <w:rPr>
+          <w:rFonts w:ascii="Times New Roman" w:hAnsi="Times New Roman" w:cs="Times New Roman"/>
+          <w:sz w:val="24"/>
+          <w:szCs w:val="24"/>
+        </w:rPr>
+        <w:t>:</w:t>
+      </w:r>
+    </w:p>
+    <w:p>
+      <w:pPr>
+        <w:numPr>
+          <w:ilvl w:val="0"/>
+          <w:numId w:val="3"/>
+        </w:numPr>
+        <w:spacing w:line="360" w:lineRule="auto"/>
+        <w:jc w:val="both"/>
+        <w:rPr>
+          <w:rFonts w:ascii="Times New Roman" w:hAnsi="Times New Roman" w:cs="Times New Roman"/>
+          <w:sz w:val="24"/>
+          <w:szCs w:val="24"/>
+        </w:rPr>
+      </w:pPr>
+      <w:r>
+        <w:rPr>
+          <w:rFonts w:ascii="Times New Roman" w:hAnsi="Times New Roman" w:cs="Times New Roman"/>
+          <w:b/>
+          <w:bCs/>
+          <w:sz w:val="24"/>
+          <w:szCs w:val="24"/>
+        </w:rPr>
+        <w:t>1044</w:t>
+      </w:r>
+      <w:r>
+        <w:rPr>
+          <w:rFonts w:ascii="Times New Roman" w:hAnsi="Times New Roman" w:cs="Times New Roman"/>
+          <w:sz w:val="24"/>
+          <w:szCs w:val="24"/>
+        </w:rPr>
+        <w:t xml:space="preserve">: </w:t>
+      </w:r>
+      <w:proofErr w:type="spellStart"/>
+      <w:r>
+        <w:rPr>
+          <w:rFonts w:ascii="Times New Roman" w:hAnsi="Times New Roman" w:cs="Times New Roman"/>
+          <w:sz w:val="24"/>
+          <w:szCs w:val="24"/>
+        </w:rPr>
+        <w:t>akun</w:t>
+      </w:r>
+      <w:proofErr w:type="spellEnd"/>
+      <w:r>
+        <w:rPr>
+          <w:rFonts w:ascii="Times New Roman" w:hAnsi="Times New Roman" w:cs="Times New Roman"/>
+          <w:sz w:val="24"/>
+          <w:szCs w:val="24"/>
+        </w:rPr>
+        <w:t xml:space="preserve"> </w:t>
+      </w:r>
+      <w:proofErr w:type="spellStart"/>
+      <w:r>
+        <w:rPr>
+          <w:rFonts w:ascii="Times New Roman" w:hAnsi="Times New Roman" w:cs="Times New Roman"/>
+          <w:sz w:val="24"/>
+          <w:szCs w:val="24"/>
+        </w:rPr>
+        <w:t>berhasil</w:t>
+      </w:r>
+      <w:proofErr w:type="spellEnd"/>
+      <w:r>
+        <w:rPr>
+          <w:rFonts w:ascii="Times New Roman" w:hAnsi="Times New Roman" w:cs="Times New Roman"/>
+          <w:sz w:val="24"/>
+          <w:szCs w:val="24"/>
+        </w:rPr>
+        <w:t xml:space="preserve"> </w:t>
+      </w:r>
+      <w:proofErr w:type="spellStart"/>
+      <w:r>
+        <w:rPr>
+          <w:rFonts w:ascii="Times New Roman" w:hAnsi="Times New Roman" w:cs="Times New Roman"/>
+          <w:sz w:val="24"/>
+          <w:szCs w:val="24"/>
+        </w:rPr>
+        <w:t>masuk</w:t>
+      </w:r>
+      <w:proofErr w:type="spellEnd"/>
+      <w:r>
+        <w:rPr>
+          <w:rFonts w:ascii="Times New Roman" w:hAnsi="Times New Roman" w:cs="Times New Roman"/>
+          <w:sz w:val="24"/>
+          <w:szCs w:val="24"/>
+        </w:rPr>
+        <w:t xml:space="preserve">, </w:t>
+      </w:r>
+      <w:proofErr w:type="spellStart"/>
+      <w:r>
+        <w:rPr>
+          <w:rFonts w:ascii="Times New Roman" w:hAnsi="Times New Roman" w:cs="Times New Roman"/>
+          <w:sz w:val="24"/>
+          <w:szCs w:val="24"/>
+        </w:rPr>
+        <w:t>tetapi</w:t>
+      </w:r>
+      <w:proofErr w:type="spellEnd"/>
+      <w:r>
+        <w:rPr>
+          <w:rFonts w:ascii="Times New Roman" w:hAnsi="Times New Roman" w:cs="Times New Roman"/>
+          <w:sz w:val="24"/>
+          <w:szCs w:val="24"/>
+        </w:rPr>
+        <w:t xml:space="preserve"> </w:t>
+      </w:r>
+      <w:proofErr w:type="spellStart"/>
+      <w:r>
+        <w:rPr>
+          <w:rFonts w:ascii="Times New Roman" w:hAnsi="Times New Roman" w:cs="Times New Roman"/>
+          <w:sz w:val="24"/>
+          <w:szCs w:val="24"/>
+        </w:rPr>
+        <w:t>tidak</w:t>
+      </w:r>
+      <w:proofErr w:type="spellEnd"/>
+      <w:r>
+        <w:rPr>
+          <w:rFonts w:ascii="Times New Roman" w:hAnsi="Times New Roman" w:cs="Times New Roman"/>
+          <w:sz w:val="24"/>
+          <w:szCs w:val="24"/>
+        </w:rPr>
+        <w:t xml:space="preserve"> </w:t>
+      </w:r>
+      <w:proofErr w:type="spellStart"/>
+      <w:r>
+        <w:rPr>
+          <w:rFonts w:ascii="Times New Roman" w:hAnsi="Times New Roman" w:cs="Times New Roman"/>
+          <w:sz w:val="24"/>
+          <w:szCs w:val="24"/>
+        </w:rPr>
+        <w:t>berhak</w:t>
+      </w:r>
+      <w:proofErr w:type="spellEnd"/>
+      <w:r>
+        <w:rPr>
+          <w:rFonts w:ascii="Times New Roman" w:hAnsi="Times New Roman" w:cs="Times New Roman"/>
+          <w:sz w:val="24"/>
+          <w:szCs w:val="24"/>
+        </w:rPr>
+        <w:t xml:space="preserve"> pada basis data yang </w:t>
+      </w:r>
+      <w:proofErr w:type="spellStart"/>
+      <w:r>
+        <w:rPr>
+          <w:rFonts w:ascii="Times New Roman" w:hAnsi="Times New Roman" w:cs="Times New Roman"/>
+          <w:sz w:val="24"/>
+          <w:szCs w:val="24"/>
+        </w:rPr>
+        <w:t>dituju</w:t>
+      </w:r>
+      <w:proofErr w:type="spellEnd"/>
+      <w:r>
+        <w:rPr>
+          <w:rFonts w:ascii="Times New Roman" w:hAnsi="Times New Roman" w:cs="Times New Roman"/>
+          <w:sz w:val="24"/>
+          <w:szCs w:val="24"/>
+        </w:rPr>
+        <w:t>.</w:t>
+      </w:r>
+    </w:p>
+    <w:p>
+      <w:pPr>
+        <w:numPr>
+          <w:ilvl w:val="0"/>
+          <w:numId w:val="3"/>
+        </w:numPr>
+        <w:spacing w:line="360" w:lineRule="auto"/>
+        <w:jc w:val="both"/>
+        <w:rPr>
+          <w:rFonts w:ascii="Times New Roman" w:hAnsi="Times New Roman" w:cs="Times New Roman"/>
+          <w:sz w:val="24"/>
+          <w:szCs w:val="24"/>
+        </w:rPr>
+      </w:pPr>
+      <w:r>
+        <w:rPr>
+          <w:rFonts w:ascii="Times New Roman" w:hAnsi="Times New Roman" w:cs="Times New Roman"/>
+          <w:b/>
+          <w:bCs/>
+          <w:sz w:val="24"/>
+          <w:szCs w:val="24"/>
+        </w:rPr>
+        <w:t>1045</w:t>
+      </w:r>
+      <w:r>
+        <w:rPr>
+          <w:rFonts w:ascii="Times New Roman" w:hAnsi="Times New Roman" w:cs="Times New Roman"/>
+          <w:sz w:val="24"/>
+          <w:szCs w:val="24"/>
+        </w:rPr>
+        <w:t xml:space="preserve">: </w:t>
+      </w:r>
+      <w:proofErr w:type="spellStart"/>
+      <w:r>
+        <w:rPr>
+          <w:rFonts w:ascii="Times New Roman" w:hAnsi="Times New Roman" w:cs="Times New Roman"/>
+          <w:sz w:val="24"/>
+          <w:szCs w:val="24"/>
+        </w:rPr>
+        <w:t>masuk</w:t>
+      </w:r>
+      <w:proofErr w:type="spellEnd"/>
+      <w:r>
+        <w:rPr>
+          <w:rFonts w:ascii="Times New Roman" w:hAnsi="Times New Roman" w:cs="Times New Roman"/>
+          <w:sz w:val="24"/>
+          <w:szCs w:val="24"/>
+        </w:rPr>
+        <w:t xml:space="preserve"> </w:t>
+      </w:r>
+      <w:proofErr w:type="spellStart"/>
+      <w:r>
+        <w:rPr>
+          <w:rFonts w:ascii="Times New Roman" w:hAnsi="Times New Roman" w:cs="Times New Roman"/>
+          <w:sz w:val="24"/>
+          <w:szCs w:val="24"/>
+        </w:rPr>
+        <w:t>gagal</w:t>
+      </w:r>
+      <w:proofErr w:type="spellEnd"/>
+      <w:r>
+        <w:rPr>
+          <w:rFonts w:ascii="Times New Roman" w:hAnsi="Times New Roman" w:cs="Times New Roman"/>
+          <w:sz w:val="24"/>
+          <w:szCs w:val="24"/>
+        </w:rPr>
+        <w:t xml:space="preserve"> </w:t>
+      </w:r>
+      <w:proofErr w:type="spellStart"/>
+      <w:r>
+        <w:rPr>
+          <w:rFonts w:ascii="Times New Roman" w:hAnsi="Times New Roman" w:cs="Times New Roman"/>
+          <w:sz w:val="24"/>
+          <w:szCs w:val="24"/>
+        </w:rPr>
+        <w:t>karena</w:t>
+      </w:r>
+      <w:proofErr w:type="spellEnd"/>
+      <w:r>
+        <w:rPr>
+          <w:rFonts w:ascii="Times New Roman" w:hAnsi="Times New Roman" w:cs="Times New Roman"/>
+          <w:sz w:val="24"/>
+          <w:szCs w:val="24"/>
+        </w:rPr>
+        <w:t xml:space="preserve"> password salah </w:t>
+      </w:r>
+      <w:proofErr w:type="spellStart"/>
+      <w:r>
+        <w:rPr>
+          <w:rFonts w:ascii="Times New Roman" w:hAnsi="Times New Roman" w:cs="Times New Roman"/>
+          <w:sz w:val="24"/>
+          <w:szCs w:val="24"/>
+        </w:rPr>
+        <w:t>atau</w:t>
+      </w:r>
+      <w:proofErr w:type="spellEnd"/>
+      <w:r>
+        <w:rPr>
+          <w:rFonts w:ascii="Times New Roman" w:hAnsi="Times New Roman" w:cs="Times New Roman"/>
+          <w:sz w:val="24"/>
+          <w:szCs w:val="24"/>
+        </w:rPr>
+        <w:t xml:space="preserve"> </w:t>
+      </w:r>
+      <w:proofErr w:type="spellStart"/>
+      <w:r>
+        <w:rPr>
+          <w:rFonts w:ascii="Times New Roman" w:hAnsi="Times New Roman" w:cs="Times New Roman"/>
+          <w:sz w:val="24"/>
+          <w:szCs w:val="24"/>
+        </w:rPr>
+        <w:t>tidak</w:t>
+      </w:r>
+      <w:proofErr w:type="spellEnd"/>
+      <w:r>
+        <w:rPr>
+          <w:rFonts w:ascii="Times New Roman" w:hAnsi="Times New Roman" w:cs="Times New Roman"/>
+          <w:sz w:val="24"/>
+          <w:szCs w:val="24"/>
+        </w:rPr>
+        <w:t xml:space="preserve"> </w:t>
+      </w:r>
+      <w:proofErr w:type="spellStart"/>
+      <w:r>
+        <w:rPr>
+          <w:rFonts w:ascii="Times New Roman" w:hAnsi="Times New Roman" w:cs="Times New Roman"/>
+          <w:sz w:val="24"/>
+          <w:szCs w:val="24"/>
+        </w:rPr>
+        <w:t>dikirim</w:t>
+      </w:r>
+      <w:proofErr w:type="spellEnd"/>
+      <w:r>
+        <w:rPr>
+          <w:rFonts w:ascii="Times New Roman" w:hAnsi="Times New Roman" w:cs="Times New Roman"/>
+          <w:sz w:val="24"/>
+          <w:szCs w:val="24"/>
+        </w:rPr>
+        <w:t>.</w:t>
+      </w:r>
+    </w:p>
+    <w:p>
+      <w:pPr>
+        <w:numPr>
+          <w:ilvl w:val="0"/>
+          <w:numId w:val="3"/>
+        </w:numPr>
+        <w:spacing w:line="360" w:lineRule="auto"/>
+        <w:jc w:val="both"/>
+        <w:rPr>
+          <w:rFonts w:ascii="Times New Roman" w:hAnsi="Times New Roman" w:cs="Times New Roman"/>
+          <w:sz w:val="24"/>
+          <w:szCs w:val="24"/>
+        </w:rPr>
+      </w:pPr>
+      <w:r>
+        <w:rPr>
+          <w:rFonts w:ascii="Times New Roman" w:hAnsi="Times New Roman" w:cs="Times New Roman"/>
+          <w:b/>
+          <w:bCs/>
+          <w:sz w:val="24"/>
+          <w:szCs w:val="24"/>
+        </w:rPr>
+        <w:t>1142</w:t>
+      </w:r>
+      <w:r>
+        <w:rPr>
+          <w:rFonts w:ascii="Times New Roman" w:hAnsi="Times New Roman" w:cs="Times New Roman"/>
+          <w:sz w:val="24"/>
+          <w:szCs w:val="24"/>
+        </w:rPr>
+        <w:t xml:space="preserve">: </w:t>
+      </w:r>
+      <w:proofErr w:type="spellStart"/>
+      <w:r>
+        <w:rPr>
+          <w:rFonts w:ascii="Times New Roman" w:hAnsi="Times New Roman" w:cs="Times New Roman"/>
+          <w:sz w:val="24"/>
+          <w:szCs w:val="24"/>
+        </w:rPr>
+        <w:t>akun</w:t>
+      </w:r>
+      <w:proofErr w:type="spellEnd"/>
+      <w:r>
+        <w:rPr>
+          <w:rFonts w:ascii="Times New Roman" w:hAnsi="Times New Roman" w:cs="Times New Roman"/>
+          <w:sz w:val="24"/>
+          <w:szCs w:val="24"/>
+        </w:rPr>
+        <w:t xml:space="preserve"> </w:t>
+      </w:r>
+      <w:proofErr w:type="spellStart"/>
+      <w:r>
+        <w:rPr>
+          <w:rFonts w:ascii="Times New Roman" w:hAnsi="Times New Roman" w:cs="Times New Roman"/>
+          <w:sz w:val="24"/>
+          <w:szCs w:val="24"/>
+        </w:rPr>
+        <w:t>tidak</w:t>
+      </w:r>
+      <w:proofErr w:type="spellEnd"/>
+      <w:r>
+        <w:rPr>
+          <w:rFonts w:ascii="Times New Roman" w:hAnsi="Times New Roman" w:cs="Times New Roman"/>
+          <w:sz w:val="24"/>
+          <w:szCs w:val="24"/>
+        </w:rPr>
+        <w:t xml:space="preserve"> </w:t>
+      </w:r>
+      <w:proofErr w:type="spellStart"/>
+      <w:r>
+        <w:rPr>
+          <w:rFonts w:ascii="Times New Roman" w:hAnsi="Times New Roman" w:cs="Times New Roman"/>
+          <w:sz w:val="24"/>
+          <w:szCs w:val="24"/>
+        </w:rPr>
+        <w:t>berhak</w:t>
+      </w:r>
+      <w:proofErr w:type="spellEnd"/>
+      <w:r>
+        <w:rPr>
+          <w:rFonts w:ascii="Times New Roman" w:hAnsi="Times New Roman" w:cs="Times New Roman"/>
+          <w:sz w:val="24"/>
+          <w:szCs w:val="24"/>
+        </w:rPr>
+        <w:t xml:space="preserve"> </w:t>
+      </w:r>
+      <w:proofErr w:type="spellStart"/>
+      <w:r>
+        <w:rPr>
+          <w:rFonts w:ascii="Times New Roman" w:hAnsi="Times New Roman" w:cs="Times New Roman"/>
+          <w:sz w:val="24"/>
+          <w:szCs w:val="24"/>
+        </w:rPr>
+        <w:t>menjalankan</w:t>
+      </w:r>
+      <w:proofErr w:type="spellEnd"/>
+      <w:r>
+        <w:rPr>
+          <w:rFonts w:ascii="Times New Roman" w:hAnsi="Times New Roman" w:cs="Times New Roman"/>
+          <w:sz w:val="24"/>
+          <w:szCs w:val="24"/>
+        </w:rPr>
+        <w:t xml:space="preserve"> </w:t>
+      </w:r>
+      <w:proofErr w:type="spellStart"/>
+      <w:r>
+        <w:rPr>
+          <w:rFonts w:ascii="Times New Roman" w:hAnsi="Times New Roman" w:cs="Times New Roman"/>
+          <w:sz w:val="24"/>
+          <w:szCs w:val="24"/>
+        </w:rPr>
+        <w:t>jenis</w:t>
+      </w:r>
+      <w:proofErr w:type="spellEnd"/>
+      <w:r>
+        <w:rPr>
+          <w:rFonts w:ascii="Times New Roman" w:hAnsi="Times New Roman" w:cs="Times New Roman"/>
+          <w:sz w:val="24"/>
+          <w:szCs w:val="24"/>
+        </w:rPr>
+        <w:t xml:space="preserve"> </w:t>
+      </w:r>
+      <w:proofErr w:type="spellStart"/>
+      <w:r>
+        <w:rPr>
+          <w:rFonts w:ascii="Times New Roman" w:hAnsi="Times New Roman" w:cs="Times New Roman"/>
+          <w:sz w:val="24"/>
+          <w:szCs w:val="24"/>
+        </w:rPr>
+        <w:t>perintah</w:t>
+      </w:r>
+      <w:proofErr w:type="spellEnd"/>
+      <w:r>
+        <w:rPr>
+          <w:rFonts w:ascii="Times New Roman" w:hAnsi="Times New Roman" w:cs="Times New Roman"/>
+          <w:sz w:val="24"/>
+          <w:szCs w:val="24"/>
+        </w:rPr>
+        <w:t xml:space="preserve"> </w:t>
+      </w:r>
+      <w:proofErr w:type="spellStart"/>
+      <w:r>
+        <w:rPr>
+          <w:rFonts w:ascii="Times New Roman" w:hAnsi="Times New Roman" w:cs="Times New Roman"/>
+          <w:sz w:val="24"/>
+          <w:szCs w:val="24"/>
+        </w:rPr>
+        <w:t>tertentu</w:t>
+      </w:r>
+      <w:proofErr w:type="spellEnd"/>
+      <w:r>
+        <w:rPr>
+          <w:rFonts w:ascii="Times New Roman" w:hAnsi="Times New Roman" w:cs="Times New Roman"/>
+          <w:sz w:val="24"/>
+          <w:szCs w:val="24"/>
+        </w:rPr>
+        <w:t xml:space="preserve"> (</w:t>
+      </w:r>
+      <w:proofErr w:type="spellStart"/>
+      <w:r>
+        <w:rPr>
+          <w:rFonts w:ascii="Times New Roman" w:hAnsi="Times New Roman" w:cs="Times New Roman"/>
+          <w:sz w:val="24"/>
+          <w:szCs w:val="24"/>
+        </w:rPr>
+        <w:t>misalnya</w:t>
+      </w:r>
+      <w:proofErr w:type="spellEnd"/>
+      <w:r>
+        <w:rPr>
+          <w:rFonts w:ascii="Times New Roman" w:hAnsi="Times New Roman" w:cs="Times New Roman"/>
+          <w:sz w:val="24"/>
+          <w:szCs w:val="24"/>
+        </w:rPr>
+        <w:t xml:space="preserve"> CREATE) pada </w:t>
+      </w:r>
+      <w:proofErr w:type="spellStart"/>
+      <w:r>
+        <w:rPr>
+          <w:rFonts w:ascii="Times New Roman" w:hAnsi="Times New Roman" w:cs="Times New Roman"/>
+          <w:sz w:val="24"/>
+          <w:szCs w:val="24"/>
+        </w:rPr>
+        <w:t>suatu</w:t>
+      </w:r>
+      <w:proofErr w:type="spellEnd"/>
+      <w:r>
+        <w:rPr>
+          <w:rFonts w:ascii="Times New Roman" w:hAnsi="Times New Roman" w:cs="Times New Roman"/>
+          <w:sz w:val="24"/>
+          <w:szCs w:val="24"/>
+        </w:rPr>
+        <w:t xml:space="preserve"> </w:t>
+      </w:r>
+      <w:proofErr w:type="spellStart"/>
+      <w:r>
+        <w:rPr>
+          <w:rFonts w:ascii="Times New Roman" w:hAnsi="Times New Roman" w:cs="Times New Roman"/>
+          <w:sz w:val="24"/>
+          <w:szCs w:val="24"/>
+        </w:rPr>
+        <w:t>tabel</w:t>
+      </w:r>
+      <w:proofErr w:type="spellEnd"/>
+      <w:r>
+        <w:rPr>
+          <w:rFonts w:ascii="Times New Roman" w:hAnsi="Times New Roman" w:cs="Times New Roman"/>
+          <w:sz w:val="24"/>
+          <w:szCs w:val="24"/>
+        </w:rPr>
+        <w:t>.</w:t>
+      </w:r>
+    </w:p>
+    <w:p>
+      <w:pPr>
+        <w:spacing w:line="360" w:lineRule="auto"/>
+        <w:ind w:left="142"/>
+        <w:jc w:val="both"/>
+        <w:rPr>
+          <w:rFonts w:ascii="Times New Roman" w:hAnsi="Times New Roman" w:cs="Times New Roman"/>
+          <w:b/>
+          <w:bCs/>
+          <w:sz w:val="24"/>
+          <w:szCs w:val="24"/>
+        </w:rPr>
+      </w:pPr>
+      <w:proofErr w:type="spellStart"/>
+      <w:r>
+        <w:rPr>
+          <w:rFonts w:ascii="Times New Roman" w:hAnsi="Times New Roman" w:cs="Times New Roman"/>
+          <w:b/>
+          <w:bCs/>
+          <w:sz w:val="24"/>
+          <w:szCs w:val="24"/>
+        </w:rPr>
+        <w:t>Titik</w:t>
+      </w:r>
+      <w:proofErr w:type="spellEnd"/>
+      <w:r>
+        <w:rPr>
+          <w:rFonts w:ascii="Times New Roman" w:hAnsi="Times New Roman" w:cs="Times New Roman"/>
+          <w:b/>
+          <w:bCs/>
+          <w:sz w:val="24"/>
+          <w:szCs w:val="24"/>
+        </w:rPr>
+        <w:t xml:space="preserve"> </w:t>
+      </w:r>
+      <w:proofErr w:type="spellStart"/>
+      <w:r>
+        <w:rPr>
+          <w:rFonts w:ascii="Times New Roman" w:hAnsi="Times New Roman" w:cs="Times New Roman"/>
+          <w:b/>
+          <w:bCs/>
+          <w:sz w:val="24"/>
+          <w:szCs w:val="24"/>
+        </w:rPr>
+        <w:t>Analisis</w:t>
+      </w:r>
+      <w:proofErr w:type="spellEnd"/>
+      <w:r>
+        <w:rPr>
+          <w:rFonts w:ascii="Times New Roman" w:hAnsi="Times New Roman" w:cs="Times New Roman"/>
+          <w:b/>
+          <w:bCs/>
+          <w:sz w:val="24"/>
+          <w:szCs w:val="24"/>
+        </w:rPr>
+        <w:t xml:space="preserve"> 4: mode cookie </w:t>
+      </w:r>
+      <w:proofErr w:type="spellStart"/>
+      <w:r>
+        <w:rPr>
+          <w:rFonts w:ascii="Times New Roman" w:hAnsi="Times New Roman" w:cs="Times New Roman"/>
+          <w:b/>
+          <w:bCs/>
+          <w:sz w:val="24"/>
+          <w:szCs w:val="24"/>
+        </w:rPr>
+        <w:t>dibanding</w:t>
+      </w:r>
+      <w:proofErr w:type="spellEnd"/>
+      <w:r>
+        <w:rPr>
+          <w:rFonts w:ascii="Times New Roman" w:hAnsi="Times New Roman" w:cs="Times New Roman"/>
+          <w:b/>
+          <w:bCs/>
+          <w:sz w:val="24"/>
+          <w:szCs w:val="24"/>
+        </w:rPr>
+        <w:t xml:space="preserve"> mode config</w:t>
+      </w:r>
+    </w:p>
+    <w:p>
+      <w:pPr>
+        <w:spacing w:line="360" w:lineRule="auto"/>
+        <w:ind w:left="142"/>
+        <w:jc w:val="both"/>
+        <w:rPr>
+          <w:rFonts w:ascii="Times New Roman" w:hAnsi="Times New Roman" w:cs="Times New Roman"/>
+          <w:sz w:val="24"/>
+          <w:szCs w:val="24"/>
+        </w:rPr>
+      </w:pPr>
+      <w:r>
+        <w:rPr>
+          <w:rFonts w:ascii="Times New Roman" w:hAnsi="Times New Roman" w:cs="Times New Roman"/>
+          <w:sz w:val="24"/>
+          <w:szCs w:val="24"/>
+        </w:rPr>
+        <w:t xml:space="preserve">Pada mode config, password </w:t>
+      </w:r>
+      <w:proofErr w:type="spellStart"/>
+      <w:r>
+        <w:rPr>
+          <w:rFonts w:ascii="Times New Roman" w:hAnsi="Times New Roman" w:cs="Times New Roman"/>
+          <w:sz w:val="24"/>
+          <w:szCs w:val="24"/>
+        </w:rPr>
+        <w:t>tersimpan</w:t>
+      </w:r>
+      <w:proofErr w:type="spellEnd"/>
+      <w:r>
+        <w:rPr>
+          <w:rFonts w:ascii="Times New Roman" w:hAnsi="Times New Roman" w:cs="Times New Roman"/>
+          <w:sz w:val="24"/>
+          <w:szCs w:val="24"/>
+        </w:rPr>
+        <w:t xml:space="preserve"> di file </w:t>
+      </w:r>
+      <w:proofErr w:type="spellStart"/>
+      <w:r>
+        <w:rPr>
+          <w:rFonts w:ascii="Times New Roman" w:hAnsi="Times New Roman" w:cs="Times New Roman"/>
+          <w:sz w:val="24"/>
+          <w:szCs w:val="24"/>
+        </w:rPr>
+        <w:t>konfigurasi</w:t>
+      </w:r>
+      <w:proofErr w:type="spellEnd"/>
+      <w:r>
+        <w:rPr>
+          <w:rFonts w:ascii="Times New Roman" w:hAnsi="Times New Roman" w:cs="Times New Roman"/>
+          <w:sz w:val="24"/>
+          <w:szCs w:val="24"/>
+        </w:rPr>
+        <w:t xml:space="preserve"> </w:t>
+      </w:r>
+      <w:proofErr w:type="spellStart"/>
+      <w:r>
+        <w:rPr>
+          <w:rFonts w:ascii="Times New Roman" w:hAnsi="Times New Roman" w:cs="Times New Roman"/>
+          <w:sz w:val="24"/>
+          <w:szCs w:val="24"/>
+        </w:rPr>
+        <w:t>sehingga</w:t>
+      </w:r>
+      <w:proofErr w:type="spellEnd"/>
+      <w:r>
+        <w:rPr>
+          <w:rFonts w:ascii="Times New Roman" w:hAnsi="Times New Roman" w:cs="Times New Roman"/>
+          <w:sz w:val="24"/>
+          <w:szCs w:val="24"/>
+        </w:rPr>
+        <w:t xml:space="preserve"> </w:t>
+      </w:r>
+      <w:proofErr w:type="spellStart"/>
+      <w:r>
+        <w:rPr>
+          <w:rFonts w:ascii="Times New Roman" w:hAnsi="Times New Roman" w:cs="Times New Roman"/>
+          <w:sz w:val="24"/>
+          <w:szCs w:val="24"/>
+        </w:rPr>
+        <w:t>siapa</w:t>
+      </w:r>
+      <w:proofErr w:type="spellEnd"/>
+      <w:r>
+        <w:rPr>
+          <w:rFonts w:ascii="Times New Roman" w:hAnsi="Times New Roman" w:cs="Times New Roman"/>
+          <w:sz w:val="24"/>
+          <w:szCs w:val="24"/>
+        </w:rPr>
+        <w:t xml:space="preserve"> pun yang </w:t>
+      </w:r>
+      <w:proofErr w:type="spellStart"/>
+      <w:r>
+        <w:rPr>
+          <w:rFonts w:ascii="Times New Roman" w:hAnsi="Times New Roman" w:cs="Times New Roman"/>
+          <w:sz w:val="24"/>
+          <w:szCs w:val="24"/>
+        </w:rPr>
+        <w:t>dapat</w:t>
+      </w:r>
+      <w:proofErr w:type="spellEnd"/>
+      <w:r>
+        <w:rPr>
+          <w:rFonts w:ascii="Times New Roman" w:hAnsi="Times New Roman" w:cs="Times New Roman"/>
+          <w:sz w:val="24"/>
+          <w:szCs w:val="24"/>
+        </w:rPr>
+        <w:t xml:space="preserve"> </w:t>
+      </w:r>
+      <w:proofErr w:type="spellStart"/>
+      <w:r>
+        <w:rPr>
+          <w:rFonts w:ascii="Times New Roman" w:hAnsi="Times New Roman" w:cs="Times New Roman"/>
+          <w:sz w:val="24"/>
+          <w:szCs w:val="24"/>
+        </w:rPr>
+        <w:t>membaca</w:t>
+      </w:r>
+      <w:proofErr w:type="spellEnd"/>
+      <w:r>
+        <w:rPr>
+          <w:rFonts w:ascii="Times New Roman" w:hAnsi="Times New Roman" w:cs="Times New Roman"/>
+          <w:sz w:val="24"/>
+          <w:szCs w:val="24"/>
+        </w:rPr>
+        <w:t xml:space="preserve"> file </w:t>
+      </w:r>
+      <w:proofErr w:type="spellStart"/>
+      <w:r>
+        <w:rPr>
+          <w:rFonts w:ascii="Times New Roman" w:hAnsi="Times New Roman" w:cs="Times New Roman"/>
+          <w:sz w:val="24"/>
+          <w:szCs w:val="24"/>
+        </w:rPr>
+        <w:t>itu</w:t>
+      </w:r>
+      <w:proofErr w:type="spellEnd"/>
+      <w:r>
+        <w:rPr>
+          <w:rFonts w:ascii="Times New Roman" w:hAnsi="Times New Roman" w:cs="Times New Roman"/>
+          <w:sz w:val="24"/>
+          <w:szCs w:val="24"/>
+        </w:rPr>
+        <w:t xml:space="preserve"> </w:t>
+      </w:r>
+      <w:proofErr w:type="spellStart"/>
+      <w:r>
+        <w:rPr>
+          <w:rFonts w:ascii="Times New Roman" w:hAnsi="Times New Roman" w:cs="Times New Roman"/>
+          <w:sz w:val="24"/>
+          <w:szCs w:val="24"/>
+        </w:rPr>
+        <w:t>atau</w:t>
+      </w:r>
+      <w:proofErr w:type="spellEnd"/>
+      <w:r>
+        <w:rPr>
+          <w:rFonts w:ascii="Times New Roman" w:hAnsi="Times New Roman" w:cs="Times New Roman"/>
+          <w:sz w:val="24"/>
+          <w:szCs w:val="24"/>
+        </w:rPr>
+        <w:t xml:space="preserve"> </w:t>
+      </w:r>
+      <w:proofErr w:type="spellStart"/>
+      <w:r>
+        <w:rPr>
+          <w:rFonts w:ascii="Times New Roman" w:hAnsi="Times New Roman" w:cs="Times New Roman"/>
+          <w:sz w:val="24"/>
+          <w:szCs w:val="24"/>
+        </w:rPr>
+        <w:t>membuka</w:t>
+      </w:r>
+      <w:proofErr w:type="spellEnd"/>
+      <w:r>
+        <w:rPr>
+          <w:rFonts w:ascii="Times New Roman" w:hAnsi="Times New Roman" w:cs="Times New Roman"/>
+          <w:sz w:val="24"/>
+          <w:szCs w:val="24"/>
+        </w:rPr>
+        <w:t xml:space="preserve"> phpMyAdmin </w:t>
+      </w:r>
+      <w:proofErr w:type="spellStart"/>
+      <w:r>
+        <w:rPr>
+          <w:rFonts w:ascii="Times New Roman" w:hAnsi="Times New Roman" w:cs="Times New Roman"/>
+          <w:sz w:val="24"/>
+          <w:szCs w:val="24"/>
+        </w:rPr>
+        <w:t>langsung</w:t>
+      </w:r>
+      <w:proofErr w:type="spellEnd"/>
+      <w:r>
+        <w:rPr>
+          <w:rFonts w:ascii="Times New Roman" w:hAnsi="Times New Roman" w:cs="Times New Roman"/>
+          <w:sz w:val="24"/>
+          <w:szCs w:val="24"/>
+        </w:rPr>
+        <w:t xml:space="preserve"> </w:t>
+      </w:r>
+      <w:proofErr w:type="spellStart"/>
+      <w:r>
+        <w:rPr>
+          <w:rFonts w:ascii="Times New Roman" w:hAnsi="Times New Roman" w:cs="Times New Roman"/>
+          <w:sz w:val="24"/>
+          <w:szCs w:val="24"/>
+        </w:rPr>
+        <w:t>masuk</w:t>
+      </w:r>
+      <w:proofErr w:type="spellEnd"/>
+      <w:r>
+        <w:rPr>
+          <w:rFonts w:ascii="Times New Roman" w:hAnsi="Times New Roman" w:cs="Times New Roman"/>
+          <w:sz w:val="24"/>
+          <w:szCs w:val="24"/>
+        </w:rPr>
+        <w:t xml:space="preserve"> </w:t>
+      </w:r>
+      <w:proofErr w:type="spellStart"/>
+      <w:r>
+        <w:rPr>
+          <w:rFonts w:ascii="Times New Roman" w:hAnsi="Times New Roman" w:cs="Times New Roman"/>
+          <w:sz w:val="24"/>
+          <w:szCs w:val="24"/>
+        </w:rPr>
+        <w:t>sebagai</w:t>
+      </w:r>
+      <w:proofErr w:type="spellEnd"/>
+      <w:r>
+        <w:rPr>
+          <w:rFonts w:ascii="Times New Roman" w:hAnsi="Times New Roman" w:cs="Times New Roman"/>
+          <w:sz w:val="24"/>
+          <w:szCs w:val="24"/>
+        </w:rPr>
+        <w:t xml:space="preserve"> </w:t>
+      </w:r>
+      <w:proofErr w:type="spellStart"/>
+      <w:r>
+        <w:rPr>
+          <w:rFonts w:ascii="Times New Roman" w:hAnsi="Times New Roman" w:cs="Times New Roman"/>
+          <w:sz w:val="24"/>
+          <w:szCs w:val="24"/>
+        </w:rPr>
+        <w:t>akun</w:t>
+      </w:r>
+      <w:proofErr w:type="spellEnd"/>
+      <w:r>
+        <w:rPr>
+          <w:rFonts w:ascii="Times New Roman" w:hAnsi="Times New Roman" w:cs="Times New Roman"/>
+          <w:sz w:val="24"/>
+          <w:szCs w:val="24"/>
+        </w:rPr>
+        <w:t xml:space="preserve"> </w:t>
+      </w:r>
+      <w:proofErr w:type="spellStart"/>
+      <w:r>
+        <w:rPr>
+          <w:rFonts w:ascii="Times New Roman" w:hAnsi="Times New Roman" w:cs="Times New Roman"/>
+          <w:sz w:val="24"/>
+          <w:szCs w:val="24"/>
+        </w:rPr>
+        <w:t>tersebut</w:t>
+      </w:r>
+      <w:proofErr w:type="spellEnd"/>
+      <w:r>
+        <w:rPr>
+          <w:rFonts w:ascii="Times New Roman" w:hAnsi="Times New Roman" w:cs="Times New Roman"/>
+          <w:sz w:val="24"/>
+          <w:szCs w:val="24"/>
+        </w:rPr>
+        <w:t xml:space="preserve">. Mode cookie </w:t>
+      </w:r>
+      <w:proofErr w:type="spellStart"/>
+      <w:r>
+        <w:rPr>
+          <w:rFonts w:ascii="Times New Roman" w:hAnsi="Times New Roman" w:cs="Times New Roman"/>
+          <w:sz w:val="24"/>
+          <w:szCs w:val="24"/>
+        </w:rPr>
+        <w:t>meminta</w:t>
+      </w:r>
+      <w:proofErr w:type="spellEnd"/>
+      <w:r>
+        <w:rPr>
+          <w:rFonts w:ascii="Times New Roman" w:hAnsi="Times New Roman" w:cs="Times New Roman"/>
+          <w:sz w:val="24"/>
+          <w:szCs w:val="24"/>
+        </w:rPr>
+        <w:t xml:space="preserve"> </w:t>
+      </w:r>
+      <w:proofErr w:type="spellStart"/>
+      <w:r>
+        <w:rPr>
+          <w:rFonts w:ascii="Times New Roman" w:hAnsi="Times New Roman" w:cs="Times New Roman"/>
+          <w:sz w:val="24"/>
+          <w:szCs w:val="24"/>
+        </w:rPr>
+        <w:t>pengguna</w:t>
+      </w:r>
+      <w:proofErr w:type="spellEnd"/>
+      <w:r>
+        <w:rPr>
+          <w:rFonts w:ascii="Times New Roman" w:hAnsi="Times New Roman" w:cs="Times New Roman"/>
+          <w:sz w:val="24"/>
+          <w:szCs w:val="24"/>
+        </w:rPr>
+        <w:t xml:space="preserve"> </w:t>
+      </w:r>
+      <w:proofErr w:type="spellStart"/>
+      <w:r>
+        <w:rPr>
+          <w:rFonts w:ascii="Times New Roman" w:hAnsi="Times New Roman" w:cs="Times New Roman"/>
+          <w:sz w:val="24"/>
+          <w:szCs w:val="24"/>
+        </w:rPr>
+        <w:t>mengetik</w:t>
+      </w:r>
+      <w:proofErr w:type="spellEnd"/>
+      <w:r>
+        <w:rPr>
+          <w:rFonts w:ascii="Times New Roman" w:hAnsi="Times New Roman" w:cs="Times New Roman"/>
+          <w:sz w:val="24"/>
+          <w:szCs w:val="24"/>
+        </w:rPr>
+        <w:t xml:space="preserve"> password </w:t>
+      </w:r>
+      <w:proofErr w:type="spellStart"/>
+      <w:r>
+        <w:rPr>
+          <w:rFonts w:ascii="Times New Roman" w:hAnsi="Times New Roman" w:cs="Times New Roman"/>
+          <w:sz w:val="24"/>
+          <w:szCs w:val="24"/>
+        </w:rPr>
+        <w:t>setiap</w:t>
+      </w:r>
+      <w:proofErr w:type="spellEnd"/>
+      <w:r>
+        <w:rPr>
+          <w:rFonts w:ascii="Times New Roman" w:hAnsi="Times New Roman" w:cs="Times New Roman"/>
+          <w:sz w:val="24"/>
+          <w:szCs w:val="24"/>
+        </w:rPr>
+        <w:t xml:space="preserve"> </w:t>
+      </w:r>
+      <w:proofErr w:type="spellStart"/>
+      <w:r>
+        <w:rPr>
+          <w:rFonts w:ascii="Times New Roman" w:hAnsi="Times New Roman" w:cs="Times New Roman"/>
+          <w:sz w:val="24"/>
+          <w:szCs w:val="24"/>
+        </w:rPr>
+        <w:t>masuk</w:t>
+      </w:r>
+      <w:proofErr w:type="spellEnd"/>
+      <w:r>
+        <w:rPr>
+          <w:rFonts w:ascii="Times New Roman" w:hAnsi="Times New Roman" w:cs="Times New Roman"/>
+          <w:sz w:val="24"/>
+          <w:szCs w:val="24"/>
+        </w:rPr>
+        <w:t xml:space="preserve">, </w:t>
+      </w:r>
+      <w:proofErr w:type="spellStart"/>
+      <w:r>
+        <w:rPr>
+          <w:rFonts w:ascii="Times New Roman" w:hAnsi="Times New Roman" w:cs="Times New Roman"/>
+          <w:sz w:val="24"/>
+          <w:szCs w:val="24"/>
+        </w:rPr>
+        <w:t>sehingga</w:t>
+      </w:r>
+      <w:proofErr w:type="spellEnd"/>
+      <w:r>
+        <w:rPr>
+          <w:rFonts w:ascii="Times New Roman" w:hAnsi="Times New Roman" w:cs="Times New Roman"/>
+          <w:sz w:val="24"/>
+          <w:szCs w:val="24"/>
+        </w:rPr>
+        <w:t xml:space="preserve"> password </w:t>
+      </w:r>
+      <w:proofErr w:type="spellStart"/>
+      <w:r>
+        <w:rPr>
+          <w:rFonts w:ascii="Times New Roman" w:hAnsi="Times New Roman" w:cs="Times New Roman"/>
+          <w:sz w:val="24"/>
+          <w:szCs w:val="24"/>
+        </w:rPr>
+        <w:t>tidak</w:t>
+      </w:r>
+      <w:proofErr w:type="spellEnd"/>
+      <w:r>
+        <w:rPr>
+          <w:rFonts w:ascii="Times New Roman" w:hAnsi="Times New Roman" w:cs="Times New Roman"/>
+          <w:sz w:val="24"/>
+          <w:szCs w:val="24"/>
+        </w:rPr>
+        <w:t xml:space="preserve"> </w:t>
+      </w:r>
+      <w:proofErr w:type="spellStart"/>
+      <w:r>
+        <w:rPr>
+          <w:rFonts w:ascii="Times New Roman" w:hAnsi="Times New Roman" w:cs="Times New Roman"/>
+          <w:sz w:val="24"/>
+          <w:szCs w:val="24"/>
+        </w:rPr>
+        <w:t>tersimpan</w:t>
+      </w:r>
+      <w:proofErr w:type="spellEnd"/>
+      <w:r>
+        <w:rPr>
+          <w:rFonts w:ascii="Times New Roman" w:hAnsi="Times New Roman" w:cs="Times New Roman"/>
+          <w:sz w:val="24"/>
+          <w:szCs w:val="24"/>
+        </w:rPr>
+        <w:t xml:space="preserve"> di file </w:t>
+      </w:r>
+      <w:proofErr w:type="spellStart"/>
+      <w:r>
+        <w:rPr>
+          <w:rFonts w:ascii="Times New Roman" w:hAnsi="Times New Roman" w:cs="Times New Roman"/>
+          <w:sz w:val="24"/>
+          <w:szCs w:val="24"/>
+        </w:rPr>
+        <w:t>konfigurasi</w:t>
+      </w:r>
+      <w:proofErr w:type="spellEnd"/>
+      <w:r>
+        <w:rPr>
+          <w:rFonts w:ascii="Times New Roman" w:hAnsi="Times New Roman" w:cs="Times New Roman"/>
+          <w:sz w:val="24"/>
+          <w:szCs w:val="24"/>
+        </w:rPr>
+        <w:t xml:space="preserve"> dan </w:t>
+      </w:r>
+      <w:proofErr w:type="spellStart"/>
+      <w:r>
+        <w:rPr>
+          <w:rFonts w:ascii="Times New Roman" w:hAnsi="Times New Roman" w:cs="Times New Roman"/>
+          <w:sz w:val="24"/>
+          <w:szCs w:val="24"/>
+        </w:rPr>
+        <w:t>akses</w:t>
+      </w:r>
+      <w:proofErr w:type="spellEnd"/>
+      <w:r>
+        <w:rPr>
+          <w:rFonts w:ascii="Times New Roman" w:hAnsi="Times New Roman" w:cs="Times New Roman"/>
+          <w:sz w:val="24"/>
+          <w:szCs w:val="24"/>
+        </w:rPr>
+        <w:t xml:space="preserve"> </w:t>
+      </w:r>
+      <w:proofErr w:type="spellStart"/>
+      <w:r>
+        <w:rPr>
+          <w:rFonts w:ascii="Times New Roman" w:hAnsi="Times New Roman" w:cs="Times New Roman"/>
+          <w:sz w:val="24"/>
+          <w:szCs w:val="24"/>
+        </w:rPr>
+        <w:t>dapat</w:t>
+      </w:r>
+      <w:proofErr w:type="spellEnd"/>
+      <w:r>
+        <w:rPr>
+          <w:rFonts w:ascii="Times New Roman" w:hAnsi="Times New Roman" w:cs="Times New Roman"/>
+          <w:sz w:val="24"/>
+          <w:szCs w:val="24"/>
+        </w:rPr>
+        <w:t xml:space="preserve"> </w:t>
+      </w:r>
+      <w:proofErr w:type="spellStart"/>
+      <w:r>
+        <w:rPr>
+          <w:rFonts w:ascii="Times New Roman" w:hAnsi="Times New Roman" w:cs="Times New Roman"/>
+          <w:sz w:val="24"/>
+          <w:szCs w:val="24"/>
+        </w:rPr>
+        <w:t>dibatasi</w:t>
+      </w:r>
+      <w:proofErr w:type="spellEnd"/>
+      <w:r>
+        <w:rPr>
+          <w:rFonts w:ascii="Times New Roman" w:hAnsi="Times New Roman" w:cs="Times New Roman"/>
+          <w:sz w:val="24"/>
+          <w:szCs w:val="24"/>
+        </w:rPr>
+        <w:t xml:space="preserve"> </w:t>
+      </w:r>
+      <w:proofErr w:type="spellStart"/>
+      <w:r>
+        <w:rPr>
+          <w:rFonts w:ascii="Times New Roman" w:hAnsi="Times New Roman" w:cs="Times New Roman"/>
+          <w:sz w:val="24"/>
+          <w:szCs w:val="24"/>
+        </w:rPr>
+        <w:t>sesuai</w:t>
+      </w:r>
+      <w:proofErr w:type="spellEnd"/>
+      <w:r>
+        <w:rPr>
+          <w:rFonts w:ascii="Times New Roman" w:hAnsi="Times New Roman" w:cs="Times New Roman"/>
+          <w:sz w:val="24"/>
+          <w:szCs w:val="24"/>
+        </w:rPr>
+        <w:t xml:space="preserve"> </w:t>
+      </w:r>
+      <w:proofErr w:type="spellStart"/>
+      <w:r>
+        <w:rPr>
+          <w:rFonts w:ascii="Times New Roman" w:hAnsi="Times New Roman" w:cs="Times New Roman"/>
+          <w:sz w:val="24"/>
+          <w:szCs w:val="24"/>
+        </w:rPr>
+        <w:t>akun</w:t>
+      </w:r>
+      <w:proofErr w:type="spellEnd"/>
+      <w:r>
+        <w:rPr>
+          <w:rFonts w:ascii="Times New Roman" w:hAnsi="Times New Roman" w:cs="Times New Roman"/>
+          <w:sz w:val="24"/>
+          <w:szCs w:val="24"/>
+        </w:rPr>
+        <w:t xml:space="preserve"> masing-masing.</w:t>
+      </w:r>
+    </w:p>
+    <w:p>
+      <w:pPr>
+        <w:spacing w:line="360" w:lineRule="auto"/>
+        <w:ind w:left="142"/>
+        <w:jc w:val="both"/>
+        <w:rPr>
+          <w:rFonts w:ascii="Times New Roman" w:hAnsi="Times New Roman" w:cs="Times New Roman"/>
+          <w:sz w:val="24"/>
+          <w:szCs w:val="24"/>
+        </w:rPr>
+      </w:pPr>
+    </w:p>
+    <w:p>
+      <w:pPr>
+        <w:spacing w:line="360" w:lineRule="auto"/>
+        <w:ind w:left="142"/>
+        <w:jc w:val="both"/>
+        <w:rPr>
+          <w:rFonts w:ascii="Times New Roman" w:hAnsi="Times New Roman" w:cs="Times New Roman"/>
+          <w:b/>
+          <w:bCs/>
+          <w:sz w:val="24"/>
+          <w:szCs w:val="24"/>
+        </w:rPr>
+      </w:pPr>
+      <w:r>
+        <w:rPr>
+          <w:rFonts w:ascii="Times New Roman" w:hAnsi="Times New Roman" w:cs="Times New Roman"/>
+          <w:b/>
+          <w:bCs/>
+          <w:sz w:val="24"/>
+          <w:szCs w:val="24"/>
+        </w:rPr>
+        <w:t>5. Latihan E</w:t>
+      </w:r>
+    </w:p>
+    <w:p>
+      <w:pPr>
+        <w:spacing w:line="360" w:lineRule="auto"/>
+        <w:ind w:left="142"/>
+        <w:jc w:val="both"/>
+        <w:rPr>
+          <w:rFonts w:ascii="Times New Roman" w:hAnsi="Times New Roman" w:cs="Times New Roman"/>
+          <w:b/>
+          <w:bCs/>
+          <w:sz w:val="24"/>
+          <w:szCs w:val="24"/>
+        </w:rPr>
+      </w:pPr>
+      <w:r>
+        <w:rPr>
+          <w:rFonts w:ascii="Times New Roman" w:hAnsi="Times New Roman" w:cs="Times New Roman"/>
+          <w:b/>
+          <w:bCs/>
+          <w:sz w:val="24"/>
+          <w:szCs w:val="24"/>
+        </w:rPr>
+        <w:lastRenderedPageBreak/>
+        <w:t xml:space="preserve">E1: </w:t>
+      </w:r>
+      <w:proofErr w:type="spellStart"/>
+      <w:r>
+        <w:rPr>
+          <w:rFonts w:ascii="Times New Roman" w:hAnsi="Times New Roman" w:cs="Times New Roman"/>
+          <w:b/>
+          <w:bCs/>
+          <w:sz w:val="24"/>
+          <w:szCs w:val="24"/>
+        </w:rPr>
+        <w:t>akun</w:t>
+      </w:r>
+      <w:proofErr w:type="spellEnd"/>
+      <w:r>
+        <w:rPr>
+          <w:rFonts w:ascii="Times New Roman" w:hAnsi="Times New Roman" w:cs="Times New Roman"/>
+          <w:b/>
+          <w:bCs/>
+          <w:sz w:val="24"/>
+          <w:szCs w:val="24"/>
+        </w:rPr>
+        <w:t xml:space="preserve"> </w:t>
+      </w:r>
+      <w:proofErr w:type="spellStart"/>
+      <w:r>
+        <w:rPr>
+          <w:rFonts w:ascii="Times New Roman" w:hAnsi="Times New Roman" w:cs="Times New Roman"/>
+          <w:b/>
+          <w:bCs/>
+          <w:sz w:val="24"/>
+          <w:szCs w:val="24"/>
+        </w:rPr>
+        <w:t>tamu</w:t>
+      </w:r>
+      <w:proofErr w:type="spellEnd"/>
+    </w:p>
+    <w:p>
+      <w:pPr>
+        <w:spacing w:line="360" w:lineRule="auto"/>
+        <w:ind w:left="142"/>
+        <w:jc w:val="both"/>
+        <w:rPr>
+          <w:rFonts w:ascii="Times New Roman" w:hAnsi="Times New Roman" w:cs="Times New Roman"/>
+          <w:sz w:val="24"/>
+          <w:szCs w:val="24"/>
+        </w:rPr>
+      </w:pPr>
+      <w:r>
+        <w:rPr>
+          <w:rFonts w:ascii="Times New Roman" w:hAnsi="Times New Roman" w:cs="Times New Roman"/>
+          <w:sz w:val="24"/>
+          <w:szCs w:val="24"/>
+        </w:rPr>
+        <w:drawing>
+          <wp:anchor distT="0" distB="0" distL="114300" distR="114300" simplePos="0" relativeHeight="251667456" behindDoc="0" locked="0" layoutInCell="1" allowOverlap="1" wp14:anchorId="07F3AEA5" wp14:editId="5B1B9569">
+            <wp:simplePos x="0" y="0"/>
+            <wp:positionH relativeFrom="margin">
+              <wp:align>center</wp:align>
+            </wp:positionH>
+            <wp:positionV relativeFrom="paragraph">
+              <wp:posOffset>855100</wp:posOffset>
+            </wp:positionV>
+            <wp:extent cx="4159592" cy="2340000"/>
+            <wp:effectExtent l="0" t="0" r="0" b="3175"/>
+            <wp:wrapSquare wrapText="bothSides"/>
+            <wp:docPr id="854373529" name="Picture 1"/>
+            <wp:cNvGraphicFramePr>
+              <a:graphicFrameLocks xmlns:a="http://schemas.openxmlformats.org/drawingml/2006/main" noChangeAspect="1"/>
+            </wp:cNvGraphicFramePr>
+            <a:graphic xmlns:a="http://schemas.openxmlformats.org/drawingml/2006/main">
+              <a:graphicData uri="http://schemas.openxmlformats.org/drawingml/2006/picture">
+                <pic:pic xmlns:pic="http://schemas.openxmlformats.org/drawingml/2006/picture">
+                  <pic:nvPicPr>
+                    <pic:cNvPr id="854373529" name=""/>
+                    <pic:cNvPicPr/>
+                  </pic:nvPicPr>
+                  <pic:blipFill>
+                    <a:blip r:embed="rId16" cstate="print">
+                      <a:extLst>
+                        <a:ext uri="{28A0092B-C50C-407E-A947-70E740481C1C}">
+                          <a14:useLocalDpi xmlns:a14="http://schemas.microsoft.com/office/drawing/2010/main" val="0"/>
+                        </a:ext>
+                      </a:extLst>
+                    </a:blip>
+                    <a:stretch>
+                      <a:fillRect/>
+                    </a:stretch>
+                  </pic:blipFill>
+                  <pic:spPr>
+                    <a:xfrm>
+                      <a:off x="0" y="0"/>
+                      <a:ext cx="4159592" cy="2340000"/>
+                    </a:xfrm>
+                    <a:prstGeom prst="rect">
+                      <a:avLst/>
+                    </a:prstGeom>
+                  </pic:spPr>
+                </pic:pic>
+              </a:graphicData>
+            </a:graphic>
+          </wp:anchor>
+        </w:drawing>
+      </w:r>
+      <w:r>
+        <w:rPr>
+          <w:rFonts w:ascii="Times New Roman" w:hAnsi="Times New Roman" w:cs="Times New Roman"/>
+          <w:sz w:val="24"/>
+          <w:szCs w:val="24"/>
+        </w:rPr>
+        <w:t xml:space="preserve">Akun tamu_120 </w:t>
+      </w:r>
+      <w:proofErr w:type="spellStart"/>
+      <w:r>
+        <w:rPr>
+          <w:rFonts w:ascii="Times New Roman" w:hAnsi="Times New Roman" w:cs="Times New Roman"/>
+          <w:sz w:val="24"/>
+          <w:szCs w:val="24"/>
+        </w:rPr>
+        <w:t>hanya</w:t>
+      </w:r>
+      <w:proofErr w:type="spellEnd"/>
+      <w:r>
+        <w:rPr>
+          <w:rFonts w:ascii="Times New Roman" w:hAnsi="Times New Roman" w:cs="Times New Roman"/>
+          <w:sz w:val="24"/>
+          <w:szCs w:val="24"/>
+        </w:rPr>
+        <w:t xml:space="preserve"> </w:t>
+      </w:r>
+      <w:proofErr w:type="spellStart"/>
+      <w:r>
+        <w:rPr>
+          <w:rFonts w:ascii="Times New Roman" w:hAnsi="Times New Roman" w:cs="Times New Roman"/>
+          <w:sz w:val="24"/>
+          <w:szCs w:val="24"/>
+        </w:rPr>
+        <w:t>berhak</w:t>
+      </w:r>
+      <w:proofErr w:type="spellEnd"/>
+      <w:r>
+        <w:rPr>
+          <w:rFonts w:ascii="Times New Roman" w:hAnsi="Times New Roman" w:cs="Times New Roman"/>
+          <w:sz w:val="24"/>
+          <w:szCs w:val="24"/>
+        </w:rPr>
+        <w:t xml:space="preserve"> SELECT pada kopma_120. Saat </w:t>
+      </w:r>
+      <w:proofErr w:type="spellStart"/>
+      <w:r>
+        <w:rPr>
+          <w:rFonts w:ascii="Times New Roman" w:hAnsi="Times New Roman" w:cs="Times New Roman"/>
+          <w:sz w:val="24"/>
+          <w:szCs w:val="24"/>
+        </w:rPr>
+        <w:t>menjalankan</w:t>
+      </w:r>
+      <w:proofErr w:type="spellEnd"/>
+      <w:r>
+        <w:rPr>
+          <w:rFonts w:ascii="Times New Roman" w:hAnsi="Times New Roman" w:cs="Times New Roman"/>
+          <w:sz w:val="24"/>
+          <w:szCs w:val="24"/>
+        </w:rPr>
+        <w:t xml:space="preserve"> CREATE TABLE uji (id INT); </w:t>
+      </w:r>
+      <w:proofErr w:type="spellStart"/>
+      <w:r>
+        <w:rPr>
+          <w:rFonts w:ascii="Times New Roman" w:hAnsi="Times New Roman" w:cs="Times New Roman"/>
+          <w:sz w:val="24"/>
+          <w:szCs w:val="24"/>
+        </w:rPr>
+        <w:t>muncul</w:t>
+      </w:r>
+      <w:proofErr w:type="spellEnd"/>
+      <w:r>
+        <w:rPr>
+          <w:rFonts w:ascii="Times New Roman" w:hAnsi="Times New Roman" w:cs="Times New Roman"/>
+          <w:sz w:val="24"/>
+          <w:szCs w:val="24"/>
+        </w:rPr>
+        <w:t xml:space="preserve"> ERROR 1142, </w:t>
+      </w:r>
+      <w:proofErr w:type="spellStart"/>
+      <w:r>
+        <w:rPr>
+          <w:rFonts w:ascii="Times New Roman" w:hAnsi="Times New Roman" w:cs="Times New Roman"/>
+          <w:sz w:val="24"/>
+          <w:szCs w:val="24"/>
+        </w:rPr>
+        <w:t>artinya</w:t>
+      </w:r>
+      <w:proofErr w:type="spellEnd"/>
+      <w:r>
+        <w:rPr>
+          <w:rFonts w:ascii="Times New Roman" w:hAnsi="Times New Roman" w:cs="Times New Roman"/>
+          <w:sz w:val="24"/>
+          <w:szCs w:val="24"/>
+        </w:rPr>
+        <w:t xml:space="preserve"> </w:t>
+      </w:r>
+      <w:proofErr w:type="spellStart"/>
+      <w:r>
+        <w:rPr>
+          <w:rFonts w:ascii="Times New Roman" w:hAnsi="Times New Roman" w:cs="Times New Roman"/>
+          <w:sz w:val="24"/>
+          <w:szCs w:val="24"/>
+        </w:rPr>
+        <w:t>akun</w:t>
+      </w:r>
+      <w:proofErr w:type="spellEnd"/>
+      <w:r>
+        <w:rPr>
+          <w:rFonts w:ascii="Times New Roman" w:hAnsi="Times New Roman" w:cs="Times New Roman"/>
+          <w:sz w:val="24"/>
+          <w:szCs w:val="24"/>
+        </w:rPr>
+        <w:t xml:space="preserve"> </w:t>
+      </w:r>
+      <w:proofErr w:type="spellStart"/>
+      <w:r>
+        <w:rPr>
+          <w:rFonts w:ascii="Times New Roman" w:hAnsi="Times New Roman" w:cs="Times New Roman"/>
+          <w:sz w:val="24"/>
+          <w:szCs w:val="24"/>
+        </w:rPr>
+        <w:t>tamu</w:t>
+      </w:r>
+      <w:proofErr w:type="spellEnd"/>
+      <w:r>
+        <w:rPr>
+          <w:rFonts w:ascii="Times New Roman" w:hAnsi="Times New Roman" w:cs="Times New Roman"/>
+          <w:sz w:val="24"/>
+          <w:szCs w:val="24"/>
+        </w:rPr>
+        <w:t xml:space="preserve"> </w:t>
+      </w:r>
+      <w:proofErr w:type="spellStart"/>
+      <w:r>
+        <w:rPr>
+          <w:rFonts w:ascii="Times New Roman" w:hAnsi="Times New Roman" w:cs="Times New Roman"/>
+          <w:sz w:val="24"/>
+          <w:szCs w:val="24"/>
+        </w:rPr>
+        <w:t>tidak</w:t>
+      </w:r>
+      <w:proofErr w:type="spellEnd"/>
+      <w:r>
+        <w:rPr>
+          <w:rFonts w:ascii="Times New Roman" w:hAnsi="Times New Roman" w:cs="Times New Roman"/>
+          <w:sz w:val="24"/>
+          <w:szCs w:val="24"/>
+        </w:rPr>
+        <w:t xml:space="preserve"> </w:t>
+      </w:r>
+      <w:proofErr w:type="spellStart"/>
+      <w:r>
+        <w:rPr>
+          <w:rFonts w:ascii="Times New Roman" w:hAnsi="Times New Roman" w:cs="Times New Roman"/>
+          <w:sz w:val="24"/>
+          <w:szCs w:val="24"/>
+        </w:rPr>
+        <w:t>berhak</w:t>
+      </w:r>
+      <w:proofErr w:type="spellEnd"/>
+      <w:r>
+        <w:rPr>
+          <w:rFonts w:ascii="Times New Roman" w:hAnsi="Times New Roman" w:cs="Times New Roman"/>
+          <w:sz w:val="24"/>
+          <w:szCs w:val="24"/>
+        </w:rPr>
+        <w:t xml:space="preserve"> </w:t>
+      </w:r>
+      <w:proofErr w:type="spellStart"/>
+      <w:r>
+        <w:rPr>
+          <w:rFonts w:ascii="Times New Roman" w:hAnsi="Times New Roman" w:cs="Times New Roman"/>
+          <w:sz w:val="24"/>
+          <w:szCs w:val="24"/>
+        </w:rPr>
+        <w:t>membuat</w:t>
+      </w:r>
+      <w:proofErr w:type="spellEnd"/>
+      <w:r>
+        <w:rPr>
+          <w:rFonts w:ascii="Times New Roman" w:hAnsi="Times New Roman" w:cs="Times New Roman"/>
+          <w:sz w:val="24"/>
+          <w:szCs w:val="24"/>
+        </w:rPr>
+        <w:t xml:space="preserve"> </w:t>
+      </w:r>
+      <w:proofErr w:type="spellStart"/>
+      <w:r>
+        <w:rPr>
+          <w:rFonts w:ascii="Times New Roman" w:hAnsi="Times New Roman" w:cs="Times New Roman"/>
+          <w:sz w:val="24"/>
+          <w:szCs w:val="24"/>
+        </w:rPr>
+        <w:t>tabel</w:t>
+      </w:r>
+      <w:proofErr w:type="spellEnd"/>
+      <w:r>
+        <w:rPr>
+          <w:rFonts w:ascii="Times New Roman" w:hAnsi="Times New Roman" w:cs="Times New Roman"/>
+          <w:sz w:val="24"/>
+          <w:szCs w:val="24"/>
+        </w:rPr>
+        <w:t xml:space="preserve">. Hal </w:t>
+      </w:r>
+      <w:proofErr w:type="spellStart"/>
+      <w:r>
+        <w:rPr>
+          <w:rFonts w:ascii="Times New Roman" w:hAnsi="Times New Roman" w:cs="Times New Roman"/>
+          <w:sz w:val="24"/>
+          <w:szCs w:val="24"/>
+        </w:rPr>
+        <w:t>ini</w:t>
+      </w:r>
+      <w:proofErr w:type="spellEnd"/>
+      <w:r>
+        <w:rPr>
+          <w:rFonts w:ascii="Times New Roman" w:hAnsi="Times New Roman" w:cs="Times New Roman"/>
+          <w:sz w:val="24"/>
+          <w:szCs w:val="24"/>
+        </w:rPr>
+        <w:t xml:space="preserve"> </w:t>
+      </w:r>
+      <w:proofErr w:type="spellStart"/>
+      <w:r>
+        <w:rPr>
+          <w:rFonts w:ascii="Times New Roman" w:hAnsi="Times New Roman" w:cs="Times New Roman"/>
+          <w:sz w:val="24"/>
+          <w:szCs w:val="24"/>
+        </w:rPr>
+        <w:t>sesuai</w:t>
+      </w:r>
+      <w:proofErr w:type="spellEnd"/>
+      <w:r>
+        <w:rPr>
+          <w:rFonts w:ascii="Times New Roman" w:hAnsi="Times New Roman" w:cs="Times New Roman"/>
+          <w:sz w:val="24"/>
+          <w:szCs w:val="24"/>
+        </w:rPr>
+        <w:t xml:space="preserve"> </w:t>
+      </w:r>
+      <w:proofErr w:type="spellStart"/>
+      <w:r>
+        <w:rPr>
+          <w:rFonts w:ascii="Times New Roman" w:hAnsi="Times New Roman" w:cs="Times New Roman"/>
+          <w:sz w:val="24"/>
+          <w:szCs w:val="24"/>
+        </w:rPr>
+        <w:t>prinsip</w:t>
+      </w:r>
+      <w:proofErr w:type="spellEnd"/>
+      <w:r>
+        <w:rPr>
+          <w:rFonts w:ascii="Times New Roman" w:hAnsi="Times New Roman" w:cs="Times New Roman"/>
+          <w:sz w:val="24"/>
+          <w:szCs w:val="24"/>
+        </w:rPr>
+        <w:t xml:space="preserve"> </w:t>
+      </w:r>
+      <w:proofErr w:type="spellStart"/>
+      <w:r>
+        <w:rPr>
+          <w:rFonts w:ascii="Times New Roman" w:hAnsi="Times New Roman" w:cs="Times New Roman"/>
+          <w:sz w:val="24"/>
+          <w:szCs w:val="24"/>
+        </w:rPr>
+        <w:t>hak</w:t>
+      </w:r>
+      <w:proofErr w:type="spellEnd"/>
+      <w:r>
+        <w:rPr>
+          <w:rFonts w:ascii="Times New Roman" w:hAnsi="Times New Roman" w:cs="Times New Roman"/>
+          <w:sz w:val="24"/>
+          <w:szCs w:val="24"/>
+        </w:rPr>
+        <w:t xml:space="preserve"> </w:t>
+      </w:r>
+      <w:proofErr w:type="spellStart"/>
+      <w:r>
+        <w:rPr>
+          <w:rFonts w:ascii="Times New Roman" w:hAnsi="Times New Roman" w:cs="Times New Roman"/>
+          <w:sz w:val="24"/>
+          <w:szCs w:val="24"/>
+        </w:rPr>
+        <w:t>akses</w:t>
+      </w:r>
+      <w:proofErr w:type="spellEnd"/>
+      <w:r>
+        <w:rPr>
+          <w:rFonts w:ascii="Times New Roman" w:hAnsi="Times New Roman" w:cs="Times New Roman"/>
+          <w:sz w:val="24"/>
+          <w:szCs w:val="24"/>
+        </w:rPr>
+        <w:t xml:space="preserve"> minimum (least privilege).</w:t>
+      </w:r>
+    </w:p>
+    <w:p>
+      <w:pPr>
+        <w:spacing w:line="360" w:lineRule="auto"/>
+        <w:ind w:left="142"/>
+        <w:jc w:val="both"/>
+        <w:rPr>
+          <w:rFonts w:ascii="Times New Roman" w:hAnsi="Times New Roman" w:cs="Times New Roman"/>
+          <w:sz w:val="24"/>
+          <w:szCs w:val="24"/>
+        </w:rPr>
+      </w:pPr>
+    </w:p>
+    <w:p>
+      <w:pPr>
+        <w:spacing w:line="360" w:lineRule="auto"/>
+        <w:ind w:left="142"/>
+        <w:jc w:val="both"/>
+        <w:rPr>
+          <w:rFonts w:ascii="Times New Roman" w:hAnsi="Times New Roman" w:cs="Times New Roman"/>
+          <w:sz w:val="24"/>
+          <w:szCs w:val="24"/>
+        </w:rPr>
+      </w:pPr>
+    </w:p>
+    <w:p>
+      <w:pPr>
+        <w:spacing w:line="360" w:lineRule="auto"/>
+        <w:ind w:left="142"/>
+        <w:jc w:val="both"/>
+        <w:rPr>
+          <w:rFonts w:ascii="Times New Roman" w:hAnsi="Times New Roman" w:cs="Times New Roman"/>
+          <w:b/>
+          <w:bCs/>
+          <w:sz w:val="24"/>
+          <w:szCs w:val="24"/>
+        </w:rPr>
+      </w:pPr>
+    </w:p>
+    <w:p>
+      <w:pPr>
+        <w:spacing w:line="360" w:lineRule="auto"/>
+        <w:ind w:left="142"/>
+        <w:jc w:val="both"/>
+        <w:rPr>
+          <w:rFonts w:ascii="Times New Roman" w:hAnsi="Times New Roman" w:cs="Times New Roman"/>
+          <w:sz w:val="24"/>
+          <w:szCs w:val="24"/>
+        </w:rPr>
+      </w:pPr>
+    </w:p>
+    <w:p>
+      <w:pPr>
+        <w:spacing w:line="360" w:lineRule="auto"/>
+        <w:ind w:left="142"/>
+        <w:jc w:val="both"/>
+        <w:rPr>
+          <w:rFonts w:ascii="Times New Roman" w:hAnsi="Times New Roman" w:cs="Times New Roman"/>
+          <w:sz w:val="24"/>
+          <w:szCs w:val="24"/>
+        </w:rPr>
+      </w:pPr>
+    </w:p>
+    <w:p>
+      <w:pPr>
+        <w:spacing w:line="360" w:lineRule="auto"/>
+        <w:ind w:left="142"/>
+        <w:jc w:val="both"/>
+        <w:rPr>
+          <w:rFonts w:ascii="Times New Roman" w:hAnsi="Times New Roman" w:cs="Times New Roman"/>
+          <w:sz w:val="24"/>
+          <w:szCs w:val="24"/>
+        </w:rPr>
+      </w:pPr>
+    </w:p>
+    <w:p>
+      <w:pPr>
+        <w:spacing w:line="360" w:lineRule="auto"/>
+        <w:ind w:left="142"/>
+        <w:jc w:val="both"/>
+        <w:rPr>
+          <w:rFonts w:ascii="Times New Roman" w:hAnsi="Times New Roman" w:cs="Times New Roman"/>
+          <w:sz w:val="24"/>
+          <w:szCs w:val="24"/>
+        </w:rPr>
+      </w:pPr>
+    </w:p>
+    <w:p>
+      <w:pPr>
+        <w:spacing w:line="360" w:lineRule="auto"/>
+        <w:ind w:left="142"/>
+        <w:jc w:val="both"/>
+        <w:rPr>
+          <w:rFonts w:ascii="Times New Roman" w:hAnsi="Times New Roman" w:cs="Times New Roman"/>
+          <w:sz w:val="24"/>
+          <w:szCs w:val="24"/>
+        </w:rPr>
+      </w:pPr>
+    </w:p>
+    <w:p>
+      <w:pPr>
+        <w:spacing w:line="360" w:lineRule="auto"/>
+        <w:ind w:left="142"/>
+        <w:jc w:val="both"/>
+        <w:rPr>
+          <w:rFonts w:ascii="Times New Roman" w:hAnsi="Times New Roman" w:cs="Times New Roman"/>
+          <w:b/>
+          <w:bCs/>
+          <w:sz w:val="24"/>
+          <w:szCs w:val="24"/>
+        </w:rPr>
+      </w:pPr>
+      <w:r>
+        <w:rPr>
+          <w:rFonts w:ascii="Times New Roman" w:hAnsi="Times New Roman" w:cs="Times New Roman"/>
+          <w:b/>
+          <w:bCs/>
+          <w:sz w:val="24"/>
+          <w:szCs w:val="24"/>
+        </w:rPr>
+        <w:t xml:space="preserve">E2: </w:t>
+      </w:r>
+      <w:proofErr w:type="spellStart"/>
+      <w:r>
+        <w:rPr>
+          <w:rFonts w:ascii="Times New Roman" w:hAnsi="Times New Roman" w:cs="Times New Roman"/>
+          <w:b/>
+          <w:bCs/>
+          <w:sz w:val="24"/>
+          <w:szCs w:val="24"/>
+        </w:rPr>
+        <w:t>skrip</w:t>
+      </w:r>
+      <w:proofErr w:type="spellEnd"/>
+      <w:r>
+        <w:rPr>
+          <w:rFonts w:ascii="Times New Roman" w:hAnsi="Times New Roman" w:cs="Times New Roman"/>
+          <w:b/>
+          <w:bCs/>
+          <w:sz w:val="24"/>
+          <w:szCs w:val="24"/>
+        </w:rPr>
+        <w:t xml:space="preserve"> </w:t>
+      </w:r>
+      <w:proofErr w:type="spellStart"/>
+      <w:r>
+        <w:rPr>
+          <w:rFonts w:ascii="Times New Roman" w:hAnsi="Times New Roman" w:cs="Times New Roman"/>
+          <w:b/>
+          <w:bCs/>
+          <w:sz w:val="24"/>
+          <w:szCs w:val="24"/>
+        </w:rPr>
+        <w:t>dapat</w:t>
+      </w:r>
+      <w:proofErr w:type="spellEnd"/>
+      <w:r>
+        <w:rPr>
+          <w:rFonts w:ascii="Times New Roman" w:hAnsi="Times New Roman" w:cs="Times New Roman"/>
+          <w:b/>
+          <w:bCs/>
+          <w:sz w:val="24"/>
+          <w:szCs w:val="24"/>
+        </w:rPr>
+        <w:t xml:space="preserve"> </w:t>
+      </w:r>
+      <w:proofErr w:type="spellStart"/>
+      <w:r>
+        <w:rPr>
+          <w:rFonts w:ascii="Times New Roman" w:hAnsi="Times New Roman" w:cs="Times New Roman"/>
+          <w:b/>
+          <w:bCs/>
+          <w:sz w:val="24"/>
+          <w:szCs w:val="24"/>
+        </w:rPr>
+        <w:t>dijalankan</w:t>
+      </w:r>
+      <w:proofErr w:type="spellEnd"/>
+      <w:r>
+        <w:rPr>
+          <w:rFonts w:ascii="Times New Roman" w:hAnsi="Times New Roman" w:cs="Times New Roman"/>
+          <w:b/>
+          <w:bCs/>
+          <w:sz w:val="24"/>
+          <w:szCs w:val="24"/>
+        </w:rPr>
+        <w:t xml:space="preserve"> </w:t>
+      </w:r>
+      <w:proofErr w:type="spellStart"/>
+      <w:r>
+        <w:rPr>
+          <w:rFonts w:ascii="Times New Roman" w:hAnsi="Times New Roman" w:cs="Times New Roman"/>
+          <w:b/>
+          <w:bCs/>
+          <w:sz w:val="24"/>
+          <w:szCs w:val="24"/>
+        </w:rPr>
+        <w:t>ulang</w:t>
+      </w:r>
+      <w:proofErr w:type="spellEnd"/>
+    </w:p>
+    <w:p>
+      <w:pPr>
+        <w:spacing w:line="360" w:lineRule="auto"/>
+        <w:ind w:left="142"/>
+        <w:jc w:val="both"/>
+        <w:rPr>
+          <w:rFonts w:ascii="Times New Roman" w:hAnsi="Times New Roman" w:cs="Times New Roman"/>
+          <w:sz w:val="24"/>
+          <w:szCs w:val="24"/>
+        </w:rPr>
+      </w:pPr>
+      <w:r>
+        <w:rPr>
+          <w:rFonts w:ascii="Times New Roman" w:hAnsi="Times New Roman" w:cs="Times New Roman"/>
+          <w:sz w:val="24"/>
+          <w:szCs w:val="24"/>
+        </w:rPr>
+        <w:drawing>
+          <wp:anchor distT="0" distB="0" distL="114300" distR="114300" simplePos="0" relativeHeight="251668480" behindDoc="0" locked="0" layoutInCell="1" allowOverlap="1" wp14:anchorId="3F4EC3E2" wp14:editId="652D59B2">
+            <wp:simplePos x="0" y="0"/>
+            <wp:positionH relativeFrom="page">
+              <wp:align>center</wp:align>
+            </wp:positionH>
+            <wp:positionV relativeFrom="paragraph">
+              <wp:posOffset>1094984</wp:posOffset>
+            </wp:positionV>
+            <wp:extent cx="4159592" cy="2340000"/>
+            <wp:effectExtent l="0" t="0" r="0" b="3175"/>
+            <wp:wrapSquare wrapText="bothSides"/>
+            <wp:docPr id="712201897" name="Picture 1"/>
+            <wp:cNvGraphicFramePr>
+              <a:graphicFrameLocks xmlns:a="http://schemas.openxmlformats.org/drawingml/2006/main" noChangeAspect="1"/>
+            </wp:cNvGraphicFramePr>
+            <a:graphic xmlns:a="http://schemas.openxmlformats.org/drawingml/2006/main">
+              <a:graphicData uri="http://schemas.openxmlformats.org/drawingml/2006/picture">
+                <pic:pic xmlns:pic="http://schemas.openxmlformats.org/drawingml/2006/picture">
+                  <pic:nvPicPr>
+                    <pic:cNvPr id="712201897" name=""/>
+                    <pic:cNvPicPr/>
+                  </pic:nvPicPr>
+                  <pic:blipFill>
+                    <a:blip r:embed="rId17" cstate="print">
+                      <a:extLst>
+                        <a:ext uri="{28A0092B-C50C-407E-A947-70E740481C1C}">
+                          <a14:useLocalDpi xmlns:a14="http://schemas.microsoft.com/office/drawing/2010/main" val="0"/>
+                        </a:ext>
+                      </a:extLst>
+                    </a:blip>
+                    <a:stretch>
+                      <a:fillRect/>
+                    </a:stretch>
+                  </pic:blipFill>
+                  <pic:spPr>
+                    <a:xfrm>
+                      <a:off x="0" y="0"/>
+                      <a:ext cx="4159592" cy="2340000"/>
+                    </a:xfrm>
+                    <a:prstGeom prst="rect">
+                      <a:avLst/>
+                    </a:prstGeom>
+                  </pic:spPr>
+                </pic:pic>
+              </a:graphicData>
+            </a:graphic>
+          </wp:anchor>
+        </w:drawing>
+      </w:r>
+      <w:r>
+        <w:rPr>
+          <w:rFonts w:ascii="Times New Roman" w:hAnsi="Times New Roman" w:cs="Times New Roman"/>
+          <w:sz w:val="24"/>
+          <w:szCs w:val="24"/>
+        </w:rPr>
+        <w:t xml:space="preserve">Skrip p01_lingkungan_25430120.sql </w:t>
+      </w:r>
+      <w:proofErr w:type="spellStart"/>
+      <w:r>
+        <w:rPr>
+          <w:rFonts w:ascii="Times New Roman" w:hAnsi="Times New Roman" w:cs="Times New Roman"/>
+          <w:sz w:val="24"/>
+          <w:szCs w:val="24"/>
+        </w:rPr>
+        <w:t>memakai</w:t>
+      </w:r>
+      <w:proofErr w:type="spellEnd"/>
+      <w:r>
+        <w:rPr>
+          <w:rFonts w:ascii="Times New Roman" w:hAnsi="Times New Roman" w:cs="Times New Roman"/>
+          <w:sz w:val="24"/>
+          <w:szCs w:val="24"/>
+        </w:rPr>
+        <w:t xml:space="preserve"> CREATE DATABASE IF NOT EXISTS dan CREATE USER IF NOT EXISTS, </w:t>
+      </w:r>
+      <w:proofErr w:type="spellStart"/>
+      <w:r>
+        <w:rPr>
+          <w:rFonts w:ascii="Times New Roman" w:hAnsi="Times New Roman" w:cs="Times New Roman"/>
+          <w:sz w:val="24"/>
+          <w:szCs w:val="24"/>
+        </w:rPr>
+        <w:t>sehingga</w:t>
+      </w:r>
+      <w:proofErr w:type="spellEnd"/>
+      <w:r>
+        <w:rPr>
+          <w:rFonts w:ascii="Times New Roman" w:hAnsi="Times New Roman" w:cs="Times New Roman"/>
+          <w:sz w:val="24"/>
+          <w:szCs w:val="24"/>
+        </w:rPr>
+        <w:t xml:space="preserve"> </w:t>
+      </w:r>
+      <w:proofErr w:type="spellStart"/>
+      <w:r>
+        <w:rPr>
+          <w:rFonts w:ascii="Times New Roman" w:hAnsi="Times New Roman" w:cs="Times New Roman"/>
+          <w:sz w:val="24"/>
+          <w:szCs w:val="24"/>
+        </w:rPr>
+        <w:t>dapat</w:t>
+      </w:r>
+      <w:proofErr w:type="spellEnd"/>
+      <w:r>
+        <w:rPr>
+          <w:rFonts w:ascii="Times New Roman" w:hAnsi="Times New Roman" w:cs="Times New Roman"/>
+          <w:sz w:val="24"/>
+          <w:szCs w:val="24"/>
+        </w:rPr>
+        <w:t xml:space="preserve"> </w:t>
+      </w:r>
+      <w:proofErr w:type="spellStart"/>
+      <w:r>
+        <w:rPr>
+          <w:rFonts w:ascii="Times New Roman" w:hAnsi="Times New Roman" w:cs="Times New Roman"/>
+          <w:sz w:val="24"/>
+          <w:szCs w:val="24"/>
+        </w:rPr>
+        <w:t>dijalankan</w:t>
+      </w:r>
+      <w:proofErr w:type="spellEnd"/>
+      <w:r>
+        <w:rPr>
+          <w:rFonts w:ascii="Times New Roman" w:hAnsi="Times New Roman" w:cs="Times New Roman"/>
+          <w:sz w:val="24"/>
+          <w:szCs w:val="24"/>
+        </w:rPr>
+        <w:t xml:space="preserve"> </w:t>
+      </w:r>
+      <w:proofErr w:type="spellStart"/>
+      <w:r>
+        <w:rPr>
+          <w:rFonts w:ascii="Times New Roman" w:hAnsi="Times New Roman" w:cs="Times New Roman"/>
+          <w:sz w:val="24"/>
+          <w:szCs w:val="24"/>
+        </w:rPr>
+        <w:t>berulang</w:t>
+      </w:r>
+      <w:proofErr w:type="spellEnd"/>
+      <w:r>
+        <w:rPr>
+          <w:rFonts w:ascii="Times New Roman" w:hAnsi="Times New Roman" w:cs="Times New Roman"/>
+          <w:sz w:val="24"/>
+          <w:szCs w:val="24"/>
+        </w:rPr>
+        <w:t xml:space="preserve"> kali </w:t>
+      </w:r>
+      <w:proofErr w:type="spellStart"/>
+      <w:r>
+        <w:rPr>
+          <w:rFonts w:ascii="Times New Roman" w:hAnsi="Times New Roman" w:cs="Times New Roman"/>
+          <w:sz w:val="24"/>
+          <w:szCs w:val="24"/>
+        </w:rPr>
+        <w:t>tanpa</w:t>
+      </w:r>
+      <w:proofErr w:type="spellEnd"/>
+      <w:r>
+        <w:rPr>
+          <w:rFonts w:ascii="Times New Roman" w:hAnsi="Times New Roman" w:cs="Times New Roman"/>
+          <w:sz w:val="24"/>
+          <w:szCs w:val="24"/>
+        </w:rPr>
+        <w:t xml:space="preserve"> </w:t>
+      </w:r>
+      <w:proofErr w:type="spellStart"/>
+      <w:r>
+        <w:rPr>
+          <w:rFonts w:ascii="Times New Roman" w:hAnsi="Times New Roman" w:cs="Times New Roman"/>
+          <w:sz w:val="24"/>
+          <w:szCs w:val="24"/>
+        </w:rPr>
+        <w:t>galat</w:t>
+      </w:r>
+      <w:proofErr w:type="spellEnd"/>
+      <w:r>
+        <w:rPr>
+          <w:rFonts w:ascii="Times New Roman" w:hAnsi="Times New Roman" w:cs="Times New Roman"/>
+          <w:sz w:val="24"/>
+          <w:szCs w:val="24"/>
+        </w:rPr>
+        <w:t xml:space="preserve">. </w:t>
+      </w:r>
+      <w:proofErr w:type="spellStart"/>
+      <w:r>
+        <w:rPr>
+          <w:rFonts w:ascii="Times New Roman" w:hAnsi="Times New Roman" w:cs="Times New Roman"/>
+          <w:sz w:val="24"/>
+          <w:szCs w:val="24"/>
+        </w:rPr>
+        <w:t>Pengujian</w:t>
+      </w:r>
+      <w:proofErr w:type="spellEnd"/>
+      <w:r>
+        <w:rPr>
+          <w:rFonts w:ascii="Times New Roman" w:hAnsi="Times New Roman" w:cs="Times New Roman"/>
+          <w:sz w:val="24"/>
+          <w:szCs w:val="24"/>
+        </w:rPr>
+        <w:t xml:space="preserve"> </w:t>
+      </w:r>
+      <w:proofErr w:type="spellStart"/>
+      <w:r>
+        <w:rPr>
+          <w:rFonts w:ascii="Times New Roman" w:hAnsi="Times New Roman" w:cs="Times New Roman"/>
+          <w:sz w:val="24"/>
+          <w:szCs w:val="24"/>
+        </w:rPr>
+        <w:t>dilakukan</w:t>
+      </w:r>
+      <w:proofErr w:type="spellEnd"/>
+      <w:r>
+        <w:rPr>
+          <w:rFonts w:ascii="Times New Roman" w:hAnsi="Times New Roman" w:cs="Times New Roman"/>
+          <w:sz w:val="24"/>
+          <w:szCs w:val="24"/>
+        </w:rPr>
+        <w:t xml:space="preserve"> dua kali </w:t>
+      </w:r>
+      <w:proofErr w:type="spellStart"/>
+      <w:r>
+        <w:rPr>
+          <w:rFonts w:ascii="Times New Roman" w:hAnsi="Times New Roman" w:cs="Times New Roman"/>
+          <w:sz w:val="24"/>
+          <w:szCs w:val="24"/>
+        </w:rPr>
+        <w:t>dengan</w:t>
+      </w:r>
+      <w:proofErr w:type="spellEnd"/>
+      <w:r>
+        <w:rPr>
+          <w:rFonts w:ascii="Times New Roman" w:hAnsi="Times New Roman" w:cs="Times New Roman"/>
+          <w:sz w:val="24"/>
+          <w:szCs w:val="24"/>
+        </w:rPr>
+        <w:t xml:space="preserve"> </w:t>
+      </w:r>
+      <w:proofErr w:type="spellStart"/>
+      <w:r>
+        <w:rPr>
+          <w:rFonts w:ascii="Times New Roman" w:hAnsi="Times New Roman" w:cs="Times New Roman"/>
+          <w:sz w:val="24"/>
+          <w:szCs w:val="24"/>
+        </w:rPr>
+        <w:t>mysql</w:t>
+      </w:r>
+      <w:proofErr w:type="spellEnd"/>
+      <w:r>
+        <w:rPr>
+          <w:rFonts w:ascii="Times New Roman" w:hAnsi="Times New Roman" w:cs="Times New Roman"/>
+          <w:sz w:val="24"/>
+          <w:szCs w:val="24"/>
+        </w:rPr>
+        <w:t xml:space="preserve"> -u root -p &lt; p01_lingkungan_25430120.sql.</w:t>
+      </w:r>
+    </w:p>
+    <w:p>
+      <w:pPr>
+        <w:spacing w:line="360" w:lineRule="auto"/>
+        <w:ind w:left="142"/>
+        <w:jc w:val="both"/>
+        <w:rPr>
+          <w:rFonts w:ascii="Times New Roman" w:hAnsi="Times New Roman" w:cs="Times New Roman"/>
+          <w:sz w:val="24"/>
+          <w:szCs w:val="24"/>
+        </w:rPr>
+      </w:pPr>
+    </w:p>
+    <w:p>
+      <w:pPr>
+        <w:spacing w:line="360" w:lineRule="auto"/>
+        <w:ind w:left="142"/>
+        <w:jc w:val="both"/>
+        <w:rPr>
+          <w:rFonts w:ascii="Times New Roman" w:hAnsi="Times New Roman" w:cs="Times New Roman"/>
+          <w:sz w:val="24"/>
+          <w:szCs w:val="24"/>
+        </w:rPr>
+      </w:pPr>
+    </w:p>
+    <w:p>
+      <w:pPr>
+        <w:spacing w:line="360" w:lineRule="auto"/>
+        <w:ind w:left="142"/>
+        <w:jc w:val="both"/>
+        <w:rPr>
+          <w:rFonts w:ascii="Times New Roman" w:hAnsi="Times New Roman" w:cs="Times New Roman"/>
+          <w:sz w:val="24"/>
+          <w:szCs w:val="24"/>
+        </w:rPr>
+      </w:pPr>
+    </w:p>
+    <w:p>
+      <w:pPr>
+        <w:spacing w:line="360" w:lineRule="auto"/>
+        <w:ind w:left="142"/>
+        <w:jc w:val="both"/>
+        <w:rPr>
+          <w:rFonts w:ascii="Times New Roman" w:hAnsi="Times New Roman" w:cs="Times New Roman"/>
+          <w:sz w:val="24"/>
+          <w:szCs w:val="24"/>
+        </w:rPr>
+      </w:pPr>
+    </w:p>
+    <w:p>
+      <w:pPr>
+        <w:spacing w:line="360" w:lineRule="auto"/>
+        <w:ind w:left="142"/>
+        <w:jc w:val="both"/>
+        <w:rPr>
+          <w:rFonts w:ascii="Times New Roman" w:hAnsi="Times New Roman" w:cs="Times New Roman"/>
+          <w:sz w:val="24"/>
+          <w:szCs w:val="24"/>
+        </w:rPr>
+      </w:pPr>
+    </w:p>
+    <w:p>
+      <w:pPr>
+        <w:spacing w:line="360" w:lineRule="auto"/>
+        <w:ind w:left="142"/>
+        <w:jc w:val="both"/>
+        <w:rPr>
+          <w:rFonts w:ascii="Times New Roman" w:hAnsi="Times New Roman" w:cs="Times New Roman"/>
+          <w:sz w:val="24"/>
+          <w:szCs w:val="24"/>
+        </w:rPr>
+      </w:pPr>
+    </w:p>
+    <w:p>
+      <w:pPr>
+        <w:spacing w:line="360" w:lineRule="auto"/>
+        <w:ind w:left="142"/>
+        <w:jc w:val="both"/>
+        <w:rPr>
+          <w:rFonts w:ascii="Times New Roman" w:hAnsi="Times New Roman" w:cs="Times New Roman"/>
+          <w:sz w:val="24"/>
+          <w:szCs w:val="24"/>
+        </w:rPr>
+      </w:pPr>
+    </w:p>
+    <w:p>
+      <w:pPr>
+        <w:spacing w:line="360" w:lineRule="auto"/>
+        <w:ind w:left="142"/>
+        <w:jc w:val="both"/>
+        <w:rPr>
+          <w:rFonts w:ascii="Times New Roman" w:hAnsi="Times New Roman" w:cs="Times New Roman"/>
+          <w:sz w:val="24"/>
+          <w:szCs w:val="24"/>
+        </w:rPr>
+      </w:pPr>
+    </w:p>
+    <w:p>
+      <w:pPr>
+        <w:spacing w:line="360" w:lineRule="auto"/>
+        <w:ind w:left="142"/>
+        <w:jc w:val="both"/>
+        <w:rPr>
+          <w:rFonts w:ascii="Times New Roman" w:hAnsi="Times New Roman" w:cs="Times New Roman"/>
+          <w:b/>
+          <w:bCs/>
+          <w:sz w:val="24"/>
+          <w:szCs w:val="24"/>
+        </w:rPr>
+      </w:pPr>
+      <w:r>
+        <w:rPr>
+          <w:rFonts w:ascii="Times New Roman" w:hAnsi="Times New Roman" w:cs="Times New Roman"/>
+          <w:b/>
+          <w:bCs/>
+          <w:sz w:val="24"/>
+          <w:szCs w:val="24"/>
+        </w:rPr>
+        <w:lastRenderedPageBreak/>
+        <w:t xml:space="preserve">6. Checklist </w:t>
+      </w:r>
+      <w:proofErr w:type="spellStart"/>
+      <w:r>
+        <w:rPr>
+          <w:rFonts w:ascii="Times New Roman" w:hAnsi="Times New Roman" w:cs="Times New Roman"/>
+          <w:b/>
+          <w:bCs/>
+          <w:sz w:val="24"/>
+          <w:szCs w:val="24"/>
+        </w:rPr>
+        <w:t>khusus</w:t>
+      </w:r>
+      <w:proofErr w:type="spellEnd"/>
+      <w:r>
+        <w:rPr>
+          <w:rFonts w:ascii="Times New Roman" w:hAnsi="Times New Roman" w:cs="Times New Roman"/>
+          <w:b/>
+          <w:bCs/>
+          <w:sz w:val="24"/>
+          <w:szCs w:val="24"/>
+        </w:rPr>
+        <w:t xml:space="preserve"> </w:t>
+      </w:r>
+      <w:proofErr w:type="spellStart"/>
+      <w:r>
+        <w:rPr>
+          <w:rFonts w:ascii="Times New Roman" w:hAnsi="Times New Roman" w:cs="Times New Roman"/>
+          <w:b/>
+          <w:bCs/>
+          <w:sz w:val="24"/>
+          <w:szCs w:val="24"/>
+        </w:rPr>
+        <w:t>Pertemuan</w:t>
+      </w:r>
+      <w:proofErr w:type="spellEnd"/>
+      <w:r>
+        <w:rPr>
+          <w:rFonts w:ascii="Times New Roman" w:hAnsi="Times New Roman" w:cs="Times New Roman"/>
+          <w:b/>
+          <w:bCs/>
+          <w:sz w:val="24"/>
+          <w:szCs w:val="24"/>
+        </w:rPr>
+        <w:t xml:space="preserve"> 1</w:t>
+      </w:r>
+    </w:p>
+    <w:p>
+      <w:pPr>
+        <w:spacing w:line="360" w:lineRule="auto"/>
+        <w:ind w:left="360"/>
+        <w:jc w:val="both"/>
+        <w:rPr>
+          <w:rFonts w:ascii="Times New Roman" w:hAnsi="Times New Roman" w:cs="Times New Roman"/>
+          <w:sz w:val="24"/>
+          <w:szCs w:val="24"/>
+        </w:rPr>
+      </w:pPr>
+      <w:r>
+        <w:rPr>
+          <w:rFonts w:ascii="Times New Roman" w:hAnsi="Times New Roman" w:cs="Times New Roman"/>
+          <w:sz w:val="24"/>
+          <w:szCs w:val="24"/>
+        </w:rPr>
+        <w:sym w:font="Wingdings 2" w:char="F052"/>
+      </w:r>
+      <w:r>
+        <w:rPr>
+          <w:rFonts w:ascii="Times New Roman" w:hAnsi="Times New Roman" w:cs="Times New Roman"/>
+          <w:sz w:val="24"/>
+          <w:szCs w:val="24"/>
+        </w:rPr>
+        <w:t>p01_lingkungan_25430120.sql (</w:t>
+      </w:r>
+      <w:proofErr w:type="spellStart"/>
+      <w:r>
+        <w:rPr>
+          <w:rFonts w:ascii="Times New Roman" w:hAnsi="Times New Roman" w:cs="Times New Roman"/>
+          <w:sz w:val="24"/>
+          <w:szCs w:val="24"/>
+        </w:rPr>
+        <w:t>dapat</w:t>
+      </w:r>
+      <w:proofErr w:type="spellEnd"/>
+      <w:r>
+        <w:rPr>
+          <w:rFonts w:ascii="Times New Roman" w:hAnsi="Times New Roman" w:cs="Times New Roman"/>
+          <w:sz w:val="24"/>
+          <w:szCs w:val="24"/>
+        </w:rPr>
+        <w:t xml:space="preserve"> </w:t>
+      </w:r>
+      <w:proofErr w:type="spellStart"/>
+      <w:r>
+        <w:rPr>
+          <w:rFonts w:ascii="Times New Roman" w:hAnsi="Times New Roman" w:cs="Times New Roman"/>
+          <w:sz w:val="24"/>
+          <w:szCs w:val="24"/>
+        </w:rPr>
+        <w:t>dijalankan</w:t>
+      </w:r>
+      <w:proofErr w:type="spellEnd"/>
+      <w:r>
+        <w:rPr>
+          <w:rFonts w:ascii="Times New Roman" w:hAnsi="Times New Roman" w:cs="Times New Roman"/>
+          <w:sz w:val="24"/>
+          <w:szCs w:val="24"/>
+        </w:rPr>
+        <w:t xml:space="preserve"> </w:t>
+      </w:r>
+      <w:proofErr w:type="spellStart"/>
+      <w:r>
+        <w:rPr>
+          <w:rFonts w:ascii="Times New Roman" w:hAnsi="Times New Roman" w:cs="Times New Roman"/>
+          <w:sz w:val="24"/>
+          <w:szCs w:val="24"/>
+        </w:rPr>
+        <w:t>ulang</w:t>
+      </w:r>
+      <w:proofErr w:type="spellEnd"/>
+      <w:r>
+        <w:rPr>
+          <w:rFonts w:ascii="Times New Roman" w:hAnsi="Times New Roman" w:cs="Times New Roman"/>
+          <w:sz w:val="24"/>
+          <w:szCs w:val="24"/>
+        </w:rPr>
+        <w:t xml:space="preserve">), README.md </w:t>
+      </w:r>
+      <w:proofErr w:type="spellStart"/>
+      <w:r>
+        <w:rPr>
+          <w:rFonts w:ascii="Times New Roman" w:hAnsi="Times New Roman" w:cs="Times New Roman"/>
+          <w:sz w:val="24"/>
+          <w:szCs w:val="24"/>
+        </w:rPr>
+        <w:t>berisi</w:t>
+      </w:r>
+      <w:proofErr w:type="spellEnd"/>
+      <w:r>
+        <w:rPr>
+          <w:rFonts w:ascii="Times New Roman" w:hAnsi="Times New Roman" w:cs="Times New Roman"/>
+          <w:sz w:val="24"/>
+          <w:szCs w:val="24"/>
+        </w:rPr>
+        <w:t xml:space="preserve"> </w:t>
+      </w:r>
+      <w:proofErr w:type="spellStart"/>
+      <w:r>
+        <w:rPr>
+          <w:rFonts w:ascii="Times New Roman" w:hAnsi="Times New Roman" w:cs="Times New Roman"/>
+          <w:sz w:val="24"/>
+          <w:szCs w:val="24"/>
+        </w:rPr>
+        <w:t>Identitas</w:t>
+      </w:r>
+      <w:proofErr w:type="spellEnd"/>
+      <w:r>
+        <w:rPr>
+          <w:rFonts w:ascii="Times New Roman" w:hAnsi="Times New Roman" w:cs="Times New Roman"/>
+          <w:sz w:val="24"/>
+          <w:szCs w:val="24"/>
+        </w:rPr>
+        <w:t xml:space="preserve"> </w:t>
+      </w:r>
+      <w:proofErr w:type="spellStart"/>
+      <w:r>
+        <w:rPr>
+          <w:rFonts w:ascii="Times New Roman" w:hAnsi="Times New Roman" w:cs="Times New Roman"/>
+          <w:sz w:val="24"/>
+          <w:szCs w:val="24"/>
+        </w:rPr>
+        <w:t>Proyek</w:t>
+      </w:r>
+      <w:proofErr w:type="spellEnd"/>
+      <w:proofErr w:type="gramStart"/>
+      <w:r>
+        <w:rPr>
+          <w:rFonts w:ascii="Times New Roman" w:hAnsi="Times New Roman" w:cs="Times New Roman"/>
+          <w:sz w:val="24"/>
+          <w:szCs w:val="24"/>
+        </w:rPr>
+        <w:t>, .</w:t>
+      </w:r>
+      <w:proofErr w:type="spellStart"/>
+      <w:r>
+        <w:rPr>
+          <w:rFonts w:ascii="Times New Roman" w:hAnsi="Times New Roman" w:cs="Times New Roman"/>
+          <w:sz w:val="24"/>
+          <w:szCs w:val="24"/>
+        </w:rPr>
+        <w:t>gitignore</w:t>
+      </w:r>
+      <w:proofErr w:type="spellEnd"/>
+      <w:proofErr w:type="gramEnd"/>
+    </w:p>
+    <w:p>
+      <w:pPr>
+        <w:spacing w:line="360" w:lineRule="auto"/>
+        <w:ind w:left="360"/>
+        <w:jc w:val="both"/>
+        <w:rPr>
+          <w:rFonts w:ascii="Times New Roman" w:hAnsi="Times New Roman" w:cs="Times New Roman"/>
+          <w:sz w:val="24"/>
+          <w:szCs w:val="24"/>
+        </w:rPr>
+      </w:pPr>
+      <w:r>
+        <w:rPr>
+          <w:rFonts w:ascii="Times New Roman" w:hAnsi="Times New Roman" w:cs="Times New Roman"/>
+          <w:sz w:val="24"/>
+          <w:szCs w:val="24"/>
+        </w:rPr>
+        <w:sym w:font="Wingdings 2" w:char="F052"/>
+      </w:r>
+      <w:r>
+        <w:rPr>
+          <w:rFonts w:ascii="Times New Roman" w:hAnsi="Times New Roman" w:cs="Times New Roman"/>
+          <w:sz w:val="24"/>
+          <w:szCs w:val="24"/>
+        </w:rPr>
+        <w:t xml:space="preserve">SELECT </w:t>
+      </w:r>
+      <w:proofErr w:type="gramStart"/>
+      <w:r>
+        <w:rPr>
+          <w:rFonts w:ascii="Times New Roman" w:hAnsi="Times New Roman" w:cs="Times New Roman"/>
+          <w:sz w:val="24"/>
+          <w:szCs w:val="24"/>
+        </w:rPr>
+        <w:t>VERSION(</w:t>
+      </w:r>
+      <w:proofErr w:type="gramEnd"/>
+      <w:r>
+        <w:rPr>
+          <w:rFonts w:ascii="Times New Roman" w:hAnsi="Times New Roman" w:cs="Times New Roman"/>
+          <w:sz w:val="24"/>
+          <w:szCs w:val="24"/>
+        </w:rPr>
+        <w:t>), CURRENT_</w:t>
+      </w:r>
+      <w:proofErr w:type="gramStart"/>
+      <w:r>
+        <w:rPr>
+          <w:rFonts w:ascii="Times New Roman" w:hAnsi="Times New Roman" w:cs="Times New Roman"/>
+          <w:sz w:val="24"/>
+          <w:szCs w:val="24"/>
+        </w:rPr>
+        <w:t>USER(</w:t>
+      </w:r>
+      <w:proofErr w:type="gramEnd"/>
+      <w:r>
+        <w:rPr>
+          <w:rFonts w:ascii="Times New Roman" w:hAnsi="Times New Roman" w:cs="Times New Roman"/>
+          <w:sz w:val="24"/>
+          <w:szCs w:val="24"/>
+        </w:rPr>
+        <w:t xml:space="preserve">); SELECT @@sql_mode; SHOW DATABASES </w:t>
+      </w:r>
+      <w:proofErr w:type="spellStart"/>
+      <w:r>
+        <w:rPr>
+          <w:rFonts w:ascii="Times New Roman" w:hAnsi="Times New Roman" w:cs="Times New Roman"/>
+          <w:sz w:val="24"/>
+          <w:szCs w:val="24"/>
+        </w:rPr>
+        <w:t>sebagai</w:t>
+      </w:r>
+      <w:proofErr w:type="spellEnd"/>
+      <w:r>
+        <w:rPr>
+          <w:rFonts w:ascii="Times New Roman" w:hAnsi="Times New Roman" w:cs="Times New Roman"/>
+          <w:sz w:val="24"/>
+          <w:szCs w:val="24"/>
+        </w:rPr>
+        <w:t xml:space="preserve"> mhs_120 dan dev_120</w:t>
+      </w:r>
+    </w:p>
+    <w:p>
+      <w:pPr>
+        <w:spacing w:line="360" w:lineRule="auto"/>
+        <w:ind w:left="360"/>
+        <w:jc w:val="both"/>
+        <w:rPr>
+          <w:rFonts w:ascii="Times New Roman" w:hAnsi="Times New Roman" w:cs="Times New Roman"/>
+          <w:sz w:val="24"/>
+          <w:szCs w:val="24"/>
+        </w:rPr>
+      </w:pPr>
+      <w:r>
+        <w:rPr>
+          <w:rFonts w:ascii="Times New Roman" w:hAnsi="Times New Roman" w:cs="Times New Roman"/>
+          <w:sz w:val="24"/>
+          <w:szCs w:val="24"/>
+        </w:rPr>
+        <w:sym w:font="Wingdings 2" w:char="F052"/>
+      </w:r>
+      <w:r>
+        <w:rPr>
+          <w:rFonts w:ascii="Times New Roman" w:hAnsi="Times New Roman" w:cs="Times New Roman"/>
+          <w:sz w:val="24"/>
+          <w:szCs w:val="24"/>
+        </w:rPr>
+        <w:t>Galat 1044 dan 1142</w:t>
+      </w:r>
+    </w:p>
+    <w:p>
+      <w:pPr>
+        <w:spacing w:line="360" w:lineRule="auto"/>
+        <w:ind w:firstLine="360"/>
+        <w:jc w:val="both"/>
+        <w:rPr>
+          <w:rFonts w:ascii="Times New Roman" w:hAnsi="Times New Roman" w:cs="Times New Roman"/>
+          <w:sz w:val="24"/>
+          <w:szCs w:val="24"/>
+        </w:rPr>
+      </w:pPr>
+      <w:r>
+        <w:rPr>
+          <w:rFonts w:ascii="Times New Roman" w:hAnsi="Times New Roman" w:cs="Times New Roman"/>
+          <w:sz w:val="24"/>
+          <w:szCs w:val="24"/>
+        </w:rPr>
+        <w:sym w:font="Wingdings 2" w:char="F052"/>
+      </w:r>
+      <w:r>
+        <w:rPr>
+          <w:rFonts w:ascii="Times New Roman" w:hAnsi="Times New Roman" w:cs="Times New Roman"/>
+          <w:sz w:val="24"/>
+          <w:szCs w:val="24"/>
+        </w:rPr>
+        <w:t xml:space="preserve">Halaman </w:t>
+      </w:r>
+      <w:proofErr w:type="spellStart"/>
+      <w:r>
+        <w:rPr>
+          <w:rFonts w:ascii="Times New Roman" w:hAnsi="Times New Roman" w:cs="Times New Roman"/>
+          <w:sz w:val="24"/>
+          <w:szCs w:val="24"/>
+        </w:rPr>
+        <w:t>masuk</w:t>
+      </w:r>
+      <w:proofErr w:type="spellEnd"/>
+      <w:r>
+        <w:rPr>
+          <w:rFonts w:ascii="Times New Roman" w:hAnsi="Times New Roman" w:cs="Times New Roman"/>
+          <w:sz w:val="24"/>
+          <w:szCs w:val="24"/>
+        </w:rPr>
+        <w:t xml:space="preserve"> phpMyAdmin mode cookie</w:t>
+      </w:r>
+    </w:p>
+    <w:p>
+      <w:pPr>
+        <w:spacing w:line="360" w:lineRule="auto"/>
+        <w:ind w:left="360"/>
+        <w:jc w:val="both"/>
+        <w:rPr>
+          <w:rFonts w:ascii="Times New Roman" w:hAnsi="Times New Roman" w:cs="Times New Roman"/>
+          <w:sz w:val="24"/>
+          <w:szCs w:val="24"/>
+        </w:rPr>
+      </w:pPr>
+      <w:r>
+        <w:rPr>
+          <w:rFonts w:ascii="Times New Roman" w:hAnsi="Times New Roman" w:cs="Times New Roman"/>
+          <w:sz w:val="24"/>
+          <w:szCs w:val="24"/>
+        </w:rPr>
+        <w:sym w:font="Wingdings 2" w:char="F052"/>
+      </w:r>
+      <w:r>
+        <w:rPr>
+          <w:rFonts w:ascii="Times New Roman" w:hAnsi="Times New Roman" w:cs="Times New Roman"/>
+          <w:sz w:val="24"/>
+          <w:szCs w:val="24"/>
+        </w:rPr>
+        <w:t xml:space="preserve">git push </w:t>
+      </w:r>
+      <w:proofErr w:type="spellStart"/>
+      <w:r>
+        <w:rPr>
+          <w:rFonts w:ascii="Times New Roman" w:hAnsi="Times New Roman" w:cs="Times New Roman"/>
+          <w:sz w:val="24"/>
+          <w:szCs w:val="24"/>
+        </w:rPr>
+        <w:t>pertama</w:t>
+      </w:r>
+      <w:proofErr w:type="spellEnd"/>
+    </w:p>
+    <w:p>
+      <w:pPr>
+        <w:spacing w:line="360" w:lineRule="auto"/>
+        <w:ind w:left="360"/>
+        <w:jc w:val="both"/>
+        <w:rPr>
+          <w:rFonts w:ascii="Times New Roman" w:hAnsi="Times New Roman" w:cs="Times New Roman"/>
+          <w:sz w:val="24"/>
+          <w:szCs w:val="24"/>
+        </w:rPr>
+      </w:pPr>
+      <w:r>
+        <w:rPr>
+          <w:rFonts w:ascii="Times New Roman" w:hAnsi="Times New Roman" w:cs="Times New Roman"/>
+          <w:sz w:val="24"/>
+          <w:szCs w:val="24"/>
+        </w:rPr>
+        <w:sym w:font="Wingdings 2" w:char="F052"/>
+      </w:r>
+      <w:proofErr w:type="spellStart"/>
+      <w:r>
+        <w:rPr>
+          <w:rFonts w:ascii="Times New Roman" w:hAnsi="Times New Roman" w:cs="Times New Roman"/>
+          <w:sz w:val="24"/>
+          <w:szCs w:val="24"/>
+        </w:rPr>
+        <w:t>Titik</w:t>
+      </w:r>
+      <w:proofErr w:type="spellEnd"/>
+      <w:r>
+        <w:rPr>
+          <w:rFonts w:ascii="Times New Roman" w:hAnsi="Times New Roman" w:cs="Times New Roman"/>
+          <w:sz w:val="24"/>
+          <w:szCs w:val="24"/>
+        </w:rPr>
+        <w:t xml:space="preserve"> </w:t>
+      </w:r>
+      <w:proofErr w:type="spellStart"/>
+      <w:r>
+        <w:rPr>
+          <w:rFonts w:ascii="Times New Roman" w:hAnsi="Times New Roman" w:cs="Times New Roman"/>
+          <w:sz w:val="24"/>
+          <w:szCs w:val="24"/>
+        </w:rPr>
+        <w:t>Analisis</w:t>
+      </w:r>
+      <w:proofErr w:type="spellEnd"/>
+      <w:r>
+        <w:rPr>
+          <w:rFonts w:ascii="Times New Roman" w:hAnsi="Times New Roman" w:cs="Times New Roman"/>
+          <w:sz w:val="24"/>
+          <w:szCs w:val="24"/>
+        </w:rPr>
+        <w:t xml:space="preserve"> 1 </w:t>
+      </w:r>
+      <w:proofErr w:type="spellStart"/>
+      <w:r>
+        <w:rPr>
+          <w:rFonts w:ascii="Times New Roman" w:hAnsi="Times New Roman" w:cs="Times New Roman"/>
+          <w:sz w:val="24"/>
+          <w:szCs w:val="24"/>
+        </w:rPr>
+        <w:t>sampai</w:t>
+      </w:r>
+      <w:proofErr w:type="spellEnd"/>
+      <w:r>
+        <w:rPr>
+          <w:rFonts w:ascii="Times New Roman" w:hAnsi="Times New Roman" w:cs="Times New Roman"/>
+          <w:sz w:val="24"/>
+          <w:szCs w:val="24"/>
+        </w:rPr>
+        <w:t xml:space="preserve"> 4</w:t>
+      </w:r>
+    </w:p>
+    <w:p>
+      <w:pPr>
+        <w:spacing w:line="360" w:lineRule="auto"/>
+        <w:ind w:left="360"/>
+        <w:jc w:val="both"/>
+        <w:rPr>
+          <w:rFonts w:ascii="Times New Roman" w:hAnsi="Times New Roman" w:cs="Times New Roman"/>
+          <w:sz w:val="24"/>
+          <w:szCs w:val="24"/>
+        </w:rPr>
+      </w:pPr>
+      <w:r>
+        <w:rPr>
+          <w:rFonts w:ascii="Times New Roman" w:hAnsi="Times New Roman" w:cs="Times New Roman"/>
+          <w:sz w:val="24"/>
+          <w:szCs w:val="24"/>
+        </w:rPr>
+        <w:sym w:font="Wingdings 2" w:char="F052"/>
+      </w:r>
+      <w:proofErr w:type="spellStart"/>
+      <w:r>
+        <w:rPr>
+          <w:rFonts w:ascii="Times New Roman" w:hAnsi="Times New Roman" w:cs="Times New Roman"/>
+          <w:sz w:val="24"/>
+          <w:szCs w:val="24"/>
+        </w:rPr>
+        <w:t>Perbedaan</w:t>
+      </w:r>
+      <w:proofErr w:type="spellEnd"/>
+      <w:r>
+        <w:rPr>
+          <w:rFonts w:ascii="Times New Roman" w:hAnsi="Times New Roman" w:cs="Times New Roman"/>
+          <w:sz w:val="24"/>
+          <w:szCs w:val="24"/>
+        </w:rPr>
+        <w:t xml:space="preserve"> </w:t>
+      </w:r>
+      <w:proofErr w:type="spellStart"/>
+      <w:r>
+        <w:rPr>
+          <w:rFonts w:ascii="Times New Roman" w:hAnsi="Times New Roman" w:cs="Times New Roman"/>
+          <w:sz w:val="24"/>
+          <w:szCs w:val="24"/>
+        </w:rPr>
+        <w:t>kode</w:t>
+      </w:r>
+      <w:proofErr w:type="spellEnd"/>
+      <w:r>
+        <w:rPr>
+          <w:rFonts w:ascii="Times New Roman" w:hAnsi="Times New Roman" w:cs="Times New Roman"/>
+          <w:sz w:val="24"/>
+          <w:szCs w:val="24"/>
+        </w:rPr>
+        <w:t xml:space="preserve"> </w:t>
+      </w:r>
+      <w:proofErr w:type="spellStart"/>
+      <w:r>
+        <w:rPr>
+          <w:rFonts w:ascii="Times New Roman" w:hAnsi="Times New Roman" w:cs="Times New Roman"/>
+          <w:sz w:val="24"/>
+          <w:szCs w:val="24"/>
+        </w:rPr>
+        <w:t>galat</w:t>
+      </w:r>
+      <w:proofErr w:type="spellEnd"/>
+      <w:r>
+        <w:rPr>
+          <w:rFonts w:ascii="Times New Roman" w:hAnsi="Times New Roman" w:cs="Times New Roman"/>
+          <w:sz w:val="24"/>
+          <w:szCs w:val="24"/>
+        </w:rPr>
+        <w:t xml:space="preserve"> 1044, 1045, dan 1142</w:t>
+      </w:r>
+    </w:p>
+    <w:p>
+      <w:pPr>
+        <w:spacing w:line="360" w:lineRule="auto"/>
+        <w:ind w:left="360"/>
+        <w:jc w:val="both"/>
+        <w:rPr>
+          <w:rFonts w:ascii="Times New Roman" w:hAnsi="Times New Roman" w:cs="Times New Roman"/>
+          <w:sz w:val="24"/>
+          <w:szCs w:val="24"/>
+        </w:rPr>
+      </w:pPr>
+      <w:r>
+        <w:rPr>
+          <w:rFonts w:ascii="Times New Roman" w:hAnsi="Times New Roman" w:cs="Times New Roman"/>
+          <w:sz w:val="24"/>
+          <w:szCs w:val="24"/>
+        </w:rPr>
+        <w:sym w:font="Wingdings 2" w:char="F052"/>
+      </w:r>
+      <w:proofErr w:type="spellStart"/>
+      <w:r>
+        <w:rPr>
+          <w:rFonts w:ascii="Times New Roman" w:hAnsi="Times New Roman" w:cs="Times New Roman"/>
+          <w:sz w:val="24"/>
+          <w:szCs w:val="24"/>
+        </w:rPr>
+        <w:t>Seluruh</w:t>
+      </w:r>
+      <w:proofErr w:type="spellEnd"/>
+      <w:r>
+        <w:rPr>
+          <w:rFonts w:ascii="Times New Roman" w:hAnsi="Times New Roman" w:cs="Times New Roman"/>
+          <w:sz w:val="24"/>
+          <w:szCs w:val="24"/>
+        </w:rPr>
+        <w:t xml:space="preserve"> </w:t>
+      </w:r>
+      <w:proofErr w:type="spellStart"/>
+      <w:r>
+        <w:rPr>
+          <w:rFonts w:ascii="Times New Roman" w:hAnsi="Times New Roman" w:cs="Times New Roman"/>
+          <w:sz w:val="24"/>
+          <w:szCs w:val="24"/>
+        </w:rPr>
+        <w:t>tangkapan</w:t>
+      </w:r>
+      <w:proofErr w:type="spellEnd"/>
+      <w:r>
+        <w:rPr>
+          <w:rFonts w:ascii="Times New Roman" w:hAnsi="Times New Roman" w:cs="Times New Roman"/>
+          <w:sz w:val="24"/>
+          <w:szCs w:val="24"/>
+        </w:rPr>
+        <w:t xml:space="preserve"> </w:t>
+      </w:r>
+      <w:proofErr w:type="spellStart"/>
+      <w:r>
+        <w:rPr>
+          <w:rFonts w:ascii="Times New Roman" w:hAnsi="Times New Roman" w:cs="Times New Roman"/>
+          <w:sz w:val="24"/>
+          <w:szCs w:val="24"/>
+        </w:rPr>
+        <w:t>layar</w:t>
+      </w:r>
+      <w:proofErr w:type="spellEnd"/>
+      <w:r>
+        <w:rPr>
+          <w:rFonts w:ascii="Times New Roman" w:hAnsi="Times New Roman" w:cs="Times New Roman"/>
+          <w:sz w:val="24"/>
+          <w:szCs w:val="24"/>
+        </w:rPr>
+        <w:t xml:space="preserve"> </w:t>
+      </w:r>
+      <w:proofErr w:type="spellStart"/>
+      <w:r>
+        <w:rPr>
+          <w:rFonts w:ascii="Times New Roman" w:hAnsi="Times New Roman" w:cs="Times New Roman"/>
+          <w:sz w:val="24"/>
+          <w:szCs w:val="24"/>
+        </w:rPr>
+        <w:t>menampilkan</w:t>
+      </w:r>
+      <w:proofErr w:type="spellEnd"/>
+      <w:r>
+        <w:rPr>
+          <w:rFonts w:ascii="Times New Roman" w:hAnsi="Times New Roman" w:cs="Times New Roman"/>
+          <w:sz w:val="24"/>
+          <w:szCs w:val="24"/>
+        </w:rPr>
+        <w:t xml:space="preserve"> nama </w:t>
+      </w:r>
+      <w:proofErr w:type="spellStart"/>
+      <w:r>
+        <w:rPr>
+          <w:rFonts w:ascii="Times New Roman" w:hAnsi="Times New Roman" w:cs="Times New Roman"/>
+          <w:sz w:val="24"/>
+          <w:szCs w:val="24"/>
+        </w:rPr>
+        <w:t>akun</w:t>
+      </w:r>
+      <w:proofErr w:type="spellEnd"/>
+      <w:r>
+        <w:rPr>
+          <w:rFonts w:ascii="Times New Roman" w:hAnsi="Times New Roman" w:cs="Times New Roman"/>
+          <w:sz w:val="24"/>
+          <w:szCs w:val="24"/>
+        </w:rPr>
+        <w:t xml:space="preserve"> dan jam Windows</w:t>
+      </w:r>
+    </w:p>
+    <w:p>
+      <w:pPr>
+        <w:spacing w:line="360" w:lineRule="auto"/>
+        <w:ind w:left="360"/>
+        <w:jc w:val="both"/>
+        <w:rPr>
+          <w:rFonts w:ascii="Times New Roman" w:hAnsi="Times New Roman" w:cs="Times New Roman"/>
+          <w:sz w:val="24"/>
+          <w:szCs w:val="24"/>
+        </w:rPr>
+      </w:pPr>
+    </w:p>
+    <w:p>
+      <w:pPr>
+        <w:spacing w:line="360" w:lineRule="auto"/>
+        <w:ind w:left="360"/>
+        <w:jc w:val="both"/>
+        <w:rPr>
+          <w:rFonts w:ascii="Times New Roman" w:hAnsi="Times New Roman" w:cs="Times New Roman"/>
+          <w:sz w:val="24"/>
+          <w:szCs w:val="24"/>
+        </w:rPr>
+      </w:pPr>
+    </w:p>
+    <w:p>
+      <w:pPr>
+        <w:spacing w:line="360" w:lineRule="auto"/>
+        <w:ind w:left="360"/>
+        <w:jc w:val="both"/>
+        <w:rPr>
+          <w:rFonts w:ascii="Times New Roman" w:hAnsi="Times New Roman" w:cs="Times New Roman"/>
+          <w:b/>
+          <w:bCs/>
+          <w:sz w:val="24"/>
+          <w:szCs w:val="24"/>
+        </w:rPr>
+      </w:pPr>
+      <w:proofErr w:type="spellStart"/>
+      <w:r>
+        <w:rPr>
+          <w:rFonts w:ascii="Times New Roman" w:hAnsi="Times New Roman" w:cs="Times New Roman"/>
+          <w:b/>
+          <w:bCs/>
+          <w:sz w:val="24"/>
+          <w:szCs w:val="24"/>
+        </w:rPr>
+        <w:t>Pernyataan</w:t>
+      </w:r>
+      <w:proofErr w:type="spellEnd"/>
+      <w:r>
+        <w:rPr>
+          <w:rFonts w:ascii="Times New Roman" w:hAnsi="Times New Roman" w:cs="Times New Roman"/>
+          <w:b/>
+          <w:bCs/>
+          <w:sz w:val="24"/>
+          <w:szCs w:val="24"/>
+        </w:rPr>
+        <w:t xml:space="preserve"> AI</w:t>
+      </w:r>
+    </w:p>
+    <w:p>
+      <w:pPr>
+        <w:spacing w:line="360" w:lineRule="auto"/>
+        <w:ind w:left="360"/>
+        <w:jc w:val="both"/>
+        <w:rPr>
+          <w:rFonts w:ascii="Times New Roman" w:hAnsi="Times New Roman" w:cs="Times New Roman"/>
+          <w:sz w:val="24"/>
+          <w:szCs w:val="24"/>
+        </w:rPr>
+      </w:pPr>
+      <w:r>
+        <w:rPr>
+          <w:rFonts w:ascii="Times New Roman" w:hAnsi="Times New Roman" w:cs="Times New Roman"/>
+          <w:sz w:val="24"/>
+          <w:szCs w:val="24"/>
+        </w:rPr>
+        <w:drawing>
+          <wp:anchor distT="0" distB="0" distL="114300" distR="114300" simplePos="0" relativeHeight="251669504" behindDoc="0" locked="0" layoutInCell="1" allowOverlap="1" wp14:anchorId="07CFDB61" wp14:editId="0C554D88">
+            <wp:simplePos x="0" y="0"/>
+            <wp:positionH relativeFrom="margin">
+              <wp:align>center</wp:align>
+            </wp:positionH>
+            <wp:positionV relativeFrom="paragraph">
+              <wp:posOffset>364490</wp:posOffset>
+            </wp:positionV>
+            <wp:extent cx="4159250" cy="2339975"/>
+            <wp:effectExtent l="0" t="0" r="0" b="3175"/>
+            <wp:wrapSquare wrapText="bothSides"/>
+            <wp:docPr id="393117567" name="Picture 1"/>
+            <wp:cNvGraphicFramePr>
+              <a:graphicFrameLocks xmlns:a="http://schemas.openxmlformats.org/drawingml/2006/main" noChangeAspect="1"/>
+            </wp:cNvGraphicFramePr>
+            <a:graphic xmlns:a="http://schemas.openxmlformats.org/drawingml/2006/main">
+              <a:graphicData uri="http://schemas.openxmlformats.org/drawingml/2006/picture">
+                <pic:pic xmlns:pic="http://schemas.openxmlformats.org/drawingml/2006/picture">
+                  <pic:nvPicPr>
+                    <pic:cNvPr id="393117567" name=""/>
+                    <pic:cNvPicPr/>
+                  </pic:nvPicPr>
+                  <pic:blipFill>
+                    <a:blip r:embed="rId18" cstate="print">
+                      <a:extLst>
+                        <a:ext uri="{28A0092B-C50C-407E-A947-70E740481C1C}">
+                          <a14:useLocalDpi xmlns:a14="http://schemas.microsoft.com/office/drawing/2010/main" val="0"/>
+                        </a:ext>
+                      </a:extLst>
+                    </a:blip>
+                    <a:stretch>
+                      <a:fillRect/>
+                    </a:stretch>
+                  </pic:blipFill>
+                  <pic:spPr>
+                    <a:xfrm>
+                      <a:off x="0" y="0"/>
+                      <a:ext cx="4159250" cy="2339975"/>
+                    </a:xfrm>
+                    <a:prstGeom prst="rect">
+                      <a:avLst/>
+                    </a:prstGeom>
+                  </pic:spPr>
+                </pic:pic>
+              </a:graphicData>
+            </a:graphic>
+          </wp:anchor>
+        </w:drawing>
+      </w:r>
+      <w:r>
+        <w:rPr>
+          <w:rFonts w:ascii="Times New Roman" w:hAnsi="Times New Roman" w:cs="Times New Roman"/>
+          <w:sz w:val="24"/>
+          <w:szCs w:val="24"/>
+        </w:rPr>
+        <w:t xml:space="preserve">Saya </w:t>
+      </w:r>
+      <w:proofErr w:type="spellStart"/>
+      <w:r>
+        <w:rPr>
+          <w:rFonts w:ascii="Times New Roman" w:hAnsi="Times New Roman" w:cs="Times New Roman"/>
+          <w:sz w:val="24"/>
+          <w:szCs w:val="24"/>
+        </w:rPr>
+        <w:t>menggunakan</w:t>
+      </w:r>
+      <w:proofErr w:type="spellEnd"/>
+      <w:r>
+        <w:rPr>
+          <w:rFonts w:ascii="Times New Roman" w:hAnsi="Times New Roman" w:cs="Times New Roman"/>
+          <w:sz w:val="24"/>
+          <w:szCs w:val="24"/>
+        </w:rPr>
+        <w:t xml:space="preserve"> Claude AI </w:t>
+      </w:r>
+      <w:proofErr w:type="spellStart"/>
+      <w:r>
+        <w:rPr>
+          <w:rFonts w:ascii="Times New Roman" w:hAnsi="Times New Roman" w:cs="Times New Roman"/>
+          <w:sz w:val="24"/>
+          <w:szCs w:val="24"/>
+        </w:rPr>
+        <w:t>untuk</w:t>
+      </w:r>
+      <w:proofErr w:type="spellEnd"/>
+      <w:r>
+        <w:rPr>
+          <w:rFonts w:ascii="Times New Roman" w:hAnsi="Times New Roman" w:cs="Times New Roman"/>
+          <w:sz w:val="24"/>
+          <w:szCs w:val="24"/>
+        </w:rPr>
+        <w:t xml:space="preserve"> </w:t>
+      </w:r>
+      <w:proofErr w:type="spellStart"/>
+      <w:r>
+        <w:rPr>
+          <w:rFonts w:ascii="Times New Roman" w:hAnsi="Times New Roman" w:cs="Times New Roman"/>
+          <w:sz w:val="24"/>
+          <w:szCs w:val="24"/>
+        </w:rPr>
+        <w:t>membantu</w:t>
+      </w:r>
+      <w:proofErr w:type="spellEnd"/>
+      <w:r>
+        <w:rPr>
+          <w:rFonts w:ascii="Times New Roman" w:hAnsi="Times New Roman" w:cs="Times New Roman"/>
+          <w:sz w:val="24"/>
+          <w:szCs w:val="24"/>
+        </w:rPr>
+        <w:t xml:space="preserve"> </w:t>
+      </w:r>
+      <w:proofErr w:type="spellStart"/>
+      <w:r>
+        <w:rPr>
+          <w:rFonts w:ascii="Times New Roman" w:hAnsi="Times New Roman" w:cs="Times New Roman"/>
+          <w:sz w:val="24"/>
+          <w:szCs w:val="24"/>
+        </w:rPr>
+        <w:t>saya</w:t>
+      </w:r>
+      <w:proofErr w:type="spellEnd"/>
+      <w:r>
+        <w:rPr>
+          <w:rFonts w:ascii="Times New Roman" w:hAnsi="Times New Roman" w:cs="Times New Roman"/>
+          <w:sz w:val="24"/>
+          <w:szCs w:val="24"/>
+        </w:rPr>
+        <w:t xml:space="preserve"> </w:t>
+      </w:r>
+      <w:proofErr w:type="spellStart"/>
+      <w:r>
+        <w:rPr>
+          <w:rFonts w:ascii="Times New Roman" w:hAnsi="Times New Roman" w:cs="Times New Roman"/>
+          <w:sz w:val="24"/>
+          <w:szCs w:val="24"/>
+        </w:rPr>
+        <w:t>mengerjakan</w:t>
+      </w:r>
+      <w:proofErr w:type="spellEnd"/>
+      <w:r>
+        <w:rPr>
+          <w:rFonts w:ascii="Times New Roman" w:hAnsi="Times New Roman" w:cs="Times New Roman"/>
+          <w:sz w:val="24"/>
+          <w:szCs w:val="24"/>
+        </w:rPr>
+        <w:t xml:space="preserve"> </w:t>
+      </w:r>
+      <w:proofErr w:type="spellStart"/>
+      <w:r>
+        <w:rPr>
+          <w:rFonts w:ascii="Times New Roman" w:hAnsi="Times New Roman" w:cs="Times New Roman"/>
+          <w:sz w:val="24"/>
+          <w:szCs w:val="24"/>
+        </w:rPr>
+        <w:t>modul</w:t>
+      </w:r>
+      <w:proofErr w:type="spellEnd"/>
+      <w:r>
+        <w:rPr>
+          <w:rFonts w:ascii="Times New Roman" w:hAnsi="Times New Roman" w:cs="Times New Roman"/>
+          <w:sz w:val="24"/>
+          <w:szCs w:val="24"/>
+        </w:rPr>
+        <w:t xml:space="preserve"> </w:t>
+      </w:r>
+      <w:proofErr w:type="spellStart"/>
+      <w:r>
+        <w:rPr>
+          <w:rFonts w:ascii="Times New Roman" w:hAnsi="Times New Roman" w:cs="Times New Roman"/>
+          <w:sz w:val="24"/>
+          <w:szCs w:val="24"/>
+        </w:rPr>
+        <w:t>ini</w:t>
+      </w:r>
+      <w:proofErr w:type="spellEnd"/>
+    </w:p>
+    <w:p>
+      <w:pPr>
+        <w:spacing w:line="360" w:lineRule="auto"/>
+        <w:ind w:left="360"/>
+        <w:jc w:val="both"/>
+        <w:rPr>
+          <w:rFonts w:ascii="Times New Roman" w:hAnsi="Times New Roman" w:cs="Times New Roman"/>
+          <w:sz w:val="24"/>
+          <w:szCs w:val="24"/>
+        </w:rPr>
+      </w:pPr>
+    </w:p>
+    <w:p>
+      <w:pPr>
+        <w:spacing w:line="360" w:lineRule="auto"/>
+        <w:ind w:left="142"/>
+        <w:jc w:val="both"/>
+        <w:rPr>
+          <w:rFonts w:ascii="Times New Roman" w:hAnsi="Times New Roman" w:cs="Times New Roman"/>
+          <w:sz w:val="24"/>
+          <w:szCs w:val="24"/>
+        </w:rPr>
+      </w:pPr>
+    </w:p>
     <w:sectPr>
       <w:pgSz w:w="11906" w:h="16838" w:code="9"/>
       <w:pgMar w:top="1701" w:right="1701" w:bottom="1701" w:left="2268" w:header="708" w:footer="708" w:gutter="0"/>
@@ -3309,12 +9491,62 @@
 </w:document>
 </file>
 
+<file path=word/endnotes.xml><?xml version="1.0" encoding="utf-8"?>
+<w:endnotes xmlns:wpc="http://schemas.microsoft.com/office/word/2010/wordprocessingCanvas" xmlns:cx="http://schemas.microsoft.com/office/drawing/2014/chartex" xmlns:cx1="http://schemas.microsoft.com/office/drawing/2015/9/8/chartex" xmlns:cx2="http://schemas.microsoft.com/office/drawing/2015/10/21/chartex" xmlns:cx3="http://schemas.microsoft.com/office/drawing/2016/5/9/chartex" xmlns:cx4="http://schemas.microsoft.com/office/drawing/2016/5/10/chartex" xmlns:cx5="http://schemas.microsoft.com/office/drawing/2016/5/11/chartex" xmlns:cx6="http://schemas.microsoft.com/office/drawing/2016/5/12/chartex" xmlns:cx7="http://schemas.microsoft.com/office/drawing/2016/5/13/chartex" xmlns:cx8="http://schemas.microsoft.com/office/drawing/2016/5/14/chartex" xmlns:mc="http://schemas.openxmlformats.org/markup-compatibility/2006" xmlns:aink="http://schemas.microsoft.com/office/drawing/2016/ink" xmlns:am3d="http://schemas.microsoft.com/office/drawing/2017/model3d" xmlns:o="urn:schemas-microsoft-com:office:office" xmlns:oel="http://schemas.microsoft.com/office/2019/extlst" xmlns:r="http://schemas.openxmlformats.org/officeDocument/2006/relationships" xmlns:m="http://schemas.openxmlformats.org/officeDocument/2006/math" xmlns:v="urn:schemas-microsoft-com:vml" xmlns:wp14="http://schemas.microsoft.com/office/word/2010/wordprocessingDrawing" xmlns:wp="http://schemas.openxmlformats.org/drawingml/2006/wordprocessingDrawing" xmlns:w10="urn:schemas-microsoft-com:office:word" xmlns:w="http://schemas.openxmlformats.org/wordprocessingml/2006/main" xmlns:w14="http://schemas.microsoft.com/office/word/2010/wordml" xmlns:w15="http://schemas.microsoft.com/office/word/2012/wordml" xmlns:w16cex="http://schemas.microsoft.com/office/word/2018/wordml/cex" xmlns:w16cid="http://schemas.microsoft.com/office/word/2016/wordml/cid" xmlns:w16="http://schemas.microsoft.com/office/word/2018/wordml" xmlns:w16du="http://schemas.microsoft.com/office/word/2023/wordml/word16du" xmlns:w16sdtdh="http://schemas.microsoft.com/office/word/2020/wordml/sdtdatahash" xmlns:w16sdtfl="http://schemas.microsoft.com/office/word/2024/wordml/sdtformatlock" xmlns:w16se="http://schemas.microsoft.com/office/word/2015/wordml/symex" xmlns:wpg="http://schemas.microsoft.com/office/word/2010/wordprocessingGroup" xmlns:wpi="http://schemas.microsoft.com/office/word/2010/wordprocessingInk" xmlns:wne="http://schemas.microsoft.com/office/word/2006/wordml" xmlns:wps="http://schemas.microsoft.com/office/word/2010/wordprocessingShape" mc:Ignorable="w14 w15 w16se w16cid w16 w16cex w16sdtdh w16sdtfl w16du wp14">
+  <w:endnote w:type="separator" w:id="-1">
+    <w:p>
+      <w:pPr>
+        <w:spacing w:after="0" w:line="240" w:lineRule="auto"/>
+      </w:pPr>
+      <w:r>
+        <w:separator/>
+      </w:r>
+    </w:p>
+  </w:endnote>
+  <w:endnote w:type="continuationSeparator" w:id="0">
+    <w:p>
+      <w:pPr>
+        <w:spacing w:after="0" w:line="240" w:lineRule="auto"/>
+      </w:pPr>
+      <w:r>
+        <w:continuationSeparator/>
+      </w:r>
+    </w:p>
+  </w:endnote>
+</w:endnotes>
+</file>
+
+<file path=word/footnotes.xml><?xml version="1.0" encoding="utf-8"?>
+<w:footnotes xmlns:wpc="http://schemas.microsoft.com/office/word/2010/wordprocessingCanvas" xmlns:cx="http://schemas.microsoft.com/office/drawing/2014/chartex" xmlns:cx1="http://schemas.microsoft.com/office/drawing/2015/9/8/chartex" xmlns:cx2="http://schemas.microsoft.com/office/drawing/2015/10/21/chartex" xmlns:cx3="http://schemas.microsoft.com/office/drawing/2016/5/9/chartex" xmlns:cx4="http://schemas.microsoft.com/office/drawing/2016/5/10/chartex" xmlns:cx5="http://schemas.microsoft.com/office/drawing/2016/5/11/chartex" xmlns:cx6="http://schemas.microsoft.com/office/drawing/2016/5/12/chartex" xmlns:cx7="http://schemas.microsoft.com/office/drawing/2016/5/13/chartex" xmlns:cx8="http://schemas.microsoft.com/office/drawing/2016/5/14/chartex" xmlns:mc="http://schemas.openxmlformats.org/markup-compatibility/2006" xmlns:aink="http://schemas.microsoft.com/office/drawing/2016/ink" xmlns:am3d="http://schemas.microsoft.com/office/drawing/2017/model3d" xmlns:o="urn:schemas-microsoft-com:office:office" xmlns:oel="http://schemas.microsoft.com/office/2019/extlst" xmlns:r="http://schemas.openxmlformats.org/officeDocument/2006/relationships" xmlns:m="http://schemas.openxmlformats.org/officeDocument/2006/math" xmlns:v="urn:schemas-microsoft-com:vml" xmlns:wp14="http://schemas.microsoft.com/office/word/2010/wordprocessingDrawing" xmlns:wp="http://schemas.openxmlformats.org/drawingml/2006/wordprocessingDrawing" xmlns:w10="urn:schemas-microsoft-com:office:word" xmlns:w="http://schemas.openxmlformats.org/wordprocessingml/2006/main" xmlns:w14="http://schemas.microsoft.com/office/word/2010/wordml" xmlns:w15="http://schemas.microsoft.com/office/word/2012/wordml" xmlns:w16cex="http://schemas.microsoft.com/office/word/2018/wordml/cex" xmlns:w16cid="http://schemas.microsoft.com/office/word/2016/wordml/cid" xmlns:w16="http://schemas.microsoft.com/office/word/2018/wordml" xmlns:w16du="http://schemas.microsoft.com/office/word/2023/wordml/word16du" xmlns:w16sdtdh="http://schemas.microsoft.com/office/word/2020/wordml/sdtdatahash" xmlns:w16sdtfl="http://schemas.microsoft.com/office/word/2024/wordml/sdtformatlock" xmlns:w16se="http://schemas.microsoft.com/office/word/2015/wordml/symex" xmlns:wpg="http://schemas.microsoft.com/office/word/2010/wordprocessingGroup" xmlns:wpi="http://schemas.microsoft.com/office/word/2010/wordprocessingInk" xmlns:wne="http://schemas.microsoft.com/office/word/2006/wordml" xmlns:wps="http://schemas.microsoft.com/office/word/2010/wordprocessingShape" mc:Ignorable="w14 w15 w16se w16cid w16 w16cex w16sdtdh w16sdtfl w16du wp14">
+  <w:footnote w:type="separator" w:id="-1">
+    <w:p>
+      <w:pPr>
+        <w:spacing w:after="0" w:line="240" w:lineRule="auto"/>
+      </w:pPr>
+      <w:r>
+        <w:separator/>
+      </w:r>
+    </w:p>
+  </w:footnote>
+  <w:footnote w:type="continuationSeparator" w:id="0">
+    <w:p>
+      <w:pPr>
+        <w:spacing w:after="0" w:line="240" w:lineRule="auto"/>
+      </w:pPr>
+      <w:r>
+        <w:continuationSeparator/>
+      </w:r>
+    </w:p>
+  </w:footnote>
+</w:footnotes>
+</file>
+
 <file path=word/numbering.xml><?xml version="1.0" encoding="utf-8"?>
 <w:numbering xmlns:wpc="http://schemas.microsoft.com/office/word/2010/wordprocessingCanvas" xmlns:cx="http://schemas.microsoft.com/office/drawing/2014/chartex" xmlns:cx1="http://schemas.microsoft.com/office/drawing/2015/9/8/chartex" xmlns:cx2="http://schemas.microsoft.com/office/drawing/2015/10/21/chartex" xmlns:cx3="http://schemas.microsoft.com/office/drawing/2016/5/9/chartex" xmlns:cx4="http://schemas.microsoft.com/office/drawing/2016/5/10/chartex" xmlns:cx5="http://schemas.microsoft.com/office/drawing/2016/5/11/chartex" xmlns:cx6="http://schemas.microsoft.com/office/drawing/2016/5/12/chartex" xmlns:cx7="http://schemas.microsoft.com/office/drawing/2016/5/13/chartex" xmlns:cx8="http://schemas.microsoft.com/office/drawing/2016/5/14/chartex" xmlns:mc="http://schemas.openxmlformats.org/markup-compatibility/2006" xmlns:aink="http://schemas.microsoft.com/office/drawing/2016/ink" xmlns:am3d="http://schemas.microsoft.com/office/drawing/2017/model3d" xmlns:o="urn:schemas-microsoft-com:office:office" xmlns:oel="http://schemas.microsoft.com/office/2019/extlst" xmlns:r="http://schemas.openxmlformats.org/officeDocument/2006/relationships" xmlns:m="http://schemas.openxmlformats.org/officeDocument/2006/math" xmlns:v="urn:schemas-microsoft-com:vml" xmlns:wp14="http://schemas.microsoft.com/office/word/2010/wordprocessingDrawing" xmlns:wp="http://schemas.openxmlformats.org/drawingml/2006/wordprocessingDrawing" xmlns:w10="urn:schemas-microsoft-com:office:word" xmlns:w="http://schemas.openxmlformats.org/wordprocessingml/2006/main" xmlns:w14="http://schemas.microsoft.com/office/word/2010/wordml" xmlns:w15="http://schemas.microsoft.com/office/word/2012/wordml" xmlns:w16cex="http://schemas.microsoft.com/office/word/2018/wordml/cex" xmlns:w16cid="http://schemas.microsoft.com/office/word/2016/wordml/cid" xmlns:w16="http://schemas.microsoft.com/office/word/2018/wordml" xmlns:w16du="http://schemas.microsoft.com/office/word/2023/wordml/word16du" xmlns:w16sdtdh="http://schemas.microsoft.com/office/word/2020/wordml/sdtdatahash" xmlns:w16sdtfl="http://schemas.microsoft.com/office/word/2024/wordml/sdtformatlock" xmlns:w16se="http://schemas.microsoft.com/office/word/2015/wordml/symex" xmlns:wpg="http://schemas.microsoft.com/office/word/2010/wordprocessingGroup" xmlns:wpi="http://schemas.microsoft.com/office/word/2010/wordprocessingInk" xmlns:wne="http://schemas.microsoft.com/office/word/2006/wordml" xmlns:wps="http://schemas.microsoft.com/office/word/2010/wordprocessingShape" mc:Ignorable="w14 w15 w16se w16cid w16 w16cex w16sdtdh w16sdtfl w16du wp14">
   <w:abstractNum w:abstractNumId="0" w15:restartNumberingAfterBreak="0">
-    <w:nsid w:val="4E1A701D"/>
+    <w:nsid w:val="17C33F35"/>
     <w:multiLevelType w:val="multilevel"/>
-    <w:tmpl w:val="A0545864"/>
+    <w:tmpl w:val="16A89A40"/>
     <w:lvl w:ilvl="0">
       <w:start w:val="1"/>
       <w:numFmt w:val="bullet"/>
@@ -3461,6 +9693,304 @@
     </w:lvl>
   </w:abstractNum>
   <w:abstractNum w:abstractNumId="1" w15:restartNumberingAfterBreak="0">
+    <w:nsid w:val="318F0445"/>
+    <w:multiLevelType w:val="multilevel"/>
+    <w:tmpl w:val="D10649C4"/>
+    <w:lvl w:ilvl="0">
+      <w:start w:val="1"/>
+      <w:numFmt w:val="bullet"/>
+      <w:lvlText w:val=""/>
+      <w:lvlJc w:val="left"/>
+      <w:pPr>
+        <w:tabs>
+          <w:tab w:val="num" w:pos="720"/>
+        </w:tabs>
+        <w:ind w:left="720" w:hanging="360"/>
+      </w:pPr>
+      <w:rPr>
+        <w:rFonts w:ascii="Symbol" w:hAnsi="Symbol" w:hint="default"/>
+        <w:sz w:val="20"/>
+      </w:rPr>
+    </w:lvl>
+    <w:lvl w:ilvl="1" w:tentative="1">
+      <w:start w:val="1"/>
+      <w:numFmt w:val="bullet"/>
+      <w:lvlText w:val="o"/>
+      <w:lvlJc w:val="left"/>
+      <w:pPr>
+        <w:tabs>
+          <w:tab w:val="num" w:pos="1440"/>
+        </w:tabs>
+        <w:ind w:left="1440" w:hanging="360"/>
+      </w:pPr>
+      <w:rPr>
+        <w:rFonts w:ascii="Courier New" w:hAnsi="Courier New" w:hint="default"/>
+        <w:sz w:val="20"/>
+      </w:rPr>
+    </w:lvl>
+    <w:lvl w:ilvl="2" w:tentative="1">
+      <w:start w:val="1"/>
+      <w:numFmt w:val="bullet"/>
+      <w:lvlText w:val=""/>
+      <w:lvlJc w:val="left"/>
+      <w:pPr>
+        <w:tabs>
+          <w:tab w:val="num" w:pos="2160"/>
+        </w:tabs>
+        <w:ind w:left="2160" w:hanging="360"/>
+      </w:pPr>
+      <w:rPr>
+        <w:rFonts w:ascii="Wingdings" w:hAnsi="Wingdings" w:hint="default"/>
+        <w:sz w:val="20"/>
+      </w:rPr>
+    </w:lvl>
+    <w:lvl w:ilvl="3" w:tentative="1">
+      <w:start w:val="1"/>
+      <w:numFmt w:val="bullet"/>
+      <w:lvlText w:val=""/>
+      <w:lvlJc w:val="left"/>
+      <w:pPr>
+        <w:tabs>
+          <w:tab w:val="num" w:pos="2880"/>
+        </w:tabs>
+        <w:ind w:left="2880" w:hanging="360"/>
+      </w:pPr>
+      <w:rPr>
+        <w:rFonts w:ascii="Wingdings" w:hAnsi="Wingdings" w:hint="default"/>
+        <w:sz w:val="20"/>
+      </w:rPr>
+    </w:lvl>
+    <w:lvl w:ilvl="4" w:tentative="1">
+      <w:start w:val="1"/>
+      <w:numFmt w:val="bullet"/>
+      <w:lvlText w:val=""/>
+      <w:lvlJc w:val="left"/>
+      <w:pPr>
+        <w:tabs>
+          <w:tab w:val="num" w:pos="3600"/>
+        </w:tabs>
+        <w:ind w:left="3600" w:hanging="360"/>
+      </w:pPr>
+      <w:rPr>
+        <w:rFonts w:ascii="Wingdings" w:hAnsi="Wingdings" w:hint="default"/>
+        <w:sz w:val="20"/>
+      </w:rPr>
+    </w:lvl>
+    <w:lvl w:ilvl="5" w:tentative="1">
+      <w:start w:val="1"/>
+      <w:numFmt w:val="bullet"/>
+      <w:lvlText w:val=""/>
+      <w:lvlJc w:val="left"/>
+      <w:pPr>
+        <w:tabs>
+          <w:tab w:val="num" w:pos="4320"/>
+        </w:tabs>
+        <w:ind w:left="4320" w:hanging="360"/>
+      </w:pPr>
+      <w:rPr>
+        <w:rFonts w:ascii="Wingdings" w:hAnsi="Wingdings" w:hint="default"/>
+        <w:sz w:val="20"/>
+      </w:rPr>
+    </w:lvl>
+    <w:lvl w:ilvl="6" w:tentative="1">
+      <w:start w:val="1"/>
+      <w:numFmt w:val="bullet"/>
+      <w:lvlText w:val=""/>
+      <w:lvlJc w:val="left"/>
+      <w:pPr>
+        <w:tabs>
+          <w:tab w:val="num" w:pos="5040"/>
+        </w:tabs>
+        <w:ind w:left="5040" w:hanging="360"/>
+      </w:pPr>
+      <w:rPr>
+        <w:rFonts w:ascii="Wingdings" w:hAnsi="Wingdings" w:hint="default"/>
+        <w:sz w:val="20"/>
+      </w:rPr>
+    </w:lvl>
+    <w:lvl w:ilvl="7" w:tentative="1">
+      <w:start w:val="1"/>
+      <w:numFmt w:val="bullet"/>
+      <w:lvlText w:val=""/>
+      <w:lvlJc w:val="left"/>
+      <w:pPr>
+        <w:tabs>
+          <w:tab w:val="num" w:pos="5760"/>
+        </w:tabs>
+        <w:ind w:left="5760" w:hanging="360"/>
+      </w:pPr>
+      <w:rPr>
+        <w:rFonts w:ascii="Wingdings" w:hAnsi="Wingdings" w:hint="default"/>
+        <w:sz w:val="20"/>
+      </w:rPr>
+    </w:lvl>
+    <w:lvl w:ilvl="8" w:tentative="1">
+      <w:start w:val="1"/>
+      <w:numFmt w:val="bullet"/>
+      <w:lvlText w:val=""/>
+      <w:lvlJc w:val="left"/>
+      <w:pPr>
+        <w:tabs>
+          <w:tab w:val="num" w:pos="6480"/>
+        </w:tabs>
+        <w:ind w:left="6480" w:hanging="360"/>
+      </w:pPr>
+      <w:rPr>
+        <w:rFonts w:ascii="Wingdings" w:hAnsi="Wingdings" w:hint="default"/>
+        <w:sz w:val="20"/>
+      </w:rPr>
+    </w:lvl>
+  </w:abstractNum>
+  <w:abstractNum w:abstractNumId="2" w15:restartNumberingAfterBreak="0">
+    <w:nsid w:val="4E1A701D"/>
+    <w:multiLevelType w:val="multilevel"/>
+    <w:tmpl w:val="A0545864"/>
+    <w:lvl w:ilvl="0">
+      <w:start w:val="1"/>
+      <w:numFmt w:val="bullet"/>
+      <w:lvlText w:val=""/>
+      <w:lvlJc w:val="left"/>
+      <w:pPr>
+        <w:tabs>
+          <w:tab w:val="num" w:pos="720"/>
+        </w:tabs>
+        <w:ind w:left="720" w:hanging="360"/>
+      </w:pPr>
+      <w:rPr>
+        <w:rFonts w:ascii="Symbol" w:hAnsi="Symbol" w:hint="default"/>
+        <w:sz w:val="20"/>
+      </w:rPr>
+    </w:lvl>
+    <w:lvl w:ilvl="1" w:tentative="1">
+      <w:start w:val="1"/>
+      <w:numFmt w:val="bullet"/>
+      <w:lvlText w:val="o"/>
+      <w:lvlJc w:val="left"/>
+      <w:pPr>
+        <w:tabs>
+          <w:tab w:val="num" w:pos="1440"/>
+        </w:tabs>
+        <w:ind w:left="1440" w:hanging="360"/>
+      </w:pPr>
+      <w:rPr>
+        <w:rFonts w:ascii="Courier New" w:hAnsi="Courier New" w:hint="default"/>
+        <w:sz w:val="20"/>
+      </w:rPr>
+    </w:lvl>
+    <w:lvl w:ilvl="2" w:tentative="1">
+      <w:start w:val="1"/>
+      <w:numFmt w:val="bullet"/>
+      <w:lvlText w:val=""/>
+      <w:lvlJc w:val="left"/>
+      <w:pPr>
+        <w:tabs>
+          <w:tab w:val="num" w:pos="2160"/>
+        </w:tabs>
+        <w:ind w:left="2160" w:hanging="360"/>
+      </w:pPr>
+      <w:rPr>
+        <w:rFonts w:ascii="Wingdings" w:hAnsi="Wingdings" w:hint="default"/>
+        <w:sz w:val="20"/>
+      </w:rPr>
+    </w:lvl>
+    <w:lvl w:ilvl="3" w:tentative="1">
+      <w:start w:val="1"/>
+      <w:numFmt w:val="bullet"/>
+      <w:lvlText w:val=""/>
+      <w:lvlJc w:val="left"/>
+      <w:pPr>
+        <w:tabs>
+          <w:tab w:val="num" w:pos="2880"/>
+        </w:tabs>
+        <w:ind w:left="2880" w:hanging="360"/>
+      </w:pPr>
+      <w:rPr>
+        <w:rFonts w:ascii="Wingdings" w:hAnsi="Wingdings" w:hint="default"/>
+        <w:sz w:val="20"/>
+      </w:rPr>
+    </w:lvl>
+    <w:lvl w:ilvl="4" w:tentative="1">
+      <w:start w:val="1"/>
+      <w:numFmt w:val="bullet"/>
+      <w:lvlText w:val=""/>
+      <w:lvlJc w:val="left"/>
+      <w:pPr>
+        <w:tabs>
+          <w:tab w:val="num" w:pos="3600"/>
+        </w:tabs>
+        <w:ind w:left="3600" w:hanging="360"/>
+      </w:pPr>
+      <w:rPr>
+        <w:rFonts w:ascii="Wingdings" w:hAnsi="Wingdings" w:hint="default"/>
+        <w:sz w:val="20"/>
+      </w:rPr>
+    </w:lvl>
+    <w:lvl w:ilvl="5" w:tentative="1">
+      <w:start w:val="1"/>
+      <w:numFmt w:val="bullet"/>
+      <w:lvlText w:val=""/>
+      <w:lvlJc w:val="left"/>
+      <w:pPr>
+        <w:tabs>
+          <w:tab w:val="num" w:pos="4320"/>
+        </w:tabs>
+        <w:ind w:left="4320" w:hanging="360"/>
+      </w:pPr>
+      <w:rPr>
+        <w:rFonts w:ascii="Wingdings" w:hAnsi="Wingdings" w:hint="default"/>
+        <w:sz w:val="20"/>
+      </w:rPr>
+    </w:lvl>
+    <w:lvl w:ilvl="6" w:tentative="1">
+      <w:start w:val="1"/>
+      <w:numFmt w:val="bullet"/>
+      <w:lvlText w:val=""/>
+      <w:lvlJc w:val="left"/>
+      <w:pPr>
+        <w:tabs>
+          <w:tab w:val="num" w:pos="5040"/>
+        </w:tabs>
+        <w:ind w:left="5040" w:hanging="360"/>
+      </w:pPr>
+      <w:rPr>
+        <w:rFonts w:ascii="Wingdings" w:hAnsi="Wingdings" w:hint="default"/>
+        <w:sz w:val="20"/>
+      </w:rPr>
+    </w:lvl>
+    <w:lvl w:ilvl="7" w:tentative="1">
+      <w:start w:val="1"/>
+      <w:numFmt w:val="bullet"/>
+      <w:lvlText w:val=""/>
+      <w:lvlJc w:val="left"/>
+      <w:pPr>
+        <w:tabs>
+          <w:tab w:val="num" w:pos="5760"/>
+        </w:tabs>
+        <w:ind w:left="5760" w:hanging="360"/>
+      </w:pPr>
+      <w:rPr>
+        <w:rFonts w:ascii="Wingdings" w:hAnsi="Wingdings" w:hint="default"/>
+        <w:sz w:val="20"/>
+      </w:rPr>
+    </w:lvl>
+    <w:lvl w:ilvl="8" w:tentative="1">
+      <w:start w:val="1"/>
+      <w:numFmt w:val="bullet"/>
+      <w:lvlText w:val=""/>
+      <w:lvlJc w:val="left"/>
+      <w:pPr>
+        <w:tabs>
+          <w:tab w:val="num" w:pos="6480"/>
+        </w:tabs>
+        <w:ind w:left="6480" w:hanging="360"/>
+      </w:pPr>
+      <w:rPr>
+        <w:rFonts w:ascii="Wingdings" w:hAnsi="Wingdings" w:hint="default"/>
+        <w:sz w:val="20"/>
+      </w:rPr>
+    </w:lvl>
+  </w:abstractNum>
+  <w:abstractNum w:abstractNumId="3" w15:restartNumberingAfterBreak="0">
     <w:nsid w:val="56135780"/>
     <w:multiLevelType w:val="hybridMultilevel"/>
     <w:tmpl w:val="1FD226D6"/>
@@ -3574,10 +10104,16 @@
     </w:lvl>
   </w:abstractNum>
   <w:num w:numId="1" w16cid:durableId="1083185130">
-    <w:abstractNumId w:val="0"/>
+    <w:abstractNumId w:val="2"/>
   </w:num>
   <w:num w:numId="2" w16cid:durableId="1227302455">
+    <w:abstractNumId w:val="3"/>
+  </w:num>
+  <w:num w:numId="3" w16cid:durableId="543758589">
     <w:abstractNumId w:val="1"/>
+  </w:num>
+  <w:num w:numId="4" w16cid:durableId="125395631">
+    <w:abstractNumId w:val="0"/>
   </w:num>
 </w:numbering>
 </file>
@@ -4010,7 +10546,6 @@
     <w:next w:val="Normal"/>
     <w:link w:val="Heading2Char"/>
     <w:uiPriority w:val="9"/>
-    <w:semiHidden/>
     <w:unhideWhenUsed/>
     <w:qFormat/>
     <w:rsid w:val="005D5C33"/>
@@ -4225,7 +10760,6 @@
     <w:basedOn w:val="DefaultParagraphFont"/>
     <w:link w:val="Heading2"/>
     <w:uiPriority w:val="9"/>
-    <w:semiHidden/>
     <w:rsid w:val="005D5C33"/>
     <w:rPr>
       <w:rFonts w:asciiTheme="majorHAnsi" w:eastAsiaTheme="majorEastAsia" w:hAnsiTheme="majorHAnsi" w:cstheme="majorBidi"/>
@@ -4495,6 +11029,50 @@
       <w:color w:val="2F5496" w:themeColor="accent1" w:themeShade="BF"/>
       <w:spacing w:val="5"/>
     </w:rPr>
+  </w:style>
+  <w:style w:type="paragraph" w:styleId="Header">
+    <w:name w:val="header"/>
+    <w:basedOn w:val="Normal"/>
+    <w:link w:val="HeaderChar"/>
+    <w:uiPriority w:val="99"/>
+    <w:unhideWhenUsed/>
+    <w:rsid w:val="007E5A49"/>
+    <w:pPr>
+      <w:tabs>
+        <w:tab w:val="center" w:pos="4513"/>
+        <w:tab w:val="right" w:pos="9026"/>
+      </w:tabs>
+      <w:spacing w:after="0" w:line="240" w:lineRule="auto"/>
+    </w:pPr>
+  </w:style>
+  <w:style w:type="character" w:customStyle="1" w:styleId="HeaderChar">
+    <w:name w:val="Header Char"/>
+    <w:basedOn w:val="DefaultParagraphFont"/>
+    <w:link w:val="Header"/>
+    <w:uiPriority w:val="99"/>
+    <w:rsid w:val="007E5A49"/>
+  </w:style>
+  <w:style w:type="paragraph" w:styleId="Footer">
+    <w:name w:val="footer"/>
+    <w:basedOn w:val="Normal"/>
+    <w:link w:val="FooterChar"/>
+    <w:uiPriority w:val="99"/>
+    <w:unhideWhenUsed/>
+    <w:rsid w:val="007E5A49"/>
+    <w:pPr>
+      <w:tabs>
+        <w:tab w:val="center" w:pos="4513"/>
+        <w:tab w:val="right" w:pos="9026"/>
+      </w:tabs>
+      <w:spacing w:after="0" w:line="240" w:lineRule="auto"/>
+    </w:pPr>
+  </w:style>
+  <w:style w:type="character" w:customStyle="1" w:styleId="FooterChar">
+    <w:name w:val="Footer Char"/>
+    <w:basedOn w:val="DefaultParagraphFont"/>
+    <w:link w:val="Footer"/>
+    <w:uiPriority w:val="99"/>
+    <w:rsid w:val="007E5A49"/>
   </w:style>
 </w:styles>
 </file>

--- a/laporan/P01 laporan 25430120 · MD.docx
+++ b/laporan/P01 laporan 25430120 · MD.docx
@@ -57,7 +57,6 @@
         </w:rPr>
         <w:t xml:space="preserve"> </w:t>
       </w:r>
-      <w:proofErr w:type="spellStart"/>
       <w:r>
         <w:rPr>
           <w:rFonts w:ascii="Times New Roman" w:hAnsi="Times New Roman" w:cs="Times New Roman"/>
@@ -66,9 +65,9 @@
           <w:sz w:val="28"/>
           <w:szCs w:val="28"/>
         </w:rPr>
-        <w:t>Pertemuan</w:t>
-      </w:r>
-      <w:proofErr w:type="spellEnd"/>
+        <w:t xml:space="preserve">Basis Data </w:t>
+      </w:r>
+      <w:proofErr w:type="spellStart"/>
       <w:r>
         <w:rPr>
           <w:rFonts w:ascii="Times New Roman" w:hAnsi="Times New Roman" w:cs="Times New Roman"/>
@@ -77,12 +76,10 @@
           <w:sz w:val="28"/>
           <w:szCs w:val="28"/>
         </w:rPr>
-        <w:t xml:space="preserve"> 1</w:t>
-      </w:r>
-    </w:p>
-    <w:p>
-      <w:pPr>
-        <w:spacing w:line="360" w:lineRule="auto"/>
+        <w:t>Pertemuan</w:t>
+      </w:r>
+      <w:proofErr w:type="spellEnd"/>
+      <w:r>
         <w:rPr>
           <w:rFonts w:ascii="Times New Roman" w:hAnsi="Times New Roman" w:cs="Times New Roman"/>
           <w:b/>
@@ -90,9 +87,12 @@
           <w:sz w:val="28"/>
           <w:szCs w:val="28"/>
         </w:rPr>
-      </w:pPr>
-      <w:proofErr w:type="spellStart"/>
-      <w:r>
+        <w:t xml:space="preserve"> 1</w:t>
+      </w:r>
+    </w:p>
+    <w:p>
+      <w:pPr>
+        <w:spacing w:line="360" w:lineRule="auto"/>
         <w:rPr>
           <w:rFonts w:ascii="Times New Roman" w:hAnsi="Times New Roman" w:cs="Times New Roman"/>
           <w:b/>
@@ -100,9 +100,8 @@
           <w:sz w:val="28"/>
           <w:szCs w:val="28"/>
         </w:rPr>
-        <w:t>Lingkungan</w:t>
-      </w:r>
-      <w:proofErr w:type="spellEnd"/>
+      </w:pPr>
+      <w:proofErr w:type="spellStart"/>
       <w:r>
         <w:rPr>
           <w:rFonts w:ascii="Times New Roman" w:hAnsi="Times New Roman" w:cs="Times New Roman"/>
@@ -111,9 +110,9 @@
           <w:sz w:val="28"/>
           <w:szCs w:val="28"/>
         </w:rPr>
-        <w:t xml:space="preserve"> </w:t>
-      </w:r>
-      <w:proofErr w:type="spellStart"/>
+        <w:t>Lingkungan</w:t>
+      </w:r>
+      <w:proofErr w:type="spellEnd"/>
       <w:r>
         <w:rPr>
           <w:rFonts w:ascii="Times New Roman" w:hAnsi="Times New Roman" w:cs="Times New Roman"/>
@@ -122,9 +121,9 @@
           <w:sz w:val="28"/>
           <w:szCs w:val="28"/>
         </w:rPr>
-        <w:t>Kerja</w:t>
-      </w:r>
-      <w:proofErr w:type="spellEnd"/>
+        <w:t xml:space="preserve"> </w:t>
+      </w:r>
+      <w:proofErr w:type="spellStart"/>
       <w:r>
         <w:rPr>
           <w:rFonts w:ascii="Times New Roman" w:hAnsi="Times New Roman" w:cs="Times New Roman"/>
@@ -133,12 +132,10 @@
           <w:sz w:val="28"/>
           <w:szCs w:val="28"/>
         </w:rPr>
-        <w:t xml:space="preserve"> MariaDB di XAMPP dan Git</w:t>
-      </w:r>
-    </w:p>
-    <w:p>
-      <w:pPr>
-        <w:spacing w:line="360" w:lineRule="auto"/>
+        <w:t>Kerja</w:t>
+      </w:r>
+      <w:proofErr w:type="spellEnd"/>
+      <w:r>
         <w:rPr>
           <w:rFonts w:ascii="Times New Roman" w:hAnsi="Times New Roman" w:cs="Times New Roman"/>
           <w:b/>
@@ -146,12 +143,12 @@
           <w:sz w:val="28"/>
           <w:szCs w:val="28"/>
         </w:rPr>
-      </w:pPr>
-    </w:p>
-    <w:p>
-      <w:pPr>
-        <w:spacing w:line="360" w:lineRule="auto"/>
-        <w:ind w:left="720" w:hanging="720"/>
+        <w:t xml:space="preserve"> MariaDB di XAMPP dan Git</w:t>
+      </w:r>
+    </w:p>
+    <w:p>
+      <w:pPr>
+        <w:spacing w:line="360" w:lineRule="auto"/>
         <w:rPr>
           <w:rFonts w:ascii="Times New Roman" w:hAnsi="Times New Roman" w:cs="Times New Roman"/>
           <w:b/>
@@ -160,8 +157,11 @@
           <w:szCs w:val="28"/>
         </w:rPr>
       </w:pPr>
-      <w:proofErr w:type="gramStart"/>
-      <w:r>
+    </w:p>
+    <w:p>
+      <w:pPr>
+        <w:spacing w:line="360" w:lineRule="auto"/>
+        <w:ind w:left="720" w:hanging="720"/>
         <w:rPr>
           <w:rFonts w:ascii="Times New Roman" w:hAnsi="Times New Roman" w:cs="Times New Roman"/>
           <w:b/>
@@ -169,9 +169,7 @@
           <w:sz w:val="28"/>
           <w:szCs w:val="28"/>
         </w:rPr>
-        <w:t>Nama :</w:t>
-      </w:r>
-      <w:proofErr w:type="gramEnd"/>
+      </w:pPr>
       <w:r>
         <w:rPr>
           <w:rFonts w:ascii="Times New Roman" w:hAnsi="Times New Roman" w:cs="Times New Roman"/>
@@ -180,13 +178,9 @@
           <w:sz w:val="28"/>
           <w:szCs w:val="28"/>
         </w:rPr>
-        <w:t xml:space="preserve"> ADILLA BALQIS PUTRI ANTONI</w:t>
-      </w:r>
-    </w:p>
-    <w:p>
-      <w:pPr>
-        <w:spacing w:line="360" w:lineRule="auto"/>
-        <w:ind w:left="720" w:hanging="720"/>
+        <w:t xml:space="preserve">Nama </w:t>
+      </w:r>
+      <w:r>
         <w:rPr>
           <w:rFonts w:ascii="Times New Roman" w:hAnsi="Times New Roman" w:cs="Times New Roman"/>
           <w:b/>
@@ -194,8 +188,8 @@
           <w:sz w:val="28"/>
           <w:szCs w:val="28"/>
         </w:rPr>
-      </w:pPr>
-      <w:proofErr w:type="gramStart"/>
+        <w:tab/>
+      </w:r>
       <w:r>
         <w:rPr>
           <w:rFonts w:ascii="Times New Roman" w:hAnsi="Times New Roman" w:cs="Times New Roman"/>
@@ -204,9 +198,8 @@
           <w:sz w:val="28"/>
           <w:szCs w:val="28"/>
         </w:rPr>
-        <w:t>NIM :</w:t>
-      </w:r>
-      <w:proofErr w:type="gramEnd"/>
+        <w:tab/>
+      </w:r>
       <w:r>
         <w:rPr>
           <w:rFonts w:ascii="Times New Roman" w:hAnsi="Times New Roman" w:cs="Times New Roman"/>
@@ -215,7 +208,7 @@
           <w:sz w:val="28"/>
           <w:szCs w:val="28"/>
         </w:rPr>
-        <w:t xml:space="preserve"> 25430120</w:t>
+        <w:t>: ADILLA BALQIS PUTRI ANTONI</w:t>
       </w:r>
     </w:p>
     <w:p>
@@ -230,8 +223,6 @@
           <w:szCs w:val="28"/>
         </w:rPr>
       </w:pPr>
-      <w:proofErr w:type="spellStart"/>
-      <w:proofErr w:type="gramStart"/>
       <w:r>
         <w:rPr>
           <w:rFonts w:ascii="Times New Roman" w:hAnsi="Times New Roman" w:cs="Times New Roman"/>
@@ -240,9 +231,8 @@
           <w:sz w:val="28"/>
           <w:szCs w:val="28"/>
         </w:rPr>
-        <w:t>Kelas</w:t>
-      </w:r>
-      <w:proofErr w:type="spellEnd"/>
+        <w:t>N</w:t>
+      </w:r>
       <w:r>
         <w:rPr>
           <w:rFonts w:ascii="Times New Roman" w:hAnsi="Times New Roman" w:cs="Times New Roman"/>
@@ -251,9 +241,8 @@
           <w:sz w:val="28"/>
           <w:szCs w:val="28"/>
         </w:rPr>
-        <w:t xml:space="preserve"> :</w:t>
-      </w:r>
-      <w:proofErr w:type="gramEnd"/>
+        <w:t>P</w:t>
+      </w:r>
       <w:r>
         <w:rPr>
           <w:rFonts w:ascii="Times New Roman" w:hAnsi="Times New Roman" w:cs="Times New Roman"/>
@@ -262,13 +251,9 @@
           <w:sz w:val="28"/>
           <w:szCs w:val="28"/>
         </w:rPr>
-        <w:t xml:space="preserve"> B</w:t>
-      </w:r>
-    </w:p>
-    <w:p>
-      <w:pPr>
-        <w:spacing w:line="360" w:lineRule="auto"/>
-        <w:ind w:left="720" w:hanging="720"/>
+        <w:t>M</w:t>
+      </w:r>
+      <w:r>
         <w:rPr>
           <w:rFonts w:ascii="Times New Roman" w:hAnsi="Times New Roman" w:cs="Times New Roman"/>
           <w:b/>
@@ -276,7 +261,8 @@
           <w:sz w:val="28"/>
           <w:szCs w:val="28"/>
         </w:rPr>
-      </w:pPr>
+        <w:tab/>
+      </w:r>
       <w:r>
         <w:rPr>
           <w:rFonts w:ascii="Times New Roman" w:hAnsi="Times New Roman" w:cs="Times New Roman"/>
@@ -285,9 +271,8 @@
           <w:sz w:val="28"/>
           <w:szCs w:val="28"/>
         </w:rPr>
-        <w:t xml:space="preserve">Tema </w:t>
-      </w:r>
-      <w:proofErr w:type="spellStart"/>
+        <w:tab/>
+      </w:r>
       <w:proofErr w:type="gramStart"/>
       <w:r>
         <w:rPr>
@@ -297,9 +282,8 @@
           <w:sz w:val="28"/>
           <w:szCs w:val="28"/>
         </w:rPr>
-        <w:t>proyek</w:t>
-      </w:r>
-      <w:proofErr w:type="spellEnd"/>
+        <w:tab/>
+      </w:r>
       <w:r>
         <w:rPr>
           <w:rFonts w:ascii="Times New Roman" w:hAnsi="Times New Roman" w:cs="Times New Roman"/>
@@ -319,10 +303,13 @@
           <w:sz w:val="28"/>
           <w:szCs w:val="28"/>
         </w:rPr>
-        <w:t xml:space="preserve"> </w:t>
-      </w:r>
-      <w:proofErr w:type="spellStart"/>
-      <w:r>
+        <w:t xml:space="preserve"> 25430120</w:t>
+      </w:r>
+    </w:p>
+    <w:p>
+      <w:pPr>
+        <w:spacing w:line="360" w:lineRule="auto"/>
+        <w:ind w:left="720" w:hanging="720"/>
         <w:rPr>
           <w:rFonts w:ascii="Times New Roman" w:hAnsi="Times New Roman" w:cs="Times New Roman"/>
           <w:b/>
@@ -330,9 +317,8 @@
           <w:sz w:val="28"/>
           <w:szCs w:val="28"/>
         </w:rPr>
-        <w:t>Perpustakaan</w:t>
-      </w:r>
-      <w:proofErr w:type="spellEnd"/>
+      </w:pPr>
+      <w:proofErr w:type="spellStart"/>
       <w:r>
         <w:rPr>
           <w:rFonts w:ascii="Times New Roman" w:hAnsi="Times New Roman" w:cs="Times New Roman"/>
@@ -341,7 +327,207 @@
           <w:sz w:val="28"/>
           <w:szCs w:val="28"/>
         </w:rPr>
+        <w:t>Kelas</w:t>
+      </w:r>
+      <w:proofErr w:type="spellEnd"/>
+      <w:r>
+        <w:rPr>
+          <w:rFonts w:ascii="Times New Roman" w:hAnsi="Times New Roman" w:cs="Times New Roman"/>
+          <w:b/>
+          <w:bCs/>
+          <w:sz w:val="28"/>
+          <w:szCs w:val="28"/>
+        </w:rPr>
+        <w:tab/>
+      </w:r>
+      <w:r>
+        <w:rPr>
+          <w:rFonts w:ascii="Times New Roman" w:hAnsi="Times New Roman" w:cs="Times New Roman"/>
+          <w:b/>
+          <w:bCs/>
+          <w:sz w:val="28"/>
+          <w:szCs w:val="28"/>
+        </w:rPr>
+        <w:tab/>
+      </w:r>
+      <w:proofErr w:type="gramStart"/>
+      <w:r>
+        <w:rPr>
+          <w:rFonts w:ascii="Times New Roman" w:hAnsi="Times New Roman" w:cs="Times New Roman"/>
+          <w:b/>
+          <w:bCs/>
+          <w:sz w:val="28"/>
+          <w:szCs w:val="28"/>
+        </w:rPr>
+        <w:tab/>
+      </w:r>
+      <w:r>
+        <w:rPr>
+          <w:rFonts w:ascii="Times New Roman" w:hAnsi="Times New Roman" w:cs="Times New Roman"/>
+          <w:b/>
+          <w:bCs/>
+          <w:sz w:val="28"/>
+          <w:szCs w:val="28"/>
+        </w:rPr>
+        <w:t xml:space="preserve"> :</w:t>
+      </w:r>
+      <w:proofErr w:type="gramEnd"/>
+      <w:r>
+        <w:rPr>
+          <w:rFonts w:ascii="Times New Roman" w:hAnsi="Times New Roman" w:cs="Times New Roman"/>
+          <w:b/>
+          <w:bCs/>
+          <w:sz w:val="28"/>
+          <w:szCs w:val="28"/>
+        </w:rPr>
+        <w:t xml:space="preserve"> B</w:t>
+      </w:r>
+    </w:p>
+    <w:p>
+      <w:pPr>
+        <w:spacing w:line="360" w:lineRule="auto"/>
+        <w:ind w:left="720" w:hanging="720"/>
+        <w:rPr>
+          <w:rFonts w:ascii="Times New Roman" w:hAnsi="Times New Roman" w:cs="Times New Roman"/>
+          <w:b/>
+          <w:bCs/>
+          <w:sz w:val="28"/>
+          <w:szCs w:val="28"/>
+        </w:rPr>
+      </w:pPr>
+      <w:r>
+        <w:rPr>
+          <w:rFonts w:ascii="Times New Roman" w:hAnsi="Times New Roman" w:cs="Times New Roman"/>
+          <w:b/>
+          <w:bCs/>
+          <w:sz w:val="28"/>
+          <w:szCs w:val="28"/>
+        </w:rPr>
+        <w:t xml:space="preserve">Tema </w:t>
+      </w:r>
+      <w:proofErr w:type="spellStart"/>
+      <w:r>
+        <w:rPr>
+          <w:rFonts w:ascii="Times New Roman" w:hAnsi="Times New Roman" w:cs="Times New Roman"/>
+          <w:b/>
+          <w:bCs/>
+          <w:sz w:val="28"/>
+          <w:szCs w:val="28"/>
+        </w:rPr>
+        <w:t>proyek</w:t>
+      </w:r>
+      <w:proofErr w:type="spellEnd"/>
+      <w:r>
+        <w:rPr>
+          <w:rFonts w:ascii="Times New Roman" w:hAnsi="Times New Roman" w:cs="Times New Roman"/>
+          <w:b/>
+          <w:bCs/>
+          <w:sz w:val="28"/>
+          <w:szCs w:val="28"/>
+        </w:rPr>
+        <w:tab/>
+      </w:r>
+      <w:r>
+        <w:rPr>
+          <w:rFonts w:ascii="Times New Roman" w:hAnsi="Times New Roman" w:cs="Times New Roman"/>
+          <w:b/>
+          <w:bCs/>
+          <w:sz w:val="28"/>
+          <w:szCs w:val="28"/>
+        </w:rPr>
+        <w:t xml:space="preserve">: </w:t>
+      </w:r>
+      <w:proofErr w:type="spellStart"/>
+      <w:r>
+        <w:rPr>
+          <w:rFonts w:ascii="Times New Roman" w:hAnsi="Times New Roman" w:cs="Times New Roman"/>
+          <w:b/>
+          <w:bCs/>
+          <w:sz w:val="28"/>
+          <w:szCs w:val="28"/>
+        </w:rPr>
+        <w:t>Perpustakaan</w:t>
+      </w:r>
+      <w:proofErr w:type="spellEnd"/>
+      <w:r>
+        <w:rPr>
+          <w:rFonts w:ascii="Times New Roman" w:hAnsi="Times New Roman" w:cs="Times New Roman"/>
+          <w:b/>
+          <w:bCs/>
+          <w:sz w:val="28"/>
+          <w:szCs w:val="28"/>
+        </w:rPr>
         <w:t xml:space="preserve"> (perpus_120)</w:t>
+      </w:r>
+    </w:p>
+    <w:p>
+      <w:pPr>
+        <w:spacing w:line="360" w:lineRule="auto"/>
+        <w:ind w:left="720" w:hanging="720"/>
+        <w:rPr>
+          <w:rFonts w:ascii="Times New Roman" w:hAnsi="Times New Roman" w:cs="Times New Roman"/>
+          <w:b/>
+          <w:bCs/>
+          <w:sz w:val="28"/>
+          <w:szCs w:val="28"/>
+        </w:rPr>
+      </w:pPr>
+      <w:r>
+        <w:rPr>
+          <w:rFonts w:ascii="Times New Roman" w:hAnsi="Times New Roman" w:cs="Times New Roman"/>
+          <w:b/>
+          <w:bCs/>
+          <w:sz w:val="28"/>
+          <w:szCs w:val="28"/>
+        </w:rPr>
+        <w:t xml:space="preserve">Dosen </w:t>
+      </w:r>
+      <w:proofErr w:type="spellStart"/>
+      <w:r>
+        <w:rPr>
+          <w:rFonts w:ascii="Times New Roman" w:hAnsi="Times New Roman" w:cs="Times New Roman"/>
+          <w:b/>
+          <w:bCs/>
+          <w:sz w:val="28"/>
+          <w:szCs w:val="28"/>
+        </w:rPr>
+        <w:t>Pengampu</w:t>
+      </w:r>
+      <w:proofErr w:type="spellEnd"/>
+      <w:r>
+        <w:rPr>
+          <w:rFonts w:ascii="Times New Roman" w:hAnsi="Times New Roman" w:cs="Times New Roman"/>
+          <w:b/>
+          <w:bCs/>
+          <w:sz w:val="28"/>
+          <w:szCs w:val="28"/>
+        </w:rPr>
+        <w:tab/>
+        <w:t xml:space="preserve">: Dedi Irawan, </w:t>
+      </w:r>
+      <w:proofErr w:type="spellStart"/>
+      <w:proofErr w:type="gramStart"/>
+      <w:r>
+        <w:rPr>
+          <w:rFonts w:ascii="Times New Roman" w:hAnsi="Times New Roman" w:cs="Times New Roman"/>
+          <w:b/>
+          <w:bCs/>
+          <w:sz w:val="28"/>
+          <w:szCs w:val="28"/>
+        </w:rPr>
+        <w:t>S.Kom</w:t>
+      </w:r>
+      <w:proofErr w:type="spellEnd"/>
+      <w:proofErr w:type="gramEnd"/>
+      <w:r>
+        <w:rPr>
+          <w:rFonts w:ascii="Times New Roman" w:hAnsi="Times New Roman" w:cs="Times New Roman"/>
+          <w:b/>
+          <w:bCs/>
+          <w:sz w:val="28"/>
+          <w:szCs w:val="28"/>
+        </w:rPr>
+        <w:t>., M.T.I.</w:t>
       </w:r>
     </w:p>
     <w:p>
@@ -1337,6 +1523,7 @@
           <w:sz w:val="24"/>
           <w:szCs w:val="24"/>
         </w:rPr>
+        <w:lastRenderedPageBreak/>
         <w:t>isi</w:t>
       </w:r>
       <w:proofErr w:type="spellEnd"/>
@@ -1421,7 +1608,6 @@
           <w:sz w:val="24"/>
           <w:szCs w:val="24"/>
         </w:rPr>
-        <w:lastRenderedPageBreak/>
         <w:t xml:space="preserve">3. Langkah yang </w:t>
       </w:r>
       <w:proofErr w:type="spellStart"/>
@@ -2404,6 +2590,7 @@
           <w:sz w:val="24"/>
           <w:szCs w:val="24"/>
         </w:rPr>
+        <w:lastRenderedPageBreak/>
         <w:t xml:space="preserve">3.3 </w:t>
       </w:r>
       <w:proofErr w:type="spellStart"/>
@@ -2469,7 +2656,6 @@
           <w:sz w:val="24"/>
           <w:szCs w:val="24"/>
         </w:rPr>
-        <w:lastRenderedPageBreak/>
         <w:t xml:space="preserve">Password </w:t>
       </w:r>
       <w:proofErr w:type="spellStart"/>
@@ -3286,7 +3472,6 @@
         </w:rPr>
       </w:pPr>
       <w:r>
-        <w:lastRenderedPageBreak/>
         <w:drawing>
           <wp:anchor distT="0" distB="0" distL="114300" distR="114300" simplePos="0" relativeHeight="251662336" behindDoc="0" locked="0" layoutInCell="1" allowOverlap="1" wp14:anchorId="0C5A8F3C" wp14:editId="5327A31A">
             <wp:simplePos x="0" y="0"/>
@@ -3760,6 +3945,7 @@
           <w:sz w:val="24"/>
           <w:szCs w:val="24"/>
         </w:rPr>
+        <w:lastRenderedPageBreak/>
         <w:t xml:space="preserve">3.6 </w:t>
       </w:r>
       <w:proofErr w:type="spellStart"/>
@@ -3825,7 +4011,6 @@
           <w:sz w:val="24"/>
           <w:szCs w:val="24"/>
         </w:rPr>
-        <w:lastRenderedPageBreak/>
         <w:drawing>
           <wp:anchor distT="0" distB="0" distL="114300" distR="114300" simplePos="0" relativeHeight="251665408" behindDoc="0" locked="0" layoutInCell="1" allowOverlap="1" wp14:anchorId="6A0103CC" wp14:editId="4A274B21">
             <wp:simplePos x="0" y="0"/>
